--- a/Casos de Uso/CU-04-Bandeja_Auxiliar.docx
+++ b/Casos de Uso/CU-04-Bandeja_Auxiliar.docx
@@ -1189,7 +1189,23 @@
           <w:szCs w:val="20"/>
           <w:lang w:val="es-ES_tradnl"/>
         </w:rPr>
-        <w:t>El sistema muestra el formulario bandeja auxiliar. RN16, FA01</w:t>
+        <w:t xml:space="preserve">El sistema muestra el formulario bandeja </w:t>
+      </w:r>
+      <w:r>
+        <w:rPr>
+          <w:sz w:val="20"/>
+          <w:szCs w:val="20"/>
+          <w:lang w:val="es-ES_tradnl"/>
+        </w:rPr>
+        <w:t>inicio</w:t>
+      </w:r>
+      <w:r>
+        <w:rPr>
+          <w:sz w:val="20"/>
+          <w:szCs w:val="20"/>
+          <w:lang w:val="es-ES_tradnl"/>
+        </w:rPr>
+        <w:t>. RN16, FA01</w:t>
       </w:r>
     </w:p>
     <w:p>
@@ -1317,7 +1333,23 @@
           <w:szCs w:val="20"/>
           <w:lang w:val="es-ES_tradnl"/>
         </w:rPr>
-        <w:t>El sistema muestra el formulario detalle auxiliar. RN17</w:t>
+        <w:t xml:space="preserve">El sistema muestra el formulario detalle </w:t>
+      </w:r>
+      <w:r>
+        <w:rPr>
+          <w:sz w:val="20"/>
+          <w:szCs w:val="20"/>
+          <w:lang w:val="es-ES_tradnl"/>
+        </w:rPr>
+        <w:t>inicio</w:t>
+      </w:r>
+      <w:r>
+        <w:rPr>
+          <w:sz w:val="20"/>
+          <w:szCs w:val="20"/>
+          <w:lang w:val="es-ES_tradnl"/>
+        </w:rPr>
+        <w:t>. RN17</w:t>
       </w:r>
     </w:p>
     <w:p>
@@ -1389,7 +1421,7 @@
           <w:szCs w:val="20"/>
           <w:lang w:val="es-ES_tradnl"/>
         </w:rPr>
-        <w:t>Se habilita el botón Regresar FA07 Regresar</w:t>
+        <w:t>Se habilita el botón Regresar FA07</w:t>
       </w:r>
     </w:p>
     <w:p>
@@ -1972,6 +2004,14 @@
         </w:rPr>
         <w:t>El Auxiliar selecciona “Aceptar” sin ampliación. FA03</w:t>
       </w:r>
+      <w:r>
+        <w:rPr>
+          <w:sz w:val="20"/>
+          <w:szCs w:val="20"/>
+          <w:lang w:val="es-ES_tradnl"/>
+        </w:rPr>
+        <w:t>, FA10</w:t>
+      </w:r>
     </w:p>
     <w:p>
       <w:pPr>
@@ -2936,6 +2976,132 @@
           <w:lang w:val="es-ES_tradnl"/>
         </w:rPr>
         <w:t>El sistema muestra la pantalla de inicio.</w:t>
+      </w:r>
+    </w:p>
+    <w:p>
+      <w:pPr>
+        <w:pStyle w:val="NormalWeb"/>
+        <w:spacing w:before="0" w:beforeAutospacing="0" w:after="0" w:afterAutospacing="0" w:line="360" w:lineRule="auto"/>
+        <w:ind w:left="357" w:right="301"/>
+        <w:rPr>
+          <w:b/>
+          <w:bCs/>
+          <w:sz w:val="20"/>
+          <w:szCs w:val="20"/>
+          <w:lang w:val="es-ES_tradnl"/>
+        </w:rPr>
+      </w:pPr>
+      <w:r>
+        <w:rPr>
+          <w:b/>
+          <w:bCs/>
+          <w:sz w:val="20"/>
+          <w:szCs w:val="20"/>
+          <w:lang w:val="es-ES_tradnl"/>
+        </w:rPr>
+        <w:t>FA</w:t>
+      </w:r>
+      <w:r>
+        <w:rPr>
+          <w:b/>
+          <w:bCs/>
+          <w:sz w:val="20"/>
+          <w:szCs w:val="20"/>
+          <w:lang w:val="es-ES_tradnl"/>
+        </w:rPr>
+        <w:t>10</w:t>
+      </w:r>
+      <w:r>
+        <w:rPr>
+          <w:b/>
+          <w:bCs/>
+          <w:sz w:val="20"/>
+          <w:szCs w:val="20"/>
+          <w:lang w:val="es-ES_tradnl"/>
+        </w:rPr>
+        <w:t xml:space="preserve"> </w:t>
+      </w:r>
+      <w:r>
+        <w:rPr>
+          <w:b/>
+          <w:bCs/>
+          <w:sz w:val="20"/>
+          <w:szCs w:val="20"/>
+          <w:lang w:val="es-ES_tradnl"/>
+        </w:rPr>
+        <w:t>Campos Obligatorios</w:t>
+      </w:r>
+    </w:p>
+    <w:p>
+      <w:pPr>
+        <w:pStyle w:val="NormalWeb"/>
+        <w:numPr>
+          <w:ilvl w:val="0"/>
+          <w:numId w:val="21"/>
+        </w:numPr>
+        <w:spacing w:before="0" w:beforeAutospacing="0" w:after="0" w:afterAutospacing="0" w:line="360" w:lineRule="auto"/>
+        <w:ind w:right="301"/>
+        <w:rPr>
+          <w:sz w:val="20"/>
+          <w:szCs w:val="20"/>
+          <w:lang w:val="es-ES_tradnl"/>
+        </w:rPr>
+      </w:pPr>
+      <w:r>
+        <w:rPr>
+          <w:sz w:val="20"/>
+          <w:szCs w:val="20"/>
+          <w:lang w:val="es-ES_tradnl"/>
+        </w:rPr>
+        <w:t>El sistema valida que los campos obligatorios hayan sido llenados.</w:t>
+      </w:r>
+    </w:p>
+    <w:p>
+      <w:pPr>
+        <w:pStyle w:val="NormalWeb"/>
+        <w:numPr>
+          <w:ilvl w:val="0"/>
+          <w:numId w:val="21"/>
+        </w:numPr>
+        <w:spacing w:before="0" w:beforeAutospacing="0" w:after="0" w:afterAutospacing="0" w:line="360" w:lineRule="auto"/>
+        <w:ind w:right="301"/>
+        <w:rPr>
+          <w:sz w:val="20"/>
+          <w:szCs w:val="20"/>
+          <w:lang w:val="es-ES_tradnl"/>
+        </w:rPr>
+      </w:pPr>
+      <w:r>
+        <w:rPr>
+          <w:sz w:val="20"/>
+          <w:szCs w:val="20"/>
+          <w:lang w:val="es-ES_tradnl"/>
+        </w:rPr>
+        <w:t>El sistema despliega el mensaje de error. AN02 # 7</w:t>
+      </w:r>
+    </w:p>
+    <w:p>
+      <w:pPr>
+        <w:pStyle w:val="NormalWeb"/>
+        <w:numPr>
+          <w:ilvl w:val="0"/>
+          <w:numId w:val="21"/>
+        </w:numPr>
+        <w:spacing w:before="0" w:beforeAutospacing="0" w:after="0" w:afterAutospacing="0" w:line="360" w:lineRule="auto"/>
+        <w:ind w:right="301"/>
+        <w:rPr>
+          <w:sz w:val="20"/>
+          <w:szCs w:val="20"/>
+          <w:lang w:val="es-ES_tradnl"/>
+        </w:rPr>
+      </w:pPr>
+      <w:r>
+        <w:rPr>
+          <w:sz w:val="20"/>
+          <w:szCs w:val="20"/>
+          <w:lang w:val="es-ES_tradnl"/>
+        </w:rPr>
+        <w:t>El sistema permanece en el formulario.</w:t>
       </w:r>
     </w:p>
     <w:p>
@@ -2971,6 +3137,134 @@
         <w:pStyle w:val="NormalWeb"/>
         <w:numPr>
           <w:ilvl w:val="0"/>
+          <w:numId w:val="22"/>
+        </w:numPr>
+        <w:spacing w:before="0" w:beforeAutospacing="0" w:after="0" w:afterAutospacing="0" w:line="360" w:lineRule="auto"/>
+        <w:ind w:right="301"/>
+        <w:rPr>
+          <w:sz w:val="20"/>
+          <w:szCs w:val="20"/>
+          <w:lang w:val="es-ES_tradnl"/>
+        </w:rPr>
+      </w:pPr>
+      <w:r>
+        <w:rPr>
+          <w:sz w:val="20"/>
+          <w:szCs w:val="20"/>
+          <w:lang w:val="es-ES_tradnl"/>
+        </w:rPr>
+        <w:t>El caso queda en estado En Atención, asignado a un Técnico, cuando el Auxiliar lo acepta.</w:t>
+      </w:r>
+    </w:p>
+    <w:p>
+      <w:pPr>
+        <w:pStyle w:val="NormalWeb"/>
+        <w:numPr>
+          <w:ilvl w:val="0"/>
+          <w:numId w:val="22"/>
+        </w:numPr>
+        <w:spacing w:before="0" w:beforeAutospacing="0" w:after="0" w:afterAutospacing="0" w:line="360" w:lineRule="auto"/>
+        <w:ind w:right="301"/>
+        <w:rPr>
+          <w:sz w:val="20"/>
+          <w:szCs w:val="20"/>
+          <w:lang w:val="es-ES_tradnl"/>
+        </w:rPr>
+      </w:pPr>
+      <w:r>
+        <w:rPr>
+          <w:sz w:val="20"/>
+          <w:szCs w:val="20"/>
+          <w:lang w:val="es-ES_tradnl"/>
+        </w:rPr>
+        <w:t>El caso queda en estado Pendiente de Aprobación de Rechazo, a la espera del Supervisor, cuando el Auxiliar lo rechaza</w:t>
+      </w:r>
+      <w:r>
+        <w:rPr>
+          <w:sz w:val="20"/>
+          <w:szCs w:val="20"/>
+          <w:lang w:val="es-ES_tradnl"/>
+        </w:rPr>
+        <w:t xml:space="preserve"> sin solicitar ampliación</w:t>
+      </w:r>
+      <w:r>
+        <w:rPr>
+          <w:sz w:val="20"/>
+          <w:szCs w:val="20"/>
+          <w:lang w:val="es-ES_tradnl"/>
+        </w:rPr>
+        <w:t>.</w:t>
+      </w:r>
+    </w:p>
+    <w:p>
+      <w:pPr>
+        <w:pStyle w:val="NormalWeb"/>
+        <w:numPr>
+          <w:ilvl w:val="0"/>
+          <w:numId w:val="22"/>
+        </w:numPr>
+        <w:spacing w:before="0" w:beforeAutospacing="0" w:after="0" w:afterAutospacing="0" w:line="360" w:lineRule="auto"/>
+        <w:ind w:right="301"/>
+        <w:rPr>
+          <w:sz w:val="20"/>
+          <w:szCs w:val="20"/>
+          <w:lang w:val="es-ES_tradnl"/>
+        </w:rPr>
+      </w:pPr>
+      <w:r>
+        <w:rPr>
+          <w:sz w:val="20"/>
+          <w:szCs w:val="20"/>
+          <w:lang w:val="es-ES_tradnl"/>
+        </w:rPr>
+        <w:t xml:space="preserve">Cuando el rechazo </w:t>
+      </w:r>
+      <w:r>
+        <w:rPr>
+          <w:sz w:val="20"/>
+          <w:szCs w:val="20"/>
+          <w:lang w:val="es-ES_tradnl"/>
+        </w:rPr>
+        <w:t>solicita ampliación</w:t>
+      </w:r>
+      <w:r>
+        <w:rPr>
+          <w:sz w:val="20"/>
+          <w:szCs w:val="20"/>
+          <w:lang w:val="es-ES_tradnl"/>
+        </w:rPr>
+        <w:t>, el ciudadano recibe una notificación por correo con las instrucciones correspondientes.</w:t>
+      </w:r>
+    </w:p>
+    <w:p>
+      <w:pPr>
+        <w:pStyle w:val="NormalWeb"/>
+        <w:numPr>
+          <w:ilvl w:val="0"/>
+          <w:numId w:val="22"/>
+        </w:numPr>
+        <w:spacing w:before="0" w:beforeAutospacing="0" w:after="0" w:afterAutospacing="0" w:line="360" w:lineRule="auto"/>
+        <w:ind w:right="301"/>
+        <w:rPr>
+          <w:sz w:val="20"/>
+          <w:szCs w:val="20"/>
+          <w:lang w:val="es-ES_tradnl"/>
+        </w:rPr>
+      </w:pPr>
+      <w:r>
+        <w:rPr>
+          <w:sz w:val="20"/>
+          <w:szCs w:val="20"/>
+          <w:lang w:val="es-ES_tradnl"/>
+        </w:rPr>
+        <w:t>4. El sistema registra en bitácora la decisión tomada por el Auxiliar.</w:t>
+      </w:r>
+    </w:p>
+    <w:p>
+      <w:pPr>
+        <w:pStyle w:val="NormalWeb"/>
+        <w:numPr>
+          <w:ilvl w:val="0"/>
           <w:numId w:val="7"/>
         </w:numPr>
         <w:spacing w:line="360" w:lineRule="auto"/>
@@ -3012,6 +3306,54 @@
           <w:lang w:val="es-ES_tradnl"/>
         </w:rPr>
         <w:t>Funcionales</w:t>
+      </w:r>
+    </w:p>
+    <w:p>
+      <w:pPr>
+        <w:pStyle w:val="NormalWeb"/>
+        <w:numPr>
+          <w:ilvl w:val="0"/>
+          <w:numId w:val="23"/>
+        </w:numPr>
+        <w:spacing w:before="0" w:beforeAutospacing="0" w:after="0" w:afterAutospacing="0" w:line="360" w:lineRule="auto"/>
+        <w:ind w:right="301"/>
+        <w:rPr>
+          <w:sz w:val="20"/>
+          <w:szCs w:val="20"/>
+          <w:lang w:val="es-ES_tradnl"/>
+        </w:rPr>
+      </w:pPr>
+      <w:r>
+        <w:rPr>
+          <w:sz w:val="20"/>
+          <w:szCs w:val="20"/>
+          <w:lang w:val="es-ES_tradnl"/>
+        </w:rPr>
+        <w:t>El formulario deberá utilizar conexión segura HTTPS.</w:t>
+      </w:r>
+    </w:p>
+    <w:p>
+      <w:pPr>
+        <w:pStyle w:val="NormalWeb"/>
+        <w:numPr>
+          <w:ilvl w:val="0"/>
+          <w:numId w:val="23"/>
+        </w:numPr>
+        <w:spacing w:before="0" w:beforeAutospacing="0" w:after="0" w:afterAutospacing="0" w:line="360" w:lineRule="auto"/>
+        <w:ind w:right="301"/>
+        <w:rPr>
+          <w:sz w:val="20"/>
+          <w:szCs w:val="20"/>
+          <w:lang w:val="es-ES_tradnl"/>
+        </w:rPr>
+      </w:pPr>
+      <w:r>
+        <w:rPr>
+          <w:sz w:val="20"/>
+          <w:szCs w:val="20"/>
+          <w:lang w:val="es-ES_tradnl"/>
+        </w:rPr>
+        <w:t>El sistema deberá registrar en bitácora cada decisión de revisión.</w:t>
       </w:r>
     </w:p>
     <w:p>
@@ -3836,6 +4178,95 @@
     </w:lvl>
   </w:abstractNum>
   <w:abstractNum w:abstractNumId="5" w15:restartNumberingAfterBreak="0">
+    <w:nsid w:val="1C4F3182"/>
+    <w:multiLevelType w:val="hybridMultilevel"/>
+    <w:tmpl w:val="02BE9A90"/>
+    <w:lvl w:ilvl="0" w:tplc="FFFFFFFF">
+      <w:start w:val="1"/>
+      <w:numFmt w:val="decimal"/>
+      <w:lvlText w:val="%1."/>
+      <w:lvlJc w:val="left"/>
+      <w:pPr>
+        <w:ind w:left="1068" w:hanging="360"/>
+      </w:pPr>
+      <w:rPr>
+        <w:rFonts w:hint="default"/>
+      </w:rPr>
+    </w:lvl>
+    <w:lvl w:ilvl="1" w:tplc="FFFFFFFF">
+      <w:start w:val="1"/>
+      <w:numFmt w:val="lowerLetter"/>
+      <w:lvlText w:val="%2."/>
+      <w:lvlJc w:val="left"/>
+      <w:pPr>
+        <w:ind w:left="1440" w:hanging="360"/>
+      </w:pPr>
+    </w:lvl>
+    <w:lvl w:ilvl="2" w:tplc="FFFFFFFF" w:tentative="1">
+      <w:start w:val="1"/>
+      <w:numFmt w:val="lowerRoman"/>
+      <w:lvlText w:val="%3."/>
+      <w:lvlJc w:val="right"/>
+      <w:pPr>
+        <w:ind w:left="2160" w:hanging="180"/>
+      </w:pPr>
+    </w:lvl>
+    <w:lvl w:ilvl="3" w:tplc="FFFFFFFF" w:tentative="1">
+      <w:start w:val="1"/>
+      <w:numFmt w:val="decimal"/>
+      <w:lvlText w:val="%4."/>
+      <w:lvlJc w:val="left"/>
+      <w:pPr>
+        <w:ind w:left="2880" w:hanging="360"/>
+      </w:pPr>
+    </w:lvl>
+    <w:lvl w:ilvl="4" w:tplc="FFFFFFFF" w:tentative="1">
+      <w:start w:val="1"/>
+      <w:numFmt w:val="lowerLetter"/>
+      <w:lvlText w:val="%5."/>
+      <w:lvlJc w:val="left"/>
+      <w:pPr>
+        <w:ind w:left="3600" w:hanging="360"/>
+      </w:pPr>
+    </w:lvl>
+    <w:lvl w:ilvl="5" w:tplc="FFFFFFFF" w:tentative="1">
+      <w:start w:val="1"/>
+      <w:numFmt w:val="lowerRoman"/>
+      <w:lvlText w:val="%6."/>
+      <w:lvlJc w:val="right"/>
+      <w:pPr>
+        <w:ind w:left="4320" w:hanging="180"/>
+      </w:pPr>
+    </w:lvl>
+    <w:lvl w:ilvl="6" w:tplc="FFFFFFFF" w:tentative="1">
+      <w:start w:val="1"/>
+      <w:numFmt w:val="decimal"/>
+      <w:lvlText w:val="%7."/>
+      <w:lvlJc w:val="left"/>
+      <w:pPr>
+        <w:ind w:left="5040" w:hanging="360"/>
+      </w:pPr>
+    </w:lvl>
+    <w:lvl w:ilvl="7" w:tplc="FFFFFFFF" w:tentative="1">
+      <w:start w:val="1"/>
+      <w:numFmt w:val="lowerLetter"/>
+      <w:lvlText w:val="%8."/>
+      <w:lvlJc w:val="left"/>
+      <w:pPr>
+        <w:ind w:left="5760" w:hanging="360"/>
+      </w:pPr>
+    </w:lvl>
+    <w:lvl w:ilvl="8" w:tplc="FFFFFFFF" w:tentative="1">
+      <w:start w:val="1"/>
+      <w:numFmt w:val="lowerRoman"/>
+      <w:lvlText w:val="%9."/>
+      <w:lvlJc w:val="right"/>
+      <w:pPr>
+        <w:ind w:left="6480" w:hanging="180"/>
+      </w:pPr>
+    </w:lvl>
+  </w:abstractNum>
+  <w:abstractNum w:abstractNumId="6" w15:restartNumberingAfterBreak="0">
     <w:nsid w:val="1F390D10"/>
     <w:multiLevelType w:val="singleLevel"/>
     <w:tmpl w:val="4D90F492"/>
@@ -3850,7 +4281,7 @@
       </w:pPr>
     </w:lvl>
   </w:abstractNum>
-  <w:abstractNum w:abstractNumId="6" w15:restartNumberingAfterBreak="0">
+  <w:abstractNum w:abstractNumId="7" w15:restartNumberingAfterBreak="0">
     <w:nsid w:val="2EAD69B2"/>
     <w:multiLevelType w:val="singleLevel"/>
     <w:tmpl w:val="4D90F492"/>
@@ -3865,7 +4296,7 @@
       </w:pPr>
     </w:lvl>
   </w:abstractNum>
-  <w:abstractNum w:abstractNumId="7" w15:restartNumberingAfterBreak="0">
+  <w:abstractNum w:abstractNumId="8" w15:restartNumberingAfterBreak="0">
     <w:nsid w:val="3173340E"/>
     <w:multiLevelType w:val="hybridMultilevel"/>
     <w:tmpl w:val="96A4A986"/>
@@ -3954,7 +4385,96 @@
       </w:pPr>
     </w:lvl>
   </w:abstractNum>
-  <w:abstractNum w:abstractNumId="8" w15:restartNumberingAfterBreak="0">
+  <w:abstractNum w:abstractNumId="9" w15:restartNumberingAfterBreak="0">
+    <w:nsid w:val="397A2EA9"/>
+    <w:multiLevelType w:val="hybridMultilevel"/>
+    <w:tmpl w:val="02BE9A90"/>
+    <w:lvl w:ilvl="0" w:tplc="FFFFFFFF">
+      <w:start w:val="1"/>
+      <w:numFmt w:val="decimal"/>
+      <w:lvlText w:val="%1."/>
+      <w:lvlJc w:val="left"/>
+      <w:pPr>
+        <w:ind w:left="1068" w:hanging="360"/>
+      </w:pPr>
+      <w:rPr>
+        <w:rFonts w:hint="default"/>
+      </w:rPr>
+    </w:lvl>
+    <w:lvl w:ilvl="1" w:tplc="FFFFFFFF">
+      <w:start w:val="1"/>
+      <w:numFmt w:val="lowerLetter"/>
+      <w:lvlText w:val="%2."/>
+      <w:lvlJc w:val="left"/>
+      <w:pPr>
+        <w:ind w:left="1440" w:hanging="360"/>
+      </w:pPr>
+    </w:lvl>
+    <w:lvl w:ilvl="2" w:tplc="FFFFFFFF" w:tentative="1">
+      <w:start w:val="1"/>
+      <w:numFmt w:val="lowerRoman"/>
+      <w:lvlText w:val="%3."/>
+      <w:lvlJc w:val="right"/>
+      <w:pPr>
+        <w:ind w:left="2160" w:hanging="180"/>
+      </w:pPr>
+    </w:lvl>
+    <w:lvl w:ilvl="3" w:tplc="FFFFFFFF" w:tentative="1">
+      <w:start w:val="1"/>
+      <w:numFmt w:val="decimal"/>
+      <w:lvlText w:val="%4."/>
+      <w:lvlJc w:val="left"/>
+      <w:pPr>
+        <w:ind w:left="2880" w:hanging="360"/>
+      </w:pPr>
+    </w:lvl>
+    <w:lvl w:ilvl="4" w:tplc="FFFFFFFF" w:tentative="1">
+      <w:start w:val="1"/>
+      <w:numFmt w:val="lowerLetter"/>
+      <w:lvlText w:val="%5."/>
+      <w:lvlJc w:val="left"/>
+      <w:pPr>
+        <w:ind w:left="3600" w:hanging="360"/>
+      </w:pPr>
+    </w:lvl>
+    <w:lvl w:ilvl="5" w:tplc="FFFFFFFF" w:tentative="1">
+      <w:start w:val="1"/>
+      <w:numFmt w:val="lowerRoman"/>
+      <w:lvlText w:val="%6."/>
+      <w:lvlJc w:val="right"/>
+      <w:pPr>
+        <w:ind w:left="4320" w:hanging="180"/>
+      </w:pPr>
+    </w:lvl>
+    <w:lvl w:ilvl="6" w:tplc="FFFFFFFF" w:tentative="1">
+      <w:start w:val="1"/>
+      <w:numFmt w:val="decimal"/>
+      <w:lvlText w:val="%7."/>
+      <w:lvlJc w:val="left"/>
+      <w:pPr>
+        <w:ind w:left="5040" w:hanging="360"/>
+      </w:pPr>
+    </w:lvl>
+    <w:lvl w:ilvl="7" w:tplc="FFFFFFFF" w:tentative="1">
+      <w:start w:val="1"/>
+      <w:numFmt w:val="lowerLetter"/>
+      <w:lvlText w:val="%8."/>
+      <w:lvlJc w:val="left"/>
+      <w:pPr>
+        <w:ind w:left="5760" w:hanging="360"/>
+      </w:pPr>
+    </w:lvl>
+    <w:lvl w:ilvl="8" w:tplc="FFFFFFFF" w:tentative="1">
+      <w:start w:val="1"/>
+      <w:numFmt w:val="lowerRoman"/>
+      <w:lvlText w:val="%9."/>
+      <w:lvlJc w:val="right"/>
+      <w:pPr>
+        <w:ind w:left="6480" w:hanging="180"/>
+      </w:pPr>
+    </w:lvl>
+  </w:abstractNum>
+  <w:abstractNum w:abstractNumId="10" w15:restartNumberingAfterBreak="0">
     <w:nsid w:val="3D441E1C"/>
     <w:multiLevelType w:val="multilevel"/>
     <w:tmpl w:val="0409001F"/>
@@ -4043,7 +4563,7 @@
       </w:pPr>
     </w:lvl>
   </w:abstractNum>
-  <w:abstractNum w:abstractNumId="9" w15:restartNumberingAfterBreak="0">
+  <w:abstractNum w:abstractNumId="11" w15:restartNumberingAfterBreak="0">
     <w:nsid w:val="468E7701"/>
     <w:multiLevelType w:val="multilevel"/>
     <w:tmpl w:val="85A0DEC6"/>
@@ -4192,7 +4712,7 @@
       </w:rPr>
     </w:lvl>
   </w:abstractNum>
-  <w:abstractNum w:abstractNumId="10" w15:restartNumberingAfterBreak="0">
+  <w:abstractNum w:abstractNumId="12" w15:restartNumberingAfterBreak="0">
     <w:nsid w:val="4E6303D2"/>
     <w:multiLevelType w:val="hybridMultilevel"/>
     <w:tmpl w:val="B3D80B02"/>
@@ -4281,7 +4801,7 @@
       </w:pPr>
     </w:lvl>
   </w:abstractNum>
-  <w:abstractNum w:abstractNumId="11" w15:restartNumberingAfterBreak="0">
+  <w:abstractNum w:abstractNumId="13" w15:restartNumberingAfterBreak="0">
     <w:nsid w:val="4F3563D7"/>
     <w:multiLevelType w:val="hybridMultilevel"/>
     <w:tmpl w:val="02BE9A90"/>
@@ -4370,7 +4890,96 @@
       </w:pPr>
     </w:lvl>
   </w:abstractNum>
-  <w:abstractNum w:abstractNumId="12" w15:restartNumberingAfterBreak="0">
+  <w:abstractNum w:abstractNumId="14" w15:restartNumberingAfterBreak="0">
+    <w:nsid w:val="57F171A6"/>
+    <w:multiLevelType w:val="hybridMultilevel"/>
+    <w:tmpl w:val="02BE9A90"/>
+    <w:lvl w:ilvl="0" w:tplc="FFFFFFFF">
+      <w:start w:val="1"/>
+      <w:numFmt w:val="decimal"/>
+      <w:lvlText w:val="%1."/>
+      <w:lvlJc w:val="left"/>
+      <w:pPr>
+        <w:ind w:left="1068" w:hanging="360"/>
+      </w:pPr>
+      <w:rPr>
+        <w:rFonts w:hint="default"/>
+      </w:rPr>
+    </w:lvl>
+    <w:lvl w:ilvl="1" w:tplc="FFFFFFFF">
+      <w:start w:val="1"/>
+      <w:numFmt w:val="lowerLetter"/>
+      <w:lvlText w:val="%2."/>
+      <w:lvlJc w:val="left"/>
+      <w:pPr>
+        <w:ind w:left="1440" w:hanging="360"/>
+      </w:pPr>
+    </w:lvl>
+    <w:lvl w:ilvl="2" w:tplc="FFFFFFFF" w:tentative="1">
+      <w:start w:val="1"/>
+      <w:numFmt w:val="lowerRoman"/>
+      <w:lvlText w:val="%3."/>
+      <w:lvlJc w:val="right"/>
+      <w:pPr>
+        <w:ind w:left="2160" w:hanging="180"/>
+      </w:pPr>
+    </w:lvl>
+    <w:lvl w:ilvl="3" w:tplc="FFFFFFFF" w:tentative="1">
+      <w:start w:val="1"/>
+      <w:numFmt w:val="decimal"/>
+      <w:lvlText w:val="%4."/>
+      <w:lvlJc w:val="left"/>
+      <w:pPr>
+        <w:ind w:left="2880" w:hanging="360"/>
+      </w:pPr>
+    </w:lvl>
+    <w:lvl w:ilvl="4" w:tplc="FFFFFFFF" w:tentative="1">
+      <w:start w:val="1"/>
+      <w:numFmt w:val="lowerLetter"/>
+      <w:lvlText w:val="%5."/>
+      <w:lvlJc w:val="left"/>
+      <w:pPr>
+        <w:ind w:left="3600" w:hanging="360"/>
+      </w:pPr>
+    </w:lvl>
+    <w:lvl w:ilvl="5" w:tplc="FFFFFFFF" w:tentative="1">
+      <w:start w:val="1"/>
+      <w:numFmt w:val="lowerRoman"/>
+      <w:lvlText w:val="%6."/>
+      <w:lvlJc w:val="right"/>
+      <w:pPr>
+        <w:ind w:left="4320" w:hanging="180"/>
+      </w:pPr>
+    </w:lvl>
+    <w:lvl w:ilvl="6" w:tplc="FFFFFFFF" w:tentative="1">
+      <w:start w:val="1"/>
+      <w:numFmt w:val="decimal"/>
+      <w:lvlText w:val="%7."/>
+      <w:lvlJc w:val="left"/>
+      <w:pPr>
+        <w:ind w:left="5040" w:hanging="360"/>
+      </w:pPr>
+    </w:lvl>
+    <w:lvl w:ilvl="7" w:tplc="FFFFFFFF" w:tentative="1">
+      <w:start w:val="1"/>
+      <w:numFmt w:val="lowerLetter"/>
+      <w:lvlText w:val="%8."/>
+      <w:lvlJc w:val="left"/>
+      <w:pPr>
+        <w:ind w:left="5760" w:hanging="360"/>
+      </w:pPr>
+    </w:lvl>
+    <w:lvl w:ilvl="8" w:tplc="FFFFFFFF" w:tentative="1">
+      <w:start w:val="1"/>
+      <w:numFmt w:val="lowerRoman"/>
+      <w:lvlText w:val="%9."/>
+      <w:lvlJc w:val="right"/>
+      <w:pPr>
+        <w:ind w:left="6480" w:hanging="180"/>
+      </w:pPr>
+    </w:lvl>
+  </w:abstractNum>
+  <w:abstractNum w:abstractNumId="15" w15:restartNumberingAfterBreak="0">
     <w:nsid w:val="5E052125"/>
     <w:multiLevelType w:val="hybridMultilevel"/>
     <w:tmpl w:val="A0B60B14"/>
@@ -4459,7 +5068,7 @@
       </w:pPr>
     </w:lvl>
   </w:abstractNum>
-  <w:abstractNum w:abstractNumId="13" w15:restartNumberingAfterBreak="0">
+  <w:abstractNum w:abstractNumId="16" w15:restartNumberingAfterBreak="0">
     <w:nsid w:val="6E9509F6"/>
     <w:multiLevelType w:val="hybridMultilevel"/>
     <w:tmpl w:val="C4707E64"/>
@@ -4548,7 +5157,7 @@
       </w:pPr>
     </w:lvl>
   </w:abstractNum>
-  <w:abstractNum w:abstractNumId="14" w15:restartNumberingAfterBreak="0">
+  <w:abstractNum w:abstractNumId="17" w15:restartNumberingAfterBreak="0">
     <w:nsid w:val="78826632"/>
     <w:multiLevelType w:val="hybridMultilevel"/>
     <w:tmpl w:val="8D6E33C2"/>
@@ -4637,7 +5246,7 @@
       </w:pPr>
     </w:lvl>
   </w:abstractNum>
-  <w:abstractNum w:abstractNumId="15" w15:restartNumberingAfterBreak="0">
+  <w:abstractNum w:abstractNumId="18" w15:restartNumberingAfterBreak="0">
     <w:nsid w:val="794F22B7"/>
     <w:multiLevelType w:val="hybridMultilevel"/>
     <w:tmpl w:val="41DCEF7A"/>
@@ -4729,7 +5338,7 @@
       </w:pPr>
     </w:lvl>
   </w:abstractNum>
-  <w:abstractNum w:abstractNumId="16" w15:restartNumberingAfterBreak="0">
+  <w:abstractNum w:abstractNumId="19" w15:restartNumberingAfterBreak="0">
     <w:nsid w:val="7A352756"/>
     <w:multiLevelType w:val="hybridMultilevel"/>
     <w:tmpl w:val="99F6E5C4"/>
@@ -4815,7 +5424,96 @@
       </w:pPr>
     </w:lvl>
   </w:abstractNum>
-  <w:abstractNum w:abstractNumId="17" w15:restartNumberingAfterBreak="0">
+  <w:abstractNum w:abstractNumId="20" w15:restartNumberingAfterBreak="0">
+    <w:nsid w:val="7B7D3D1E"/>
+    <w:multiLevelType w:val="hybridMultilevel"/>
+    <w:tmpl w:val="02BE9A90"/>
+    <w:lvl w:ilvl="0" w:tplc="FFFFFFFF">
+      <w:start w:val="1"/>
+      <w:numFmt w:val="decimal"/>
+      <w:lvlText w:val="%1."/>
+      <w:lvlJc w:val="left"/>
+      <w:pPr>
+        <w:ind w:left="1068" w:hanging="360"/>
+      </w:pPr>
+      <w:rPr>
+        <w:rFonts w:hint="default"/>
+      </w:rPr>
+    </w:lvl>
+    <w:lvl w:ilvl="1" w:tplc="FFFFFFFF">
+      <w:start w:val="1"/>
+      <w:numFmt w:val="lowerLetter"/>
+      <w:lvlText w:val="%2."/>
+      <w:lvlJc w:val="left"/>
+      <w:pPr>
+        <w:ind w:left="1440" w:hanging="360"/>
+      </w:pPr>
+    </w:lvl>
+    <w:lvl w:ilvl="2" w:tplc="FFFFFFFF" w:tentative="1">
+      <w:start w:val="1"/>
+      <w:numFmt w:val="lowerRoman"/>
+      <w:lvlText w:val="%3."/>
+      <w:lvlJc w:val="right"/>
+      <w:pPr>
+        <w:ind w:left="2160" w:hanging="180"/>
+      </w:pPr>
+    </w:lvl>
+    <w:lvl w:ilvl="3" w:tplc="FFFFFFFF" w:tentative="1">
+      <w:start w:val="1"/>
+      <w:numFmt w:val="decimal"/>
+      <w:lvlText w:val="%4."/>
+      <w:lvlJc w:val="left"/>
+      <w:pPr>
+        <w:ind w:left="2880" w:hanging="360"/>
+      </w:pPr>
+    </w:lvl>
+    <w:lvl w:ilvl="4" w:tplc="FFFFFFFF" w:tentative="1">
+      <w:start w:val="1"/>
+      <w:numFmt w:val="lowerLetter"/>
+      <w:lvlText w:val="%5."/>
+      <w:lvlJc w:val="left"/>
+      <w:pPr>
+        <w:ind w:left="3600" w:hanging="360"/>
+      </w:pPr>
+    </w:lvl>
+    <w:lvl w:ilvl="5" w:tplc="FFFFFFFF" w:tentative="1">
+      <w:start w:val="1"/>
+      <w:numFmt w:val="lowerRoman"/>
+      <w:lvlText w:val="%6."/>
+      <w:lvlJc w:val="right"/>
+      <w:pPr>
+        <w:ind w:left="4320" w:hanging="180"/>
+      </w:pPr>
+    </w:lvl>
+    <w:lvl w:ilvl="6" w:tplc="FFFFFFFF" w:tentative="1">
+      <w:start w:val="1"/>
+      <w:numFmt w:val="decimal"/>
+      <w:lvlText w:val="%7."/>
+      <w:lvlJc w:val="left"/>
+      <w:pPr>
+        <w:ind w:left="5040" w:hanging="360"/>
+      </w:pPr>
+    </w:lvl>
+    <w:lvl w:ilvl="7" w:tplc="FFFFFFFF" w:tentative="1">
+      <w:start w:val="1"/>
+      <w:numFmt w:val="lowerLetter"/>
+      <w:lvlText w:val="%8."/>
+      <w:lvlJc w:val="left"/>
+      <w:pPr>
+        <w:ind w:left="5760" w:hanging="360"/>
+      </w:pPr>
+    </w:lvl>
+    <w:lvl w:ilvl="8" w:tplc="FFFFFFFF" w:tentative="1">
+      <w:start w:val="1"/>
+      <w:numFmt w:val="lowerRoman"/>
+      <w:lvlText w:val="%9."/>
+      <w:lvlJc w:val="right"/>
+      <w:pPr>
+        <w:ind w:left="6480" w:hanging="180"/>
+      </w:pPr>
+    </w:lvl>
+  </w:abstractNum>
+  <w:abstractNum w:abstractNumId="21" w15:restartNumberingAfterBreak="0">
     <w:nsid w:val="7BCC0707"/>
     <w:multiLevelType w:val="hybridMultilevel"/>
     <w:tmpl w:val="1FD20C20"/>
@@ -4904,7 +5602,7 @@
       </w:pPr>
     </w:lvl>
   </w:abstractNum>
-  <w:abstractNum w:abstractNumId="18" w15:restartNumberingAfterBreak="0">
+  <w:abstractNum w:abstractNumId="22" w15:restartNumberingAfterBreak="0">
     <w:nsid w:val="7D8A5B06"/>
     <w:multiLevelType w:val="hybridMultilevel"/>
     <w:tmpl w:val="60F637A6"/>
@@ -4994,7 +5692,7 @@
     </w:lvl>
   </w:abstractNum>
   <w:num w:numId="1" w16cid:durableId="384918460">
-    <w:abstractNumId w:val="9"/>
+    <w:abstractNumId w:val="11"/>
   </w:num>
   <w:num w:numId="2" w16cid:durableId="1333800662">
     <w:abstractNumId w:val="2"/>
@@ -5003,52 +5701,64 @@
     <w:abstractNumId w:val="1"/>
   </w:num>
   <w:num w:numId="4" w16cid:durableId="1179809786">
-    <w:abstractNumId w:val="8"/>
+    <w:abstractNumId w:val="10"/>
   </w:num>
   <w:num w:numId="5" w16cid:durableId="2046248907">
-    <w:abstractNumId w:val="6"/>
+    <w:abstractNumId w:val="7"/>
   </w:num>
   <w:num w:numId="6" w16cid:durableId="1851681700">
-    <w:abstractNumId w:val="5"/>
+    <w:abstractNumId w:val="6"/>
   </w:num>
   <w:num w:numId="7" w16cid:durableId="1327127833">
     <w:abstractNumId w:val="4"/>
   </w:num>
   <w:num w:numId="8" w16cid:durableId="680012895">
+    <w:abstractNumId w:val="19"/>
+  </w:num>
+  <w:num w:numId="9" w16cid:durableId="2146462852">
+    <w:abstractNumId w:val="12"/>
+  </w:num>
+  <w:num w:numId="10" w16cid:durableId="1352608018">
+    <w:abstractNumId w:val="15"/>
+  </w:num>
+  <w:num w:numId="11" w16cid:durableId="3671579">
+    <w:abstractNumId w:val="18"/>
+  </w:num>
+  <w:num w:numId="12" w16cid:durableId="16778576">
+    <w:abstractNumId w:val="22"/>
+  </w:num>
+  <w:num w:numId="13" w16cid:durableId="760375188">
     <w:abstractNumId w:val="16"/>
   </w:num>
-  <w:num w:numId="9" w16cid:durableId="2146462852">
-    <w:abstractNumId w:val="10"/>
-  </w:num>
-  <w:num w:numId="10" w16cid:durableId="1352608018">
-    <w:abstractNumId w:val="12"/>
-  </w:num>
-  <w:num w:numId="11" w16cid:durableId="3671579">
-    <w:abstractNumId w:val="15"/>
-  </w:num>
-  <w:num w:numId="12" w16cid:durableId="16778576">
-    <w:abstractNumId w:val="18"/>
-  </w:num>
-  <w:num w:numId="13" w16cid:durableId="760375188">
-    <w:abstractNumId w:val="13"/>
-  </w:num>
   <w:num w:numId="14" w16cid:durableId="1206983854">
-    <w:abstractNumId w:val="17"/>
+    <w:abstractNumId w:val="21"/>
   </w:num>
   <w:num w:numId="15" w16cid:durableId="1485704189">
     <w:abstractNumId w:val="3"/>
   </w:num>
   <w:num w:numId="16" w16cid:durableId="332606624">
-    <w:abstractNumId w:val="7"/>
+    <w:abstractNumId w:val="8"/>
   </w:num>
   <w:num w:numId="17" w16cid:durableId="564536294">
-    <w:abstractNumId w:val="14"/>
+    <w:abstractNumId w:val="17"/>
   </w:num>
   <w:num w:numId="18" w16cid:durableId="1315724052">
-    <w:abstractNumId w:val="11"/>
+    <w:abstractNumId w:val="13"/>
   </w:num>
   <w:num w:numId="19" w16cid:durableId="673187625">
     <w:abstractNumId w:val="0"/>
+  </w:num>
+  <w:num w:numId="20" w16cid:durableId="366569309">
+    <w:abstractNumId w:val="5"/>
+  </w:num>
+  <w:num w:numId="21" w16cid:durableId="1218201705">
+    <w:abstractNumId w:val="9"/>
+  </w:num>
+  <w:num w:numId="22" w16cid:durableId="1585258165">
+    <w:abstractNumId w:val="20"/>
+  </w:num>
+  <w:num w:numId="23" w16cid:durableId="1210075315">
+    <w:abstractNumId w:val="14"/>
   </w:num>
 </w:numbering>
 </file>

--- a/Casos de Uso/CU-04-Bandeja_Auxiliar.docx
+++ b/Casos de Uso/CU-04-Bandeja_Auxiliar.docx
@@ -829,221 +829,1458 @@
     </w:p>
     <w:p>
       <w:pPr>
-        <w:pStyle w:val="NormalWeb"/>
+        <w:pStyle w:val="Ttulo1"/>
         <w:numPr>
           <w:ilvl w:val="0"/>
-          <w:numId w:val="7"/>
+          <w:numId w:val="24"/>
         </w:numPr>
-        <w:spacing w:line="360" w:lineRule="auto"/>
-        <w:ind w:right="300"/>
+        <w:rPr>
+          <w:sz w:val="28"/>
+          <w:szCs w:val="28"/>
+          <w:lang w:val="es-ES_tradnl"/>
+        </w:rPr>
+      </w:pPr>
+      <w:r>
+        <w:rPr>
+          <w:rFonts w:ascii="Arial" w:hAnsi="Arial" w:cs="Arial"/>
+          <w:lang w:val="es-ES_tradnl"/>
+        </w:rPr>
+        <w:br w:type="page"/>
+      </w:r>
+      <w:r>
+        <w:rPr>
+          <w:sz w:val="28"/>
+          <w:szCs w:val="28"/>
+          <w:lang w:val="es-ES_tradnl"/>
+        </w:rPr>
+        <w:lastRenderedPageBreak/>
+        <w:t>Introducción</w:t>
+      </w:r>
+    </w:p>
+    <w:p>
+      <w:pPr>
+        <w:pStyle w:val="Ttulo1"/>
+        <w:numPr>
+          <w:ilvl w:val="1"/>
+          <w:numId w:val="24"/>
+        </w:numPr>
+        <w:rPr>
+          <w:sz w:val="24"/>
+          <w:szCs w:val="24"/>
+          <w:lang w:val="es-ES_tradnl"/>
+        </w:rPr>
+      </w:pPr>
+      <w:r>
+        <w:rPr>
+          <w:sz w:val="24"/>
+          <w:szCs w:val="24"/>
+          <w:lang w:val="es-ES_tradnl"/>
+        </w:rPr>
+        <w:t>Objetivo</w:t>
+      </w:r>
+    </w:p>
+    <w:p>
+      <w:pPr>
+        <w:rPr>
+          <w:sz w:val="20"/>
+          <w:szCs w:val="20"/>
+          <w:lang w:val="es-ES_tradnl"/>
+        </w:rPr>
+      </w:pPr>
+      <w:r>
+        <w:rPr>
+          <w:sz w:val="20"/>
+          <w:szCs w:val="20"/>
+          <w:lang w:val="es-ES_tradnl"/>
+        </w:rPr>
+        <w:t>Permitir que el Auxiliar revise cada caso recién registrado, valide que la información sea correcta y suficiente, y decida si lo traslada al Técnico para su atención o lo rechaza, indicando el motivo correspondiente.</w:t>
+      </w:r>
+    </w:p>
+    <w:p>
+      <w:pPr>
+        <w:pStyle w:val="Ttulo1"/>
+        <w:numPr>
+          <w:ilvl w:val="0"/>
+          <w:numId w:val="24"/>
+        </w:numPr>
+        <w:rPr>
+          <w:sz w:val="28"/>
+          <w:szCs w:val="28"/>
+          <w:lang w:val="es-ES_tradnl"/>
+        </w:rPr>
+      </w:pPr>
+      <w:r>
+        <w:rPr>
+          <w:sz w:val="28"/>
+          <w:szCs w:val="28"/>
+          <w:lang w:val="es-ES_tradnl"/>
+        </w:rPr>
+        <w:t xml:space="preserve">Definición </w:t>
+      </w:r>
+      <w:r>
+        <w:rPr>
+          <w:sz w:val="28"/>
+          <w:szCs w:val="28"/>
+          <w:lang w:val="es-ES_tradnl"/>
+        </w:rPr>
+        <w:t>Caso de Uso</w:t>
+      </w:r>
+    </w:p>
+    <w:p>
+      <w:pPr>
+        <w:pStyle w:val="Ttulo1"/>
+        <w:numPr>
+          <w:ilvl w:val="1"/>
+          <w:numId w:val="24"/>
+        </w:numPr>
+        <w:rPr>
+          <w:sz w:val="24"/>
+          <w:szCs w:val="24"/>
+          <w:lang w:val="es-ES_tradnl"/>
+        </w:rPr>
+      </w:pPr>
+      <w:r>
+        <w:rPr>
+          <w:sz w:val="24"/>
+          <w:szCs w:val="24"/>
+          <w:lang w:val="es-ES_tradnl"/>
+        </w:rPr>
+        <w:t>Actores</w:t>
+      </w:r>
+    </w:p>
+    <w:p>
+      <w:pPr>
+        <w:numPr>
+          <w:ilvl w:val="2"/>
+          <w:numId w:val="24"/>
+        </w:numPr>
+        <w:rPr>
+          <w:sz w:val="20"/>
+          <w:szCs w:val="20"/>
+          <w:lang w:val="es-ES_tradnl"/>
+        </w:rPr>
+      </w:pPr>
+      <w:r>
+        <w:rPr>
+          <w:sz w:val="20"/>
+          <w:szCs w:val="20"/>
+          <w:lang w:val="es-ES_tradnl"/>
+        </w:rPr>
+        <w:t>Sistema web.</w:t>
+      </w:r>
+    </w:p>
+    <w:p>
+      <w:pPr>
+        <w:numPr>
+          <w:ilvl w:val="2"/>
+          <w:numId w:val="24"/>
+        </w:numPr>
+        <w:rPr>
+          <w:sz w:val="20"/>
+          <w:szCs w:val="20"/>
+          <w:lang w:val="es-ES_tradnl"/>
+        </w:rPr>
+      </w:pPr>
+      <w:r>
+        <w:rPr>
+          <w:sz w:val="20"/>
+          <w:szCs w:val="20"/>
+          <w:lang w:val="es-ES_tradnl"/>
+        </w:rPr>
+        <w:t>Usuario e</w:t>
+      </w:r>
+      <w:r>
+        <w:rPr>
+          <w:sz w:val="20"/>
+          <w:szCs w:val="20"/>
+          <w:lang w:val="es-ES_tradnl"/>
+        </w:rPr>
+        <w:t>mpleado municipal con rol de auxiliar.</w:t>
+      </w:r>
+    </w:p>
+    <w:p>
+      <w:pPr>
+        <w:pStyle w:val="Ttulo1"/>
+        <w:numPr>
+          <w:ilvl w:val="1"/>
+          <w:numId w:val="24"/>
+        </w:numPr>
+        <w:rPr>
+          <w:sz w:val="24"/>
+          <w:szCs w:val="24"/>
+          <w:lang w:val="es-ES_tradnl"/>
+        </w:rPr>
+      </w:pPr>
+      <w:r>
+        <w:rPr>
+          <w:sz w:val="24"/>
+          <w:szCs w:val="24"/>
+          <w:lang w:val="es-ES_tradnl"/>
+        </w:rPr>
+        <w:t>Precondiciones</w:t>
+      </w:r>
+    </w:p>
+    <w:p>
+      <w:pPr>
+        <w:numPr>
+          <w:ilvl w:val="2"/>
+          <w:numId w:val="24"/>
+        </w:numPr>
+        <w:rPr>
+          <w:sz w:val="20"/>
+          <w:szCs w:val="20"/>
+          <w:lang w:val="es-ES_tradnl"/>
+        </w:rPr>
+      </w:pPr>
+      <w:r>
+        <w:rPr>
+          <w:sz w:val="20"/>
+          <w:szCs w:val="20"/>
+          <w:lang w:val="es-ES_tradnl"/>
+        </w:rPr>
+        <w:t>Que el sistema se encuentre activo</w:t>
+      </w:r>
+      <w:r>
+        <w:rPr>
+          <w:sz w:val="20"/>
+          <w:szCs w:val="20"/>
+          <w:lang w:val="es-ES_tradnl"/>
+        </w:rPr>
+        <w:t>.</w:t>
+      </w:r>
+    </w:p>
+    <w:p>
+      <w:pPr>
+        <w:numPr>
+          <w:ilvl w:val="2"/>
+          <w:numId w:val="24"/>
+        </w:numPr>
+        <w:rPr>
+          <w:sz w:val="20"/>
+          <w:szCs w:val="20"/>
+          <w:lang w:val="es-ES_tradnl"/>
+        </w:rPr>
+      </w:pPr>
+      <w:r>
+        <w:rPr>
+          <w:sz w:val="20"/>
+          <w:szCs w:val="20"/>
+          <w:lang w:val="es-ES_tradnl"/>
+        </w:rPr>
+        <w:t>Que existan casos en estado Registrado.</w:t>
+      </w:r>
+    </w:p>
+    <w:p>
+      <w:pPr>
+        <w:pStyle w:val="Ttulo1"/>
+        <w:numPr>
+          <w:ilvl w:val="1"/>
+          <w:numId w:val="24"/>
+        </w:numPr>
+        <w:rPr>
+          <w:sz w:val="24"/>
+          <w:szCs w:val="24"/>
+          <w:lang w:val="es-ES_tradnl"/>
+        </w:rPr>
+      </w:pPr>
+      <w:r>
+        <w:rPr>
+          <w:sz w:val="24"/>
+          <w:szCs w:val="24"/>
+          <w:lang w:val="es-ES_tradnl"/>
+        </w:rPr>
+        <w:t xml:space="preserve">Flujo </w:t>
+      </w:r>
+      <w:r>
+        <w:rPr>
+          <w:sz w:val="24"/>
+          <w:szCs w:val="24"/>
+          <w:lang w:val="es-ES_tradnl"/>
+        </w:rPr>
+        <w:t>Normal Básico</w:t>
+      </w:r>
+    </w:p>
+    <w:p>
+      <w:pPr>
+        <w:numPr>
+          <w:ilvl w:val="0"/>
+          <w:numId w:val="26"/>
+        </w:numPr>
+        <w:rPr>
+          <w:sz w:val="20"/>
+          <w:szCs w:val="20"/>
+          <w:lang w:val="es-ES_tradnl"/>
+        </w:rPr>
+      </w:pPr>
+      <w:r>
+        <w:rPr>
+          <w:sz w:val="20"/>
+          <w:szCs w:val="20"/>
+          <w:lang w:val="es-ES_tradnl"/>
+        </w:rPr>
+        <w:t xml:space="preserve">El </w:t>
+      </w:r>
+      <w:r>
+        <w:rPr>
+          <w:sz w:val="20"/>
+          <w:szCs w:val="20"/>
+          <w:lang w:val="es-ES_tradnl"/>
+        </w:rPr>
+        <w:t xml:space="preserve">usuario inicia sesión. </w:t>
+      </w:r>
+      <w:r>
         <w:rPr>
           <w:b/>
           <w:bCs/>
-          <w:sz w:val="27"/>
-          <w:szCs w:val="27"/>
-          <w:lang w:val="es-ES_tradnl"/>
-        </w:rPr>
-      </w:pPr>
-      <w:r>
-        <w:rPr>
-          <w:rFonts w:ascii="Arial" w:hAnsi="Arial" w:cs="Arial"/>
+          <w:sz w:val="20"/>
+          <w:szCs w:val="20"/>
+          <w:lang w:val="es-ES_tradnl"/>
+        </w:rPr>
+        <w:t>Ver CU01</w:t>
+      </w:r>
+    </w:p>
+    <w:p>
+      <w:pPr>
+        <w:numPr>
+          <w:ilvl w:val="0"/>
+          <w:numId w:val="26"/>
+        </w:numPr>
+        <w:rPr>
+          <w:sz w:val="20"/>
+          <w:szCs w:val="20"/>
+          <w:lang w:val="es-ES_tradnl"/>
+        </w:rPr>
+      </w:pPr>
+      <w:r>
+        <w:rPr>
+          <w:sz w:val="20"/>
+          <w:szCs w:val="20"/>
+          <w:lang w:val="es-ES_tradnl"/>
+        </w:rPr>
+        <w:t>El sistema muestra la bandeja principal con los siguientes menús.</w:t>
+      </w:r>
+    </w:p>
+    <w:p>
+      <w:pPr>
+        <w:numPr>
+          <w:ilvl w:val="1"/>
+          <w:numId w:val="26"/>
+        </w:numPr>
+        <w:rPr>
+          <w:sz w:val="20"/>
+          <w:szCs w:val="20"/>
+          <w:lang w:val="es-ES_tradnl"/>
+        </w:rPr>
+      </w:pPr>
+      <w:r>
+        <w:rPr>
+          <w:sz w:val="20"/>
+          <w:szCs w:val="20"/>
+          <w:lang w:val="es-ES_tradnl"/>
+        </w:rPr>
+        <w:t>Casos Asignados</w:t>
+      </w:r>
+    </w:p>
+    <w:p>
+      <w:pPr>
+        <w:numPr>
+          <w:ilvl w:val="1"/>
+          <w:numId w:val="26"/>
+        </w:numPr>
+        <w:rPr>
+          <w:sz w:val="20"/>
+          <w:szCs w:val="20"/>
+          <w:lang w:val="es-ES_tradnl"/>
+        </w:rPr>
+      </w:pPr>
+      <w:r>
+        <w:rPr>
+          <w:sz w:val="20"/>
+          <w:szCs w:val="20"/>
+          <w:lang w:val="es-ES_tradnl"/>
+        </w:rPr>
+        <w:t xml:space="preserve">Casos </w:t>
+      </w:r>
+      <w:r>
+        <w:rPr>
+          <w:sz w:val="20"/>
+          <w:szCs w:val="20"/>
+          <w:lang w:val="es-ES_tradnl"/>
+        </w:rPr>
+        <w:t>en Revisión</w:t>
+      </w:r>
+      <w:r>
+        <w:rPr>
+          <w:sz w:val="20"/>
+          <w:szCs w:val="20"/>
+          <w:lang w:val="es-ES_tradnl"/>
+        </w:rPr>
+        <w:t xml:space="preserve"> </w:t>
+      </w:r>
+      <w:r>
+        <w:rPr>
           <w:b/>
           <w:bCs/>
-          <w:sz w:val="27"/>
-          <w:szCs w:val="27"/>
-          <w:lang w:val="es-ES_tradnl"/>
-        </w:rPr>
-        <w:br w:type="page"/>
+          <w:sz w:val="20"/>
+          <w:szCs w:val="20"/>
+          <w:highlight w:val="yellow"/>
+          <w:lang w:val="es-ES_tradnl"/>
+        </w:rPr>
+        <w:t>Ver CU</w:t>
+      </w:r>
+    </w:p>
+    <w:p>
+      <w:pPr>
+        <w:numPr>
+          <w:ilvl w:val="1"/>
+          <w:numId w:val="26"/>
+        </w:numPr>
+        <w:rPr>
+          <w:sz w:val="20"/>
+          <w:szCs w:val="20"/>
+          <w:lang w:val="es-ES_tradnl"/>
+        </w:rPr>
+      </w:pPr>
+      <w:r>
+        <w:rPr>
+          <w:sz w:val="20"/>
+          <w:szCs w:val="20"/>
+          <w:lang w:val="es-ES_tradnl"/>
+        </w:rPr>
+        <w:t>Reportes</w:t>
+      </w:r>
+      <w:r>
+        <w:rPr>
+          <w:sz w:val="20"/>
+          <w:szCs w:val="20"/>
+          <w:lang w:val="es-ES_tradnl"/>
+        </w:rPr>
+        <w:t xml:space="preserve"> </w:t>
       </w:r>
       <w:r>
         <w:rPr>
           <w:b/>
           <w:bCs/>
-          <w:sz w:val="27"/>
-          <w:szCs w:val="27"/>
-          <w:lang w:val="es-ES_tradnl"/>
-        </w:rPr>
-        <w:lastRenderedPageBreak/>
-        <w:t>Introducción</w:t>
-      </w:r>
-    </w:p>
-    <w:p>
-      <w:pPr>
-        <w:pStyle w:val="NormalWeb"/>
+          <w:sz w:val="20"/>
+          <w:szCs w:val="20"/>
+          <w:highlight w:val="yellow"/>
+          <w:lang w:val="es-ES_tradnl"/>
+        </w:rPr>
+        <w:t>Ver CU</w:t>
+      </w:r>
+    </w:p>
+    <w:p>
+      <w:pPr>
         <w:numPr>
           <w:ilvl w:val="1"/>
-          <w:numId w:val="7"/>
+          <w:numId w:val="26"/>
         </w:numPr>
-        <w:spacing w:line="360" w:lineRule="auto"/>
-        <w:ind w:right="300"/>
+        <w:rPr>
+          <w:sz w:val="20"/>
+          <w:szCs w:val="20"/>
+          <w:lang w:val="es-ES_tradnl"/>
+        </w:rPr>
+      </w:pPr>
+      <w:r>
+        <w:rPr>
+          <w:sz w:val="20"/>
+          <w:szCs w:val="20"/>
+          <w:lang w:val="es-ES_tradnl"/>
+        </w:rPr>
+        <w:t>Cerrar sesión</w:t>
+      </w:r>
+      <w:r>
+        <w:rPr>
+          <w:sz w:val="20"/>
+          <w:szCs w:val="20"/>
+          <w:lang w:val="es-ES_tradnl"/>
+        </w:rPr>
+        <w:t xml:space="preserve"> </w:t>
+      </w:r>
+      <w:r>
         <w:rPr>
           <w:b/>
           <w:bCs/>
-          <w:sz w:val="27"/>
-          <w:szCs w:val="27"/>
-          <w:lang w:val="es-ES_tradnl"/>
-        </w:rPr>
-      </w:pPr>
+          <w:sz w:val="20"/>
+          <w:szCs w:val="20"/>
+          <w:lang w:val="es-ES_tradnl"/>
+        </w:rPr>
+        <w:t>FA</w:t>
+      </w:r>
       <w:r>
         <w:rPr>
           <w:b/>
           <w:bCs/>
-          <w:sz w:val="27"/>
-          <w:szCs w:val="27"/>
-          <w:lang w:val="es-ES_tradnl"/>
-        </w:rPr>
-        <w:t>Objetivo</w:t>
-      </w:r>
-    </w:p>
-    <w:p>
-      <w:pPr>
-        <w:pStyle w:val="NormalWeb"/>
-        <w:spacing w:line="360" w:lineRule="auto"/>
-        <w:ind w:left="792" w:right="300"/>
-        <w:jc w:val="both"/>
-        <w:rPr>
-          <w:sz w:val="20"/>
-          <w:szCs w:val="20"/>
-          <w:lang w:val="es-ES_tradnl"/>
-        </w:rPr>
-      </w:pPr>
-      <w:r>
-        <w:rPr>
-          <w:sz w:val="20"/>
-          <w:szCs w:val="20"/>
-          <w:lang w:val="es-ES_tradnl"/>
-        </w:rPr>
-        <w:t>Permitir que el Auxiliar revise cada caso recién registrado, valide que la información sea correcta y suficiente, y decida si lo traslada al Técnico para su atención o lo rechaza, indicando el motivo correspondiente.</w:t>
-      </w:r>
-    </w:p>
-    <w:p>
-      <w:pPr>
-        <w:pStyle w:val="NormalWeb"/>
+          <w:sz w:val="20"/>
+          <w:szCs w:val="20"/>
+          <w:lang w:val="es-ES_tradnl"/>
+        </w:rPr>
+        <w:t>06</w:t>
+      </w:r>
+    </w:p>
+    <w:p>
+      <w:pPr>
         <w:numPr>
           <w:ilvl w:val="0"/>
-          <w:numId w:val="7"/>
+          <w:numId w:val="26"/>
         </w:numPr>
-        <w:spacing w:line="360" w:lineRule="auto"/>
-        <w:ind w:right="300"/>
+        <w:rPr>
+          <w:sz w:val="20"/>
+          <w:szCs w:val="20"/>
+          <w:lang w:val="es-ES_tradnl"/>
+        </w:rPr>
+      </w:pPr>
+      <w:r>
+        <w:rPr>
+          <w:sz w:val="20"/>
+          <w:szCs w:val="20"/>
+          <w:lang w:val="es-ES_tradnl"/>
+        </w:rPr>
+        <w:t>El usuario selecciona el menú “Casos</w:t>
+      </w:r>
+      <w:r>
+        <w:rPr>
+          <w:sz w:val="20"/>
+          <w:szCs w:val="20"/>
+          <w:lang w:val="es-ES_tradnl"/>
+        </w:rPr>
+        <w:t xml:space="preserve"> Asignados</w:t>
+      </w:r>
+      <w:r>
+        <w:rPr>
+          <w:sz w:val="20"/>
+          <w:szCs w:val="20"/>
+          <w:lang w:val="es-ES_tradnl"/>
+        </w:rPr>
+        <w:t>”.</w:t>
+      </w:r>
+    </w:p>
+    <w:p>
+      <w:pPr>
+        <w:numPr>
+          <w:ilvl w:val="0"/>
+          <w:numId w:val="26"/>
+        </w:numPr>
+        <w:rPr>
+          <w:sz w:val="20"/>
+          <w:szCs w:val="20"/>
+          <w:lang w:val="es-ES_tradnl"/>
+        </w:rPr>
+      </w:pPr>
+      <w:r>
+        <w:rPr>
+          <w:sz w:val="20"/>
+          <w:szCs w:val="20"/>
+          <w:lang w:val="es-ES_tradnl"/>
+        </w:rPr>
+        <w:t xml:space="preserve">El sistema muestra </w:t>
+      </w:r>
+      <w:r>
+        <w:rPr>
+          <w:sz w:val="20"/>
+          <w:szCs w:val="20"/>
+          <w:lang w:val="es-ES_tradnl"/>
+        </w:rPr>
+        <w:t>los siguientes botones.</w:t>
+      </w:r>
+    </w:p>
+    <w:p>
+      <w:pPr>
+        <w:numPr>
+          <w:ilvl w:val="1"/>
+          <w:numId w:val="26"/>
+        </w:numPr>
+        <w:rPr>
+          <w:sz w:val="20"/>
+          <w:szCs w:val="20"/>
+          <w:lang w:val="es-ES_tradnl"/>
+        </w:rPr>
+      </w:pPr>
+      <w:r>
+        <w:rPr>
+          <w:sz w:val="20"/>
+          <w:szCs w:val="20"/>
+          <w:lang w:val="es-ES_tradnl"/>
+        </w:rPr>
+        <w:t>B</w:t>
+      </w:r>
+      <w:r>
+        <w:rPr>
+          <w:sz w:val="20"/>
+          <w:szCs w:val="20"/>
+          <w:lang w:val="es-ES_tradnl"/>
+        </w:rPr>
+        <w:t xml:space="preserve">uscar </w:t>
+      </w:r>
+      <w:r>
         <w:rPr>
           <w:b/>
           <w:bCs/>
-          <w:sz w:val="27"/>
-          <w:szCs w:val="27"/>
-          <w:lang w:val="es-ES_tradnl"/>
-        </w:rPr>
-      </w:pPr>
+          <w:sz w:val="20"/>
+          <w:szCs w:val="20"/>
+          <w:lang w:val="es-ES_tradnl"/>
+        </w:rPr>
+        <w:t>FA04</w:t>
+      </w:r>
+    </w:p>
+    <w:p>
+      <w:pPr>
+        <w:numPr>
+          <w:ilvl w:val="1"/>
+          <w:numId w:val="26"/>
+        </w:numPr>
+        <w:rPr>
+          <w:sz w:val="20"/>
+          <w:szCs w:val="20"/>
+          <w:lang w:val="es-ES_tradnl"/>
+        </w:rPr>
+      </w:pPr>
+      <w:r>
+        <w:rPr>
+          <w:sz w:val="20"/>
+          <w:szCs w:val="20"/>
+          <w:lang w:val="es-ES_tradnl"/>
+        </w:rPr>
+        <w:t>Filtrar</w:t>
+      </w:r>
+      <w:r>
+        <w:rPr>
+          <w:sz w:val="20"/>
+          <w:szCs w:val="20"/>
+          <w:lang w:val="es-ES_tradnl"/>
+        </w:rPr>
+        <w:t xml:space="preserve"> </w:t>
+      </w:r>
       <w:r>
         <w:rPr>
           <w:b/>
           <w:bCs/>
-          <w:sz w:val="27"/>
-          <w:szCs w:val="27"/>
-          <w:lang w:val="es-ES_tradnl"/>
-        </w:rPr>
-        <w:t xml:space="preserve">Definición </w:t>
+          <w:sz w:val="20"/>
+          <w:szCs w:val="20"/>
+          <w:lang w:val="es-ES_tradnl"/>
+        </w:rPr>
+        <w:t>FA05</w:t>
+      </w:r>
+    </w:p>
+    <w:p>
+      <w:pPr>
+        <w:numPr>
+          <w:ilvl w:val="0"/>
+          <w:numId w:val="26"/>
+        </w:numPr>
+        <w:rPr>
+          <w:sz w:val="20"/>
+          <w:szCs w:val="20"/>
+          <w:lang w:val="es-ES_tradnl"/>
+        </w:rPr>
+      </w:pPr>
+      <w:r>
+        <w:rPr>
+          <w:sz w:val="20"/>
+          <w:szCs w:val="20"/>
+          <w:lang w:val="es-ES_tradnl"/>
+        </w:rPr>
+        <w:t xml:space="preserve">El sistema muestra el formulario </w:t>
+      </w:r>
+      <w:r>
+        <w:rPr>
+          <w:sz w:val="20"/>
+          <w:szCs w:val="20"/>
+          <w:lang w:val="es-ES_tradnl"/>
+        </w:rPr>
+        <w:t>asignación auxiliar</w:t>
+      </w:r>
+      <w:r>
+        <w:rPr>
+          <w:sz w:val="20"/>
+          <w:szCs w:val="20"/>
+          <w:lang w:val="es-ES_tradnl"/>
+        </w:rPr>
+        <w:t xml:space="preserve">. </w:t>
       </w:r>
       <w:r>
         <w:rPr>
           <w:b/>
           <w:bCs/>
-          <w:sz w:val="27"/>
-          <w:szCs w:val="27"/>
-          <w:lang w:val="es-ES_tradnl"/>
-        </w:rPr>
-        <w:t>Caso de Uso</w:t>
-      </w:r>
-    </w:p>
-    <w:p>
-      <w:pPr>
-        <w:pStyle w:val="NormalWeb"/>
+          <w:sz w:val="20"/>
+          <w:szCs w:val="20"/>
+          <w:lang w:val="es-ES_tradnl"/>
+        </w:rPr>
+        <w:t>FA01</w:t>
+      </w:r>
+      <w:r>
+        <w:rPr>
+          <w:b/>
+          <w:bCs/>
+          <w:sz w:val="20"/>
+          <w:szCs w:val="20"/>
+          <w:lang w:val="es-ES_tradnl"/>
+        </w:rPr>
+        <w:t xml:space="preserve">, </w:t>
+      </w:r>
+      <w:r>
+        <w:rPr>
+          <w:b/>
+          <w:bCs/>
+          <w:sz w:val="20"/>
+          <w:szCs w:val="20"/>
+          <w:lang w:val="es-ES_tradnl"/>
+        </w:rPr>
+        <w:t>RN1</w:t>
+      </w:r>
+      <w:r>
+        <w:rPr>
+          <w:b/>
+          <w:bCs/>
+          <w:sz w:val="20"/>
+          <w:szCs w:val="20"/>
+          <w:lang w:val="es-ES_tradnl"/>
+        </w:rPr>
+        <w:t>3</w:t>
+      </w:r>
+    </w:p>
+    <w:p>
+      <w:pPr>
+        <w:numPr>
+          <w:ilvl w:val="0"/>
+          <w:numId w:val="26"/>
+        </w:numPr>
+        <w:rPr>
+          <w:sz w:val="20"/>
+          <w:szCs w:val="20"/>
+          <w:lang w:val="es-ES_tradnl"/>
+        </w:rPr>
+      </w:pPr>
+      <w:r>
+        <w:rPr>
+          <w:sz w:val="20"/>
+          <w:szCs w:val="20"/>
+          <w:lang w:val="es-ES_tradnl"/>
+        </w:rPr>
+        <w:t xml:space="preserve">El </w:t>
+      </w:r>
+      <w:r>
+        <w:rPr>
+          <w:sz w:val="20"/>
+          <w:szCs w:val="20"/>
+          <w:lang w:val="es-ES_tradnl"/>
+        </w:rPr>
+        <w:t>usuario</w:t>
+      </w:r>
+      <w:r>
+        <w:rPr>
+          <w:sz w:val="20"/>
+          <w:szCs w:val="20"/>
+          <w:lang w:val="es-ES_tradnl"/>
+        </w:rPr>
+        <w:t xml:space="preserve"> selecciona </w:t>
+      </w:r>
+      <w:r>
+        <w:rPr>
+          <w:sz w:val="20"/>
+          <w:szCs w:val="20"/>
+          <w:lang w:val="es-ES_tradnl"/>
+        </w:rPr>
+        <w:t>el</w:t>
+      </w:r>
+      <w:r>
+        <w:rPr>
+          <w:sz w:val="20"/>
+          <w:szCs w:val="20"/>
+          <w:lang w:val="es-ES_tradnl"/>
+        </w:rPr>
+        <w:t xml:space="preserve"> caso con el botón “ver detalle”. </w:t>
+      </w:r>
+    </w:p>
+    <w:p>
+      <w:pPr>
+        <w:numPr>
+          <w:ilvl w:val="0"/>
+          <w:numId w:val="26"/>
+        </w:numPr>
+        <w:rPr>
+          <w:sz w:val="20"/>
+          <w:szCs w:val="20"/>
+          <w:lang w:val="es-ES_tradnl"/>
+        </w:rPr>
+      </w:pPr>
+      <w:r>
+        <w:rPr>
+          <w:sz w:val="20"/>
+          <w:szCs w:val="20"/>
+          <w:lang w:val="es-ES_tradnl"/>
+        </w:rPr>
+        <w:t xml:space="preserve">El sistema muestra el formulario detalle </w:t>
+      </w:r>
+      <w:r>
+        <w:rPr>
+          <w:sz w:val="20"/>
+          <w:szCs w:val="20"/>
+          <w:lang w:val="es-ES_tradnl"/>
+        </w:rPr>
+        <w:t>auxiliar</w:t>
+      </w:r>
+      <w:r>
+        <w:rPr>
+          <w:sz w:val="20"/>
+          <w:szCs w:val="20"/>
+          <w:lang w:val="es-ES_tradnl"/>
+        </w:rPr>
+        <w:t xml:space="preserve">. </w:t>
+      </w:r>
+      <w:r>
+        <w:rPr>
+          <w:b/>
+          <w:bCs/>
+          <w:sz w:val="20"/>
+          <w:szCs w:val="20"/>
+          <w:lang w:val="es-ES_tradnl"/>
+        </w:rPr>
+        <w:t>RN1</w:t>
+      </w:r>
+      <w:r>
+        <w:rPr>
+          <w:b/>
+          <w:bCs/>
+          <w:sz w:val="20"/>
+          <w:szCs w:val="20"/>
+          <w:lang w:val="es-ES_tradnl"/>
+        </w:rPr>
+        <w:t>4</w:t>
+      </w:r>
+    </w:p>
+    <w:p>
+      <w:pPr>
+        <w:numPr>
+          <w:ilvl w:val="0"/>
+          <w:numId w:val="26"/>
+        </w:numPr>
+        <w:rPr>
+          <w:sz w:val="20"/>
+          <w:szCs w:val="20"/>
+          <w:lang w:val="es-ES_tradnl"/>
+        </w:rPr>
+      </w:pPr>
+      <w:r>
+        <w:rPr>
+          <w:sz w:val="20"/>
+          <w:szCs w:val="20"/>
+          <w:lang w:val="es-ES_tradnl"/>
+        </w:rPr>
+        <w:t>El sistema muestra los siguientes botones.</w:t>
+      </w:r>
+    </w:p>
+    <w:p>
+      <w:pPr>
         <w:numPr>
           <w:ilvl w:val="1"/>
-          <w:numId w:val="7"/>
+          <w:numId w:val="26"/>
         </w:numPr>
-        <w:spacing w:line="360" w:lineRule="auto"/>
-        <w:ind w:right="300"/>
+        <w:rPr>
+          <w:sz w:val="20"/>
+          <w:szCs w:val="20"/>
+          <w:lang w:val="es-ES_tradnl"/>
+        </w:rPr>
+      </w:pPr>
+      <w:r>
+        <w:rPr>
+          <w:sz w:val="20"/>
+          <w:szCs w:val="20"/>
+          <w:lang w:val="es-ES_tradnl"/>
+        </w:rPr>
+        <w:t>Aceptar</w:t>
+      </w:r>
+    </w:p>
+    <w:p>
+      <w:pPr>
+        <w:numPr>
+          <w:ilvl w:val="1"/>
+          <w:numId w:val="26"/>
+        </w:numPr>
+        <w:rPr>
+          <w:sz w:val="20"/>
+          <w:szCs w:val="20"/>
+          <w:lang w:val="es-ES_tradnl"/>
+        </w:rPr>
+      </w:pPr>
+      <w:r>
+        <w:rPr>
+          <w:sz w:val="20"/>
+          <w:szCs w:val="20"/>
+          <w:lang w:val="es-ES_tradnl"/>
+        </w:rPr>
+        <w:t xml:space="preserve">Rechazar </w:t>
+      </w:r>
+      <w:r>
         <w:rPr>
           <w:b/>
           <w:bCs/>
-          <w:sz w:val="27"/>
-          <w:szCs w:val="27"/>
-          <w:lang w:val="es-ES_tradnl"/>
-        </w:rPr>
-      </w:pPr>
+          <w:sz w:val="20"/>
+          <w:szCs w:val="20"/>
+          <w:lang w:val="es-ES_tradnl"/>
+        </w:rPr>
+        <w:t>FA02</w:t>
+      </w:r>
+    </w:p>
+    <w:p>
+      <w:pPr>
+        <w:numPr>
+          <w:ilvl w:val="1"/>
+          <w:numId w:val="26"/>
+        </w:numPr>
+        <w:rPr>
+          <w:sz w:val="20"/>
+          <w:szCs w:val="20"/>
+          <w:lang w:val="es-ES_tradnl"/>
+        </w:rPr>
+      </w:pPr>
+      <w:r>
+        <w:rPr>
+          <w:sz w:val="20"/>
+          <w:szCs w:val="20"/>
+          <w:lang w:val="es-ES_tradnl"/>
+        </w:rPr>
+        <w:t xml:space="preserve">Regresar </w:t>
+      </w:r>
       <w:r>
         <w:rPr>
           <w:b/>
           <w:bCs/>
-          <w:sz w:val="27"/>
-          <w:szCs w:val="27"/>
-          <w:lang w:val="es-ES_tradnl"/>
-        </w:rPr>
-        <w:t>Actores</w:t>
-      </w:r>
-    </w:p>
-    <w:p>
-      <w:pPr>
-        <w:pStyle w:val="NormalWeb"/>
+          <w:sz w:val="20"/>
+          <w:szCs w:val="20"/>
+          <w:lang w:val="es-ES_tradnl"/>
+        </w:rPr>
+        <w:t>FA07</w:t>
+      </w:r>
+    </w:p>
+    <w:p>
+      <w:pPr>
         <w:numPr>
-          <w:ilvl w:val="2"/>
-          <w:numId w:val="7"/>
+          <w:ilvl w:val="0"/>
+          <w:numId w:val="26"/>
         </w:numPr>
-        <w:spacing w:line="360" w:lineRule="auto"/>
-        <w:ind w:right="300"/>
-        <w:rPr>
-          <w:sz w:val="20"/>
-          <w:szCs w:val="20"/>
-          <w:lang w:val="es-ES_tradnl"/>
-        </w:rPr>
-      </w:pPr>
-      <w:r>
-        <w:rPr>
-          <w:sz w:val="20"/>
-          <w:szCs w:val="20"/>
-          <w:lang w:val="es-ES_tradnl"/>
-        </w:rPr>
-        <w:t>1. Empleado municipal con rol de auxiliar.</w:t>
-      </w:r>
-    </w:p>
-    <w:p>
-      <w:pPr>
-        <w:pStyle w:val="NormalWeb"/>
+        <w:rPr>
+          <w:sz w:val="20"/>
+          <w:szCs w:val="20"/>
+          <w:lang w:val="es-ES_tradnl"/>
+        </w:rPr>
+      </w:pPr>
+      <w:r>
+        <w:rPr>
+          <w:sz w:val="20"/>
+          <w:szCs w:val="20"/>
+          <w:lang w:val="es-ES_tradnl"/>
+        </w:rPr>
+        <w:t xml:space="preserve">El </w:t>
+      </w:r>
+      <w:r>
+        <w:rPr>
+          <w:sz w:val="20"/>
+          <w:szCs w:val="20"/>
+          <w:lang w:val="es-ES_tradnl"/>
+        </w:rPr>
+        <w:t>usuario</w:t>
+      </w:r>
+      <w:r>
+        <w:rPr>
+          <w:sz w:val="20"/>
+          <w:szCs w:val="20"/>
+          <w:lang w:val="es-ES_tradnl"/>
+        </w:rPr>
+        <w:t xml:space="preserve"> revisa la información</w:t>
+      </w:r>
+      <w:r>
+        <w:rPr>
+          <w:sz w:val="20"/>
+          <w:szCs w:val="20"/>
+          <w:lang w:val="es-ES_tradnl"/>
+        </w:rPr>
+        <w:t xml:space="preserve"> del formulario detalle auxiliar.</w:t>
+      </w:r>
+    </w:p>
+    <w:p>
+      <w:pPr>
         <w:numPr>
-          <w:ilvl w:val="2"/>
-          <w:numId w:val="7"/>
+          <w:ilvl w:val="0"/>
+          <w:numId w:val="26"/>
         </w:numPr>
-        <w:spacing w:line="360" w:lineRule="auto"/>
-        <w:ind w:right="300"/>
-        <w:rPr>
-          <w:sz w:val="20"/>
-          <w:szCs w:val="20"/>
-          <w:lang w:val="es-ES_tradnl"/>
-        </w:rPr>
-      </w:pPr>
-      <w:r>
-        <w:rPr>
-          <w:sz w:val="20"/>
-          <w:szCs w:val="20"/>
-          <w:lang w:val="es-ES_tradnl"/>
-        </w:rPr>
-        <w:t>2. Sistema web.</w:t>
-      </w:r>
-    </w:p>
-    <w:p>
-      <w:pPr>
-        <w:pStyle w:val="NormalWeb"/>
+        <w:rPr>
+          <w:sz w:val="20"/>
+          <w:szCs w:val="20"/>
+          <w:lang w:val="es-ES_tradnl"/>
+        </w:rPr>
+      </w:pPr>
+      <w:r>
+        <w:rPr>
+          <w:sz w:val="20"/>
+          <w:szCs w:val="20"/>
+          <w:lang w:val="es-ES_tradnl"/>
+        </w:rPr>
+        <w:t xml:space="preserve">El </w:t>
+      </w:r>
+      <w:r>
+        <w:rPr>
+          <w:sz w:val="20"/>
+          <w:szCs w:val="20"/>
+          <w:lang w:val="es-ES_tradnl"/>
+        </w:rPr>
+        <w:t>usuario</w:t>
+      </w:r>
+      <w:r>
+        <w:rPr>
+          <w:sz w:val="20"/>
+          <w:szCs w:val="20"/>
+          <w:lang w:val="es-ES_tradnl"/>
+        </w:rPr>
+        <w:t xml:space="preserve"> selecciona </w:t>
+      </w:r>
+      <w:r>
+        <w:rPr>
+          <w:sz w:val="20"/>
+          <w:szCs w:val="20"/>
+          <w:lang w:val="es-ES_tradnl"/>
+        </w:rPr>
+        <w:t xml:space="preserve">el botón </w:t>
+      </w:r>
+      <w:r>
+        <w:rPr>
+          <w:sz w:val="20"/>
+          <w:szCs w:val="20"/>
+          <w:lang w:val="es-ES_tradnl"/>
+        </w:rPr>
+        <w:t>"Aceptar".</w:t>
+      </w:r>
+    </w:p>
+    <w:p>
+      <w:pPr>
+        <w:numPr>
+          <w:ilvl w:val="0"/>
+          <w:numId w:val="26"/>
+        </w:numPr>
+        <w:rPr>
+          <w:sz w:val="20"/>
+          <w:szCs w:val="20"/>
+          <w:lang w:val="es-ES_tradnl"/>
+        </w:rPr>
+      </w:pPr>
+      <w:r>
+        <w:rPr>
+          <w:sz w:val="20"/>
+          <w:szCs w:val="20"/>
+          <w:lang w:val="es-ES_tradnl"/>
+        </w:rPr>
+        <w:t xml:space="preserve">El sistema </w:t>
+      </w:r>
+      <w:r>
+        <w:rPr>
+          <w:sz w:val="20"/>
+          <w:szCs w:val="20"/>
+          <w:lang w:val="es-ES_tradnl"/>
+        </w:rPr>
+        <w:t xml:space="preserve">actualiza </w:t>
+      </w:r>
+      <w:r>
+        <w:rPr>
+          <w:sz w:val="20"/>
+          <w:szCs w:val="20"/>
+          <w:lang w:val="es-ES_tradnl"/>
+        </w:rPr>
+        <w:t>el caso</w:t>
+      </w:r>
+      <w:r>
+        <w:rPr>
+          <w:sz w:val="20"/>
+          <w:szCs w:val="20"/>
+          <w:lang w:val="es-ES_tradnl"/>
+        </w:rPr>
+        <w:t xml:space="preserve">. </w:t>
+      </w:r>
+      <w:r>
+        <w:rPr>
+          <w:b/>
+          <w:bCs/>
+          <w:sz w:val="20"/>
+          <w:szCs w:val="20"/>
+          <w:lang w:val="es-ES_tradnl"/>
+        </w:rPr>
+        <w:t>RN04</w:t>
+      </w:r>
+    </w:p>
+    <w:p>
+      <w:pPr>
+        <w:numPr>
+          <w:ilvl w:val="0"/>
+          <w:numId w:val="26"/>
+        </w:numPr>
+        <w:rPr>
+          <w:sz w:val="20"/>
+          <w:szCs w:val="20"/>
+          <w:lang w:val="es-ES_tradnl"/>
+        </w:rPr>
+      </w:pPr>
+      <w:r>
+        <w:rPr>
+          <w:sz w:val="20"/>
+          <w:szCs w:val="20"/>
+          <w:lang w:val="es-ES_tradnl"/>
+        </w:rPr>
+        <w:t xml:space="preserve">El sistema </w:t>
+      </w:r>
+      <w:r>
+        <w:rPr>
+          <w:sz w:val="20"/>
+          <w:szCs w:val="20"/>
+          <w:lang w:val="es-ES_tradnl"/>
+        </w:rPr>
+        <w:t>muestra</w:t>
+      </w:r>
+      <w:r>
+        <w:rPr>
+          <w:sz w:val="20"/>
+          <w:szCs w:val="20"/>
+          <w:lang w:val="es-ES_tradnl"/>
+        </w:rPr>
+        <w:t xml:space="preserve"> el botón Asignar Técnico</w:t>
+      </w:r>
+    </w:p>
+    <w:p>
+      <w:pPr>
+        <w:numPr>
+          <w:ilvl w:val="0"/>
+          <w:numId w:val="26"/>
+        </w:numPr>
+        <w:rPr>
+          <w:sz w:val="20"/>
+          <w:szCs w:val="20"/>
+          <w:lang w:val="es-ES_tradnl"/>
+        </w:rPr>
+      </w:pPr>
+      <w:r>
+        <w:rPr>
+          <w:sz w:val="20"/>
+          <w:szCs w:val="20"/>
+          <w:lang w:val="es-ES_tradnl"/>
+        </w:rPr>
+        <w:t xml:space="preserve">El </w:t>
+      </w:r>
+      <w:r>
+        <w:rPr>
+          <w:sz w:val="20"/>
+          <w:szCs w:val="20"/>
+          <w:lang w:val="es-ES_tradnl"/>
+        </w:rPr>
+        <w:t>usuario</w:t>
+      </w:r>
+      <w:r>
+        <w:rPr>
+          <w:sz w:val="20"/>
+          <w:szCs w:val="20"/>
+          <w:lang w:val="es-ES_tradnl"/>
+        </w:rPr>
+        <w:t xml:space="preserve"> selecciona </w:t>
+      </w:r>
+      <w:r>
+        <w:rPr>
+          <w:sz w:val="20"/>
+          <w:szCs w:val="20"/>
+          <w:lang w:val="es-ES_tradnl"/>
+        </w:rPr>
+        <w:t xml:space="preserve">el botón </w:t>
+      </w:r>
+      <w:r>
+        <w:rPr>
+          <w:sz w:val="20"/>
+          <w:szCs w:val="20"/>
+          <w:lang w:val="es-ES_tradnl"/>
+        </w:rPr>
+        <w:t>“Asignar Técnico”</w:t>
+      </w:r>
+    </w:p>
+    <w:p>
+      <w:pPr>
+        <w:numPr>
+          <w:ilvl w:val="0"/>
+          <w:numId w:val="26"/>
+        </w:numPr>
+        <w:rPr>
+          <w:sz w:val="20"/>
+          <w:szCs w:val="20"/>
+          <w:lang w:val="es-ES_tradnl"/>
+        </w:rPr>
+      </w:pPr>
+      <w:r>
+        <w:rPr>
+          <w:sz w:val="20"/>
+          <w:szCs w:val="20"/>
+          <w:lang w:val="es-ES_tradnl"/>
+        </w:rPr>
+        <w:t xml:space="preserve">El sistema </w:t>
+      </w:r>
+      <w:r>
+        <w:rPr>
+          <w:sz w:val="20"/>
+          <w:szCs w:val="20"/>
+          <w:lang w:val="es-ES_tradnl"/>
+        </w:rPr>
+        <w:t>asigna el caso</w:t>
+      </w:r>
+      <w:r>
+        <w:rPr>
+          <w:sz w:val="20"/>
+          <w:szCs w:val="20"/>
+          <w:lang w:val="es-ES_tradnl"/>
+        </w:rPr>
+        <w:t xml:space="preserve"> al </w:t>
+      </w:r>
+      <w:r>
+        <w:rPr>
+          <w:sz w:val="20"/>
+          <w:szCs w:val="20"/>
+          <w:lang w:val="es-ES_tradnl"/>
+        </w:rPr>
+        <w:t>t</w:t>
+      </w:r>
+      <w:r>
+        <w:rPr>
+          <w:sz w:val="20"/>
+          <w:szCs w:val="20"/>
+          <w:lang w:val="es-ES_tradnl"/>
+        </w:rPr>
+        <w:t>écnic</w:t>
+      </w:r>
+      <w:r>
+        <w:rPr>
+          <w:sz w:val="20"/>
+          <w:szCs w:val="20"/>
+          <w:lang w:val="es-ES_tradnl"/>
+        </w:rPr>
+        <w:t>o</w:t>
+      </w:r>
+      <w:r>
+        <w:rPr>
+          <w:sz w:val="20"/>
+          <w:szCs w:val="20"/>
+          <w:lang w:val="es-ES_tradnl"/>
+        </w:rPr>
+        <w:t xml:space="preserve">. </w:t>
+      </w:r>
+      <w:r>
+        <w:rPr>
+          <w:b/>
+          <w:bCs/>
+          <w:sz w:val="20"/>
+          <w:szCs w:val="20"/>
+          <w:lang w:val="es-ES_tradnl"/>
+        </w:rPr>
+        <w:t>FA0</w:t>
+      </w:r>
+      <w:r>
+        <w:rPr>
+          <w:b/>
+          <w:bCs/>
+          <w:sz w:val="20"/>
+          <w:szCs w:val="20"/>
+          <w:lang w:val="es-ES_tradnl"/>
+        </w:rPr>
+        <w:t>8</w:t>
+      </w:r>
+    </w:p>
+    <w:p>
+      <w:pPr>
+        <w:numPr>
+          <w:ilvl w:val="0"/>
+          <w:numId w:val="26"/>
+        </w:numPr>
+        <w:rPr>
+          <w:sz w:val="20"/>
+          <w:szCs w:val="20"/>
+          <w:lang w:val="es-ES_tradnl"/>
+        </w:rPr>
+      </w:pPr>
+      <w:r>
+        <w:rPr>
+          <w:sz w:val="20"/>
+          <w:szCs w:val="20"/>
+          <w:lang w:val="es-ES_tradnl"/>
+        </w:rPr>
+        <w:t xml:space="preserve">El sistema </w:t>
+      </w:r>
+      <w:r>
+        <w:rPr>
+          <w:sz w:val="20"/>
+          <w:szCs w:val="20"/>
+          <w:lang w:val="es-ES_tradnl"/>
+        </w:rPr>
+        <w:t>actualiza el</w:t>
+      </w:r>
+      <w:r>
+        <w:rPr>
+          <w:sz w:val="20"/>
+          <w:szCs w:val="20"/>
+          <w:lang w:val="es-ES_tradnl"/>
+        </w:rPr>
+        <w:t xml:space="preserve"> caso. </w:t>
+      </w:r>
+      <w:r>
+        <w:rPr>
+          <w:b/>
+          <w:bCs/>
+          <w:sz w:val="20"/>
+          <w:szCs w:val="20"/>
+          <w:lang w:val="es-ES_tradnl"/>
+        </w:rPr>
+        <w:t>RN04.</w:t>
+      </w:r>
+    </w:p>
+    <w:p>
+      <w:pPr>
+        <w:numPr>
+          <w:ilvl w:val="0"/>
+          <w:numId w:val="26"/>
+        </w:numPr>
+        <w:rPr>
+          <w:sz w:val="20"/>
+          <w:szCs w:val="20"/>
+          <w:lang w:val="es-ES_tradnl"/>
+        </w:rPr>
+      </w:pPr>
+      <w:r>
+        <w:rPr>
+          <w:sz w:val="20"/>
+          <w:szCs w:val="20"/>
+          <w:lang w:val="es-ES_tradnl"/>
+        </w:rPr>
+        <w:t xml:space="preserve">El sistema muestra el mensaje de éxito. </w:t>
+      </w:r>
+      <w:r>
+        <w:rPr>
+          <w:b/>
+          <w:bCs/>
+          <w:sz w:val="20"/>
+          <w:szCs w:val="20"/>
+          <w:lang w:val="es-ES_tradnl"/>
+        </w:rPr>
+        <w:t xml:space="preserve">AN01 # </w:t>
+      </w:r>
+      <w:r>
+        <w:rPr>
+          <w:b/>
+          <w:bCs/>
+          <w:sz w:val="20"/>
+          <w:szCs w:val="20"/>
+          <w:lang w:val="es-ES_tradnl"/>
+        </w:rPr>
+        <w:t>3</w:t>
+      </w:r>
+    </w:p>
+    <w:p>
+      <w:pPr>
+        <w:numPr>
+          <w:ilvl w:val="0"/>
+          <w:numId w:val="26"/>
+        </w:numPr>
+        <w:rPr>
+          <w:sz w:val="20"/>
+          <w:szCs w:val="20"/>
+          <w:lang w:val="es-ES_tradnl"/>
+        </w:rPr>
+      </w:pPr>
+      <w:r>
+        <w:rPr>
+          <w:sz w:val="20"/>
+          <w:szCs w:val="20"/>
+          <w:lang w:val="es-ES_tradnl"/>
+        </w:rPr>
+        <w:t>El sistema registra los cambios en bitácora.</w:t>
+      </w:r>
+    </w:p>
+    <w:p>
+      <w:pPr>
+        <w:numPr>
+          <w:ilvl w:val="0"/>
+          <w:numId w:val="26"/>
+        </w:numPr>
+        <w:rPr>
+          <w:sz w:val="20"/>
+          <w:szCs w:val="20"/>
+          <w:lang w:val="es-ES_tradnl"/>
+        </w:rPr>
+      </w:pPr>
+      <w:r>
+        <w:rPr>
+          <w:sz w:val="20"/>
+          <w:szCs w:val="20"/>
+          <w:lang w:val="es-ES_tradnl"/>
+        </w:rPr>
+        <w:t xml:space="preserve">El sistema </w:t>
+      </w:r>
+      <w:r>
+        <w:rPr>
+          <w:sz w:val="20"/>
+          <w:szCs w:val="20"/>
+          <w:lang w:val="es-ES_tradnl"/>
+        </w:rPr>
+        <w:t xml:space="preserve">regresa al paso </w:t>
+      </w:r>
+      <w:r>
+        <w:rPr>
+          <w:sz w:val="20"/>
+          <w:szCs w:val="20"/>
+          <w:lang w:val="es-ES_tradnl"/>
+        </w:rPr>
+        <w:t>4.</w:t>
+      </w:r>
+    </w:p>
+    <w:p>
+      <w:pPr>
+        <w:numPr>
+          <w:ilvl w:val="0"/>
+          <w:numId w:val="26"/>
+        </w:numPr>
+        <w:rPr>
+          <w:sz w:val="20"/>
+          <w:szCs w:val="20"/>
+          <w:lang w:val="es-ES_tradnl"/>
+        </w:rPr>
+      </w:pPr>
+      <w:r>
+        <w:rPr>
+          <w:sz w:val="20"/>
+          <w:szCs w:val="20"/>
+          <w:lang w:val="es-ES_tradnl"/>
+        </w:rPr>
+        <w:t>Fin del caso de uso.</w:t>
+      </w:r>
+    </w:p>
+    <w:p>
+      <w:pPr>
+        <w:pStyle w:val="Ttulo1"/>
         <w:numPr>
           <w:ilvl w:val="1"/>
-          <w:numId w:val="7"/>
+          <w:numId w:val="24"/>
         </w:numPr>
-        <w:spacing w:line="360" w:lineRule="auto"/>
-        <w:ind w:right="300"/>
+        <w:rPr>
+          <w:sz w:val="24"/>
+          <w:szCs w:val="24"/>
+          <w:lang w:val="es-ES_tradnl"/>
+        </w:rPr>
+      </w:pPr>
+      <w:r>
+        <w:rPr>
+          <w:sz w:val="24"/>
+          <w:szCs w:val="24"/>
+          <w:lang w:val="es-ES_tradnl"/>
+        </w:rPr>
+        <w:t>Flujos Alternos</w:t>
+      </w:r>
+    </w:p>
+    <w:p>
+      <w:pPr>
         <w:rPr>
           <w:b/>
           <w:bCs/>
-          <w:sz w:val="27"/>
-          <w:szCs w:val="27"/>
+          <w:sz w:val="20"/>
+          <w:szCs w:val="20"/>
           <w:lang w:val="es-ES_tradnl"/>
         </w:rPr>
       </w:pPr>
@@ -1051,185 +2288,796 @@
         <w:rPr>
           <w:b/>
           <w:bCs/>
-          <w:sz w:val="27"/>
-          <w:szCs w:val="27"/>
-          <w:lang w:val="es-ES_tradnl"/>
-        </w:rPr>
-        <w:t>Precondiciones</w:t>
-      </w:r>
-    </w:p>
-    <w:p>
-      <w:pPr>
-        <w:pStyle w:val="NormalWeb"/>
+          <w:sz w:val="20"/>
+          <w:szCs w:val="20"/>
+          <w:lang w:val="es-ES_tradnl"/>
+        </w:rPr>
+        <w:t>FA01 No existen casos pendientes</w:t>
+      </w:r>
+    </w:p>
+    <w:p>
+      <w:pPr>
         <w:numPr>
-          <w:ilvl w:val="2"/>
-          <w:numId w:val="7"/>
+          <w:ilvl w:val="0"/>
+          <w:numId w:val="27"/>
         </w:numPr>
-        <w:spacing w:line="360" w:lineRule="auto"/>
-        <w:ind w:right="300"/>
-        <w:rPr>
-          <w:sz w:val="20"/>
-          <w:szCs w:val="20"/>
-          <w:lang w:val="es-ES_tradnl"/>
-        </w:rPr>
-      </w:pPr>
-      <w:r>
-        <w:rPr>
-          <w:sz w:val="20"/>
-          <w:szCs w:val="20"/>
-          <w:lang w:val="es-ES_tradnl"/>
-        </w:rPr>
-        <w:t>1. Que el sistema se encuentre activo y el usuario haya iniciado sesión. CU01</w:t>
-      </w:r>
-    </w:p>
-    <w:p>
-      <w:pPr>
-        <w:pStyle w:val="NormalWeb"/>
+        <w:rPr>
+          <w:sz w:val="20"/>
+          <w:szCs w:val="20"/>
+          <w:lang w:val="es-ES_tradnl"/>
+        </w:rPr>
+      </w:pPr>
+      <w:r>
+        <w:rPr>
+          <w:sz w:val="20"/>
+          <w:szCs w:val="20"/>
+          <w:lang w:val="es-ES_tradnl"/>
+        </w:rPr>
+        <w:t xml:space="preserve">El sistema </w:t>
+      </w:r>
+      <w:r>
+        <w:rPr>
+          <w:sz w:val="20"/>
+          <w:szCs w:val="20"/>
+          <w:lang w:val="es-ES_tradnl"/>
+        </w:rPr>
+        <w:t xml:space="preserve">muestra el </w:t>
+      </w:r>
+      <w:r>
+        <w:rPr>
+          <w:sz w:val="20"/>
+          <w:szCs w:val="20"/>
+          <w:lang w:val="es-ES_tradnl"/>
+        </w:rPr>
+        <w:t>mensaje</w:t>
+      </w:r>
+      <w:r>
+        <w:rPr>
+          <w:sz w:val="20"/>
+          <w:szCs w:val="20"/>
+          <w:lang w:val="es-ES_tradnl"/>
+        </w:rPr>
+        <w:t xml:space="preserve"> de error</w:t>
+      </w:r>
+      <w:r>
+        <w:rPr>
+          <w:sz w:val="20"/>
+          <w:szCs w:val="20"/>
+          <w:lang w:val="es-ES_tradnl"/>
+        </w:rPr>
+        <w:t xml:space="preserve">. </w:t>
+      </w:r>
+      <w:r>
+        <w:rPr>
+          <w:b/>
+          <w:bCs/>
+          <w:sz w:val="20"/>
+          <w:szCs w:val="20"/>
+          <w:lang w:val="es-ES_tradnl"/>
+        </w:rPr>
+        <w:t>AN02 #</w:t>
+      </w:r>
+      <w:r>
+        <w:rPr>
+          <w:b/>
+          <w:bCs/>
+          <w:sz w:val="20"/>
+          <w:szCs w:val="20"/>
+          <w:lang w:val="es-ES_tradnl"/>
+        </w:rPr>
+        <w:t xml:space="preserve"> 3</w:t>
+      </w:r>
+    </w:p>
+    <w:p>
+      <w:pPr>
         <w:numPr>
-          <w:ilvl w:val="2"/>
-          <w:numId w:val="7"/>
+          <w:ilvl w:val="0"/>
+          <w:numId w:val="27"/>
         </w:numPr>
-        <w:spacing w:line="360" w:lineRule="auto"/>
-        <w:ind w:right="300"/>
-        <w:rPr>
-          <w:sz w:val="20"/>
-          <w:szCs w:val="20"/>
-          <w:lang w:val="es-ES_tradnl"/>
-        </w:rPr>
-      </w:pPr>
-      <w:r>
-        <w:rPr>
-          <w:sz w:val="20"/>
-          <w:szCs w:val="20"/>
-          <w:lang w:val="es-ES_tradnl"/>
-        </w:rPr>
-        <w:t>2. Que existan casos en estado Registrado.</w:t>
-      </w:r>
-    </w:p>
-    <w:p>
-      <w:pPr>
-        <w:pStyle w:val="NormalWeb"/>
+        <w:rPr>
+          <w:sz w:val="20"/>
+          <w:szCs w:val="20"/>
+          <w:lang w:val="es-ES_tradnl"/>
+        </w:rPr>
+      </w:pPr>
+      <w:r>
+        <w:rPr>
+          <w:sz w:val="20"/>
+          <w:szCs w:val="20"/>
+          <w:lang w:val="es-ES_tradnl"/>
+        </w:rPr>
+        <w:t>Fin del caso de uso.</w:t>
+      </w:r>
+    </w:p>
+    <w:p>
+      <w:pPr>
+        <w:rPr>
+          <w:sz w:val="20"/>
+          <w:szCs w:val="20"/>
+          <w:lang w:val="es-ES_tradnl"/>
+        </w:rPr>
+      </w:pPr>
+    </w:p>
+    <w:p>
+      <w:pPr>
+        <w:rPr>
+          <w:b/>
+          <w:bCs/>
+          <w:sz w:val="20"/>
+          <w:szCs w:val="20"/>
+          <w:lang w:val="es-ES_tradnl"/>
+        </w:rPr>
+      </w:pPr>
+      <w:r>
+        <w:rPr>
+          <w:b/>
+          <w:bCs/>
+          <w:sz w:val="20"/>
+          <w:szCs w:val="20"/>
+          <w:lang w:val="es-ES_tradnl"/>
+        </w:rPr>
+        <w:t xml:space="preserve">FA02 </w:t>
+      </w:r>
+      <w:r>
+        <w:rPr>
+          <w:b/>
+          <w:bCs/>
+          <w:sz w:val="20"/>
+          <w:szCs w:val="20"/>
+          <w:lang w:val="es-ES_tradnl"/>
+        </w:rPr>
+        <w:t>Rechazo sin ampliación</w:t>
+      </w:r>
+    </w:p>
+    <w:p>
+      <w:pPr>
+        <w:numPr>
+          <w:ilvl w:val="0"/>
+          <w:numId w:val="28"/>
+        </w:numPr>
+        <w:rPr>
+          <w:sz w:val="20"/>
+          <w:szCs w:val="20"/>
+          <w:lang w:val="es-ES_tradnl"/>
+        </w:rPr>
+      </w:pPr>
+      <w:r>
+        <w:rPr>
+          <w:sz w:val="20"/>
+          <w:szCs w:val="20"/>
+          <w:lang w:val="es-ES_tradnl"/>
+        </w:rPr>
+        <w:t xml:space="preserve">El </w:t>
+      </w:r>
+      <w:r>
+        <w:rPr>
+          <w:sz w:val="20"/>
+          <w:szCs w:val="20"/>
+          <w:lang w:val="es-ES_tradnl"/>
+        </w:rPr>
+        <w:t>usuario</w:t>
+      </w:r>
+      <w:r>
+        <w:rPr>
+          <w:sz w:val="20"/>
+          <w:szCs w:val="20"/>
+          <w:lang w:val="es-ES_tradnl"/>
+        </w:rPr>
+        <w:t xml:space="preserve"> selecciona </w:t>
+      </w:r>
+      <w:r>
+        <w:rPr>
+          <w:sz w:val="20"/>
+          <w:szCs w:val="20"/>
+          <w:lang w:val="es-ES_tradnl"/>
+        </w:rPr>
+        <w:t xml:space="preserve">el botón </w:t>
+      </w:r>
+      <w:r>
+        <w:rPr>
+          <w:sz w:val="20"/>
+          <w:szCs w:val="20"/>
+          <w:lang w:val="es-ES_tradnl"/>
+        </w:rPr>
+        <w:t>"Rechazar”.</w:t>
+      </w:r>
+    </w:p>
+    <w:p>
+      <w:pPr>
+        <w:numPr>
+          <w:ilvl w:val="0"/>
+          <w:numId w:val="28"/>
+        </w:numPr>
+        <w:rPr>
+          <w:b/>
+          <w:bCs/>
+          <w:sz w:val="20"/>
+          <w:szCs w:val="20"/>
+          <w:lang w:val="es-ES_tradnl"/>
+        </w:rPr>
+      </w:pPr>
+      <w:r>
+        <w:rPr>
+          <w:sz w:val="20"/>
+          <w:szCs w:val="20"/>
+          <w:lang w:val="es-ES_tradnl"/>
+        </w:rPr>
+        <w:t xml:space="preserve">El sistema muestra el formulario rechazo auxiliar. </w:t>
+      </w:r>
+      <w:r>
+        <w:rPr>
+          <w:b/>
+          <w:bCs/>
+          <w:sz w:val="20"/>
+          <w:szCs w:val="20"/>
+          <w:lang w:val="es-ES_tradnl"/>
+        </w:rPr>
+        <w:t>RN1</w:t>
+      </w:r>
+      <w:r>
+        <w:rPr>
+          <w:b/>
+          <w:bCs/>
+          <w:sz w:val="20"/>
+          <w:szCs w:val="20"/>
+          <w:lang w:val="es-ES_tradnl"/>
+        </w:rPr>
+        <w:t>5</w:t>
+      </w:r>
+    </w:p>
+    <w:p>
+      <w:pPr>
+        <w:numPr>
+          <w:ilvl w:val="0"/>
+          <w:numId w:val="28"/>
+        </w:numPr>
+        <w:rPr>
+          <w:sz w:val="20"/>
+          <w:szCs w:val="20"/>
+          <w:lang w:val="es-ES_tradnl"/>
+        </w:rPr>
+      </w:pPr>
+      <w:r>
+        <w:rPr>
+          <w:sz w:val="20"/>
+          <w:szCs w:val="20"/>
+          <w:lang w:val="es-ES_tradnl"/>
+        </w:rPr>
+        <w:lastRenderedPageBreak/>
+        <w:t>El sistema muestra los siguientes botones.</w:t>
+      </w:r>
+    </w:p>
+    <w:p>
+      <w:pPr>
         <w:numPr>
           <w:ilvl w:val="1"/>
-          <w:numId w:val="7"/>
+          <w:numId w:val="28"/>
         </w:numPr>
-        <w:spacing w:line="360" w:lineRule="auto"/>
-        <w:ind w:right="300"/>
+        <w:rPr>
+          <w:sz w:val="20"/>
+          <w:szCs w:val="20"/>
+          <w:lang w:val="es-ES_tradnl"/>
+        </w:rPr>
+      </w:pPr>
+      <w:r>
+        <w:rPr>
+          <w:sz w:val="20"/>
+          <w:szCs w:val="20"/>
+          <w:lang w:val="es-ES_tradnl"/>
+        </w:rPr>
+        <w:t>Aceptar</w:t>
+      </w:r>
+    </w:p>
+    <w:p>
+      <w:pPr>
+        <w:numPr>
+          <w:ilvl w:val="1"/>
+          <w:numId w:val="28"/>
+        </w:numPr>
+        <w:rPr>
+          <w:sz w:val="20"/>
+          <w:szCs w:val="20"/>
+          <w:lang w:val="es-ES_tradnl"/>
+        </w:rPr>
+      </w:pPr>
+      <w:r>
+        <w:rPr>
+          <w:sz w:val="20"/>
+          <w:szCs w:val="20"/>
+          <w:lang w:val="es-ES_tradnl"/>
+        </w:rPr>
+        <w:t xml:space="preserve">Cancelar </w:t>
+      </w:r>
+      <w:r>
         <w:rPr>
           <w:b/>
           <w:bCs/>
-          <w:sz w:val="27"/>
-          <w:szCs w:val="27"/>
-          <w:lang w:val="es-ES_tradnl"/>
-        </w:rPr>
-      </w:pPr>
+          <w:sz w:val="20"/>
+          <w:szCs w:val="20"/>
+          <w:lang w:val="es-ES_tradnl"/>
+        </w:rPr>
+        <w:t>FA0</w:t>
+      </w:r>
       <w:r>
         <w:rPr>
           <w:b/>
           <w:bCs/>
-          <w:sz w:val="27"/>
-          <w:szCs w:val="27"/>
-          <w:lang w:val="es-ES_tradnl"/>
-        </w:rPr>
-        <w:t xml:space="preserve">Flujo </w:t>
+          <w:sz w:val="20"/>
+          <w:szCs w:val="20"/>
+          <w:lang w:val="es-ES_tradnl"/>
+        </w:rPr>
+        <w:t>9</w:t>
+      </w:r>
+    </w:p>
+    <w:p>
+      <w:pPr>
+        <w:numPr>
+          <w:ilvl w:val="0"/>
+          <w:numId w:val="28"/>
+        </w:numPr>
+        <w:rPr>
+          <w:sz w:val="20"/>
+          <w:szCs w:val="20"/>
+          <w:lang w:val="es-ES_tradnl"/>
+        </w:rPr>
+      </w:pPr>
+      <w:r>
+        <w:rPr>
+          <w:sz w:val="20"/>
+          <w:szCs w:val="20"/>
+          <w:lang w:val="es-ES_tradnl"/>
+        </w:rPr>
+        <w:t xml:space="preserve">El </w:t>
+      </w:r>
+      <w:r>
+        <w:rPr>
+          <w:sz w:val="20"/>
+          <w:szCs w:val="20"/>
+          <w:lang w:val="es-ES_tradnl"/>
+        </w:rPr>
+        <w:t>usuario</w:t>
+      </w:r>
+      <w:r>
+        <w:rPr>
+          <w:sz w:val="20"/>
+          <w:szCs w:val="20"/>
+          <w:lang w:val="es-ES_tradnl"/>
+        </w:rPr>
+        <w:t xml:space="preserve"> </w:t>
+      </w:r>
+      <w:r>
+        <w:rPr>
+          <w:sz w:val="20"/>
+          <w:szCs w:val="20"/>
+          <w:lang w:val="es-ES_tradnl"/>
+        </w:rPr>
+        <w:t>llena el formulario rechazo auxiliar</w:t>
+      </w:r>
+      <w:r>
+        <w:rPr>
+          <w:sz w:val="20"/>
+          <w:szCs w:val="20"/>
+          <w:lang w:val="es-ES_tradnl"/>
+        </w:rPr>
+        <w:t xml:space="preserve"> sin ampliación</w:t>
+      </w:r>
+      <w:r>
+        <w:rPr>
+          <w:sz w:val="20"/>
+          <w:szCs w:val="20"/>
+          <w:lang w:val="es-ES_tradnl"/>
+        </w:rPr>
+        <w:t>.</w:t>
+      </w:r>
+      <w:r>
+        <w:rPr>
+          <w:sz w:val="20"/>
+          <w:szCs w:val="20"/>
+          <w:lang w:val="es-ES_tradnl"/>
+        </w:rPr>
+        <w:t xml:space="preserve"> </w:t>
       </w:r>
       <w:r>
         <w:rPr>
           <w:b/>
           <w:bCs/>
-          <w:sz w:val="27"/>
-          <w:szCs w:val="27"/>
-          <w:lang w:val="es-ES_tradnl"/>
-        </w:rPr>
-        <w:t>Normal Básico</w:t>
-      </w:r>
-    </w:p>
-    <w:p>
-      <w:pPr>
-        <w:pStyle w:val="NormalWeb"/>
+          <w:sz w:val="20"/>
+          <w:szCs w:val="20"/>
+          <w:lang w:val="es-ES_tradnl"/>
+        </w:rPr>
+        <w:t>FA03</w:t>
+      </w:r>
+    </w:p>
+    <w:p>
+      <w:pPr>
         <w:numPr>
-          <w:ilvl w:val="2"/>
-          <w:numId w:val="7"/>
+          <w:ilvl w:val="0"/>
+          <w:numId w:val="28"/>
         </w:numPr>
-        <w:spacing w:line="360" w:lineRule="auto"/>
-        <w:ind w:right="300"/>
-        <w:rPr>
-          <w:sz w:val="20"/>
-          <w:szCs w:val="20"/>
-          <w:lang w:val="es-ES_tradnl"/>
-        </w:rPr>
-      </w:pPr>
-      <w:r>
-        <w:rPr>
-          <w:sz w:val="20"/>
-          <w:szCs w:val="20"/>
-          <w:lang w:val="es-ES_tradnl"/>
-        </w:rPr>
-        <w:t>El Auxiliar ingresa al menú inicio.</w:t>
-      </w:r>
-    </w:p>
-    <w:p>
-      <w:pPr>
-        <w:pStyle w:val="NormalWeb"/>
+        <w:rPr>
+          <w:sz w:val="20"/>
+          <w:szCs w:val="20"/>
+          <w:lang w:val="es-ES_tradnl"/>
+        </w:rPr>
+      </w:pPr>
+      <w:r>
+        <w:rPr>
+          <w:sz w:val="20"/>
+          <w:szCs w:val="20"/>
+          <w:lang w:val="es-ES_tradnl"/>
+        </w:rPr>
+        <w:t xml:space="preserve">El </w:t>
+      </w:r>
+      <w:r>
+        <w:rPr>
+          <w:sz w:val="20"/>
+          <w:szCs w:val="20"/>
+          <w:lang w:val="es-ES_tradnl"/>
+        </w:rPr>
+        <w:t>usuario selecciona el botón</w:t>
+      </w:r>
+      <w:r>
+        <w:rPr>
+          <w:sz w:val="20"/>
+          <w:szCs w:val="20"/>
+          <w:lang w:val="es-ES_tradnl"/>
+        </w:rPr>
+        <w:t xml:space="preserve"> “Aceptar”</w:t>
+      </w:r>
+      <w:r>
+        <w:rPr>
+          <w:sz w:val="20"/>
+          <w:szCs w:val="20"/>
+          <w:lang w:val="es-ES_tradnl"/>
+        </w:rPr>
+        <w:t>.</w:t>
+      </w:r>
+    </w:p>
+    <w:p>
+      <w:pPr>
         <w:numPr>
-          <w:ilvl w:val="2"/>
-          <w:numId w:val="7"/>
+          <w:ilvl w:val="0"/>
+          <w:numId w:val="28"/>
         </w:numPr>
-        <w:spacing w:line="360" w:lineRule="auto"/>
-        <w:ind w:right="300"/>
-        <w:rPr>
-          <w:sz w:val="20"/>
-          <w:szCs w:val="20"/>
-          <w:lang w:val="es-ES_tradnl"/>
-        </w:rPr>
-      </w:pPr>
-      <w:r>
-        <w:rPr>
-          <w:sz w:val="20"/>
-          <w:szCs w:val="20"/>
-          <w:lang w:val="es-ES_tradnl"/>
-        </w:rPr>
-        <w:t xml:space="preserve">El sistema muestra el formulario bandeja </w:t>
-      </w:r>
-      <w:r>
-        <w:rPr>
-          <w:sz w:val="20"/>
-          <w:szCs w:val="20"/>
-          <w:lang w:val="es-ES_tradnl"/>
-        </w:rPr>
-        <w:t>inicio</w:t>
-      </w:r>
-      <w:r>
-        <w:rPr>
-          <w:sz w:val="20"/>
-          <w:szCs w:val="20"/>
-          <w:lang w:val="es-ES_tradnl"/>
-        </w:rPr>
-        <w:t>. RN16, FA01</w:t>
-      </w:r>
-    </w:p>
-    <w:p>
-      <w:pPr>
-        <w:pStyle w:val="NormalWeb"/>
+        <w:rPr>
+          <w:sz w:val="20"/>
+          <w:szCs w:val="20"/>
+          <w:lang w:val="es-ES_tradnl"/>
+        </w:rPr>
+      </w:pPr>
+      <w:r>
+        <w:rPr>
+          <w:sz w:val="20"/>
+          <w:szCs w:val="20"/>
+          <w:lang w:val="es-ES_tradnl"/>
+        </w:rPr>
+        <w:t xml:space="preserve">El sistema </w:t>
+      </w:r>
+      <w:r>
+        <w:rPr>
+          <w:sz w:val="20"/>
+          <w:szCs w:val="20"/>
+          <w:lang w:val="es-ES_tradnl"/>
+        </w:rPr>
+        <w:t>actualiza</w:t>
+      </w:r>
+      <w:r>
+        <w:rPr>
+          <w:sz w:val="20"/>
+          <w:szCs w:val="20"/>
+          <w:lang w:val="es-ES_tradnl"/>
+        </w:rPr>
+        <w:t xml:space="preserve"> el estado del caso. </w:t>
+      </w:r>
+      <w:r>
+        <w:rPr>
+          <w:b/>
+          <w:bCs/>
+          <w:sz w:val="20"/>
+          <w:szCs w:val="20"/>
+          <w:lang w:val="es-ES_tradnl"/>
+        </w:rPr>
+        <w:t>RN04</w:t>
+      </w:r>
+    </w:p>
+    <w:p>
+      <w:pPr>
         <w:numPr>
-          <w:ilvl w:val="3"/>
-          <w:numId w:val="7"/>
+          <w:ilvl w:val="0"/>
+          <w:numId w:val="28"/>
         </w:numPr>
-        <w:spacing w:line="360" w:lineRule="auto"/>
-        <w:ind w:right="300"/>
-        <w:rPr>
-          <w:sz w:val="20"/>
-          <w:szCs w:val="20"/>
-          <w:lang w:val="es-ES_tradnl"/>
-        </w:rPr>
-      </w:pPr>
-      <w:r>
-        <w:rPr>
-          <w:sz w:val="20"/>
-          <w:szCs w:val="20"/>
-          <w:lang w:val="es-ES_tradnl"/>
-        </w:rPr>
-        <w:t>Se habilita el botón buscar</w:t>
+        <w:rPr>
+          <w:sz w:val="20"/>
+          <w:szCs w:val="20"/>
+          <w:lang w:val="es-ES_tradnl"/>
+        </w:rPr>
+      </w:pPr>
+      <w:r>
+        <w:rPr>
+          <w:sz w:val="20"/>
+          <w:szCs w:val="20"/>
+          <w:lang w:val="es-ES_tradnl"/>
+        </w:rPr>
+        <w:t xml:space="preserve">El sistema </w:t>
+      </w:r>
+      <w:r>
+        <w:rPr>
+          <w:sz w:val="20"/>
+          <w:szCs w:val="20"/>
+          <w:lang w:val="es-ES_tradnl"/>
+        </w:rPr>
+        <w:t>muestra</w:t>
+      </w:r>
+      <w:r>
+        <w:rPr>
+          <w:sz w:val="20"/>
+          <w:szCs w:val="20"/>
+          <w:lang w:val="es-ES_tradnl"/>
+        </w:rPr>
+        <w:t xml:space="preserve"> el mensaje de éxito. </w:t>
+      </w:r>
+      <w:r>
+        <w:rPr>
+          <w:b/>
+          <w:bCs/>
+          <w:sz w:val="20"/>
+          <w:szCs w:val="20"/>
+          <w:lang w:val="es-ES_tradnl"/>
+        </w:rPr>
+        <w:t xml:space="preserve">AN01 # </w:t>
+      </w:r>
+      <w:r>
+        <w:rPr>
+          <w:b/>
+          <w:bCs/>
+          <w:sz w:val="20"/>
+          <w:szCs w:val="20"/>
+          <w:lang w:val="es-ES_tradnl"/>
+        </w:rPr>
+        <w:t>4</w:t>
+      </w:r>
+    </w:p>
+    <w:p>
+      <w:pPr>
+        <w:numPr>
+          <w:ilvl w:val="0"/>
+          <w:numId w:val="28"/>
+        </w:numPr>
+        <w:rPr>
+          <w:sz w:val="20"/>
+          <w:szCs w:val="20"/>
+          <w:lang w:val="es-ES_tradnl"/>
+        </w:rPr>
+      </w:pPr>
+      <w:r>
+        <w:rPr>
+          <w:sz w:val="20"/>
+          <w:szCs w:val="20"/>
+          <w:lang w:val="es-ES_tradnl"/>
+        </w:rPr>
+        <w:t>El sistema registra en bitácora.</w:t>
+      </w:r>
+    </w:p>
+    <w:p>
+      <w:pPr>
+        <w:numPr>
+          <w:ilvl w:val="0"/>
+          <w:numId w:val="28"/>
+        </w:numPr>
+        <w:rPr>
+          <w:sz w:val="20"/>
+          <w:szCs w:val="20"/>
+          <w:lang w:val="es-ES_tradnl"/>
+        </w:rPr>
+      </w:pPr>
+      <w:r>
+        <w:rPr>
+          <w:sz w:val="20"/>
+          <w:szCs w:val="20"/>
+          <w:lang w:val="es-ES_tradnl"/>
+        </w:rPr>
+        <w:t>El sistema retorna</w:t>
+      </w:r>
+      <w:r>
+        <w:rPr>
+          <w:sz w:val="20"/>
+          <w:szCs w:val="20"/>
+          <w:lang w:val="es-ES_tradnl"/>
+        </w:rPr>
+        <w:t xml:space="preserve"> al paso 4 del flujo básico.</w:t>
+      </w:r>
+    </w:p>
+    <w:p>
+      <w:pPr>
+        <w:numPr>
+          <w:ilvl w:val="0"/>
+          <w:numId w:val="28"/>
+        </w:numPr>
+        <w:rPr>
+          <w:sz w:val="20"/>
+          <w:szCs w:val="20"/>
+          <w:lang w:val="es-ES_tradnl"/>
+        </w:rPr>
+      </w:pPr>
+      <w:r>
+        <w:rPr>
+          <w:sz w:val="20"/>
+          <w:szCs w:val="20"/>
+          <w:lang w:val="es-ES_tradnl"/>
+        </w:rPr>
+        <w:t>Fin de flujo alterno.</w:t>
+      </w:r>
+    </w:p>
+    <w:p>
+      <w:pPr>
+        <w:rPr>
+          <w:sz w:val="20"/>
+          <w:szCs w:val="20"/>
+          <w:lang w:val="es-ES_tradnl"/>
+        </w:rPr>
+      </w:pPr>
+    </w:p>
+    <w:p>
+      <w:pPr>
+        <w:rPr>
+          <w:b/>
+          <w:bCs/>
+          <w:sz w:val="20"/>
+          <w:szCs w:val="20"/>
+          <w:lang w:val="es-ES_tradnl"/>
+        </w:rPr>
+      </w:pPr>
+      <w:r>
+        <w:rPr>
+          <w:b/>
+          <w:bCs/>
+          <w:sz w:val="20"/>
+          <w:szCs w:val="20"/>
+          <w:lang w:val="es-ES_tradnl"/>
+        </w:rPr>
+        <w:t>FA03 Rechazo con ampliación</w:t>
+      </w:r>
+    </w:p>
+    <w:p>
+      <w:pPr>
+        <w:numPr>
+          <w:ilvl w:val="0"/>
+          <w:numId w:val="29"/>
+        </w:numPr>
+        <w:rPr>
+          <w:sz w:val="20"/>
+          <w:szCs w:val="20"/>
+          <w:lang w:val="es-ES_tradnl"/>
+        </w:rPr>
+      </w:pPr>
+      <w:r>
+        <w:rPr>
+          <w:sz w:val="20"/>
+          <w:szCs w:val="20"/>
+          <w:lang w:val="es-ES_tradnl"/>
+        </w:rPr>
+        <w:t>El usuario selecciona el botón “</w:t>
+      </w:r>
+      <w:r>
+        <w:rPr>
+          <w:sz w:val="20"/>
+          <w:szCs w:val="20"/>
+          <w:lang w:val="es-ES_tradnl"/>
+        </w:rPr>
+        <w:t>Aceptar</w:t>
+      </w:r>
+      <w:r>
+        <w:rPr>
+          <w:sz w:val="20"/>
+          <w:szCs w:val="20"/>
+          <w:lang w:val="es-ES_tradnl"/>
+        </w:rPr>
+        <w:t>”</w:t>
+      </w:r>
+    </w:p>
+    <w:p>
+      <w:pPr>
+        <w:numPr>
+          <w:ilvl w:val="0"/>
+          <w:numId w:val="29"/>
+        </w:numPr>
+        <w:rPr>
+          <w:sz w:val="20"/>
+          <w:szCs w:val="20"/>
+          <w:lang w:val="es-ES_tradnl"/>
+        </w:rPr>
+      </w:pPr>
+      <w:r>
+        <w:rPr>
+          <w:sz w:val="20"/>
+          <w:szCs w:val="20"/>
+          <w:lang w:val="es-ES_tradnl"/>
+        </w:rPr>
+        <w:t xml:space="preserve">El sistema </w:t>
+      </w:r>
+      <w:r>
+        <w:rPr>
+          <w:sz w:val="20"/>
+          <w:szCs w:val="20"/>
+          <w:lang w:val="es-ES_tradnl"/>
+        </w:rPr>
+        <w:t>actualiza</w:t>
+      </w:r>
+      <w:r>
+        <w:rPr>
+          <w:sz w:val="20"/>
+          <w:szCs w:val="20"/>
+          <w:lang w:val="es-ES_tradnl"/>
+        </w:rPr>
+        <w:t xml:space="preserve"> el estado del caso. </w:t>
+      </w:r>
+      <w:r>
+        <w:rPr>
+          <w:b/>
+          <w:bCs/>
+          <w:sz w:val="20"/>
+          <w:szCs w:val="20"/>
+          <w:lang w:val="es-ES_tradnl"/>
+        </w:rPr>
+        <w:t>RN04</w:t>
+      </w:r>
+    </w:p>
+    <w:p>
+      <w:pPr>
+        <w:numPr>
+          <w:ilvl w:val="0"/>
+          <w:numId w:val="29"/>
+        </w:numPr>
+        <w:rPr>
+          <w:sz w:val="20"/>
+          <w:szCs w:val="20"/>
+          <w:lang w:val="es-ES_tradnl"/>
+        </w:rPr>
+      </w:pPr>
+      <w:r>
+        <w:rPr>
+          <w:sz w:val="20"/>
+          <w:szCs w:val="20"/>
+          <w:lang w:val="es-ES_tradnl"/>
+        </w:rPr>
+        <w:t>El sistema envía correo electrónico al cliente solicitando la ampliación.</w:t>
+      </w:r>
+    </w:p>
+    <w:p>
+      <w:pPr>
+        <w:numPr>
+          <w:ilvl w:val="0"/>
+          <w:numId w:val="29"/>
+        </w:numPr>
+        <w:rPr>
+          <w:sz w:val="20"/>
+          <w:szCs w:val="20"/>
+          <w:lang w:val="es-ES_tradnl"/>
+        </w:rPr>
+      </w:pPr>
+      <w:r>
+        <w:rPr>
+          <w:sz w:val="20"/>
+          <w:szCs w:val="20"/>
+          <w:lang w:val="es-ES_tradnl"/>
+        </w:rPr>
+        <w:t>El sistema</w:t>
+      </w:r>
+      <w:r>
+        <w:rPr>
+          <w:sz w:val="20"/>
+          <w:szCs w:val="20"/>
+          <w:lang w:val="es-ES_tradnl"/>
+        </w:rPr>
+        <w:t xml:space="preserve"> retorna al paso 7 del </w:t>
+      </w:r>
+      <w:r>
+        <w:rPr>
+          <w:sz w:val="20"/>
+          <w:szCs w:val="20"/>
+          <w:lang w:val="es-ES_tradnl"/>
+        </w:rPr>
+        <w:t>flujo alterno usuario rechaza el caso</w:t>
       </w:r>
       <w:r>
         <w:rPr>
@@ -1245,31 +3093,137 @@
           <w:szCs w:val="20"/>
           <w:lang w:val="es-ES_tradnl"/>
         </w:rPr>
-        <w:t xml:space="preserve"> FA04</w:t>
-      </w:r>
-    </w:p>
-    <w:p>
-      <w:pPr>
-        <w:pStyle w:val="NormalWeb"/>
+        <w:t xml:space="preserve"> </w:t>
+      </w:r>
+      <w:r>
+        <w:rPr>
+          <w:b/>
+          <w:bCs/>
+          <w:sz w:val="20"/>
+          <w:szCs w:val="20"/>
+          <w:lang w:val="es-ES_tradnl"/>
+        </w:rPr>
+        <w:t>FA02</w:t>
+      </w:r>
+    </w:p>
+    <w:p>
+      <w:pPr>
+        <w:rPr>
+          <w:sz w:val="20"/>
+          <w:szCs w:val="20"/>
+          <w:lang w:val="es-ES_tradnl"/>
+        </w:rPr>
+      </w:pPr>
+    </w:p>
+    <w:p>
+      <w:pPr>
+        <w:rPr>
+          <w:b/>
+          <w:bCs/>
+          <w:sz w:val="20"/>
+          <w:szCs w:val="20"/>
+          <w:lang w:val="es-ES_tradnl"/>
+        </w:rPr>
+      </w:pPr>
+      <w:r>
+        <w:rPr>
+          <w:b/>
+          <w:bCs/>
+          <w:sz w:val="20"/>
+          <w:szCs w:val="20"/>
+          <w:lang w:val="es-ES_tradnl"/>
+        </w:rPr>
+        <w:t>FA04 Búsqueda de caso</w:t>
+      </w:r>
+    </w:p>
+    <w:p>
+      <w:pPr>
         <w:numPr>
-          <w:ilvl w:val="3"/>
-          <w:numId w:val="7"/>
+          <w:ilvl w:val="0"/>
+          <w:numId w:val="30"/>
         </w:numPr>
-        <w:spacing w:line="360" w:lineRule="auto"/>
-        <w:ind w:right="300"/>
-        <w:rPr>
-          <w:sz w:val="20"/>
-          <w:szCs w:val="20"/>
-          <w:lang w:val="es-ES_tradnl"/>
-        </w:rPr>
-      </w:pPr>
-      <w:r>
-        <w:rPr>
-          <w:sz w:val="20"/>
-          <w:szCs w:val="20"/>
-          <w:lang w:val="es-ES_tradnl"/>
-        </w:rPr>
-        <w:t>Se habilita la lista de filtros</w:t>
+        <w:rPr>
+          <w:sz w:val="20"/>
+          <w:szCs w:val="20"/>
+          <w:lang w:val="es-ES_tradnl"/>
+        </w:rPr>
+      </w:pPr>
+      <w:r>
+        <w:rPr>
+          <w:sz w:val="20"/>
+          <w:szCs w:val="20"/>
+          <w:lang w:val="es-ES_tradnl"/>
+        </w:rPr>
+        <w:t xml:space="preserve">El </w:t>
+      </w:r>
+      <w:r>
+        <w:rPr>
+          <w:sz w:val="20"/>
+          <w:szCs w:val="20"/>
+          <w:lang w:val="es-ES_tradnl"/>
+        </w:rPr>
+        <w:t>usuario</w:t>
+      </w:r>
+      <w:r>
+        <w:rPr>
+          <w:sz w:val="20"/>
+          <w:szCs w:val="20"/>
+          <w:lang w:val="es-ES_tradnl"/>
+        </w:rPr>
+        <w:t xml:space="preserve"> ingresa el código del caso.</w:t>
+      </w:r>
+    </w:p>
+    <w:p>
+      <w:pPr>
+        <w:numPr>
+          <w:ilvl w:val="0"/>
+          <w:numId w:val="30"/>
+        </w:numPr>
+        <w:rPr>
+          <w:sz w:val="20"/>
+          <w:szCs w:val="20"/>
+          <w:lang w:val="es-ES_tradnl"/>
+        </w:rPr>
+      </w:pPr>
+      <w:r>
+        <w:rPr>
+          <w:sz w:val="20"/>
+          <w:szCs w:val="20"/>
+          <w:lang w:val="es-ES_tradnl"/>
+        </w:rPr>
+        <w:t xml:space="preserve">El </w:t>
+      </w:r>
+      <w:r>
+        <w:rPr>
+          <w:sz w:val="20"/>
+          <w:szCs w:val="20"/>
+          <w:lang w:val="es-ES_tradnl"/>
+        </w:rPr>
+        <w:t>usuario</w:t>
+      </w:r>
+      <w:r>
+        <w:rPr>
+          <w:sz w:val="20"/>
+          <w:szCs w:val="20"/>
+          <w:lang w:val="es-ES_tradnl"/>
+        </w:rPr>
+        <w:t xml:space="preserve"> selecciona </w:t>
+      </w:r>
+      <w:r>
+        <w:rPr>
+          <w:sz w:val="20"/>
+          <w:szCs w:val="20"/>
+          <w:lang w:val="es-ES_tradnl"/>
+        </w:rPr>
+        <w:t xml:space="preserve">el botón </w:t>
+      </w:r>
+      <w:r>
+        <w:rPr>
+          <w:sz w:val="20"/>
+          <w:szCs w:val="20"/>
+          <w:lang w:val="es-ES_tradnl"/>
+        </w:rPr>
+        <w:t>“Buscar”</w:t>
       </w:r>
       <w:r>
         <w:rPr>
@@ -1279,2106 +3233,1113 @@
         </w:rPr>
         <w:t>.</w:t>
       </w:r>
-      <w:r>
-        <w:rPr>
-          <w:sz w:val="20"/>
-          <w:szCs w:val="20"/>
-          <w:lang w:val="es-ES_tradnl"/>
-        </w:rPr>
-        <w:t xml:space="preserve"> FA05</w:t>
-      </w:r>
-    </w:p>
-    <w:p>
-      <w:pPr>
-        <w:pStyle w:val="NormalWeb"/>
+    </w:p>
+    <w:p>
+      <w:pPr>
         <w:numPr>
-          <w:ilvl w:val="2"/>
-          <w:numId w:val="7"/>
+          <w:ilvl w:val="0"/>
+          <w:numId w:val="30"/>
         </w:numPr>
-        <w:spacing w:line="360" w:lineRule="auto"/>
-        <w:ind w:right="300"/>
-        <w:rPr>
-          <w:sz w:val="20"/>
-          <w:szCs w:val="20"/>
-          <w:lang w:val="es-ES_tradnl"/>
-        </w:rPr>
-      </w:pPr>
-      <w:r>
-        <w:rPr>
-          <w:sz w:val="20"/>
-          <w:szCs w:val="20"/>
-          <w:lang w:val="es-ES_tradnl"/>
-        </w:rPr>
-        <w:t xml:space="preserve">El Auxiliar selecciona un caso con el botón “ver detalle”. </w:t>
-      </w:r>
-    </w:p>
-    <w:p>
-      <w:pPr>
-        <w:pStyle w:val="NormalWeb"/>
+        <w:rPr>
+          <w:sz w:val="20"/>
+          <w:szCs w:val="20"/>
+          <w:lang w:val="es-ES_tradnl"/>
+        </w:rPr>
+      </w:pPr>
+      <w:r>
+        <w:rPr>
+          <w:sz w:val="20"/>
+          <w:szCs w:val="20"/>
+          <w:lang w:val="es-ES_tradnl"/>
+        </w:rPr>
+        <w:t xml:space="preserve">El sistema muestra el resultado, retornando al paso </w:t>
+      </w:r>
+      <w:r>
+        <w:rPr>
+          <w:sz w:val="20"/>
+          <w:szCs w:val="20"/>
+          <w:lang w:val="es-ES_tradnl"/>
+        </w:rPr>
+        <w:t>5</w:t>
+      </w:r>
+      <w:r>
+        <w:rPr>
+          <w:sz w:val="20"/>
+          <w:szCs w:val="20"/>
+          <w:lang w:val="es-ES_tradnl"/>
+        </w:rPr>
+        <w:t xml:space="preserve"> del flujo básico.</w:t>
+      </w:r>
+    </w:p>
+    <w:p>
+      <w:pPr>
         <w:numPr>
-          <w:ilvl w:val="2"/>
-          <w:numId w:val="7"/>
+          <w:ilvl w:val="0"/>
+          <w:numId w:val="30"/>
         </w:numPr>
-        <w:spacing w:line="360" w:lineRule="auto"/>
-        <w:ind w:right="300"/>
-        <w:rPr>
-          <w:sz w:val="20"/>
-          <w:szCs w:val="20"/>
-          <w:lang w:val="es-ES_tradnl"/>
-        </w:rPr>
-      </w:pPr>
-      <w:r>
-        <w:rPr>
-          <w:sz w:val="20"/>
-          <w:szCs w:val="20"/>
-          <w:lang w:val="es-ES_tradnl"/>
-        </w:rPr>
-        <w:t xml:space="preserve">El sistema muestra el formulario detalle </w:t>
-      </w:r>
-      <w:r>
-        <w:rPr>
-          <w:sz w:val="20"/>
-          <w:szCs w:val="20"/>
-          <w:lang w:val="es-ES_tradnl"/>
-        </w:rPr>
-        <w:t>inicio</w:t>
-      </w:r>
-      <w:r>
-        <w:rPr>
-          <w:sz w:val="20"/>
-          <w:szCs w:val="20"/>
-          <w:lang w:val="es-ES_tradnl"/>
-        </w:rPr>
-        <w:t>. RN17</w:t>
-      </w:r>
-    </w:p>
-    <w:p>
-      <w:pPr>
-        <w:pStyle w:val="NormalWeb"/>
+        <w:rPr>
+          <w:sz w:val="20"/>
+          <w:szCs w:val="20"/>
+          <w:lang w:val="es-ES_tradnl"/>
+        </w:rPr>
+      </w:pPr>
+      <w:r>
+        <w:rPr>
+          <w:sz w:val="20"/>
+          <w:szCs w:val="20"/>
+          <w:lang w:val="es-ES_tradnl"/>
+        </w:rPr>
+        <w:t>Fin de flujo alterno.</w:t>
+      </w:r>
+    </w:p>
+    <w:p>
+      <w:pPr>
+        <w:rPr>
+          <w:sz w:val="20"/>
+          <w:szCs w:val="20"/>
+          <w:lang w:val="es-ES_tradnl"/>
+        </w:rPr>
+      </w:pPr>
+    </w:p>
+    <w:p>
+      <w:pPr>
+        <w:rPr>
+          <w:b/>
+          <w:bCs/>
+          <w:sz w:val="20"/>
+          <w:szCs w:val="20"/>
+          <w:lang w:val="es-ES_tradnl"/>
+        </w:rPr>
+      </w:pPr>
+      <w:r>
+        <w:rPr>
+          <w:b/>
+          <w:bCs/>
+          <w:sz w:val="20"/>
+          <w:szCs w:val="20"/>
+          <w:lang w:val="es-ES_tradnl"/>
+        </w:rPr>
+        <w:t>FA05 Filtro de casos</w:t>
+      </w:r>
+    </w:p>
+    <w:p>
+      <w:pPr>
         <w:numPr>
-          <w:ilvl w:val="3"/>
-          <w:numId w:val="7"/>
+          <w:ilvl w:val="0"/>
+          <w:numId w:val="31"/>
         </w:numPr>
-        <w:spacing w:line="360" w:lineRule="auto"/>
-        <w:ind w:right="300"/>
-        <w:rPr>
-          <w:sz w:val="20"/>
-          <w:szCs w:val="20"/>
-          <w:lang w:val="es-ES_tradnl"/>
-        </w:rPr>
-      </w:pPr>
-      <w:r>
-        <w:rPr>
-          <w:sz w:val="20"/>
-          <w:szCs w:val="20"/>
-          <w:lang w:val="es-ES_tradnl"/>
-        </w:rPr>
-        <w:t>Se habilita el botón Aceptar</w:t>
-      </w:r>
-    </w:p>
-    <w:p>
-      <w:pPr>
-        <w:pStyle w:val="NormalWeb"/>
+        <w:rPr>
+          <w:sz w:val="20"/>
+          <w:szCs w:val="20"/>
+          <w:lang w:val="es-ES_tradnl"/>
+        </w:rPr>
+      </w:pPr>
+      <w:r>
+        <w:rPr>
+          <w:sz w:val="20"/>
+          <w:szCs w:val="20"/>
+          <w:lang w:val="es-ES_tradnl"/>
+        </w:rPr>
+        <w:t xml:space="preserve">El </w:t>
+      </w:r>
+      <w:r>
+        <w:rPr>
+          <w:sz w:val="20"/>
+          <w:szCs w:val="20"/>
+          <w:lang w:val="es-ES_tradnl"/>
+        </w:rPr>
+        <w:t>usuario</w:t>
+      </w:r>
+      <w:r>
+        <w:rPr>
+          <w:sz w:val="20"/>
+          <w:szCs w:val="20"/>
+          <w:lang w:val="es-ES_tradnl"/>
+        </w:rPr>
+        <w:t xml:space="preserve"> </w:t>
+      </w:r>
+      <w:r>
+        <w:rPr>
+          <w:sz w:val="20"/>
+          <w:szCs w:val="20"/>
+          <w:lang w:val="es-ES_tradnl"/>
+        </w:rPr>
+        <w:t>selecciona el tipo de filtro: fecha, tipo, categoría.</w:t>
+      </w:r>
+    </w:p>
+    <w:p>
+      <w:pPr>
         <w:numPr>
-          <w:ilvl w:val="3"/>
-          <w:numId w:val="7"/>
+          <w:ilvl w:val="0"/>
+          <w:numId w:val="31"/>
         </w:numPr>
-        <w:spacing w:line="360" w:lineRule="auto"/>
-        <w:ind w:right="300"/>
-        <w:rPr>
-          <w:sz w:val="20"/>
-          <w:szCs w:val="20"/>
-          <w:lang w:val="es-ES_tradnl"/>
-        </w:rPr>
-      </w:pPr>
-      <w:r>
-        <w:rPr>
-          <w:sz w:val="20"/>
-          <w:szCs w:val="20"/>
-          <w:lang w:val="es-ES_tradnl"/>
-        </w:rPr>
-        <w:t>Se habilita el botón Rechazar FA02</w:t>
-      </w:r>
-    </w:p>
-    <w:p>
-      <w:pPr>
-        <w:pStyle w:val="NormalWeb"/>
+        <w:rPr>
+          <w:sz w:val="20"/>
+          <w:szCs w:val="20"/>
+          <w:lang w:val="es-ES_tradnl"/>
+        </w:rPr>
+      </w:pPr>
+      <w:r>
+        <w:rPr>
+          <w:sz w:val="20"/>
+          <w:szCs w:val="20"/>
+          <w:lang w:val="es-ES_tradnl"/>
+        </w:rPr>
+        <w:t xml:space="preserve">El sistema muestra el resultado, retornando al paso </w:t>
+      </w:r>
+      <w:r>
+        <w:rPr>
+          <w:sz w:val="20"/>
+          <w:szCs w:val="20"/>
+          <w:lang w:val="es-ES_tradnl"/>
+        </w:rPr>
+        <w:t>5</w:t>
+      </w:r>
+      <w:r>
+        <w:rPr>
+          <w:sz w:val="20"/>
+          <w:szCs w:val="20"/>
+          <w:lang w:val="es-ES_tradnl"/>
+        </w:rPr>
+        <w:t xml:space="preserve"> del flujo básico.</w:t>
+      </w:r>
+    </w:p>
+    <w:p>
+      <w:pPr>
         <w:numPr>
-          <w:ilvl w:val="3"/>
-          <w:numId w:val="7"/>
+          <w:ilvl w:val="0"/>
+          <w:numId w:val="31"/>
         </w:numPr>
-        <w:spacing w:line="360" w:lineRule="auto"/>
-        <w:ind w:right="300"/>
-        <w:rPr>
-          <w:sz w:val="20"/>
-          <w:szCs w:val="20"/>
-          <w:lang w:val="es-ES_tradnl"/>
-        </w:rPr>
-      </w:pPr>
-      <w:r>
-        <w:rPr>
-          <w:sz w:val="20"/>
-          <w:szCs w:val="20"/>
-          <w:lang w:val="es-ES_tradnl"/>
-        </w:rPr>
-        <w:t>Se habilita el botón Regresar FA07</w:t>
-      </w:r>
-    </w:p>
-    <w:p>
-      <w:pPr>
-        <w:pStyle w:val="NormalWeb"/>
+        <w:rPr>
+          <w:sz w:val="20"/>
+          <w:szCs w:val="20"/>
+          <w:lang w:val="es-ES_tradnl"/>
+        </w:rPr>
+      </w:pPr>
+      <w:r>
+        <w:rPr>
+          <w:sz w:val="20"/>
+          <w:szCs w:val="20"/>
+          <w:lang w:val="es-ES_tradnl"/>
+        </w:rPr>
+        <w:t>Fin de flujo alterno.</w:t>
+      </w:r>
+    </w:p>
+    <w:p>
+      <w:pPr>
+        <w:rPr>
+          <w:sz w:val="20"/>
+          <w:szCs w:val="20"/>
+          <w:lang w:val="es-ES_tradnl"/>
+        </w:rPr>
+      </w:pPr>
+    </w:p>
+    <w:p>
+      <w:pPr>
+        <w:rPr>
+          <w:b/>
+          <w:bCs/>
+          <w:sz w:val="20"/>
+          <w:szCs w:val="20"/>
+          <w:lang w:val="es-ES_tradnl"/>
+        </w:rPr>
+      </w:pPr>
+      <w:r>
+        <w:rPr>
+          <w:b/>
+          <w:bCs/>
+          <w:sz w:val="20"/>
+          <w:szCs w:val="20"/>
+          <w:lang w:val="es-ES_tradnl"/>
+        </w:rPr>
+        <w:t>FA</w:t>
+      </w:r>
+      <w:r>
+        <w:rPr>
+          <w:b/>
+          <w:bCs/>
+          <w:sz w:val="20"/>
+          <w:szCs w:val="20"/>
+          <w:lang w:val="es-ES_tradnl"/>
+        </w:rPr>
+        <w:t>06</w:t>
+      </w:r>
+      <w:r>
+        <w:rPr>
+          <w:b/>
+          <w:bCs/>
+          <w:sz w:val="20"/>
+          <w:szCs w:val="20"/>
+          <w:lang w:val="es-ES_tradnl"/>
+        </w:rPr>
+        <w:t xml:space="preserve"> </w:t>
+      </w:r>
+      <w:r>
+        <w:rPr>
+          <w:b/>
+          <w:bCs/>
+          <w:sz w:val="20"/>
+          <w:szCs w:val="20"/>
+          <w:lang w:val="es-ES_tradnl"/>
+        </w:rPr>
+        <w:t>Cerrar sesión</w:t>
+      </w:r>
+    </w:p>
+    <w:p>
+      <w:pPr>
         <w:numPr>
-          <w:ilvl w:val="2"/>
-          <w:numId w:val="7"/>
+          <w:ilvl w:val="0"/>
+          <w:numId w:val="32"/>
         </w:numPr>
-        <w:spacing w:line="360" w:lineRule="auto"/>
-        <w:ind w:right="300"/>
-        <w:rPr>
-          <w:sz w:val="20"/>
-          <w:szCs w:val="20"/>
-          <w:lang w:val="es-ES_tradnl"/>
-        </w:rPr>
-      </w:pPr>
-      <w:r>
-        <w:rPr>
-          <w:sz w:val="20"/>
-          <w:szCs w:val="20"/>
-          <w:lang w:val="es-ES_tradnl"/>
-        </w:rPr>
-        <w:t>El Auxiliar revisa la información del caso y la evidencia adjunta si aplica. FA06</w:t>
-      </w:r>
-    </w:p>
-    <w:p>
-      <w:pPr>
-        <w:pStyle w:val="NormalWeb"/>
+        <w:rPr>
+          <w:sz w:val="20"/>
+          <w:szCs w:val="20"/>
+          <w:lang w:val="es-ES_tradnl"/>
+        </w:rPr>
+      </w:pPr>
+      <w:r>
+        <w:rPr>
+          <w:sz w:val="20"/>
+          <w:szCs w:val="20"/>
+          <w:lang w:val="es-ES_tradnl"/>
+        </w:rPr>
+        <w:t xml:space="preserve">El </w:t>
+      </w:r>
+      <w:r>
+        <w:rPr>
+          <w:sz w:val="20"/>
+          <w:szCs w:val="20"/>
+          <w:lang w:val="es-ES_tradnl"/>
+        </w:rPr>
+        <w:t>usuario selecciona el botón “Cerrar sesión”</w:t>
+      </w:r>
+    </w:p>
+    <w:p>
+      <w:pPr>
         <w:numPr>
-          <w:ilvl w:val="2"/>
-          <w:numId w:val="7"/>
+          <w:ilvl w:val="0"/>
+          <w:numId w:val="32"/>
         </w:numPr>
-        <w:spacing w:line="360" w:lineRule="auto"/>
-        <w:ind w:right="300"/>
-        <w:rPr>
-          <w:sz w:val="20"/>
-          <w:szCs w:val="20"/>
-          <w:lang w:val="es-ES_tradnl"/>
-        </w:rPr>
-      </w:pPr>
-      <w:r>
-        <w:rPr>
-          <w:sz w:val="20"/>
-          <w:szCs w:val="20"/>
-          <w:lang w:val="es-ES_tradnl"/>
-        </w:rPr>
-        <w:t>El Auxiliar selecciona "Aceptar".</w:t>
-      </w:r>
-    </w:p>
-    <w:p>
-      <w:pPr>
-        <w:pStyle w:val="NormalWeb"/>
+        <w:rPr>
+          <w:sz w:val="20"/>
+          <w:szCs w:val="20"/>
+          <w:lang w:val="es-ES_tradnl"/>
+        </w:rPr>
+      </w:pPr>
+      <w:r>
+        <w:rPr>
+          <w:sz w:val="20"/>
+          <w:szCs w:val="20"/>
+          <w:lang w:val="es-ES_tradnl"/>
+        </w:rPr>
+        <w:t>El sistema retorna al portal web.</w:t>
+      </w:r>
+    </w:p>
+    <w:p>
+      <w:pPr>
         <w:numPr>
-          <w:ilvl w:val="2"/>
-          <w:numId w:val="7"/>
+          <w:ilvl w:val="0"/>
+          <w:numId w:val="32"/>
         </w:numPr>
-        <w:spacing w:line="360" w:lineRule="auto"/>
-        <w:ind w:right="300"/>
-        <w:rPr>
-          <w:sz w:val="20"/>
-          <w:szCs w:val="20"/>
-          <w:lang w:val="es-ES_tradnl"/>
-        </w:rPr>
-      </w:pPr>
-      <w:r>
-        <w:rPr>
-          <w:sz w:val="20"/>
-          <w:szCs w:val="20"/>
-          <w:lang w:val="es-ES_tradnl"/>
-        </w:rPr>
-        <w:t>El sistema cambia el estado del caso a En Revisión. RN04</w:t>
-      </w:r>
-    </w:p>
-    <w:p>
-      <w:pPr>
-        <w:pStyle w:val="NormalWeb"/>
+        <w:rPr>
+          <w:sz w:val="20"/>
+          <w:szCs w:val="20"/>
+          <w:lang w:val="es-ES_tradnl"/>
+        </w:rPr>
+      </w:pPr>
+      <w:r>
+        <w:rPr>
+          <w:sz w:val="20"/>
+          <w:szCs w:val="20"/>
+          <w:lang w:val="es-ES_tradnl"/>
+        </w:rPr>
+        <w:t>Fin de flujo alterno.</w:t>
+      </w:r>
+    </w:p>
+    <w:p>
+      <w:pPr>
+        <w:rPr>
+          <w:sz w:val="20"/>
+          <w:szCs w:val="20"/>
+          <w:lang w:val="es-ES_tradnl"/>
+        </w:rPr>
+      </w:pPr>
+    </w:p>
+    <w:p>
+      <w:pPr>
+        <w:rPr>
+          <w:b/>
+          <w:bCs/>
+          <w:sz w:val="20"/>
+          <w:szCs w:val="20"/>
+          <w:lang w:val="es-ES_tradnl"/>
+        </w:rPr>
+      </w:pPr>
+      <w:r>
+        <w:rPr>
+          <w:b/>
+          <w:bCs/>
+          <w:sz w:val="20"/>
+          <w:szCs w:val="20"/>
+          <w:lang w:val="es-ES_tradnl"/>
+        </w:rPr>
+        <w:t>FA0</w:t>
+      </w:r>
+      <w:r>
+        <w:rPr>
+          <w:b/>
+          <w:bCs/>
+          <w:sz w:val="20"/>
+          <w:szCs w:val="20"/>
+          <w:lang w:val="es-ES_tradnl"/>
+        </w:rPr>
+        <w:t>7</w:t>
+      </w:r>
+      <w:r>
+        <w:rPr>
+          <w:b/>
+          <w:bCs/>
+          <w:sz w:val="20"/>
+          <w:szCs w:val="20"/>
+          <w:lang w:val="es-ES_tradnl"/>
+        </w:rPr>
+        <w:t xml:space="preserve"> </w:t>
+      </w:r>
+      <w:r>
+        <w:rPr>
+          <w:b/>
+          <w:bCs/>
+          <w:sz w:val="20"/>
+          <w:szCs w:val="20"/>
+          <w:lang w:val="es-ES_tradnl"/>
+        </w:rPr>
+        <w:t>Regresar</w:t>
+      </w:r>
+    </w:p>
+    <w:p>
+      <w:pPr>
         <w:numPr>
-          <w:ilvl w:val="3"/>
-          <w:numId w:val="7"/>
+          <w:ilvl w:val="0"/>
+          <w:numId w:val="33"/>
         </w:numPr>
-        <w:spacing w:line="360" w:lineRule="auto"/>
-        <w:ind w:right="300"/>
-        <w:rPr>
-          <w:sz w:val="20"/>
-          <w:szCs w:val="20"/>
-          <w:lang w:val="es-ES_tradnl"/>
-        </w:rPr>
-      </w:pPr>
-      <w:r>
-        <w:rPr>
-          <w:sz w:val="20"/>
-          <w:szCs w:val="20"/>
-          <w:lang w:val="es-ES_tradnl"/>
-        </w:rPr>
-        <w:t>El sistema habilita el botón Asignar Técnico</w:t>
-      </w:r>
-    </w:p>
-    <w:p>
-      <w:pPr>
-        <w:pStyle w:val="NormalWeb"/>
+        <w:rPr>
+          <w:sz w:val="20"/>
+          <w:szCs w:val="20"/>
+          <w:lang w:val="es-ES_tradnl"/>
+        </w:rPr>
+      </w:pPr>
+      <w:r>
+        <w:rPr>
+          <w:sz w:val="20"/>
+          <w:szCs w:val="20"/>
+          <w:lang w:val="es-ES_tradnl"/>
+        </w:rPr>
+        <w:t xml:space="preserve">El </w:t>
+      </w:r>
+      <w:r>
+        <w:rPr>
+          <w:sz w:val="20"/>
+          <w:szCs w:val="20"/>
+          <w:lang w:val="es-ES_tradnl"/>
+        </w:rPr>
+        <w:t>usuario selecciona el botón “</w:t>
+      </w:r>
+      <w:r>
+        <w:rPr>
+          <w:sz w:val="20"/>
+          <w:szCs w:val="20"/>
+          <w:lang w:val="es-ES_tradnl"/>
+        </w:rPr>
+        <w:t>Regresar</w:t>
+      </w:r>
+      <w:r>
+        <w:rPr>
+          <w:sz w:val="20"/>
+          <w:szCs w:val="20"/>
+          <w:lang w:val="es-ES_tradnl"/>
+        </w:rPr>
+        <w:t>”</w:t>
+      </w:r>
+    </w:p>
+    <w:p>
+      <w:pPr>
         <w:numPr>
-          <w:ilvl w:val="2"/>
-          <w:numId w:val="7"/>
+          <w:ilvl w:val="0"/>
+          <w:numId w:val="33"/>
         </w:numPr>
-        <w:spacing w:line="360" w:lineRule="auto"/>
-        <w:ind w:right="300"/>
-        <w:rPr>
-          <w:sz w:val="20"/>
-          <w:szCs w:val="20"/>
-          <w:lang w:val="es-ES_tradnl"/>
-        </w:rPr>
-      </w:pPr>
-      <w:r>
-        <w:rPr>
-          <w:sz w:val="20"/>
-          <w:szCs w:val="20"/>
-          <w:lang w:val="es-ES_tradnl"/>
-        </w:rPr>
-        <w:t>El Auxiliar selecciona “Asignar Técnico”</w:t>
-      </w:r>
-    </w:p>
-    <w:p>
-      <w:pPr>
-        <w:pStyle w:val="NormalWeb"/>
+        <w:rPr>
+          <w:sz w:val="20"/>
+          <w:szCs w:val="20"/>
+          <w:lang w:val="es-ES_tradnl"/>
+        </w:rPr>
+      </w:pPr>
+      <w:r>
+        <w:rPr>
+          <w:sz w:val="20"/>
+          <w:szCs w:val="20"/>
+          <w:lang w:val="es-ES_tradnl"/>
+        </w:rPr>
+        <w:t xml:space="preserve">El sistema cierra el formulario </w:t>
+      </w:r>
+      <w:r>
+        <w:rPr>
+          <w:sz w:val="20"/>
+          <w:szCs w:val="20"/>
+          <w:lang w:val="es-ES_tradnl"/>
+        </w:rPr>
+        <w:t>detalle auxiliar</w:t>
+      </w:r>
+      <w:r>
+        <w:rPr>
+          <w:sz w:val="20"/>
+          <w:szCs w:val="20"/>
+          <w:lang w:val="es-ES_tradnl"/>
+        </w:rPr>
+        <w:t>.</w:t>
+      </w:r>
+    </w:p>
+    <w:p>
+      <w:pPr>
         <w:numPr>
-          <w:ilvl w:val="2"/>
-          <w:numId w:val="7"/>
+          <w:ilvl w:val="0"/>
+          <w:numId w:val="33"/>
         </w:numPr>
-        <w:spacing w:line="360" w:lineRule="auto"/>
-        <w:ind w:right="300"/>
-        <w:rPr>
-          <w:sz w:val="20"/>
-          <w:szCs w:val="20"/>
-          <w:lang w:val="es-ES_tradnl"/>
-        </w:rPr>
-      </w:pPr>
-      <w:r>
-        <w:rPr>
-          <w:sz w:val="20"/>
-          <w:szCs w:val="20"/>
-          <w:lang w:val="es-ES_tradnl"/>
-        </w:rPr>
-        <w:t>El sistema ejecuta automáticamente el algoritmo de asignación al Técnico por carga de casos asignados. FA09</w:t>
-      </w:r>
-    </w:p>
-    <w:p>
-      <w:pPr>
-        <w:pStyle w:val="NormalWeb"/>
+        <w:rPr>
+          <w:sz w:val="20"/>
+          <w:szCs w:val="20"/>
+          <w:lang w:val="es-ES_tradnl"/>
+        </w:rPr>
+      </w:pPr>
+      <w:r>
+        <w:rPr>
+          <w:sz w:val="20"/>
+          <w:szCs w:val="20"/>
+          <w:lang w:val="es-ES_tradnl"/>
+        </w:rPr>
+        <w:t xml:space="preserve">El sistema retorna al paso </w:t>
+      </w:r>
+      <w:r>
+        <w:rPr>
+          <w:sz w:val="20"/>
+          <w:szCs w:val="20"/>
+          <w:lang w:val="es-ES_tradnl"/>
+        </w:rPr>
+        <w:t>4</w:t>
+      </w:r>
+      <w:r>
+        <w:rPr>
+          <w:sz w:val="20"/>
+          <w:szCs w:val="20"/>
+          <w:lang w:val="es-ES_tradnl"/>
+        </w:rPr>
+        <w:t xml:space="preserve"> del flujo básico.</w:t>
+      </w:r>
+    </w:p>
+    <w:p>
+      <w:pPr>
         <w:numPr>
-          <w:ilvl w:val="2"/>
-          <w:numId w:val="7"/>
+          <w:ilvl w:val="0"/>
+          <w:numId w:val="33"/>
         </w:numPr>
-        <w:spacing w:line="360" w:lineRule="auto"/>
-        <w:ind w:right="300"/>
-        <w:rPr>
-          <w:sz w:val="20"/>
-          <w:szCs w:val="20"/>
-          <w:lang w:val="es-ES_tradnl"/>
-        </w:rPr>
-      </w:pPr>
-      <w:r>
-        <w:rPr>
-          <w:sz w:val="20"/>
-          <w:szCs w:val="20"/>
-          <w:lang w:val="es-ES_tradnl"/>
-        </w:rPr>
-        <w:t>El sistema cambia el estado del caso a En Atención. RN04.</w:t>
-      </w:r>
-    </w:p>
-    <w:p>
-      <w:pPr>
-        <w:pStyle w:val="NormalWeb"/>
+        <w:rPr>
+          <w:sz w:val="20"/>
+          <w:szCs w:val="20"/>
+          <w:lang w:val="es-ES_tradnl"/>
+        </w:rPr>
+      </w:pPr>
+      <w:r>
+        <w:rPr>
+          <w:sz w:val="20"/>
+          <w:szCs w:val="20"/>
+          <w:lang w:val="es-ES_tradnl"/>
+        </w:rPr>
+        <w:t>Fin de flujo alterno.</w:t>
+      </w:r>
+    </w:p>
+    <w:p>
+      <w:pPr>
+        <w:rPr>
+          <w:sz w:val="20"/>
+          <w:szCs w:val="20"/>
+          <w:lang w:val="es-ES_tradnl"/>
+        </w:rPr>
+      </w:pPr>
+    </w:p>
+    <w:p>
+      <w:pPr>
+        <w:rPr>
+          <w:b/>
+          <w:bCs/>
+          <w:sz w:val="20"/>
+          <w:szCs w:val="20"/>
+          <w:lang w:val="es-ES_tradnl"/>
+        </w:rPr>
+      </w:pPr>
+      <w:r>
+        <w:rPr>
+          <w:b/>
+          <w:bCs/>
+          <w:sz w:val="20"/>
+          <w:szCs w:val="20"/>
+          <w:lang w:val="es-ES_tradnl"/>
+        </w:rPr>
+        <w:t>FA0</w:t>
+      </w:r>
+      <w:r>
+        <w:rPr>
+          <w:b/>
+          <w:bCs/>
+          <w:sz w:val="20"/>
+          <w:szCs w:val="20"/>
+          <w:lang w:val="es-ES_tradnl"/>
+        </w:rPr>
+        <w:t>8</w:t>
+      </w:r>
+      <w:r>
+        <w:rPr>
+          <w:b/>
+          <w:bCs/>
+          <w:sz w:val="20"/>
+          <w:szCs w:val="20"/>
+          <w:lang w:val="es-ES_tradnl"/>
+        </w:rPr>
+        <w:t xml:space="preserve"> Técnico </w:t>
+      </w:r>
+      <w:r>
+        <w:rPr>
+          <w:b/>
+          <w:bCs/>
+          <w:sz w:val="20"/>
+          <w:szCs w:val="20"/>
+          <w:lang w:val="es-ES_tradnl"/>
+        </w:rPr>
+        <w:t>no activo</w:t>
+      </w:r>
+    </w:p>
+    <w:p>
+      <w:pPr>
         <w:numPr>
-          <w:ilvl w:val="2"/>
-          <w:numId w:val="7"/>
+          <w:ilvl w:val="0"/>
+          <w:numId w:val="34"/>
         </w:numPr>
-        <w:spacing w:line="360" w:lineRule="auto"/>
-        <w:ind w:right="300"/>
-        <w:rPr>
-          <w:sz w:val="20"/>
-          <w:szCs w:val="20"/>
-          <w:lang w:val="es-ES_tradnl"/>
-        </w:rPr>
-      </w:pPr>
-      <w:r>
-        <w:rPr>
-          <w:sz w:val="20"/>
-          <w:szCs w:val="20"/>
-          <w:lang w:val="es-ES_tradnl"/>
-        </w:rPr>
-        <w:t>El sistema guarda la decisión en la Bitácora de Cambios y Auditoría, con usuario, fecha, hora e IP de origen. CU-16</w:t>
-      </w:r>
-    </w:p>
-    <w:p>
-      <w:pPr>
-        <w:pStyle w:val="NormalWeb"/>
+        <w:rPr>
+          <w:sz w:val="20"/>
+          <w:szCs w:val="20"/>
+          <w:lang w:val="es-ES_tradnl"/>
+        </w:rPr>
+      </w:pPr>
+      <w:r>
+        <w:rPr>
+          <w:sz w:val="20"/>
+          <w:szCs w:val="20"/>
+          <w:lang w:val="es-ES_tradnl"/>
+        </w:rPr>
+        <w:t xml:space="preserve">El sistema </w:t>
+      </w:r>
+      <w:r>
+        <w:rPr>
+          <w:sz w:val="20"/>
+          <w:szCs w:val="20"/>
+          <w:lang w:val="es-ES_tradnl"/>
+        </w:rPr>
+        <w:t>muestra</w:t>
+      </w:r>
+      <w:r>
+        <w:rPr>
+          <w:sz w:val="20"/>
+          <w:szCs w:val="20"/>
+          <w:lang w:val="es-ES_tradnl"/>
+        </w:rPr>
+        <w:t xml:space="preserve"> el mensaje de error. </w:t>
+      </w:r>
+      <w:r>
+        <w:rPr>
+          <w:b/>
+          <w:bCs/>
+          <w:sz w:val="20"/>
+          <w:szCs w:val="20"/>
+          <w:lang w:val="es-ES_tradnl"/>
+        </w:rPr>
+        <w:t xml:space="preserve">AN02 # </w:t>
+      </w:r>
+      <w:r>
+        <w:rPr>
+          <w:b/>
+          <w:bCs/>
+          <w:sz w:val="20"/>
+          <w:szCs w:val="20"/>
+          <w:lang w:val="es-ES_tradnl"/>
+        </w:rPr>
+        <w:t>04</w:t>
+      </w:r>
+    </w:p>
+    <w:p>
+      <w:pPr>
         <w:numPr>
-          <w:ilvl w:val="2"/>
-          <w:numId w:val="7"/>
+          <w:ilvl w:val="0"/>
+          <w:numId w:val="34"/>
         </w:numPr>
-        <w:spacing w:line="360" w:lineRule="auto"/>
-        <w:ind w:right="300"/>
-        <w:rPr>
-          <w:sz w:val="20"/>
-          <w:szCs w:val="20"/>
-          <w:lang w:val="es-ES_tradnl"/>
-        </w:rPr>
-      </w:pPr>
-      <w:r>
-        <w:rPr>
-          <w:sz w:val="20"/>
-          <w:szCs w:val="20"/>
-          <w:lang w:val="es-ES_tradnl"/>
-        </w:rPr>
-        <w:t>El sistema muestra el mensaje de éxito. AN01 # 5</w:t>
-      </w:r>
-    </w:p>
-    <w:p>
-      <w:pPr>
-        <w:pStyle w:val="NormalWeb"/>
+        <w:rPr>
+          <w:sz w:val="20"/>
+          <w:szCs w:val="20"/>
+          <w:lang w:val="es-ES_tradnl"/>
+        </w:rPr>
+      </w:pPr>
+      <w:r>
+        <w:rPr>
+          <w:sz w:val="20"/>
+          <w:szCs w:val="20"/>
+          <w:lang w:val="es-ES_tradnl"/>
+        </w:rPr>
+        <w:t xml:space="preserve">El sistema </w:t>
+      </w:r>
+      <w:r>
+        <w:rPr>
+          <w:sz w:val="20"/>
+          <w:szCs w:val="20"/>
+          <w:lang w:val="es-ES_tradnl"/>
+        </w:rPr>
+        <w:t>retorna al paso 17 del flujo básico.</w:t>
+      </w:r>
+    </w:p>
+    <w:p>
+      <w:pPr>
         <w:numPr>
-          <w:ilvl w:val="3"/>
-          <w:numId w:val="7"/>
+          <w:ilvl w:val="0"/>
+          <w:numId w:val="34"/>
         </w:numPr>
-        <w:spacing w:line="360" w:lineRule="auto"/>
-        <w:ind w:right="300"/>
-        <w:rPr>
-          <w:sz w:val="20"/>
-          <w:szCs w:val="20"/>
-          <w:lang w:val="es-ES_tradnl"/>
-        </w:rPr>
-      </w:pPr>
-      <w:r>
-        <w:rPr>
-          <w:sz w:val="20"/>
-          <w:szCs w:val="20"/>
-          <w:lang w:val="es-ES_tradnl"/>
-        </w:rPr>
-        <w:t>Se habilita el botón “Aceptar”</w:t>
-      </w:r>
-    </w:p>
-    <w:p>
-      <w:pPr>
-        <w:pStyle w:val="NormalWeb"/>
+        <w:rPr>
+          <w:sz w:val="20"/>
+          <w:szCs w:val="20"/>
+          <w:lang w:val="es-ES_tradnl"/>
+        </w:rPr>
+      </w:pPr>
+      <w:r>
+        <w:rPr>
+          <w:sz w:val="20"/>
+          <w:szCs w:val="20"/>
+          <w:lang w:val="es-ES_tradnl"/>
+        </w:rPr>
+        <w:t>Fin de flujo alterno.</w:t>
+      </w:r>
+    </w:p>
+    <w:p>
+      <w:pPr>
+        <w:rPr>
+          <w:b/>
+          <w:bCs/>
+          <w:sz w:val="20"/>
+          <w:szCs w:val="20"/>
+          <w:lang w:val="es-ES_tradnl"/>
+        </w:rPr>
+      </w:pPr>
+    </w:p>
+    <w:p>
+      <w:pPr>
+        <w:rPr>
+          <w:b/>
+          <w:bCs/>
+          <w:sz w:val="20"/>
+          <w:szCs w:val="20"/>
+          <w:lang w:val="es-ES_tradnl"/>
+        </w:rPr>
+      </w:pPr>
+      <w:r>
+        <w:rPr>
+          <w:b/>
+          <w:bCs/>
+          <w:sz w:val="20"/>
+          <w:szCs w:val="20"/>
+          <w:lang w:val="es-ES_tradnl"/>
+        </w:rPr>
+        <w:t>FA0</w:t>
+      </w:r>
+      <w:r>
+        <w:rPr>
+          <w:b/>
+          <w:bCs/>
+          <w:sz w:val="20"/>
+          <w:szCs w:val="20"/>
+          <w:lang w:val="es-ES_tradnl"/>
+        </w:rPr>
+        <w:t>9</w:t>
+      </w:r>
+      <w:r>
+        <w:rPr>
+          <w:b/>
+          <w:bCs/>
+          <w:sz w:val="20"/>
+          <w:szCs w:val="20"/>
+          <w:lang w:val="es-ES_tradnl"/>
+        </w:rPr>
+        <w:t xml:space="preserve"> </w:t>
+      </w:r>
+      <w:r>
+        <w:rPr>
+          <w:b/>
+          <w:bCs/>
+          <w:sz w:val="20"/>
+          <w:szCs w:val="20"/>
+          <w:lang w:val="es-ES_tradnl"/>
+        </w:rPr>
+        <w:t>Cancelar</w:t>
+      </w:r>
+    </w:p>
+    <w:p>
+      <w:pPr>
         <w:numPr>
-          <w:ilvl w:val="2"/>
-          <w:numId w:val="7"/>
+          <w:ilvl w:val="0"/>
+          <w:numId w:val="35"/>
         </w:numPr>
-        <w:spacing w:line="360" w:lineRule="auto"/>
-        <w:ind w:right="300"/>
-        <w:rPr>
-          <w:sz w:val="20"/>
-          <w:szCs w:val="20"/>
-          <w:lang w:val="es-ES_tradnl"/>
-        </w:rPr>
-      </w:pPr>
-      <w:r>
-        <w:rPr>
-          <w:sz w:val="20"/>
-          <w:szCs w:val="20"/>
-          <w:lang w:val="es-ES_tradnl"/>
-        </w:rPr>
-        <w:t>El auxiliar selecciona “Aceptar”</w:t>
-      </w:r>
-    </w:p>
-    <w:p>
-      <w:pPr>
-        <w:pStyle w:val="NormalWeb"/>
+        <w:rPr>
+          <w:sz w:val="20"/>
+          <w:szCs w:val="20"/>
+          <w:lang w:val="es-ES_tradnl"/>
+        </w:rPr>
+      </w:pPr>
+      <w:r>
+        <w:rPr>
+          <w:sz w:val="20"/>
+          <w:szCs w:val="20"/>
+          <w:lang w:val="es-ES_tradnl"/>
+        </w:rPr>
+        <w:t xml:space="preserve">El </w:t>
+      </w:r>
+      <w:r>
+        <w:rPr>
+          <w:sz w:val="20"/>
+          <w:szCs w:val="20"/>
+          <w:lang w:val="es-ES_tradnl"/>
+        </w:rPr>
+        <w:t>usuario selecciona el botón “</w:t>
+      </w:r>
+      <w:r>
+        <w:rPr>
+          <w:sz w:val="20"/>
+          <w:szCs w:val="20"/>
+          <w:lang w:val="es-ES_tradnl"/>
+        </w:rPr>
+        <w:t>Cancelar</w:t>
+      </w:r>
+      <w:r>
+        <w:rPr>
+          <w:sz w:val="20"/>
+          <w:szCs w:val="20"/>
+          <w:lang w:val="es-ES_tradnl"/>
+        </w:rPr>
+        <w:t>”</w:t>
+      </w:r>
+    </w:p>
+    <w:p>
+      <w:pPr>
         <w:numPr>
-          <w:ilvl w:val="2"/>
-          <w:numId w:val="7"/>
+          <w:ilvl w:val="0"/>
+          <w:numId w:val="35"/>
         </w:numPr>
-        <w:spacing w:line="360" w:lineRule="auto"/>
-        <w:ind w:right="300"/>
-        <w:rPr>
-          <w:sz w:val="20"/>
-          <w:szCs w:val="20"/>
-          <w:lang w:val="es-ES_tradnl"/>
-        </w:rPr>
-      </w:pPr>
-      <w:r>
-        <w:rPr>
-          <w:sz w:val="20"/>
-          <w:szCs w:val="20"/>
-          <w:lang w:val="es-ES_tradnl"/>
-        </w:rPr>
-        <w:t>El sistema muestra la pantalla de inicio.</w:t>
-      </w:r>
-    </w:p>
-    <w:p>
-      <w:pPr>
-        <w:pStyle w:val="NormalWeb"/>
+        <w:rPr>
+          <w:sz w:val="20"/>
+          <w:szCs w:val="20"/>
+          <w:lang w:val="es-ES_tradnl"/>
+        </w:rPr>
+      </w:pPr>
+      <w:r>
+        <w:rPr>
+          <w:sz w:val="20"/>
+          <w:szCs w:val="20"/>
+          <w:lang w:val="es-ES_tradnl"/>
+        </w:rPr>
+        <w:t xml:space="preserve">El sistema cierra el </w:t>
+      </w:r>
+      <w:r>
+        <w:rPr>
+          <w:sz w:val="20"/>
+          <w:szCs w:val="20"/>
+          <w:lang w:val="es-ES_tradnl"/>
+        </w:rPr>
+        <w:t>formulario rechazo auxiliar</w:t>
+      </w:r>
+      <w:r>
+        <w:rPr>
+          <w:sz w:val="20"/>
+          <w:szCs w:val="20"/>
+          <w:lang w:val="es-ES_tradnl"/>
+        </w:rPr>
+        <w:t>.</w:t>
+      </w:r>
+    </w:p>
+    <w:p>
+      <w:pPr>
         <w:numPr>
-          <w:ilvl w:val="2"/>
-          <w:numId w:val="7"/>
+          <w:ilvl w:val="0"/>
+          <w:numId w:val="35"/>
         </w:numPr>
-        <w:spacing w:line="360" w:lineRule="auto"/>
-        <w:ind w:right="300"/>
-        <w:rPr>
-          <w:sz w:val="20"/>
-          <w:szCs w:val="20"/>
-          <w:lang w:val="es-ES_tradnl"/>
-        </w:rPr>
-      </w:pPr>
-      <w:r>
-        <w:rPr>
-          <w:sz w:val="20"/>
-          <w:szCs w:val="20"/>
-          <w:lang w:val="es-ES_tradnl"/>
-        </w:rPr>
-        <w:t>Fin del caso de uso.</w:t>
-      </w:r>
-    </w:p>
-    <w:p>
-      <w:pPr>
-        <w:pStyle w:val="NormalWeb"/>
+        <w:rPr>
+          <w:sz w:val="20"/>
+          <w:szCs w:val="20"/>
+          <w:lang w:val="es-ES_tradnl"/>
+        </w:rPr>
+      </w:pPr>
+      <w:r>
+        <w:rPr>
+          <w:sz w:val="20"/>
+          <w:szCs w:val="20"/>
+          <w:lang w:val="es-ES_tradnl"/>
+        </w:rPr>
+        <w:t xml:space="preserve">El sistema retorna al paso </w:t>
+      </w:r>
+      <w:r>
+        <w:rPr>
+          <w:sz w:val="20"/>
+          <w:szCs w:val="20"/>
+          <w:lang w:val="es-ES_tradnl"/>
+        </w:rPr>
+        <w:t>7</w:t>
+      </w:r>
+      <w:r>
+        <w:rPr>
+          <w:sz w:val="20"/>
+          <w:szCs w:val="20"/>
+          <w:lang w:val="es-ES_tradnl"/>
+        </w:rPr>
+        <w:t xml:space="preserve"> del flujo básico.</w:t>
+      </w:r>
+    </w:p>
+    <w:p>
+      <w:pPr>
+        <w:numPr>
+          <w:ilvl w:val="0"/>
+          <w:numId w:val="35"/>
+        </w:numPr>
+        <w:rPr>
+          <w:sz w:val="20"/>
+          <w:szCs w:val="20"/>
+          <w:lang w:val="es-ES_tradnl"/>
+        </w:rPr>
+      </w:pPr>
+      <w:r>
+        <w:rPr>
+          <w:sz w:val="20"/>
+          <w:szCs w:val="20"/>
+          <w:lang w:val="es-ES_tradnl"/>
+        </w:rPr>
+        <w:t>Fin de flujo alterno.</w:t>
+      </w:r>
+    </w:p>
+    <w:p>
+      <w:pPr>
+        <w:pStyle w:val="Ttulo1"/>
         <w:numPr>
           <w:ilvl w:val="1"/>
-          <w:numId w:val="7"/>
+          <w:numId w:val="24"/>
         </w:numPr>
-        <w:spacing w:line="360" w:lineRule="auto"/>
-        <w:ind w:right="300"/>
-        <w:rPr>
-          <w:b/>
-          <w:bCs/>
-          <w:sz w:val="27"/>
-          <w:szCs w:val="27"/>
-          <w:lang w:val="es-ES_tradnl"/>
-        </w:rPr>
-      </w:pPr>
-      <w:r>
-        <w:rPr>
-          <w:b/>
-          <w:bCs/>
-          <w:sz w:val="27"/>
-          <w:szCs w:val="27"/>
-          <w:lang w:val="es-ES_tradnl"/>
-        </w:rPr>
-        <w:lastRenderedPageBreak/>
-        <w:t>Flujos Alternos</w:t>
-      </w:r>
-    </w:p>
-    <w:p>
-      <w:pPr>
-        <w:pStyle w:val="NormalWeb"/>
-        <w:spacing w:before="0" w:beforeAutospacing="0" w:after="0" w:afterAutospacing="0" w:line="360" w:lineRule="auto"/>
-        <w:ind w:left="357" w:right="301"/>
-        <w:rPr>
-          <w:b/>
-          <w:bCs/>
-          <w:sz w:val="20"/>
-          <w:szCs w:val="20"/>
-          <w:lang w:val="es-ES_tradnl"/>
-        </w:rPr>
-      </w:pPr>
-      <w:r>
-        <w:rPr>
-          <w:b/>
-          <w:bCs/>
-          <w:sz w:val="20"/>
-          <w:szCs w:val="20"/>
-          <w:lang w:val="es-ES_tradnl"/>
-        </w:rPr>
-        <w:t>FA01 No existen casos pendientes de revisión</w:t>
-      </w:r>
-    </w:p>
-    <w:p>
-      <w:pPr>
-        <w:pStyle w:val="NormalWeb"/>
+        <w:rPr>
+          <w:sz w:val="24"/>
+          <w:szCs w:val="24"/>
+          <w:lang w:val="es-ES_tradnl"/>
+        </w:rPr>
+      </w:pPr>
+      <w:r>
+        <w:rPr>
+          <w:sz w:val="24"/>
+          <w:szCs w:val="24"/>
+          <w:lang w:val="es-ES_tradnl"/>
+        </w:rPr>
+        <w:t>Postcondiciones</w:t>
+      </w:r>
+    </w:p>
+    <w:p>
+      <w:pPr>
         <w:numPr>
           <w:ilvl w:val="0"/>
-          <w:numId w:val="9"/>
+          <w:numId w:val="36"/>
         </w:numPr>
-        <w:spacing w:before="0" w:beforeAutospacing="0" w:after="0" w:afterAutospacing="0" w:line="360" w:lineRule="auto"/>
-        <w:ind w:right="301"/>
-        <w:rPr>
-          <w:sz w:val="20"/>
-          <w:szCs w:val="20"/>
-          <w:lang w:val="es-ES_tradnl"/>
-        </w:rPr>
-      </w:pPr>
-      <w:r>
-        <w:rPr>
-          <w:sz w:val="20"/>
-          <w:szCs w:val="20"/>
-          <w:lang w:val="es-ES_tradnl"/>
-        </w:rPr>
-        <w:t>El sistema despliega un mensaje informativo. AN02 # 17</w:t>
-      </w:r>
-    </w:p>
-    <w:p>
-      <w:pPr>
-        <w:pStyle w:val="NormalWeb"/>
+        <w:rPr>
+          <w:sz w:val="20"/>
+          <w:szCs w:val="20"/>
+          <w:lang w:val="es-ES_tradnl"/>
+        </w:rPr>
+      </w:pPr>
+      <w:r>
+        <w:rPr>
+          <w:sz w:val="20"/>
+          <w:szCs w:val="20"/>
+          <w:lang w:val="es-ES_tradnl"/>
+        </w:rPr>
+        <w:t>El caso queda en estado En Atención, asignado a un Técnico, cuando el Auxiliar lo acepta.</w:t>
+      </w:r>
+    </w:p>
+    <w:p>
+      <w:pPr>
         <w:numPr>
           <w:ilvl w:val="0"/>
-          <w:numId w:val="9"/>
+          <w:numId w:val="36"/>
         </w:numPr>
-        <w:spacing w:before="0" w:beforeAutospacing="0" w:after="0" w:afterAutospacing="0" w:line="360" w:lineRule="auto"/>
-        <w:ind w:right="301"/>
-        <w:rPr>
-          <w:sz w:val="20"/>
-          <w:szCs w:val="20"/>
-          <w:lang w:val="es-ES_tradnl"/>
-        </w:rPr>
-      </w:pPr>
-      <w:r>
-        <w:rPr>
-          <w:sz w:val="20"/>
-          <w:szCs w:val="20"/>
-          <w:lang w:val="es-ES_tradnl"/>
-        </w:rPr>
-        <w:t>Fin del caso de uso.</w:t>
-      </w:r>
-    </w:p>
-    <w:p>
-      <w:pPr>
-        <w:pStyle w:val="NormalWeb"/>
-        <w:spacing w:before="0" w:beforeAutospacing="0" w:after="0" w:afterAutospacing="0" w:line="360" w:lineRule="auto"/>
-        <w:ind w:left="357" w:right="301"/>
-        <w:rPr>
-          <w:b/>
-          <w:bCs/>
-          <w:sz w:val="20"/>
-          <w:szCs w:val="20"/>
-          <w:lang w:val="es-ES_tradnl"/>
-        </w:rPr>
-      </w:pPr>
-      <w:r>
-        <w:rPr>
-          <w:b/>
-          <w:bCs/>
-          <w:sz w:val="20"/>
-          <w:szCs w:val="20"/>
-          <w:lang w:val="es-ES_tradnl"/>
-        </w:rPr>
-        <w:t>FA02 El Auxiliar rechaza el caso</w:t>
-      </w:r>
-    </w:p>
-    <w:p>
-      <w:pPr>
-        <w:pStyle w:val="NormalWeb"/>
+        <w:rPr>
+          <w:sz w:val="20"/>
+          <w:szCs w:val="20"/>
+          <w:lang w:val="es-ES_tradnl"/>
+        </w:rPr>
+      </w:pPr>
+      <w:r>
+        <w:rPr>
+          <w:sz w:val="20"/>
+          <w:szCs w:val="20"/>
+          <w:lang w:val="es-ES_tradnl"/>
+        </w:rPr>
+        <w:t>El caso queda en estado Pendiente de Aprobación de Rechazo, a la espera del Supervisor, cuando el Auxiliar lo rechaza</w:t>
+      </w:r>
+      <w:r>
+        <w:rPr>
+          <w:sz w:val="20"/>
+          <w:szCs w:val="20"/>
+          <w:lang w:val="es-ES_tradnl"/>
+        </w:rPr>
+        <w:t xml:space="preserve"> sin solicitar ampliación</w:t>
+      </w:r>
+      <w:r>
+        <w:rPr>
+          <w:sz w:val="20"/>
+          <w:szCs w:val="20"/>
+          <w:lang w:val="es-ES_tradnl"/>
+        </w:rPr>
+        <w:t>.</w:t>
+      </w:r>
+    </w:p>
+    <w:p>
+      <w:pPr>
         <w:numPr>
           <w:ilvl w:val="0"/>
-          <w:numId w:val="11"/>
+          <w:numId w:val="36"/>
         </w:numPr>
-        <w:spacing w:before="0" w:beforeAutospacing="0" w:after="0" w:afterAutospacing="0" w:line="360" w:lineRule="auto"/>
-        <w:ind w:left="1068" w:right="301"/>
-        <w:rPr>
-          <w:sz w:val="20"/>
-          <w:szCs w:val="20"/>
-          <w:lang w:val="es-ES_tradnl"/>
-        </w:rPr>
-      </w:pPr>
-      <w:r>
-        <w:rPr>
-          <w:sz w:val="20"/>
-          <w:szCs w:val="20"/>
-          <w:lang w:val="es-ES_tradnl"/>
-        </w:rPr>
-        <w:t>El Auxiliar selecciona "Rechazar”.</w:t>
-      </w:r>
-    </w:p>
-    <w:p>
-      <w:pPr>
-        <w:pStyle w:val="NormalWeb"/>
+        <w:rPr>
+          <w:sz w:val="20"/>
+          <w:szCs w:val="20"/>
+          <w:lang w:val="es-ES_tradnl"/>
+        </w:rPr>
+      </w:pPr>
+      <w:r>
+        <w:rPr>
+          <w:sz w:val="20"/>
+          <w:szCs w:val="20"/>
+          <w:lang w:val="es-ES_tradnl"/>
+        </w:rPr>
+        <w:lastRenderedPageBreak/>
+        <w:t xml:space="preserve">Cuando el rechazo </w:t>
+      </w:r>
+      <w:r>
+        <w:rPr>
+          <w:sz w:val="20"/>
+          <w:szCs w:val="20"/>
+          <w:lang w:val="es-ES_tradnl"/>
+        </w:rPr>
+        <w:t>solicita ampliación</w:t>
+      </w:r>
+      <w:r>
+        <w:rPr>
+          <w:sz w:val="20"/>
+          <w:szCs w:val="20"/>
+          <w:lang w:val="es-ES_tradnl"/>
+        </w:rPr>
+        <w:t>, el ciudadano recibe una notificación por correo con las instrucciones correspondientes.</w:t>
+      </w:r>
+    </w:p>
+    <w:p>
+      <w:pPr>
+        <w:pStyle w:val="Ttulo1"/>
         <w:numPr>
           <w:ilvl w:val="0"/>
-          <w:numId w:val="11"/>
+          <w:numId w:val="24"/>
         </w:numPr>
-        <w:spacing w:before="0" w:beforeAutospacing="0" w:after="0" w:afterAutospacing="0" w:line="360" w:lineRule="auto"/>
-        <w:ind w:left="1068" w:right="301"/>
-        <w:rPr>
-          <w:sz w:val="20"/>
-          <w:szCs w:val="20"/>
-          <w:lang w:val="es-ES_tradnl"/>
-        </w:rPr>
-      </w:pPr>
-      <w:r>
-        <w:rPr>
-          <w:sz w:val="20"/>
-          <w:szCs w:val="20"/>
-          <w:lang w:val="es-ES_tradnl"/>
-        </w:rPr>
-        <w:t>El sistema muestra el formulario rechazo auxiliar. RN18</w:t>
-      </w:r>
-    </w:p>
-    <w:p>
-      <w:pPr>
-        <w:pStyle w:val="NormalWeb"/>
-        <w:numPr>
-          <w:ilvl w:val="1"/>
-          <w:numId w:val="11"/>
-        </w:numPr>
-        <w:spacing w:before="0" w:beforeAutospacing="0" w:after="0" w:afterAutospacing="0" w:line="360" w:lineRule="auto"/>
-        <w:ind w:right="301"/>
-        <w:rPr>
-          <w:sz w:val="20"/>
-          <w:szCs w:val="20"/>
-          <w:lang w:val="es-ES_tradnl"/>
-        </w:rPr>
-      </w:pPr>
-      <w:r>
-        <w:rPr>
-          <w:sz w:val="20"/>
-          <w:szCs w:val="20"/>
-          <w:lang w:val="es-ES_tradnl"/>
-        </w:rPr>
-        <w:t>Se hablita el botón Aceptar</w:t>
-      </w:r>
-    </w:p>
-    <w:p>
-      <w:pPr>
-        <w:pStyle w:val="NormalWeb"/>
-        <w:numPr>
-          <w:ilvl w:val="1"/>
-          <w:numId w:val="11"/>
-        </w:numPr>
-        <w:spacing w:before="0" w:beforeAutospacing="0" w:after="0" w:afterAutospacing="0" w:line="360" w:lineRule="auto"/>
-        <w:ind w:right="301"/>
-        <w:rPr>
-          <w:sz w:val="20"/>
-          <w:szCs w:val="20"/>
-          <w:lang w:val="es-ES_tradnl"/>
-        </w:rPr>
-      </w:pPr>
-      <w:r>
-        <w:rPr>
-          <w:sz w:val="20"/>
-          <w:szCs w:val="20"/>
-          <w:lang w:val="es-ES_tradnl"/>
-        </w:rPr>
-        <w:t>Se habilita el botón Cancelar FA08</w:t>
-      </w:r>
-    </w:p>
-    <w:p>
-      <w:pPr>
-        <w:pStyle w:val="NormalWeb"/>
+        <w:rPr>
+          <w:sz w:val="28"/>
+          <w:szCs w:val="28"/>
+          <w:lang w:val="es-ES_tradnl"/>
+        </w:rPr>
+      </w:pPr>
+      <w:r>
+        <w:rPr>
+          <w:sz w:val="28"/>
+          <w:szCs w:val="28"/>
+          <w:lang w:val="es-ES_tradnl"/>
+        </w:rPr>
+        <w:t xml:space="preserve">Requerimientos </w:t>
+      </w:r>
+      <w:r>
+        <w:rPr>
+          <w:sz w:val="28"/>
+          <w:szCs w:val="28"/>
+          <w:lang w:val="es-ES_tradnl"/>
+        </w:rPr>
+        <w:t xml:space="preserve">Suplementarios o no </w:t>
+      </w:r>
+      <w:r>
+        <w:rPr>
+          <w:sz w:val="28"/>
+          <w:szCs w:val="28"/>
+          <w:lang w:val="es-ES_tradnl"/>
+        </w:rPr>
+        <w:t>Funcionales</w:t>
+      </w:r>
+    </w:p>
+    <w:p>
+      <w:pPr>
         <w:numPr>
           <w:ilvl w:val="0"/>
-          <w:numId w:val="11"/>
+          <w:numId w:val="37"/>
         </w:numPr>
-        <w:spacing w:before="0" w:beforeAutospacing="0" w:after="0" w:afterAutospacing="0" w:line="360" w:lineRule="auto"/>
-        <w:ind w:left="1068" w:right="301"/>
-        <w:rPr>
-          <w:sz w:val="20"/>
-          <w:szCs w:val="20"/>
-          <w:lang w:val="es-ES_tradnl"/>
-        </w:rPr>
-      </w:pPr>
-      <w:r>
-        <w:rPr>
-          <w:sz w:val="20"/>
-          <w:szCs w:val="20"/>
-          <w:lang w:val="es-ES_tradnl"/>
-        </w:rPr>
-        <w:t>El Auxiliar selecciona el motivo del rechazo, ingresa los comentarios y decide si necesita ampliación.</w:t>
-      </w:r>
-    </w:p>
-    <w:p>
-      <w:pPr>
-        <w:pStyle w:val="NormalWeb"/>
+        <w:rPr>
+          <w:sz w:val="20"/>
+          <w:szCs w:val="20"/>
+          <w:lang w:val="es-ES_tradnl"/>
+        </w:rPr>
+      </w:pPr>
+      <w:r>
+        <w:rPr>
+          <w:sz w:val="20"/>
+          <w:szCs w:val="20"/>
+          <w:lang w:val="es-ES_tradnl"/>
+        </w:rPr>
+        <w:t>El formulario deberá utilizar conexión segura HTTPS.</w:t>
+      </w:r>
+    </w:p>
+    <w:p>
+      <w:pPr>
         <w:numPr>
           <w:ilvl w:val="0"/>
-          <w:numId w:val="11"/>
+          <w:numId w:val="37"/>
         </w:numPr>
-        <w:spacing w:before="0" w:beforeAutospacing="0" w:after="0" w:afterAutospacing="0" w:line="360" w:lineRule="auto"/>
-        <w:ind w:left="1068" w:right="301"/>
-        <w:rPr>
-          <w:sz w:val="20"/>
-          <w:szCs w:val="20"/>
-          <w:lang w:val="es-ES_tradnl"/>
-        </w:rPr>
-      </w:pPr>
-      <w:r>
-        <w:rPr>
-          <w:sz w:val="20"/>
-          <w:szCs w:val="20"/>
-          <w:lang w:val="es-ES_tradnl"/>
-        </w:rPr>
-        <w:t>El Auxiliar selecciona “Aceptar” sin ampliación. FA03</w:t>
-      </w:r>
-      <w:r>
-        <w:rPr>
-          <w:sz w:val="20"/>
-          <w:szCs w:val="20"/>
-          <w:lang w:val="es-ES_tradnl"/>
-        </w:rPr>
-        <w:t>, FA10</w:t>
-      </w:r>
-    </w:p>
-    <w:p>
-      <w:pPr>
-        <w:pStyle w:val="NormalWeb"/>
+        <w:rPr>
+          <w:sz w:val="20"/>
+          <w:szCs w:val="20"/>
+          <w:lang w:val="es-ES_tradnl"/>
+        </w:rPr>
+      </w:pPr>
+      <w:r>
+        <w:rPr>
+          <w:sz w:val="20"/>
+          <w:szCs w:val="20"/>
+          <w:lang w:val="es-ES_tradnl"/>
+        </w:rPr>
+        <w:t>El sistema deberá registrar en bitácora cada decisión de revisión.</w:t>
+      </w:r>
+    </w:p>
+    <w:p>
+      <w:pPr>
+        <w:pStyle w:val="Ttulo1"/>
         <w:numPr>
           <w:ilvl w:val="0"/>
-          <w:numId w:val="11"/>
+          <w:numId w:val="24"/>
         </w:numPr>
-        <w:spacing w:before="0" w:beforeAutospacing="0" w:after="0" w:afterAutospacing="0" w:line="360" w:lineRule="auto"/>
-        <w:ind w:left="1068" w:right="301"/>
-        <w:rPr>
-          <w:sz w:val="20"/>
-          <w:szCs w:val="20"/>
-          <w:lang w:val="es-ES_tradnl"/>
-        </w:rPr>
-      </w:pPr>
-      <w:r>
-        <w:rPr>
-          <w:sz w:val="20"/>
-          <w:szCs w:val="20"/>
-          <w:lang w:val="es-ES_tradnl"/>
-        </w:rPr>
-        <w:t>El sistema cambia el estado del caso a Pendiente de Aprobación de Rechazo. RN04</w:t>
-      </w:r>
-    </w:p>
-    <w:p>
-      <w:pPr>
-        <w:pStyle w:val="NormalWeb"/>
-        <w:numPr>
-          <w:ilvl w:val="0"/>
-          <w:numId w:val="11"/>
-        </w:numPr>
-        <w:spacing w:before="0" w:beforeAutospacing="0" w:after="0" w:afterAutospacing="0" w:line="360" w:lineRule="auto"/>
-        <w:ind w:left="1068" w:right="301"/>
-        <w:rPr>
-          <w:sz w:val="20"/>
-          <w:szCs w:val="20"/>
-          <w:lang w:val="es-ES_tradnl"/>
-        </w:rPr>
-      </w:pPr>
-      <w:r>
-        <w:rPr>
-          <w:sz w:val="20"/>
-          <w:szCs w:val="20"/>
-          <w:lang w:val="es-ES_tradnl"/>
-        </w:rPr>
-        <w:t>El sistema guarda la decisión en la Bitácora de Cambios y Auditoría, con usuario, fecha, hora e IP de origen. CU-16</w:t>
-      </w:r>
-    </w:p>
-    <w:p>
-      <w:pPr>
-        <w:pStyle w:val="NormalWeb"/>
-        <w:numPr>
-          <w:ilvl w:val="0"/>
-          <w:numId w:val="11"/>
-        </w:numPr>
-        <w:spacing w:before="0" w:beforeAutospacing="0" w:after="0" w:afterAutospacing="0" w:line="360" w:lineRule="auto"/>
-        <w:ind w:left="1068" w:right="301"/>
-        <w:rPr>
-          <w:sz w:val="20"/>
-          <w:szCs w:val="20"/>
-          <w:lang w:val="es-ES_tradnl"/>
-        </w:rPr>
-      </w:pPr>
-      <w:r>
-        <w:rPr>
-          <w:sz w:val="20"/>
-          <w:szCs w:val="20"/>
-          <w:lang w:val="es-ES_tradnl"/>
-        </w:rPr>
-        <w:t>El sistema despliega el mensaje de éxito. AN01 # 7</w:t>
-      </w:r>
-    </w:p>
-    <w:p>
-      <w:pPr>
-        <w:pStyle w:val="NormalWeb"/>
-        <w:numPr>
-          <w:ilvl w:val="1"/>
-          <w:numId w:val="11"/>
-        </w:numPr>
-        <w:spacing w:before="0" w:beforeAutospacing="0" w:after="0" w:afterAutospacing="0" w:line="360" w:lineRule="auto"/>
-        <w:ind w:right="301"/>
-        <w:rPr>
-          <w:sz w:val="20"/>
-          <w:szCs w:val="20"/>
-          <w:lang w:val="es-ES_tradnl"/>
-        </w:rPr>
-      </w:pPr>
-      <w:r>
-        <w:rPr>
-          <w:sz w:val="20"/>
-          <w:szCs w:val="20"/>
-          <w:lang w:val="es-ES_tradnl"/>
-        </w:rPr>
-        <w:t>El sistema habilita el botón Aceptar.</w:t>
-      </w:r>
-    </w:p>
-    <w:p>
-      <w:pPr>
-        <w:pStyle w:val="NormalWeb"/>
-        <w:numPr>
-          <w:ilvl w:val="0"/>
-          <w:numId w:val="11"/>
-        </w:numPr>
-        <w:spacing w:before="0" w:beforeAutospacing="0" w:after="0" w:afterAutospacing="0" w:line="360" w:lineRule="auto"/>
-        <w:ind w:left="1068" w:right="301"/>
-        <w:rPr>
-          <w:sz w:val="20"/>
-          <w:szCs w:val="20"/>
-          <w:lang w:val="es-ES_tradnl"/>
-        </w:rPr>
-      </w:pPr>
-      <w:r>
-        <w:rPr>
-          <w:sz w:val="20"/>
-          <w:szCs w:val="20"/>
-          <w:lang w:val="es-ES_tradnl"/>
-        </w:rPr>
-        <w:t>El Auxiliar selecciona “Aceptar”.</w:t>
-      </w:r>
-    </w:p>
-    <w:p>
-      <w:pPr>
-        <w:pStyle w:val="NormalWeb"/>
-        <w:numPr>
-          <w:ilvl w:val="0"/>
-          <w:numId w:val="11"/>
-        </w:numPr>
-        <w:spacing w:before="0" w:beforeAutospacing="0" w:after="0" w:afterAutospacing="0" w:line="360" w:lineRule="auto"/>
-        <w:ind w:left="1068" w:right="301"/>
-        <w:rPr>
-          <w:sz w:val="20"/>
-          <w:szCs w:val="20"/>
-          <w:lang w:val="es-ES_tradnl"/>
-        </w:rPr>
-      </w:pPr>
-      <w:r>
-        <w:rPr>
-          <w:sz w:val="20"/>
-          <w:szCs w:val="20"/>
-          <w:lang w:val="es-ES_tradnl"/>
-        </w:rPr>
-        <w:t>El sistema retorna a la pantalla de Inicio.</w:t>
-      </w:r>
-    </w:p>
-    <w:p>
-      <w:pPr>
-        <w:pStyle w:val="NormalWeb"/>
-        <w:spacing w:before="0" w:beforeAutospacing="0" w:after="0" w:afterAutospacing="0" w:line="360" w:lineRule="auto"/>
-        <w:ind w:left="357" w:right="301"/>
-        <w:rPr>
-          <w:b/>
-          <w:bCs/>
-          <w:sz w:val="20"/>
-          <w:szCs w:val="20"/>
-          <w:lang w:val="es-ES_tradnl"/>
-        </w:rPr>
-      </w:pPr>
-      <w:r>
-        <w:rPr>
-          <w:b/>
-          <w:bCs/>
-          <w:sz w:val="20"/>
-          <w:szCs w:val="20"/>
-          <w:lang w:val="es-ES_tradnl"/>
-        </w:rPr>
-        <w:t>FA03 Rechazo con ampliación</w:t>
-      </w:r>
-    </w:p>
-    <w:p>
-      <w:pPr>
-        <w:pStyle w:val="NormalWeb"/>
-        <w:numPr>
-          <w:ilvl w:val="0"/>
-          <w:numId w:val="12"/>
-        </w:numPr>
-        <w:spacing w:before="0" w:beforeAutospacing="0" w:after="0" w:afterAutospacing="0" w:line="360" w:lineRule="auto"/>
-        <w:ind w:right="301"/>
-        <w:rPr>
-          <w:sz w:val="20"/>
-          <w:szCs w:val="20"/>
-          <w:lang w:val="es-ES_tradnl"/>
-        </w:rPr>
-      </w:pPr>
-      <w:r>
-        <w:rPr>
-          <w:sz w:val="20"/>
-          <w:szCs w:val="20"/>
-          <w:lang w:val="es-ES_tradnl"/>
-        </w:rPr>
-        <w:t>El sistema cambia el estado del caso a Ampliación. RN04</w:t>
-      </w:r>
-    </w:p>
-    <w:p>
-      <w:pPr>
-        <w:pStyle w:val="NormalWeb"/>
-        <w:numPr>
-          <w:ilvl w:val="0"/>
-          <w:numId w:val="12"/>
-        </w:numPr>
-        <w:spacing w:before="0" w:beforeAutospacing="0" w:after="0" w:afterAutospacing="0" w:line="360" w:lineRule="auto"/>
-        <w:ind w:right="301"/>
-        <w:rPr>
-          <w:sz w:val="20"/>
-          <w:szCs w:val="20"/>
-          <w:lang w:val="es-ES_tradnl"/>
-        </w:rPr>
-      </w:pPr>
-      <w:r>
-        <w:rPr>
-          <w:sz w:val="20"/>
-          <w:szCs w:val="20"/>
-          <w:lang w:val="es-ES_tradnl"/>
-        </w:rPr>
-        <w:t>El sistema envía correo electrónico al cliente solicitando la ampliación.</w:t>
-      </w:r>
-    </w:p>
-    <w:p>
-      <w:pPr>
-        <w:pStyle w:val="NormalWeb"/>
-        <w:numPr>
-          <w:ilvl w:val="0"/>
-          <w:numId w:val="12"/>
-        </w:numPr>
-        <w:spacing w:before="0" w:beforeAutospacing="0" w:after="0" w:afterAutospacing="0" w:line="360" w:lineRule="auto"/>
-        <w:ind w:right="301"/>
-        <w:rPr>
-          <w:sz w:val="20"/>
-          <w:szCs w:val="20"/>
-          <w:lang w:val="es-ES_tradnl"/>
-        </w:rPr>
-      </w:pPr>
-      <w:r>
-        <w:rPr>
-          <w:sz w:val="20"/>
-          <w:szCs w:val="20"/>
-          <w:lang w:val="es-ES_tradnl"/>
-        </w:rPr>
-        <w:t>El sistema guarda la decisión en la Bitácora de Cambios y Auditoría, con usuario, fecha, hora e IP de origen. CU-16</w:t>
-      </w:r>
-    </w:p>
-    <w:p>
-      <w:pPr>
-        <w:pStyle w:val="NormalWeb"/>
-        <w:numPr>
-          <w:ilvl w:val="0"/>
-          <w:numId w:val="12"/>
-        </w:numPr>
-        <w:spacing w:before="0" w:beforeAutospacing="0" w:after="0" w:afterAutospacing="0" w:line="360" w:lineRule="auto"/>
-        <w:ind w:right="301"/>
-        <w:rPr>
-          <w:sz w:val="20"/>
-          <w:szCs w:val="20"/>
-          <w:lang w:val="es-ES_tradnl"/>
-        </w:rPr>
-      </w:pPr>
-      <w:r>
-        <w:rPr>
-          <w:sz w:val="20"/>
-          <w:szCs w:val="20"/>
-          <w:lang w:val="es-ES_tradnl"/>
-        </w:rPr>
-        <w:t>El sistema despliega el mensaje de éxito. AN01 # 7</w:t>
-      </w:r>
-    </w:p>
-    <w:p>
-      <w:pPr>
-        <w:pStyle w:val="NormalWeb"/>
-        <w:numPr>
-          <w:ilvl w:val="1"/>
-          <w:numId w:val="12"/>
-        </w:numPr>
-        <w:spacing w:before="0" w:beforeAutospacing="0" w:after="0" w:afterAutospacing="0" w:line="360" w:lineRule="auto"/>
-        <w:ind w:right="301"/>
-        <w:rPr>
-          <w:sz w:val="20"/>
-          <w:szCs w:val="20"/>
-          <w:lang w:val="es-ES_tradnl"/>
-        </w:rPr>
-      </w:pPr>
-      <w:r>
-        <w:rPr>
-          <w:sz w:val="20"/>
-          <w:szCs w:val="20"/>
-          <w:lang w:val="es-ES_tradnl"/>
-        </w:rPr>
-        <w:t>El sistema habilita el botón Aceptar.</w:t>
-      </w:r>
-    </w:p>
-    <w:p>
-      <w:pPr>
-        <w:pStyle w:val="NormalWeb"/>
-        <w:numPr>
-          <w:ilvl w:val="0"/>
-          <w:numId w:val="12"/>
-        </w:numPr>
-        <w:spacing w:before="0" w:beforeAutospacing="0" w:after="0" w:afterAutospacing="0" w:line="360" w:lineRule="auto"/>
-        <w:ind w:right="301"/>
-        <w:rPr>
-          <w:sz w:val="20"/>
-          <w:szCs w:val="20"/>
-          <w:lang w:val="es-ES_tradnl"/>
-        </w:rPr>
-      </w:pPr>
-      <w:r>
-        <w:rPr>
-          <w:sz w:val="20"/>
-          <w:szCs w:val="20"/>
-          <w:lang w:val="es-ES_tradnl"/>
-        </w:rPr>
-        <w:t>El Auxiliar selecciona “Aceptar”.</w:t>
-      </w:r>
-    </w:p>
-    <w:p>
-      <w:pPr>
-        <w:pStyle w:val="NormalWeb"/>
-        <w:numPr>
-          <w:ilvl w:val="0"/>
-          <w:numId w:val="12"/>
-        </w:numPr>
-        <w:spacing w:before="0" w:beforeAutospacing="0" w:after="0" w:afterAutospacing="0" w:line="360" w:lineRule="auto"/>
-        <w:ind w:right="301"/>
-        <w:rPr>
-          <w:sz w:val="20"/>
-          <w:szCs w:val="20"/>
-          <w:lang w:val="es-ES_tradnl"/>
-        </w:rPr>
-      </w:pPr>
-      <w:r>
-        <w:rPr>
-          <w:sz w:val="20"/>
-          <w:szCs w:val="20"/>
-          <w:lang w:val="es-ES_tradnl"/>
-        </w:rPr>
-        <w:t>El sistema retorna a la pantalla de Inicio.</w:t>
-      </w:r>
-    </w:p>
-    <w:p>
-      <w:pPr>
-        <w:pStyle w:val="NormalWeb"/>
-        <w:spacing w:before="0" w:beforeAutospacing="0" w:after="0" w:afterAutospacing="0" w:line="360" w:lineRule="auto"/>
-        <w:ind w:left="357" w:right="301"/>
-        <w:rPr>
-          <w:b/>
-          <w:bCs/>
-          <w:sz w:val="20"/>
-          <w:szCs w:val="20"/>
-          <w:lang w:val="es-ES_tradnl"/>
-        </w:rPr>
-      </w:pPr>
-      <w:r>
-        <w:rPr>
-          <w:b/>
-          <w:bCs/>
-          <w:sz w:val="20"/>
-          <w:szCs w:val="20"/>
-          <w:lang w:val="es-ES_tradnl"/>
-        </w:rPr>
-        <w:t>FA04 Búsqueda de caso</w:t>
-      </w:r>
-    </w:p>
-    <w:p>
-      <w:pPr>
-        <w:pStyle w:val="NormalWeb"/>
-        <w:numPr>
-          <w:ilvl w:val="0"/>
-          <w:numId w:val="14"/>
-        </w:numPr>
-        <w:spacing w:before="0" w:beforeAutospacing="0" w:after="0" w:afterAutospacing="0" w:line="360" w:lineRule="auto"/>
-        <w:ind w:left="1068" w:right="301"/>
-        <w:rPr>
-          <w:sz w:val="20"/>
-          <w:szCs w:val="20"/>
-          <w:lang w:val="es-ES_tradnl"/>
-        </w:rPr>
-      </w:pPr>
-      <w:r>
-        <w:rPr>
-          <w:sz w:val="20"/>
-          <w:szCs w:val="20"/>
-          <w:lang w:val="es-ES_tradnl"/>
-        </w:rPr>
-        <w:t>El Auxiliar ingresa el código del caso.</w:t>
-      </w:r>
-    </w:p>
-    <w:p>
-      <w:pPr>
-        <w:pStyle w:val="NormalWeb"/>
-        <w:numPr>
-          <w:ilvl w:val="0"/>
-          <w:numId w:val="14"/>
-        </w:numPr>
-        <w:spacing w:before="0" w:beforeAutospacing="0" w:after="0" w:afterAutospacing="0" w:line="360" w:lineRule="auto"/>
-        <w:ind w:left="1068" w:right="301"/>
-        <w:rPr>
-          <w:sz w:val="20"/>
-          <w:szCs w:val="20"/>
-          <w:lang w:val="es-ES_tradnl"/>
-        </w:rPr>
-      </w:pPr>
-      <w:r>
-        <w:rPr>
-          <w:sz w:val="20"/>
-          <w:szCs w:val="20"/>
-          <w:lang w:val="es-ES_tradnl"/>
-        </w:rPr>
-        <w:t xml:space="preserve">El </w:t>
-      </w:r>
-      <w:r>
-        <w:rPr>
-          <w:sz w:val="20"/>
-          <w:szCs w:val="20"/>
-          <w:lang w:val="es-ES_tradnl"/>
-        </w:rPr>
-        <w:t>A</w:t>
-      </w:r>
-      <w:r>
-        <w:rPr>
-          <w:sz w:val="20"/>
-          <w:szCs w:val="20"/>
-          <w:lang w:val="es-ES_tradnl"/>
-        </w:rPr>
-        <w:t>uxiliar selecciona “Buscar”</w:t>
-      </w:r>
-      <w:r>
-        <w:rPr>
-          <w:sz w:val="20"/>
-          <w:szCs w:val="20"/>
-          <w:lang w:val="es-ES_tradnl"/>
-        </w:rPr>
-        <w:t>.</w:t>
-      </w:r>
-    </w:p>
-    <w:p>
-      <w:pPr>
-        <w:pStyle w:val="NormalWeb"/>
-        <w:numPr>
-          <w:ilvl w:val="0"/>
-          <w:numId w:val="14"/>
-        </w:numPr>
-        <w:spacing w:before="0" w:beforeAutospacing="0" w:after="0" w:afterAutospacing="0" w:line="360" w:lineRule="auto"/>
-        <w:ind w:left="1068" w:right="301"/>
-        <w:rPr>
-          <w:sz w:val="20"/>
-          <w:szCs w:val="20"/>
-          <w:lang w:val="es-ES_tradnl"/>
-        </w:rPr>
-      </w:pPr>
-      <w:r>
-        <w:rPr>
-          <w:sz w:val="20"/>
-          <w:szCs w:val="20"/>
-          <w:lang w:val="es-ES_tradnl"/>
-        </w:rPr>
-        <w:t>El sistema muestra el resultado, retornando al paso 2.3.2 del flujo básico.</w:t>
-      </w:r>
-    </w:p>
-    <w:p>
-      <w:pPr>
-        <w:pStyle w:val="NormalWeb"/>
-        <w:spacing w:before="0" w:beforeAutospacing="0" w:after="0" w:afterAutospacing="0" w:line="360" w:lineRule="auto"/>
-        <w:ind w:left="357" w:right="301"/>
-        <w:rPr>
-          <w:b/>
-          <w:bCs/>
-          <w:sz w:val="20"/>
-          <w:szCs w:val="20"/>
-          <w:lang w:val="es-ES_tradnl"/>
-        </w:rPr>
-      </w:pPr>
-      <w:r>
-        <w:rPr>
-          <w:b/>
-          <w:bCs/>
-          <w:sz w:val="20"/>
-          <w:szCs w:val="20"/>
-          <w:lang w:val="es-ES_tradnl"/>
-        </w:rPr>
-        <w:t>FA05 Filtro de casos</w:t>
-      </w:r>
-    </w:p>
-    <w:p>
-      <w:pPr>
-        <w:pStyle w:val="NormalWeb"/>
-        <w:numPr>
-          <w:ilvl w:val="0"/>
-          <w:numId w:val="15"/>
-        </w:numPr>
-        <w:spacing w:before="0" w:beforeAutospacing="0" w:after="0" w:afterAutospacing="0" w:line="360" w:lineRule="auto"/>
-        <w:ind w:right="301"/>
-        <w:rPr>
-          <w:sz w:val="20"/>
-          <w:szCs w:val="20"/>
-          <w:lang w:val="es-ES_tradnl"/>
-        </w:rPr>
-      </w:pPr>
-      <w:r>
-        <w:rPr>
-          <w:sz w:val="20"/>
-          <w:szCs w:val="20"/>
-          <w:lang w:val="es-ES_tradnl"/>
-        </w:rPr>
-        <w:t>El auxiliar selecciona el tipo de filtro: fecha, tipo, categoría.</w:t>
-      </w:r>
-    </w:p>
-    <w:p>
-      <w:pPr>
-        <w:pStyle w:val="NormalWeb"/>
-        <w:numPr>
-          <w:ilvl w:val="0"/>
-          <w:numId w:val="15"/>
-        </w:numPr>
-        <w:spacing w:before="0" w:beforeAutospacing="0" w:after="0" w:afterAutospacing="0" w:line="360" w:lineRule="auto"/>
-        <w:ind w:right="301"/>
-        <w:rPr>
-          <w:sz w:val="20"/>
-          <w:szCs w:val="20"/>
-          <w:lang w:val="es-ES_tradnl"/>
-        </w:rPr>
-      </w:pPr>
-      <w:r>
-        <w:rPr>
-          <w:sz w:val="20"/>
-          <w:szCs w:val="20"/>
-          <w:lang w:val="es-ES_tradnl"/>
-        </w:rPr>
-        <w:t>El sistema muestra el resultado, retornando al paso 2.3.2 del flujo básico.</w:t>
-      </w:r>
-    </w:p>
-    <w:p>
-      <w:pPr>
-        <w:pStyle w:val="NormalWeb"/>
-        <w:spacing w:before="0" w:beforeAutospacing="0" w:after="0" w:afterAutospacing="0" w:line="360" w:lineRule="auto"/>
-        <w:ind w:left="357" w:right="301"/>
-        <w:rPr>
-          <w:b/>
-          <w:bCs/>
-          <w:sz w:val="20"/>
-          <w:szCs w:val="20"/>
-          <w:lang w:val="es-ES_tradnl"/>
-        </w:rPr>
-      </w:pPr>
-      <w:r>
-        <w:rPr>
-          <w:b/>
-          <w:bCs/>
-          <w:sz w:val="20"/>
-          <w:szCs w:val="20"/>
-          <w:lang w:val="es-ES_tradnl"/>
-        </w:rPr>
-        <w:t xml:space="preserve">FA06 </w:t>
-      </w:r>
-      <w:r>
-        <w:rPr>
-          <w:b/>
-          <w:bCs/>
-          <w:sz w:val="20"/>
-          <w:szCs w:val="20"/>
-          <w:lang w:val="es-ES_tradnl"/>
-        </w:rPr>
-        <w:t>V</w:t>
-      </w:r>
-      <w:r>
-        <w:rPr>
-          <w:b/>
-          <w:bCs/>
-          <w:sz w:val="20"/>
-          <w:szCs w:val="20"/>
-          <w:lang w:val="es-ES_tradnl"/>
-        </w:rPr>
-        <w:t>er documento adjunto</w:t>
-      </w:r>
-    </w:p>
-    <w:p>
-      <w:pPr>
-        <w:pStyle w:val="NormalWeb"/>
-        <w:numPr>
-          <w:ilvl w:val="0"/>
-          <w:numId w:val="16"/>
-        </w:numPr>
-        <w:spacing w:before="0" w:beforeAutospacing="0" w:after="0" w:afterAutospacing="0" w:line="360" w:lineRule="auto"/>
-        <w:ind w:right="301"/>
-        <w:rPr>
-          <w:sz w:val="20"/>
-          <w:szCs w:val="20"/>
-          <w:lang w:val="es-ES_tradnl"/>
-        </w:rPr>
-      </w:pPr>
-      <w:r>
-        <w:rPr>
-          <w:sz w:val="20"/>
-          <w:szCs w:val="20"/>
-          <w:lang w:val="es-ES_tradnl"/>
-        </w:rPr>
-        <w:t>El Auxiliar selecciona ver archivo</w:t>
-      </w:r>
-    </w:p>
-    <w:p>
-      <w:pPr>
-        <w:pStyle w:val="NormalWeb"/>
-        <w:numPr>
-          <w:ilvl w:val="0"/>
-          <w:numId w:val="16"/>
-        </w:numPr>
-        <w:spacing w:before="0" w:beforeAutospacing="0" w:after="0" w:afterAutospacing="0" w:line="360" w:lineRule="auto"/>
-        <w:ind w:right="301"/>
-        <w:rPr>
-          <w:sz w:val="20"/>
-          <w:szCs w:val="20"/>
-          <w:lang w:val="es-ES_tradnl"/>
-        </w:rPr>
-      </w:pPr>
-      <w:r>
-        <w:rPr>
-          <w:sz w:val="20"/>
-          <w:szCs w:val="20"/>
-          <w:lang w:val="es-ES_tradnl"/>
-        </w:rPr>
-        <w:t>El sistema abre el archivo adjunto del caso</w:t>
-      </w:r>
-    </w:p>
-    <w:p>
-      <w:pPr>
-        <w:pStyle w:val="NormalWeb"/>
-        <w:numPr>
-          <w:ilvl w:val="0"/>
-          <w:numId w:val="16"/>
-        </w:numPr>
-        <w:spacing w:before="0" w:beforeAutospacing="0" w:after="0" w:afterAutospacing="0" w:line="360" w:lineRule="auto"/>
-        <w:ind w:right="301"/>
-        <w:rPr>
-          <w:sz w:val="20"/>
-          <w:szCs w:val="20"/>
-          <w:lang w:val="es-ES_tradnl"/>
-        </w:rPr>
-      </w:pPr>
-      <w:r>
-        <w:rPr>
-          <w:sz w:val="20"/>
-          <w:szCs w:val="20"/>
-          <w:lang w:val="es-ES_tradnl"/>
-        </w:rPr>
-        <w:t>El auxiliar regresa al sistema web</w:t>
-      </w:r>
-    </w:p>
-    <w:p>
-      <w:pPr>
-        <w:pStyle w:val="NormalWeb"/>
-        <w:spacing w:before="0" w:beforeAutospacing="0" w:after="0" w:afterAutospacing="0" w:line="360" w:lineRule="auto"/>
-        <w:ind w:left="357" w:right="301"/>
-        <w:rPr>
-          <w:b/>
-          <w:bCs/>
-          <w:sz w:val="20"/>
-          <w:szCs w:val="20"/>
-          <w:lang w:val="es-ES_tradnl"/>
-        </w:rPr>
-      </w:pPr>
-      <w:r>
-        <w:rPr>
-          <w:b/>
-          <w:bCs/>
-          <w:sz w:val="20"/>
-          <w:szCs w:val="20"/>
-          <w:lang w:val="es-ES_tradnl"/>
-        </w:rPr>
-        <w:lastRenderedPageBreak/>
-        <w:t>FA07 Regresar</w:t>
-      </w:r>
-    </w:p>
-    <w:p>
-      <w:pPr>
-        <w:pStyle w:val="NormalWeb"/>
-        <w:numPr>
-          <w:ilvl w:val="0"/>
-          <w:numId w:val="17"/>
-        </w:numPr>
-        <w:spacing w:before="0" w:beforeAutospacing="0" w:after="0" w:afterAutospacing="0" w:line="360" w:lineRule="auto"/>
-        <w:ind w:right="301"/>
-        <w:rPr>
-          <w:sz w:val="20"/>
-          <w:szCs w:val="20"/>
-          <w:lang w:val="es-ES_tradnl"/>
-        </w:rPr>
-      </w:pPr>
-      <w:r>
-        <w:rPr>
-          <w:sz w:val="20"/>
-          <w:szCs w:val="20"/>
-          <w:lang w:val="es-ES_tradnl"/>
-        </w:rPr>
-        <w:t>El Auxiliar selecciona “Regresar”</w:t>
-      </w:r>
-    </w:p>
-    <w:p>
-      <w:pPr>
-        <w:pStyle w:val="NormalWeb"/>
-        <w:numPr>
-          <w:ilvl w:val="0"/>
-          <w:numId w:val="17"/>
-        </w:numPr>
-        <w:spacing w:before="0" w:beforeAutospacing="0" w:after="0" w:afterAutospacing="0" w:line="360" w:lineRule="auto"/>
-        <w:ind w:right="301"/>
-        <w:rPr>
-          <w:sz w:val="20"/>
-          <w:szCs w:val="20"/>
-          <w:lang w:val="es-ES_tradnl"/>
-        </w:rPr>
-      </w:pPr>
-      <w:r>
-        <w:rPr>
-          <w:sz w:val="20"/>
-          <w:szCs w:val="20"/>
-          <w:lang w:val="es-ES_tradnl"/>
-        </w:rPr>
-        <w:t>El sistema retorna a la pantalla de Inicio.</w:t>
-      </w:r>
-    </w:p>
-    <w:p>
-      <w:pPr>
-        <w:pStyle w:val="NormalWeb"/>
-        <w:spacing w:before="0" w:beforeAutospacing="0" w:after="0" w:afterAutospacing="0" w:line="360" w:lineRule="auto"/>
-        <w:ind w:left="357" w:right="301"/>
-        <w:rPr>
-          <w:b/>
-          <w:bCs/>
-          <w:sz w:val="20"/>
-          <w:szCs w:val="20"/>
-          <w:lang w:val="es-ES_tradnl"/>
-        </w:rPr>
-      </w:pPr>
-      <w:r>
-        <w:rPr>
-          <w:b/>
-          <w:bCs/>
-          <w:sz w:val="20"/>
-          <w:szCs w:val="20"/>
-          <w:lang w:val="es-ES_tradnl"/>
-        </w:rPr>
-        <w:t>FA08 Cancelar</w:t>
-      </w:r>
-    </w:p>
-    <w:p>
-      <w:pPr>
-        <w:pStyle w:val="NormalWeb"/>
-        <w:numPr>
-          <w:ilvl w:val="0"/>
-          <w:numId w:val="18"/>
-        </w:numPr>
-        <w:spacing w:before="0" w:beforeAutospacing="0" w:after="0" w:afterAutospacing="0" w:line="360" w:lineRule="auto"/>
-        <w:ind w:right="301"/>
-        <w:rPr>
-          <w:sz w:val="20"/>
-          <w:szCs w:val="20"/>
-          <w:lang w:val="es-ES_tradnl"/>
-        </w:rPr>
-      </w:pPr>
-      <w:r>
-        <w:rPr>
-          <w:sz w:val="20"/>
-          <w:szCs w:val="20"/>
-          <w:lang w:val="es-ES_tradnl"/>
-        </w:rPr>
-        <w:t>El Auxiliar selecciona “Cancelar”</w:t>
-      </w:r>
-    </w:p>
-    <w:p>
-      <w:pPr>
-        <w:pStyle w:val="NormalWeb"/>
-        <w:numPr>
-          <w:ilvl w:val="0"/>
-          <w:numId w:val="18"/>
-        </w:numPr>
-        <w:spacing w:before="0" w:beforeAutospacing="0" w:after="0" w:afterAutospacing="0" w:line="360" w:lineRule="auto"/>
-        <w:ind w:right="301"/>
-        <w:rPr>
-          <w:sz w:val="20"/>
-          <w:szCs w:val="20"/>
-          <w:lang w:val="es-ES_tradnl"/>
-        </w:rPr>
-      </w:pPr>
-      <w:r>
-        <w:rPr>
-          <w:sz w:val="20"/>
-          <w:szCs w:val="20"/>
-          <w:lang w:val="es-ES_tradnl"/>
-        </w:rPr>
-        <w:t xml:space="preserve">El sistema retorna al paso 2.3.4 del flujo </w:t>
-      </w:r>
-      <w:r>
-        <w:rPr>
-          <w:sz w:val="20"/>
-          <w:szCs w:val="20"/>
-          <w:lang w:val="es-ES_tradnl"/>
-        </w:rPr>
-        <w:t>básico.</w:t>
-      </w:r>
-    </w:p>
-    <w:p>
-      <w:pPr>
-        <w:pStyle w:val="NormalWeb"/>
-        <w:spacing w:before="0" w:beforeAutospacing="0" w:after="0" w:afterAutospacing="0" w:line="360" w:lineRule="auto"/>
-        <w:ind w:left="357" w:right="301"/>
-        <w:rPr>
-          <w:b/>
-          <w:bCs/>
-          <w:sz w:val="20"/>
-          <w:szCs w:val="20"/>
-          <w:lang w:val="es-ES_tradnl"/>
-        </w:rPr>
-      </w:pPr>
-      <w:r>
-        <w:rPr>
-          <w:b/>
-          <w:bCs/>
-          <w:sz w:val="20"/>
-          <w:szCs w:val="20"/>
-          <w:lang w:val="es-ES_tradnl"/>
-        </w:rPr>
-        <w:t>FA09 Técnico no activo</w:t>
-      </w:r>
-    </w:p>
-    <w:p>
-      <w:pPr>
-        <w:pStyle w:val="NormalWeb"/>
-        <w:numPr>
-          <w:ilvl w:val="0"/>
-          <w:numId w:val="19"/>
-        </w:numPr>
-        <w:spacing w:before="0" w:beforeAutospacing="0" w:after="0" w:afterAutospacing="0" w:line="360" w:lineRule="auto"/>
-        <w:ind w:right="301"/>
-        <w:rPr>
-          <w:sz w:val="20"/>
-          <w:szCs w:val="20"/>
-          <w:lang w:val="es-ES_tradnl"/>
-        </w:rPr>
-      </w:pPr>
-      <w:r>
-        <w:rPr>
-          <w:sz w:val="20"/>
-          <w:szCs w:val="20"/>
-          <w:lang w:val="es-ES_tradnl"/>
-        </w:rPr>
-        <w:t>El sistema identifica que no hay técnicos activos.</w:t>
-      </w:r>
-    </w:p>
-    <w:p>
-      <w:pPr>
-        <w:pStyle w:val="NormalWeb"/>
-        <w:numPr>
-          <w:ilvl w:val="0"/>
-          <w:numId w:val="19"/>
-        </w:numPr>
-        <w:spacing w:before="0" w:beforeAutospacing="0" w:after="0" w:afterAutospacing="0" w:line="360" w:lineRule="auto"/>
-        <w:ind w:right="301"/>
-        <w:rPr>
-          <w:sz w:val="20"/>
-          <w:szCs w:val="20"/>
-          <w:lang w:val="es-ES_tradnl"/>
-        </w:rPr>
-      </w:pPr>
-      <w:r>
-        <w:rPr>
-          <w:sz w:val="20"/>
-          <w:szCs w:val="20"/>
-          <w:lang w:val="es-ES_tradnl"/>
-        </w:rPr>
-        <w:t>El sistema no hace cambio de estatus del caso.</w:t>
-      </w:r>
-    </w:p>
-    <w:p>
-      <w:pPr>
-        <w:pStyle w:val="NormalWeb"/>
-        <w:numPr>
-          <w:ilvl w:val="0"/>
-          <w:numId w:val="19"/>
-        </w:numPr>
-        <w:spacing w:before="0" w:beforeAutospacing="0" w:after="0" w:afterAutospacing="0" w:line="360" w:lineRule="auto"/>
-        <w:ind w:right="301"/>
-        <w:rPr>
-          <w:sz w:val="20"/>
-          <w:szCs w:val="20"/>
-          <w:lang w:val="es-ES_tradnl"/>
-        </w:rPr>
-      </w:pPr>
-      <w:r>
-        <w:rPr>
-          <w:sz w:val="20"/>
-          <w:szCs w:val="20"/>
-          <w:lang w:val="es-ES_tradnl"/>
-        </w:rPr>
-        <w:t>El sistema despliega el mensaje de error. AN02 # 18</w:t>
-      </w:r>
-    </w:p>
-    <w:p>
-      <w:pPr>
-        <w:pStyle w:val="NormalWeb"/>
-        <w:numPr>
-          <w:ilvl w:val="1"/>
-          <w:numId w:val="19"/>
-        </w:numPr>
-        <w:spacing w:before="0" w:beforeAutospacing="0" w:after="0" w:afterAutospacing="0" w:line="360" w:lineRule="auto"/>
-        <w:ind w:right="301"/>
-        <w:rPr>
-          <w:sz w:val="20"/>
-          <w:szCs w:val="20"/>
-          <w:lang w:val="es-ES_tradnl"/>
-        </w:rPr>
-      </w:pPr>
-      <w:r>
-        <w:rPr>
-          <w:sz w:val="20"/>
-          <w:szCs w:val="20"/>
-          <w:lang w:val="es-ES_tradnl"/>
-        </w:rPr>
-        <w:t>Se habilita el botón “Aceptar”</w:t>
-      </w:r>
-    </w:p>
-    <w:p>
-      <w:pPr>
-        <w:pStyle w:val="NormalWeb"/>
-        <w:numPr>
-          <w:ilvl w:val="0"/>
-          <w:numId w:val="19"/>
-        </w:numPr>
-        <w:spacing w:before="0" w:beforeAutospacing="0" w:after="0" w:afterAutospacing="0" w:line="360" w:lineRule="auto"/>
-        <w:ind w:right="301"/>
-        <w:rPr>
-          <w:sz w:val="20"/>
-          <w:szCs w:val="20"/>
-          <w:lang w:val="es-ES_tradnl"/>
-        </w:rPr>
-      </w:pPr>
-      <w:r>
-        <w:rPr>
-          <w:sz w:val="20"/>
-          <w:szCs w:val="20"/>
-          <w:lang w:val="es-ES_tradnl"/>
-        </w:rPr>
-        <w:t>El auxiliar selecciona “Aceptar”</w:t>
-      </w:r>
-    </w:p>
-    <w:p>
-      <w:pPr>
-        <w:pStyle w:val="NormalWeb"/>
-        <w:numPr>
-          <w:ilvl w:val="0"/>
-          <w:numId w:val="19"/>
-        </w:numPr>
-        <w:spacing w:before="0" w:beforeAutospacing="0" w:after="0" w:afterAutospacing="0" w:line="360" w:lineRule="auto"/>
-        <w:ind w:right="301"/>
-        <w:rPr>
-          <w:sz w:val="20"/>
-          <w:szCs w:val="20"/>
-          <w:lang w:val="es-ES_tradnl"/>
-        </w:rPr>
-      </w:pPr>
-      <w:r>
-        <w:rPr>
-          <w:sz w:val="20"/>
-          <w:szCs w:val="20"/>
-          <w:lang w:val="es-ES_tradnl"/>
-        </w:rPr>
-        <w:t>El sistema muestra la pantalla de inicio.</w:t>
-      </w:r>
-    </w:p>
-    <w:p>
-      <w:pPr>
-        <w:pStyle w:val="NormalWeb"/>
-        <w:spacing w:before="0" w:beforeAutospacing="0" w:after="0" w:afterAutospacing="0" w:line="360" w:lineRule="auto"/>
-        <w:ind w:left="357" w:right="301"/>
-        <w:rPr>
-          <w:b/>
-          <w:bCs/>
-          <w:sz w:val="20"/>
-          <w:szCs w:val="20"/>
-          <w:lang w:val="es-ES_tradnl"/>
-        </w:rPr>
-      </w:pPr>
-      <w:r>
-        <w:rPr>
-          <w:b/>
-          <w:bCs/>
-          <w:sz w:val="20"/>
-          <w:szCs w:val="20"/>
-          <w:lang w:val="es-ES_tradnl"/>
-        </w:rPr>
-        <w:t>FA</w:t>
-      </w:r>
-      <w:r>
-        <w:rPr>
-          <w:b/>
-          <w:bCs/>
-          <w:sz w:val="20"/>
-          <w:szCs w:val="20"/>
-          <w:lang w:val="es-ES_tradnl"/>
-        </w:rPr>
-        <w:t>10</w:t>
-      </w:r>
-      <w:r>
-        <w:rPr>
-          <w:b/>
-          <w:bCs/>
-          <w:sz w:val="20"/>
-          <w:szCs w:val="20"/>
-          <w:lang w:val="es-ES_tradnl"/>
-        </w:rPr>
-        <w:t xml:space="preserve"> </w:t>
-      </w:r>
-      <w:r>
-        <w:rPr>
-          <w:b/>
-          <w:bCs/>
-          <w:sz w:val="20"/>
-          <w:szCs w:val="20"/>
-          <w:lang w:val="es-ES_tradnl"/>
-        </w:rPr>
-        <w:t>Campos Obligatorios</w:t>
-      </w:r>
-    </w:p>
-    <w:p>
-      <w:pPr>
-        <w:pStyle w:val="NormalWeb"/>
-        <w:numPr>
-          <w:ilvl w:val="0"/>
-          <w:numId w:val="21"/>
-        </w:numPr>
-        <w:spacing w:before="0" w:beforeAutospacing="0" w:after="0" w:afterAutospacing="0" w:line="360" w:lineRule="auto"/>
-        <w:ind w:right="301"/>
-        <w:rPr>
-          <w:sz w:val="20"/>
-          <w:szCs w:val="20"/>
-          <w:lang w:val="es-ES_tradnl"/>
-        </w:rPr>
-      </w:pPr>
-      <w:r>
-        <w:rPr>
-          <w:sz w:val="20"/>
-          <w:szCs w:val="20"/>
-          <w:lang w:val="es-ES_tradnl"/>
-        </w:rPr>
-        <w:t>El sistema valida que los campos obligatorios hayan sido llenados.</w:t>
-      </w:r>
-    </w:p>
-    <w:p>
-      <w:pPr>
-        <w:pStyle w:val="NormalWeb"/>
-        <w:numPr>
-          <w:ilvl w:val="0"/>
-          <w:numId w:val="21"/>
-        </w:numPr>
-        <w:spacing w:before="0" w:beforeAutospacing="0" w:after="0" w:afterAutospacing="0" w:line="360" w:lineRule="auto"/>
-        <w:ind w:right="301"/>
-        <w:rPr>
-          <w:sz w:val="20"/>
-          <w:szCs w:val="20"/>
-          <w:lang w:val="es-ES_tradnl"/>
-        </w:rPr>
-      </w:pPr>
-      <w:r>
-        <w:rPr>
-          <w:sz w:val="20"/>
-          <w:szCs w:val="20"/>
-          <w:lang w:val="es-ES_tradnl"/>
-        </w:rPr>
-        <w:t>El sistema despliega el mensaje de error. AN02 # 7</w:t>
-      </w:r>
-    </w:p>
-    <w:p>
-      <w:pPr>
-        <w:pStyle w:val="NormalWeb"/>
-        <w:numPr>
-          <w:ilvl w:val="0"/>
-          <w:numId w:val="21"/>
-        </w:numPr>
-        <w:spacing w:before="0" w:beforeAutospacing="0" w:after="0" w:afterAutospacing="0" w:line="360" w:lineRule="auto"/>
-        <w:ind w:right="301"/>
-        <w:rPr>
-          <w:sz w:val="20"/>
-          <w:szCs w:val="20"/>
-          <w:lang w:val="es-ES_tradnl"/>
-        </w:rPr>
-      </w:pPr>
-      <w:r>
-        <w:rPr>
-          <w:sz w:val="20"/>
-          <w:szCs w:val="20"/>
-          <w:lang w:val="es-ES_tradnl"/>
-        </w:rPr>
-        <w:t>El sistema permanece en el formulario.</w:t>
-      </w:r>
-    </w:p>
-    <w:p>
-      <w:pPr>
-        <w:pStyle w:val="NormalWeb"/>
-        <w:numPr>
-          <w:ilvl w:val="1"/>
-          <w:numId w:val="7"/>
-        </w:numPr>
-        <w:spacing w:line="360" w:lineRule="auto"/>
-        <w:ind w:right="300"/>
-        <w:rPr>
-          <w:b/>
-          <w:bCs/>
-          <w:sz w:val="27"/>
-          <w:szCs w:val="27"/>
-          <w:lang w:val="es-ES_tradnl"/>
-        </w:rPr>
-      </w:pPr>
-      <w:r>
-        <w:rPr>
-          <w:b/>
-          <w:bCs/>
-          <w:sz w:val="27"/>
-          <w:szCs w:val="27"/>
-          <w:lang w:val="es-ES_tradnl"/>
-        </w:rPr>
-        <w:t>Postcondiciones</w:t>
-      </w:r>
-    </w:p>
-    <w:p>
-      <w:pPr>
-        <w:pStyle w:val="NormalWeb"/>
-        <w:numPr>
-          <w:ilvl w:val="0"/>
-          <w:numId w:val="22"/>
-        </w:numPr>
-        <w:spacing w:before="0" w:beforeAutospacing="0" w:after="0" w:afterAutospacing="0" w:line="360" w:lineRule="auto"/>
-        <w:ind w:right="301"/>
-        <w:rPr>
-          <w:sz w:val="20"/>
-          <w:szCs w:val="20"/>
-          <w:lang w:val="es-ES_tradnl"/>
-        </w:rPr>
-      </w:pPr>
-      <w:r>
-        <w:rPr>
-          <w:sz w:val="20"/>
-          <w:szCs w:val="20"/>
-          <w:lang w:val="es-ES_tradnl"/>
-        </w:rPr>
-        <w:t>El caso queda en estado En Atención, asignado a un Técnico, cuando el Auxiliar lo acepta.</w:t>
-      </w:r>
-    </w:p>
-    <w:p>
-      <w:pPr>
-        <w:pStyle w:val="NormalWeb"/>
-        <w:numPr>
-          <w:ilvl w:val="0"/>
-          <w:numId w:val="22"/>
-        </w:numPr>
-        <w:spacing w:before="0" w:beforeAutospacing="0" w:after="0" w:afterAutospacing="0" w:line="360" w:lineRule="auto"/>
-        <w:ind w:right="301"/>
-        <w:rPr>
-          <w:sz w:val="20"/>
-          <w:szCs w:val="20"/>
-          <w:lang w:val="es-ES_tradnl"/>
-        </w:rPr>
-      </w:pPr>
-      <w:r>
-        <w:rPr>
-          <w:sz w:val="20"/>
-          <w:szCs w:val="20"/>
-          <w:lang w:val="es-ES_tradnl"/>
-        </w:rPr>
-        <w:t>El caso queda en estado Pendiente de Aprobación de Rechazo, a la espera del Supervisor, cuando el Auxiliar lo rechaza</w:t>
-      </w:r>
-      <w:r>
-        <w:rPr>
-          <w:sz w:val="20"/>
-          <w:szCs w:val="20"/>
-          <w:lang w:val="es-ES_tradnl"/>
-        </w:rPr>
-        <w:t xml:space="preserve"> sin solicitar ampliación</w:t>
-      </w:r>
-      <w:r>
-        <w:rPr>
-          <w:sz w:val="20"/>
-          <w:szCs w:val="20"/>
-          <w:lang w:val="es-ES_tradnl"/>
-        </w:rPr>
-        <w:t>.</w:t>
-      </w:r>
-    </w:p>
-    <w:p>
-      <w:pPr>
-        <w:pStyle w:val="NormalWeb"/>
-        <w:numPr>
-          <w:ilvl w:val="0"/>
-          <w:numId w:val="22"/>
-        </w:numPr>
-        <w:spacing w:before="0" w:beforeAutospacing="0" w:after="0" w:afterAutospacing="0" w:line="360" w:lineRule="auto"/>
-        <w:ind w:right="301"/>
-        <w:rPr>
-          <w:sz w:val="20"/>
-          <w:szCs w:val="20"/>
-          <w:lang w:val="es-ES_tradnl"/>
-        </w:rPr>
-      </w:pPr>
-      <w:r>
-        <w:rPr>
-          <w:sz w:val="20"/>
-          <w:szCs w:val="20"/>
-          <w:lang w:val="es-ES_tradnl"/>
-        </w:rPr>
-        <w:t xml:space="preserve">Cuando el rechazo </w:t>
-      </w:r>
-      <w:r>
-        <w:rPr>
-          <w:sz w:val="20"/>
-          <w:szCs w:val="20"/>
-          <w:lang w:val="es-ES_tradnl"/>
-        </w:rPr>
-        <w:t>solicita ampliación</w:t>
-      </w:r>
-      <w:r>
-        <w:rPr>
-          <w:sz w:val="20"/>
-          <w:szCs w:val="20"/>
-          <w:lang w:val="es-ES_tradnl"/>
-        </w:rPr>
-        <w:t>, el ciudadano recibe una notificación por correo con las instrucciones correspondientes.</w:t>
-      </w:r>
-    </w:p>
-    <w:p>
-      <w:pPr>
-        <w:pStyle w:val="NormalWeb"/>
-        <w:numPr>
-          <w:ilvl w:val="0"/>
-          <w:numId w:val="22"/>
-        </w:numPr>
-        <w:spacing w:before="0" w:beforeAutospacing="0" w:after="0" w:afterAutospacing="0" w:line="360" w:lineRule="auto"/>
-        <w:ind w:right="301"/>
-        <w:rPr>
-          <w:sz w:val="20"/>
-          <w:szCs w:val="20"/>
-          <w:lang w:val="es-ES_tradnl"/>
-        </w:rPr>
-      </w:pPr>
-      <w:r>
-        <w:rPr>
-          <w:sz w:val="20"/>
-          <w:szCs w:val="20"/>
-          <w:lang w:val="es-ES_tradnl"/>
-        </w:rPr>
-        <w:t>4. El sistema registra en bitácora la decisión tomada por el Auxiliar.</w:t>
-      </w:r>
-    </w:p>
-    <w:p>
-      <w:pPr>
-        <w:pStyle w:val="NormalWeb"/>
-        <w:numPr>
-          <w:ilvl w:val="0"/>
-          <w:numId w:val="7"/>
-        </w:numPr>
-        <w:spacing w:line="360" w:lineRule="auto"/>
-        <w:ind w:right="300"/>
-        <w:rPr>
-          <w:b/>
-          <w:bCs/>
-          <w:sz w:val="27"/>
-          <w:szCs w:val="27"/>
-          <w:lang w:val="es-ES_tradnl"/>
-        </w:rPr>
-      </w:pPr>
-      <w:r>
-        <w:rPr>
-          <w:b/>
-          <w:bCs/>
-          <w:sz w:val="27"/>
-          <w:szCs w:val="27"/>
-          <w:lang w:val="es-ES_tradnl"/>
-        </w:rPr>
-        <w:t xml:space="preserve">Requerimientos </w:t>
-      </w:r>
-      <w:r>
-        <w:rPr>
-          <w:b/>
-          <w:bCs/>
-          <w:sz w:val="27"/>
-          <w:szCs w:val="27"/>
-          <w:lang w:val="es-ES_tradnl"/>
-        </w:rPr>
-        <w:t xml:space="preserve">Suplementarios o no </w:t>
-      </w:r>
-      <w:r>
-        <w:rPr>
-          <w:b/>
-          <w:bCs/>
-          <w:sz w:val="27"/>
-          <w:szCs w:val="27"/>
-          <w:lang w:val="es-ES_tradnl"/>
-        </w:rPr>
-        <w:t>Funcionales</w:t>
-      </w:r>
-    </w:p>
-    <w:p>
-      <w:pPr>
-        <w:pStyle w:val="NormalWeb"/>
-        <w:numPr>
-          <w:ilvl w:val="0"/>
-          <w:numId w:val="23"/>
-        </w:numPr>
-        <w:spacing w:before="0" w:beforeAutospacing="0" w:after="0" w:afterAutospacing="0" w:line="360" w:lineRule="auto"/>
-        <w:ind w:right="301"/>
-        <w:rPr>
-          <w:sz w:val="20"/>
-          <w:szCs w:val="20"/>
-          <w:lang w:val="es-ES_tradnl"/>
-        </w:rPr>
-      </w:pPr>
-      <w:r>
-        <w:rPr>
-          <w:sz w:val="20"/>
-          <w:szCs w:val="20"/>
-          <w:lang w:val="es-ES_tradnl"/>
-        </w:rPr>
-        <w:t>El formulario deberá utilizar conexión segura HTTPS.</w:t>
-      </w:r>
-    </w:p>
-    <w:p>
-      <w:pPr>
-        <w:pStyle w:val="NormalWeb"/>
-        <w:numPr>
-          <w:ilvl w:val="0"/>
-          <w:numId w:val="23"/>
-        </w:numPr>
-        <w:spacing w:before="0" w:beforeAutospacing="0" w:after="0" w:afterAutospacing="0" w:line="360" w:lineRule="auto"/>
-        <w:ind w:right="301"/>
-        <w:rPr>
-          <w:sz w:val="20"/>
-          <w:szCs w:val="20"/>
-          <w:lang w:val="es-ES_tradnl"/>
-        </w:rPr>
-      </w:pPr>
-      <w:r>
-        <w:rPr>
-          <w:sz w:val="20"/>
-          <w:szCs w:val="20"/>
-          <w:lang w:val="es-ES_tradnl"/>
-        </w:rPr>
-        <w:t>El sistema deberá registrar en bitácora cada decisión de revisión.</w:t>
-      </w:r>
-    </w:p>
-    <w:p>
-      <w:pPr>
-        <w:pStyle w:val="NormalWeb"/>
-        <w:numPr>
-          <w:ilvl w:val="0"/>
-          <w:numId w:val="7"/>
-        </w:numPr>
-        <w:spacing w:line="360" w:lineRule="auto"/>
-        <w:ind w:right="300"/>
-        <w:rPr>
-          <w:b/>
-          <w:bCs/>
-          <w:sz w:val="27"/>
-          <w:szCs w:val="27"/>
-          <w:lang w:val="es-ES_tradnl"/>
-        </w:rPr>
-      </w:pPr>
-      <w:r>
-        <w:rPr>
-          <w:b/>
-          <w:bCs/>
-          <w:sz w:val="27"/>
-          <w:szCs w:val="27"/>
+        <w:rPr>
+          <w:sz w:val="28"/>
+          <w:szCs w:val="28"/>
+          <w:lang w:val="es-ES_tradnl"/>
+        </w:rPr>
+      </w:pPr>
+      <w:r>
+        <w:rPr>
+          <w:sz w:val="28"/>
+          <w:szCs w:val="28"/>
           <w:lang w:val="es-ES_tradnl"/>
         </w:rPr>
         <w:t>Firmas Necesarias</w:t>
@@ -3386,38 +4347,53 @@
     </w:p>
     <w:tbl>
       <w:tblPr>
-        <w:tblW w:w="9360" w:type="dxa"/>
+        <w:tblW w:w="9000" w:type="dxa"/>
+        <w:jc w:val="center"/>
+        <w:tblCellSpacing w:w="0" w:type="dxa"/>
         <w:tblBorders>
-          <w:top w:val="single" w:sz="4" w:space="0" w:color="auto"/>
-          <w:left w:val="single" w:sz="4" w:space="0" w:color="auto"/>
-          <w:bottom w:val="single" w:sz="4" w:space="0" w:color="auto"/>
-          <w:right w:val="single" w:sz="4" w:space="0" w:color="auto"/>
-          <w:insideH w:val="single" w:sz="4" w:space="0" w:color="auto"/>
-          <w:insideV w:val="single" w:sz="4" w:space="0" w:color="auto"/>
+          <w:top w:val="outset" w:sz="6" w:space="0" w:color="000000"/>
+          <w:left w:val="outset" w:sz="6" w:space="0" w:color="000000"/>
+          <w:bottom w:val="outset" w:sz="6" w:space="0" w:color="000000"/>
+          <w:right w:val="outset" w:sz="6" w:space="0" w:color="000000"/>
         </w:tblBorders>
         <w:tblCellMar>
-          <w:left w:w="10" w:type="dxa"/>
-          <w:right w:w="10" w:type="dxa"/>
+          <w:left w:w="0" w:type="dxa"/>
+          <w:right w:w="0" w:type="dxa"/>
         </w:tblCellMar>
         <w:tblLook w:val="0000" w:firstRow="0" w:lastRow="0" w:firstColumn="0" w:lastColumn="0" w:noHBand="0" w:noVBand="0"/>
       </w:tblPr>
       <w:tblGrid>
-        <w:gridCol w:w="5690"/>
-        <w:gridCol w:w="1835"/>
-        <w:gridCol w:w="1835"/>
+        <w:gridCol w:w="3086"/>
+        <w:gridCol w:w="3375"/>
+        <w:gridCol w:w="2539"/>
       </w:tblGrid>
       <w:tr>
+        <w:trPr>
+          <w:trHeight w:val="375"/>
+          <w:tblCellSpacing w:w="0" w:type="dxa"/>
+          <w:jc w:val="center"/>
+        </w:trPr>
         <w:tc>
           <w:tcPr>
-            <w:tcW w:w="0" w:type="auto"/>
-            <w:tcMar>
-              <w:top w:w="60" w:type="dxa"/>
-              <w:left w:w="80" w:type="dxa"/>
-              <w:bottom w:w="60" w:type="dxa"/>
-              <w:right w:w="80" w:type="dxa"/>
-            </w:tcMar>
+            <w:tcW w:w="3086" w:type="dxa"/>
+            <w:tcBorders>
+              <w:top w:val="outset" w:sz="6" w:space="0" w:color="000000"/>
+              <w:left w:val="outset" w:sz="6" w:space="0" w:color="000000"/>
+              <w:bottom w:val="outset" w:sz="6" w:space="0" w:color="000000"/>
+              <w:right w:val="outset" w:sz="6" w:space="0" w:color="000000"/>
+            </w:tcBorders>
+            <w:vAlign w:val="center"/>
           </w:tcPr>
           <w:p>
+            <w:pPr>
+              <w:jc w:val="center"/>
+            </w:pPr>
+            <w:r>
+              <w:rPr>
+                <w:lang w:val="es-ES_tradnl"/>
+              </w:rPr>
+              <w:t> </w:t>
+            </w:r>
             <w:r>
               <w:rPr>
                 <w:b/>
@@ -3431,15 +4407,19 @@
         </w:tc>
         <w:tc>
           <w:tcPr>
-            <w:tcW w:w="0" w:type="auto"/>
-            <w:tcMar>
-              <w:top w:w="60" w:type="dxa"/>
-              <w:left w:w="80" w:type="dxa"/>
-              <w:bottom w:w="60" w:type="dxa"/>
-              <w:right w:w="80" w:type="dxa"/>
-            </w:tcMar>
+            <w:tcW w:w="3375" w:type="dxa"/>
+            <w:tcBorders>
+              <w:top w:val="outset" w:sz="6" w:space="0" w:color="000000"/>
+              <w:left w:val="outset" w:sz="6" w:space="0" w:color="000000"/>
+              <w:bottom w:val="outset" w:sz="6" w:space="0" w:color="000000"/>
+              <w:right w:val="outset" w:sz="6" w:space="0" w:color="000000"/>
+            </w:tcBorders>
+            <w:vAlign w:val="center"/>
           </w:tcPr>
           <w:p>
+            <w:pPr>
+              <w:jc w:val="center"/>
+            </w:pPr>
             <w:r>
               <w:rPr>
                 <w:b/>
@@ -3453,15 +4433,19 @@
         </w:tc>
         <w:tc>
           <w:tcPr>
-            <w:tcW w:w="0" w:type="auto"/>
-            <w:tcMar>
-              <w:top w:w="60" w:type="dxa"/>
-              <w:left w:w="80" w:type="dxa"/>
-              <w:bottom w:w="60" w:type="dxa"/>
-              <w:right w:w="80" w:type="dxa"/>
-            </w:tcMar>
+            <w:tcW w:w="2539" w:type="dxa"/>
+            <w:tcBorders>
+              <w:top w:val="outset" w:sz="6" w:space="0" w:color="000000"/>
+              <w:left w:val="outset" w:sz="6" w:space="0" w:color="000000"/>
+              <w:bottom w:val="outset" w:sz="6" w:space="0" w:color="000000"/>
+              <w:right w:val="outset" w:sz="6" w:space="0" w:color="000000"/>
+            </w:tcBorders>
+            <w:vAlign w:val="center"/>
           </w:tcPr>
           <w:p>
+            <w:pPr>
+              <w:jc w:val="center"/>
+            </w:pPr>
             <w:r>
               <w:rPr>
                 <w:b/>
@@ -3475,83 +4459,119 @@
         </w:tc>
       </w:tr>
       <w:tr>
+        <w:trPr>
+          <w:trHeight w:val="375"/>
+          <w:tblCellSpacing w:w="0" w:type="dxa"/>
+          <w:jc w:val="center"/>
+        </w:trPr>
         <w:tc>
           <w:tcPr>
-            <w:tcW w:w="0" w:type="auto"/>
-            <w:tcMar>
-              <w:top w:w="60" w:type="dxa"/>
-              <w:left w:w="80" w:type="dxa"/>
-              <w:bottom w:w="60" w:type="dxa"/>
-              <w:right w:w="80" w:type="dxa"/>
-            </w:tcMar>
+            <w:tcW w:w="3086" w:type="dxa"/>
+            <w:tcBorders>
+              <w:top w:val="outset" w:sz="6" w:space="0" w:color="000000"/>
+              <w:left w:val="outset" w:sz="6" w:space="0" w:color="000000"/>
+              <w:bottom w:val="outset" w:sz="6" w:space="0" w:color="000000"/>
+              <w:right w:val="outset" w:sz="6" w:space="0" w:color="000000"/>
+            </w:tcBorders>
+            <w:vAlign w:val="center"/>
           </w:tcPr>
           <w:p>
             <w:r>
-              <w:t>Edy Rigoberto Ramírez</w:t>
+              <w:t> Edy Rigoberto Ramírez</w:t>
             </w:r>
           </w:p>
         </w:tc>
         <w:tc>
           <w:tcPr>
-            <w:tcW w:w="0" w:type="auto"/>
-            <w:tcMar>
-              <w:top w:w="60" w:type="dxa"/>
-              <w:left w:w="80" w:type="dxa"/>
-              <w:bottom w:w="60" w:type="dxa"/>
-              <w:right w:w="80" w:type="dxa"/>
-            </w:tcMar>
+            <w:tcW w:w="3375" w:type="dxa"/>
+            <w:tcBorders>
+              <w:top w:val="outset" w:sz="6" w:space="0" w:color="000000"/>
+              <w:left w:val="outset" w:sz="6" w:space="0" w:color="000000"/>
+              <w:bottom w:val="outset" w:sz="6" w:space="0" w:color="000000"/>
+              <w:right w:val="outset" w:sz="6" w:space="0" w:color="000000"/>
+            </w:tcBorders>
+            <w:vAlign w:val="center"/>
           </w:tcPr>
-          <w:p/>
+          <w:p>
+            <w:r>
+              <w:t> </w:t>
+            </w:r>
+          </w:p>
         </w:tc>
         <w:tc>
           <w:tcPr>
-            <w:tcW w:w="0" w:type="auto"/>
-            <w:tcMar>
-              <w:top w:w="60" w:type="dxa"/>
-              <w:left w:w="80" w:type="dxa"/>
-              <w:bottom w:w="60" w:type="dxa"/>
-              <w:right w:w="80" w:type="dxa"/>
-            </w:tcMar>
+            <w:tcW w:w="2539" w:type="dxa"/>
+            <w:tcBorders>
+              <w:top w:val="outset" w:sz="6" w:space="0" w:color="000000"/>
+              <w:left w:val="outset" w:sz="6" w:space="0" w:color="000000"/>
+              <w:bottom w:val="outset" w:sz="6" w:space="0" w:color="000000"/>
+              <w:right w:val="outset" w:sz="6" w:space="0" w:color="000000"/>
+            </w:tcBorders>
+            <w:vAlign w:val="center"/>
           </w:tcPr>
-          <w:p/>
+          <w:p>
+            <w:r>
+              <w:t> </w:t>
+            </w:r>
+          </w:p>
         </w:tc>
       </w:tr>
       <w:tr>
+        <w:trPr>
+          <w:trHeight w:val="375"/>
+          <w:tblCellSpacing w:w="0" w:type="dxa"/>
+          <w:jc w:val="center"/>
+        </w:trPr>
         <w:tc>
           <w:tcPr>
-            <w:tcW w:w="0" w:type="auto"/>
-            <w:tcMar>
-              <w:top w:w="60" w:type="dxa"/>
-              <w:left w:w="80" w:type="dxa"/>
-              <w:bottom w:w="60" w:type="dxa"/>
-              <w:right w:w="80" w:type="dxa"/>
-            </w:tcMar>
+            <w:tcW w:w="3086" w:type="dxa"/>
+            <w:tcBorders>
+              <w:top w:val="outset" w:sz="6" w:space="0" w:color="000000"/>
+              <w:left w:val="outset" w:sz="6" w:space="0" w:color="000000"/>
+              <w:bottom w:val="outset" w:sz="6" w:space="0" w:color="000000"/>
+              <w:right w:val="outset" w:sz="6" w:space="0" w:color="000000"/>
+            </w:tcBorders>
+            <w:vAlign w:val="center"/>
           </w:tcPr>
-          <w:p/>
+          <w:p>
+            <w:r>
+              <w:t> </w:t>
+            </w:r>
+          </w:p>
         </w:tc>
         <w:tc>
           <w:tcPr>
-            <w:tcW w:w="0" w:type="auto"/>
-            <w:tcMar>
-              <w:top w:w="60" w:type="dxa"/>
-              <w:left w:w="80" w:type="dxa"/>
-              <w:bottom w:w="60" w:type="dxa"/>
-              <w:right w:w="80" w:type="dxa"/>
-            </w:tcMar>
+            <w:tcW w:w="3375" w:type="dxa"/>
+            <w:tcBorders>
+              <w:top w:val="outset" w:sz="6" w:space="0" w:color="000000"/>
+              <w:left w:val="outset" w:sz="6" w:space="0" w:color="000000"/>
+              <w:bottom w:val="outset" w:sz="6" w:space="0" w:color="000000"/>
+              <w:right w:val="outset" w:sz="6" w:space="0" w:color="000000"/>
+            </w:tcBorders>
+            <w:vAlign w:val="center"/>
           </w:tcPr>
-          <w:p/>
+          <w:p>
+            <w:r>
+              <w:t> </w:t>
+            </w:r>
+          </w:p>
         </w:tc>
         <w:tc>
           <w:tcPr>
-            <w:tcW w:w="0" w:type="auto"/>
-            <w:tcMar>
-              <w:top w:w="60" w:type="dxa"/>
-              <w:left w:w="80" w:type="dxa"/>
-              <w:bottom w:w="60" w:type="dxa"/>
-              <w:right w:w="80" w:type="dxa"/>
-            </w:tcMar>
+            <w:tcW w:w="2539" w:type="dxa"/>
+            <w:tcBorders>
+              <w:top w:val="outset" w:sz="6" w:space="0" w:color="000000"/>
+              <w:left w:val="outset" w:sz="6" w:space="0" w:color="000000"/>
+              <w:bottom w:val="outset" w:sz="6" w:space="0" w:color="000000"/>
+              <w:right w:val="outset" w:sz="6" w:space="0" w:color="000000"/>
+            </w:tcBorders>
+            <w:vAlign w:val="center"/>
           </w:tcPr>
-          <w:p/>
+          <w:p>
+            <w:r>
+              <w:t> </w:t>
+            </w:r>
+          </w:p>
         </w:tc>
       </w:tr>
     </w:tbl>
@@ -3598,8 +4618,8 @@
       </w:pPr>
     </w:p>
     <w:sectPr>
-      <w:pgSz w:w="11906" w:h="16838"/>
-      <w:pgMar w:top="1417" w:right="1701" w:bottom="1417" w:left="1701" w:header="283" w:footer="283" w:gutter="0"/>
+      <w:pgSz w:w="12242" w:h="15842" w:code="1"/>
+      <w:pgMar w:top="1418" w:right="1701" w:bottom="1418" w:left="1701" w:header="284" w:footer="284" w:gutter="0"/>
       <w:pgBorders w:offsetFrom="page">
         <w:bottom w:val="single" w:sz="6" w:space="24" w:color="auto"/>
       </w:pgBorders>
@@ -3854,6 +4874,92 @@
     </w:lvl>
   </w:abstractNum>
   <w:abstractNum w:abstractNumId="2" w15:restartNumberingAfterBreak="0">
+    <w:nsid w:val="06C1513F"/>
+    <w:multiLevelType w:val="hybridMultilevel"/>
+    <w:tmpl w:val="2F10C664"/>
+    <w:lvl w:ilvl="0" w:tplc="100A000F">
+      <w:start w:val="1"/>
+      <w:numFmt w:val="decimal"/>
+      <w:lvlText w:val="%1."/>
+      <w:lvlJc w:val="left"/>
+      <w:pPr>
+        <w:ind w:left="720" w:hanging="360"/>
+      </w:pPr>
+    </w:lvl>
+    <w:lvl w:ilvl="1" w:tplc="100A0019" w:tentative="1">
+      <w:start w:val="1"/>
+      <w:numFmt w:val="lowerLetter"/>
+      <w:lvlText w:val="%2."/>
+      <w:lvlJc w:val="left"/>
+      <w:pPr>
+        <w:ind w:left="1440" w:hanging="360"/>
+      </w:pPr>
+    </w:lvl>
+    <w:lvl w:ilvl="2" w:tplc="100A001B" w:tentative="1">
+      <w:start w:val="1"/>
+      <w:numFmt w:val="lowerRoman"/>
+      <w:lvlText w:val="%3."/>
+      <w:lvlJc w:val="right"/>
+      <w:pPr>
+        <w:ind w:left="2160" w:hanging="180"/>
+      </w:pPr>
+    </w:lvl>
+    <w:lvl w:ilvl="3" w:tplc="100A000F" w:tentative="1">
+      <w:start w:val="1"/>
+      <w:numFmt w:val="decimal"/>
+      <w:lvlText w:val="%4."/>
+      <w:lvlJc w:val="left"/>
+      <w:pPr>
+        <w:ind w:left="2880" w:hanging="360"/>
+      </w:pPr>
+    </w:lvl>
+    <w:lvl w:ilvl="4" w:tplc="100A0019" w:tentative="1">
+      <w:start w:val="1"/>
+      <w:numFmt w:val="lowerLetter"/>
+      <w:lvlText w:val="%5."/>
+      <w:lvlJc w:val="left"/>
+      <w:pPr>
+        <w:ind w:left="3600" w:hanging="360"/>
+      </w:pPr>
+    </w:lvl>
+    <w:lvl w:ilvl="5" w:tplc="100A001B" w:tentative="1">
+      <w:start w:val="1"/>
+      <w:numFmt w:val="lowerRoman"/>
+      <w:lvlText w:val="%6."/>
+      <w:lvlJc w:val="right"/>
+      <w:pPr>
+        <w:ind w:left="4320" w:hanging="180"/>
+      </w:pPr>
+    </w:lvl>
+    <w:lvl w:ilvl="6" w:tplc="100A000F" w:tentative="1">
+      <w:start w:val="1"/>
+      <w:numFmt w:val="decimal"/>
+      <w:lvlText w:val="%7."/>
+      <w:lvlJc w:val="left"/>
+      <w:pPr>
+        <w:ind w:left="5040" w:hanging="360"/>
+      </w:pPr>
+    </w:lvl>
+    <w:lvl w:ilvl="7" w:tplc="100A0019" w:tentative="1">
+      <w:start w:val="1"/>
+      <w:numFmt w:val="lowerLetter"/>
+      <w:lvlText w:val="%8."/>
+      <w:lvlJc w:val="left"/>
+      <w:pPr>
+        <w:ind w:left="5760" w:hanging="360"/>
+      </w:pPr>
+    </w:lvl>
+    <w:lvl w:ilvl="8" w:tplc="100A001B" w:tentative="1">
+      <w:start w:val="1"/>
+      <w:numFmt w:val="lowerRoman"/>
+      <w:lvlText w:val="%9."/>
+      <w:lvlJc w:val="right"/>
+      <w:pPr>
+        <w:ind w:left="6480" w:hanging="180"/>
+      </w:pPr>
+    </w:lvl>
+  </w:abstractNum>
+  <w:abstractNum w:abstractNumId="3" w15:restartNumberingAfterBreak="0">
     <w:nsid w:val="070160C8"/>
     <w:multiLevelType w:val="multilevel"/>
     <w:tmpl w:val="45A65988"/>
@@ -4002,7 +5108,93 @@
       </w:rPr>
     </w:lvl>
   </w:abstractNum>
-  <w:abstractNum w:abstractNumId="3" w15:restartNumberingAfterBreak="0">
+  <w:abstractNum w:abstractNumId="4" w15:restartNumberingAfterBreak="0">
+    <w:nsid w:val="0D2D17C5"/>
+    <w:multiLevelType w:val="hybridMultilevel"/>
+    <w:tmpl w:val="1FF8E2B4"/>
+    <w:lvl w:ilvl="0" w:tplc="100A000F">
+      <w:start w:val="1"/>
+      <w:numFmt w:val="decimal"/>
+      <w:lvlText w:val="%1."/>
+      <w:lvlJc w:val="left"/>
+      <w:pPr>
+        <w:ind w:left="720" w:hanging="360"/>
+      </w:pPr>
+    </w:lvl>
+    <w:lvl w:ilvl="1" w:tplc="100A0019" w:tentative="1">
+      <w:start w:val="1"/>
+      <w:numFmt w:val="lowerLetter"/>
+      <w:lvlText w:val="%2."/>
+      <w:lvlJc w:val="left"/>
+      <w:pPr>
+        <w:ind w:left="1440" w:hanging="360"/>
+      </w:pPr>
+    </w:lvl>
+    <w:lvl w:ilvl="2" w:tplc="100A001B" w:tentative="1">
+      <w:start w:val="1"/>
+      <w:numFmt w:val="lowerRoman"/>
+      <w:lvlText w:val="%3."/>
+      <w:lvlJc w:val="right"/>
+      <w:pPr>
+        <w:ind w:left="2160" w:hanging="180"/>
+      </w:pPr>
+    </w:lvl>
+    <w:lvl w:ilvl="3" w:tplc="100A000F" w:tentative="1">
+      <w:start w:val="1"/>
+      <w:numFmt w:val="decimal"/>
+      <w:lvlText w:val="%4."/>
+      <w:lvlJc w:val="left"/>
+      <w:pPr>
+        <w:ind w:left="2880" w:hanging="360"/>
+      </w:pPr>
+    </w:lvl>
+    <w:lvl w:ilvl="4" w:tplc="100A0019" w:tentative="1">
+      <w:start w:val="1"/>
+      <w:numFmt w:val="lowerLetter"/>
+      <w:lvlText w:val="%5."/>
+      <w:lvlJc w:val="left"/>
+      <w:pPr>
+        <w:ind w:left="3600" w:hanging="360"/>
+      </w:pPr>
+    </w:lvl>
+    <w:lvl w:ilvl="5" w:tplc="100A001B" w:tentative="1">
+      <w:start w:val="1"/>
+      <w:numFmt w:val="lowerRoman"/>
+      <w:lvlText w:val="%6."/>
+      <w:lvlJc w:val="right"/>
+      <w:pPr>
+        <w:ind w:left="4320" w:hanging="180"/>
+      </w:pPr>
+    </w:lvl>
+    <w:lvl w:ilvl="6" w:tplc="100A000F" w:tentative="1">
+      <w:start w:val="1"/>
+      <w:numFmt w:val="decimal"/>
+      <w:lvlText w:val="%7."/>
+      <w:lvlJc w:val="left"/>
+      <w:pPr>
+        <w:ind w:left="5040" w:hanging="360"/>
+      </w:pPr>
+    </w:lvl>
+    <w:lvl w:ilvl="7" w:tplc="100A0019" w:tentative="1">
+      <w:start w:val="1"/>
+      <w:numFmt w:val="lowerLetter"/>
+      <w:lvlText w:val="%8."/>
+      <w:lvlJc w:val="left"/>
+      <w:pPr>
+        <w:ind w:left="5760" w:hanging="360"/>
+      </w:pPr>
+    </w:lvl>
+    <w:lvl w:ilvl="8" w:tplc="100A001B" w:tentative="1">
+      <w:start w:val="1"/>
+      <w:numFmt w:val="lowerRoman"/>
+      <w:lvlText w:val="%9."/>
+      <w:lvlJc w:val="right"/>
+      <w:pPr>
+        <w:ind w:left="6480" w:hanging="180"/>
+      </w:pPr>
+    </w:lvl>
+  </w:abstractNum>
+  <w:abstractNum w:abstractNumId="5" w15:restartNumberingAfterBreak="0">
     <w:nsid w:val="0F195262"/>
     <w:multiLevelType w:val="hybridMultilevel"/>
     <w:tmpl w:val="97B0DBD2"/>
@@ -4091,7 +5283,7 @@
       </w:pPr>
     </w:lvl>
   </w:abstractNum>
-  <w:abstractNum w:abstractNumId="4" w15:restartNumberingAfterBreak="0">
+  <w:abstractNum w:abstractNumId="6" w15:restartNumberingAfterBreak="0">
     <w:nsid w:val="14EA0875"/>
     <w:multiLevelType w:val="multilevel"/>
     <w:tmpl w:val="100A001F"/>
@@ -4177,7 +5369,93 @@
       </w:pPr>
     </w:lvl>
   </w:abstractNum>
-  <w:abstractNum w:abstractNumId="5" w15:restartNumberingAfterBreak="0">
+  <w:abstractNum w:abstractNumId="7" w15:restartNumberingAfterBreak="0">
+    <w:nsid w:val="1C286DE1"/>
+    <w:multiLevelType w:val="hybridMultilevel"/>
+    <w:tmpl w:val="1CAAF418"/>
+    <w:lvl w:ilvl="0" w:tplc="100A000F">
+      <w:start w:val="1"/>
+      <w:numFmt w:val="decimal"/>
+      <w:lvlText w:val="%1."/>
+      <w:lvlJc w:val="left"/>
+      <w:pPr>
+        <w:ind w:left="720" w:hanging="360"/>
+      </w:pPr>
+    </w:lvl>
+    <w:lvl w:ilvl="1" w:tplc="100A0019" w:tentative="1">
+      <w:start w:val="1"/>
+      <w:numFmt w:val="lowerLetter"/>
+      <w:lvlText w:val="%2."/>
+      <w:lvlJc w:val="left"/>
+      <w:pPr>
+        <w:ind w:left="1440" w:hanging="360"/>
+      </w:pPr>
+    </w:lvl>
+    <w:lvl w:ilvl="2" w:tplc="100A001B" w:tentative="1">
+      <w:start w:val="1"/>
+      <w:numFmt w:val="lowerRoman"/>
+      <w:lvlText w:val="%3."/>
+      <w:lvlJc w:val="right"/>
+      <w:pPr>
+        <w:ind w:left="2160" w:hanging="180"/>
+      </w:pPr>
+    </w:lvl>
+    <w:lvl w:ilvl="3" w:tplc="100A000F" w:tentative="1">
+      <w:start w:val="1"/>
+      <w:numFmt w:val="decimal"/>
+      <w:lvlText w:val="%4."/>
+      <w:lvlJc w:val="left"/>
+      <w:pPr>
+        <w:ind w:left="2880" w:hanging="360"/>
+      </w:pPr>
+    </w:lvl>
+    <w:lvl w:ilvl="4" w:tplc="100A0019" w:tentative="1">
+      <w:start w:val="1"/>
+      <w:numFmt w:val="lowerLetter"/>
+      <w:lvlText w:val="%5."/>
+      <w:lvlJc w:val="left"/>
+      <w:pPr>
+        <w:ind w:left="3600" w:hanging="360"/>
+      </w:pPr>
+    </w:lvl>
+    <w:lvl w:ilvl="5" w:tplc="100A001B" w:tentative="1">
+      <w:start w:val="1"/>
+      <w:numFmt w:val="lowerRoman"/>
+      <w:lvlText w:val="%6."/>
+      <w:lvlJc w:val="right"/>
+      <w:pPr>
+        <w:ind w:left="4320" w:hanging="180"/>
+      </w:pPr>
+    </w:lvl>
+    <w:lvl w:ilvl="6" w:tplc="100A000F" w:tentative="1">
+      <w:start w:val="1"/>
+      <w:numFmt w:val="decimal"/>
+      <w:lvlText w:val="%7."/>
+      <w:lvlJc w:val="left"/>
+      <w:pPr>
+        <w:ind w:left="5040" w:hanging="360"/>
+      </w:pPr>
+    </w:lvl>
+    <w:lvl w:ilvl="7" w:tplc="100A0019" w:tentative="1">
+      <w:start w:val="1"/>
+      <w:numFmt w:val="lowerLetter"/>
+      <w:lvlText w:val="%8."/>
+      <w:lvlJc w:val="left"/>
+      <w:pPr>
+        <w:ind w:left="5760" w:hanging="360"/>
+      </w:pPr>
+    </w:lvl>
+    <w:lvl w:ilvl="8" w:tplc="100A001B" w:tentative="1">
+      <w:start w:val="1"/>
+      <w:numFmt w:val="lowerRoman"/>
+      <w:lvlText w:val="%9."/>
+      <w:lvlJc w:val="right"/>
+      <w:pPr>
+        <w:ind w:left="6480" w:hanging="180"/>
+      </w:pPr>
+    </w:lvl>
+  </w:abstractNum>
+  <w:abstractNum w:abstractNumId="8" w15:restartNumberingAfterBreak="0">
     <w:nsid w:val="1C4F3182"/>
     <w:multiLevelType w:val="hybridMultilevel"/>
     <w:tmpl w:val="02BE9A90"/>
@@ -4266,7 +5544,7 @@
       </w:pPr>
     </w:lvl>
   </w:abstractNum>
-  <w:abstractNum w:abstractNumId="6" w15:restartNumberingAfterBreak="0">
+  <w:abstractNum w:abstractNumId="9" w15:restartNumberingAfterBreak="0">
     <w:nsid w:val="1F390D10"/>
     <w:multiLevelType w:val="singleLevel"/>
     <w:tmpl w:val="4D90F492"/>
@@ -4281,7 +5559,93 @@
       </w:pPr>
     </w:lvl>
   </w:abstractNum>
-  <w:abstractNum w:abstractNumId="7" w15:restartNumberingAfterBreak="0">
+  <w:abstractNum w:abstractNumId="10" w15:restartNumberingAfterBreak="0">
+    <w:nsid w:val="20F17AAF"/>
+    <w:multiLevelType w:val="hybridMultilevel"/>
+    <w:tmpl w:val="AEDA7F7A"/>
+    <w:lvl w:ilvl="0" w:tplc="100A000F">
+      <w:start w:val="1"/>
+      <w:numFmt w:val="decimal"/>
+      <w:lvlText w:val="%1."/>
+      <w:lvlJc w:val="left"/>
+      <w:pPr>
+        <w:ind w:left="720" w:hanging="360"/>
+      </w:pPr>
+    </w:lvl>
+    <w:lvl w:ilvl="1" w:tplc="100A0019" w:tentative="1">
+      <w:start w:val="1"/>
+      <w:numFmt w:val="lowerLetter"/>
+      <w:lvlText w:val="%2."/>
+      <w:lvlJc w:val="left"/>
+      <w:pPr>
+        <w:ind w:left="1440" w:hanging="360"/>
+      </w:pPr>
+    </w:lvl>
+    <w:lvl w:ilvl="2" w:tplc="100A001B" w:tentative="1">
+      <w:start w:val="1"/>
+      <w:numFmt w:val="lowerRoman"/>
+      <w:lvlText w:val="%3."/>
+      <w:lvlJc w:val="right"/>
+      <w:pPr>
+        <w:ind w:left="2160" w:hanging="180"/>
+      </w:pPr>
+    </w:lvl>
+    <w:lvl w:ilvl="3" w:tplc="100A000F" w:tentative="1">
+      <w:start w:val="1"/>
+      <w:numFmt w:val="decimal"/>
+      <w:lvlText w:val="%4."/>
+      <w:lvlJc w:val="left"/>
+      <w:pPr>
+        <w:ind w:left="2880" w:hanging="360"/>
+      </w:pPr>
+    </w:lvl>
+    <w:lvl w:ilvl="4" w:tplc="100A0019" w:tentative="1">
+      <w:start w:val="1"/>
+      <w:numFmt w:val="lowerLetter"/>
+      <w:lvlText w:val="%5."/>
+      <w:lvlJc w:val="left"/>
+      <w:pPr>
+        <w:ind w:left="3600" w:hanging="360"/>
+      </w:pPr>
+    </w:lvl>
+    <w:lvl w:ilvl="5" w:tplc="100A001B" w:tentative="1">
+      <w:start w:val="1"/>
+      <w:numFmt w:val="lowerRoman"/>
+      <w:lvlText w:val="%6."/>
+      <w:lvlJc w:val="right"/>
+      <w:pPr>
+        <w:ind w:left="4320" w:hanging="180"/>
+      </w:pPr>
+    </w:lvl>
+    <w:lvl w:ilvl="6" w:tplc="100A000F" w:tentative="1">
+      <w:start w:val="1"/>
+      <w:numFmt w:val="decimal"/>
+      <w:lvlText w:val="%7."/>
+      <w:lvlJc w:val="left"/>
+      <w:pPr>
+        <w:ind w:left="5040" w:hanging="360"/>
+      </w:pPr>
+    </w:lvl>
+    <w:lvl w:ilvl="7" w:tplc="100A0019" w:tentative="1">
+      <w:start w:val="1"/>
+      <w:numFmt w:val="lowerLetter"/>
+      <w:lvlText w:val="%8."/>
+      <w:lvlJc w:val="left"/>
+      <w:pPr>
+        <w:ind w:left="5760" w:hanging="360"/>
+      </w:pPr>
+    </w:lvl>
+    <w:lvl w:ilvl="8" w:tplc="100A001B" w:tentative="1">
+      <w:start w:val="1"/>
+      <w:numFmt w:val="lowerRoman"/>
+      <w:lvlText w:val="%9."/>
+      <w:lvlJc w:val="right"/>
+      <w:pPr>
+        <w:ind w:left="6480" w:hanging="180"/>
+      </w:pPr>
+    </w:lvl>
+  </w:abstractNum>
+  <w:abstractNum w:abstractNumId="11" w15:restartNumberingAfterBreak="0">
     <w:nsid w:val="2EAD69B2"/>
     <w:multiLevelType w:val="singleLevel"/>
     <w:tmpl w:val="4D90F492"/>
@@ -4296,7 +5660,93 @@
       </w:pPr>
     </w:lvl>
   </w:abstractNum>
-  <w:abstractNum w:abstractNumId="8" w15:restartNumberingAfterBreak="0">
+  <w:abstractNum w:abstractNumId="12" w15:restartNumberingAfterBreak="0">
+    <w:nsid w:val="2F853AD0"/>
+    <w:multiLevelType w:val="hybridMultilevel"/>
+    <w:tmpl w:val="1FF8E2B4"/>
+    <w:lvl w:ilvl="0" w:tplc="FFFFFFFF">
+      <w:start w:val="1"/>
+      <w:numFmt w:val="decimal"/>
+      <w:lvlText w:val="%1."/>
+      <w:lvlJc w:val="left"/>
+      <w:pPr>
+        <w:ind w:left="720" w:hanging="360"/>
+      </w:pPr>
+    </w:lvl>
+    <w:lvl w:ilvl="1" w:tplc="FFFFFFFF" w:tentative="1">
+      <w:start w:val="1"/>
+      <w:numFmt w:val="lowerLetter"/>
+      <w:lvlText w:val="%2."/>
+      <w:lvlJc w:val="left"/>
+      <w:pPr>
+        <w:ind w:left="1440" w:hanging="360"/>
+      </w:pPr>
+    </w:lvl>
+    <w:lvl w:ilvl="2" w:tplc="FFFFFFFF" w:tentative="1">
+      <w:start w:val="1"/>
+      <w:numFmt w:val="lowerRoman"/>
+      <w:lvlText w:val="%3."/>
+      <w:lvlJc w:val="right"/>
+      <w:pPr>
+        <w:ind w:left="2160" w:hanging="180"/>
+      </w:pPr>
+    </w:lvl>
+    <w:lvl w:ilvl="3" w:tplc="FFFFFFFF" w:tentative="1">
+      <w:start w:val="1"/>
+      <w:numFmt w:val="decimal"/>
+      <w:lvlText w:val="%4."/>
+      <w:lvlJc w:val="left"/>
+      <w:pPr>
+        <w:ind w:left="2880" w:hanging="360"/>
+      </w:pPr>
+    </w:lvl>
+    <w:lvl w:ilvl="4" w:tplc="FFFFFFFF" w:tentative="1">
+      <w:start w:val="1"/>
+      <w:numFmt w:val="lowerLetter"/>
+      <w:lvlText w:val="%5."/>
+      <w:lvlJc w:val="left"/>
+      <w:pPr>
+        <w:ind w:left="3600" w:hanging="360"/>
+      </w:pPr>
+    </w:lvl>
+    <w:lvl w:ilvl="5" w:tplc="FFFFFFFF" w:tentative="1">
+      <w:start w:val="1"/>
+      <w:numFmt w:val="lowerRoman"/>
+      <w:lvlText w:val="%6."/>
+      <w:lvlJc w:val="right"/>
+      <w:pPr>
+        <w:ind w:left="4320" w:hanging="180"/>
+      </w:pPr>
+    </w:lvl>
+    <w:lvl w:ilvl="6" w:tplc="FFFFFFFF" w:tentative="1">
+      <w:start w:val="1"/>
+      <w:numFmt w:val="decimal"/>
+      <w:lvlText w:val="%7."/>
+      <w:lvlJc w:val="left"/>
+      <w:pPr>
+        <w:ind w:left="5040" w:hanging="360"/>
+      </w:pPr>
+    </w:lvl>
+    <w:lvl w:ilvl="7" w:tplc="FFFFFFFF" w:tentative="1">
+      <w:start w:val="1"/>
+      <w:numFmt w:val="lowerLetter"/>
+      <w:lvlText w:val="%8."/>
+      <w:lvlJc w:val="left"/>
+      <w:pPr>
+        <w:ind w:left="5760" w:hanging="360"/>
+      </w:pPr>
+    </w:lvl>
+    <w:lvl w:ilvl="8" w:tplc="FFFFFFFF" w:tentative="1">
+      <w:start w:val="1"/>
+      <w:numFmt w:val="lowerRoman"/>
+      <w:lvlText w:val="%9."/>
+      <w:lvlJc w:val="right"/>
+      <w:pPr>
+        <w:ind w:left="6480" w:hanging="180"/>
+      </w:pPr>
+    </w:lvl>
+  </w:abstractNum>
+  <w:abstractNum w:abstractNumId="13" w15:restartNumberingAfterBreak="0">
     <w:nsid w:val="3173340E"/>
     <w:multiLevelType w:val="hybridMultilevel"/>
     <w:tmpl w:val="96A4A986"/>
@@ -4385,7 +5835,93 @@
       </w:pPr>
     </w:lvl>
   </w:abstractNum>
-  <w:abstractNum w:abstractNumId="9" w15:restartNumberingAfterBreak="0">
+  <w:abstractNum w:abstractNumId="14" w15:restartNumberingAfterBreak="0">
+    <w:nsid w:val="34DC2339"/>
+    <w:multiLevelType w:val="hybridMultilevel"/>
+    <w:tmpl w:val="E6CCD458"/>
+    <w:lvl w:ilvl="0" w:tplc="100A000F">
+      <w:start w:val="1"/>
+      <w:numFmt w:val="decimal"/>
+      <w:lvlText w:val="%1."/>
+      <w:lvlJc w:val="left"/>
+      <w:pPr>
+        <w:ind w:left="720" w:hanging="360"/>
+      </w:pPr>
+    </w:lvl>
+    <w:lvl w:ilvl="1" w:tplc="100A0019">
+      <w:start w:val="1"/>
+      <w:numFmt w:val="lowerLetter"/>
+      <w:lvlText w:val="%2."/>
+      <w:lvlJc w:val="left"/>
+      <w:pPr>
+        <w:ind w:left="1440" w:hanging="360"/>
+      </w:pPr>
+    </w:lvl>
+    <w:lvl w:ilvl="2" w:tplc="100A001B" w:tentative="1">
+      <w:start w:val="1"/>
+      <w:numFmt w:val="lowerRoman"/>
+      <w:lvlText w:val="%3."/>
+      <w:lvlJc w:val="right"/>
+      <w:pPr>
+        <w:ind w:left="2160" w:hanging="180"/>
+      </w:pPr>
+    </w:lvl>
+    <w:lvl w:ilvl="3" w:tplc="100A000F" w:tentative="1">
+      <w:start w:val="1"/>
+      <w:numFmt w:val="decimal"/>
+      <w:lvlText w:val="%4."/>
+      <w:lvlJc w:val="left"/>
+      <w:pPr>
+        <w:ind w:left="2880" w:hanging="360"/>
+      </w:pPr>
+    </w:lvl>
+    <w:lvl w:ilvl="4" w:tplc="100A0019" w:tentative="1">
+      <w:start w:val="1"/>
+      <w:numFmt w:val="lowerLetter"/>
+      <w:lvlText w:val="%5."/>
+      <w:lvlJc w:val="left"/>
+      <w:pPr>
+        <w:ind w:left="3600" w:hanging="360"/>
+      </w:pPr>
+    </w:lvl>
+    <w:lvl w:ilvl="5" w:tplc="100A001B" w:tentative="1">
+      <w:start w:val="1"/>
+      <w:numFmt w:val="lowerRoman"/>
+      <w:lvlText w:val="%6."/>
+      <w:lvlJc w:val="right"/>
+      <w:pPr>
+        <w:ind w:left="4320" w:hanging="180"/>
+      </w:pPr>
+    </w:lvl>
+    <w:lvl w:ilvl="6" w:tplc="100A000F" w:tentative="1">
+      <w:start w:val="1"/>
+      <w:numFmt w:val="decimal"/>
+      <w:lvlText w:val="%7."/>
+      <w:lvlJc w:val="left"/>
+      <w:pPr>
+        <w:ind w:left="5040" w:hanging="360"/>
+      </w:pPr>
+    </w:lvl>
+    <w:lvl w:ilvl="7" w:tplc="100A0019" w:tentative="1">
+      <w:start w:val="1"/>
+      <w:numFmt w:val="lowerLetter"/>
+      <w:lvlText w:val="%8."/>
+      <w:lvlJc w:val="left"/>
+      <w:pPr>
+        <w:ind w:left="5760" w:hanging="360"/>
+      </w:pPr>
+    </w:lvl>
+    <w:lvl w:ilvl="8" w:tplc="100A001B" w:tentative="1">
+      <w:start w:val="1"/>
+      <w:numFmt w:val="lowerRoman"/>
+      <w:lvlText w:val="%9."/>
+      <w:lvlJc w:val="right"/>
+      <w:pPr>
+        <w:ind w:left="6480" w:hanging="180"/>
+      </w:pPr>
+    </w:lvl>
+  </w:abstractNum>
+  <w:abstractNum w:abstractNumId="15" w15:restartNumberingAfterBreak="0">
     <w:nsid w:val="397A2EA9"/>
     <w:multiLevelType w:val="hybridMultilevel"/>
     <w:tmpl w:val="02BE9A90"/>
@@ -4474,7 +6010,7 @@
       </w:pPr>
     </w:lvl>
   </w:abstractNum>
-  <w:abstractNum w:abstractNumId="10" w15:restartNumberingAfterBreak="0">
+  <w:abstractNum w:abstractNumId="16" w15:restartNumberingAfterBreak="0">
     <w:nsid w:val="3D441E1C"/>
     <w:multiLevelType w:val="multilevel"/>
     <w:tmpl w:val="0409001F"/>
@@ -4563,7 +6099,93 @@
       </w:pPr>
     </w:lvl>
   </w:abstractNum>
-  <w:abstractNum w:abstractNumId="11" w15:restartNumberingAfterBreak="0">
+  <w:abstractNum w:abstractNumId="17" w15:restartNumberingAfterBreak="0">
+    <w:nsid w:val="3FD63C76"/>
+    <w:multiLevelType w:val="hybridMultilevel"/>
+    <w:tmpl w:val="62B432C0"/>
+    <w:lvl w:ilvl="0" w:tplc="100A000F">
+      <w:start w:val="1"/>
+      <w:numFmt w:val="decimal"/>
+      <w:lvlText w:val="%1."/>
+      <w:lvlJc w:val="left"/>
+      <w:pPr>
+        <w:ind w:left="720" w:hanging="360"/>
+      </w:pPr>
+    </w:lvl>
+    <w:lvl w:ilvl="1" w:tplc="100A0019" w:tentative="1">
+      <w:start w:val="1"/>
+      <w:numFmt w:val="lowerLetter"/>
+      <w:lvlText w:val="%2."/>
+      <w:lvlJc w:val="left"/>
+      <w:pPr>
+        <w:ind w:left="1440" w:hanging="360"/>
+      </w:pPr>
+    </w:lvl>
+    <w:lvl w:ilvl="2" w:tplc="100A001B" w:tentative="1">
+      <w:start w:val="1"/>
+      <w:numFmt w:val="lowerRoman"/>
+      <w:lvlText w:val="%3."/>
+      <w:lvlJc w:val="right"/>
+      <w:pPr>
+        <w:ind w:left="2160" w:hanging="180"/>
+      </w:pPr>
+    </w:lvl>
+    <w:lvl w:ilvl="3" w:tplc="100A000F" w:tentative="1">
+      <w:start w:val="1"/>
+      <w:numFmt w:val="decimal"/>
+      <w:lvlText w:val="%4."/>
+      <w:lvlJc w:val="left"/>
+      <w:pPr>
+        <w:ind w:left="2880" w:hanging="360"/>
+      </w:pPr>
+    </w:lvl>
+    <w:lvl w:ilvl="4" w:tplc="100A0019" w:tentative="1">
+      <w:start w:val="1"/>
+      <w:numFmt w:val="lowerLetter"/>
+      <w:lvlText w:val="%5."/>
+      <w:lvlJc w:val="left"/>
+      <w:pPr>
+        <w:ind w:left="3600" w:hanging="360"/>
+      </w:pPr>
+    </w:lvl>
+    <w:lvl w:ilvl="5" w:tplc="100A001B" w:tentative="1">
+      <w:start w:val="1"/>
+      <w:numFmt w:val="lowerRoman"/>
+      <w:lvlText w:val="%6."/>
+      <w:lvlJc w:val="right"/>
+      <w:pPr>
+        <w:ind w:left="4320" w:hanging="180"/>
+      </w:pPr>
+    </w:lvl>
+    <w:lvl w:ilvl="6" w:tplc="100A000F" w:tentative="1">
+      <w:start w:val="1"/>
+      <w:numFmt w:val="decimal"/>
+      <w:lvlText w:val="%7."/>
+      <w:lvlJc w:val="left"/>
+      <w:pPr>
+        <w:ind w:left="5040" w:hanging="360"/>
+      </w:pPr>
+    </w:lvl>
+    <w:lvl w:ilvl="7" w:tplc="100A0019" w:tentative="1">
+      <w:start w:val="1"/>
+      <w:numFmt w:val="lowerLetter"/>
+      <w:lvlText w:val="%8."/>
+      <w:lvlJc w:val="left"/>
+      <w:pPr>
+        <w:ind w:left="5760" w:hanging="360"/>
+      </w:pPr>
+    </w:lvl>
+    <w:lvl w:ilvl="8" w:tplc="100A001B" w:tentative="1">
+      <w:start w:val="1"/>
+      <w:numFmt w:val="lowerRoman"/>
+      <w:lvlText w:val="%9."/>
+      <w:lvlJc w:val="right"/>
+      <w:pPr>
+        <w:ind w:left="6480" w:hanging="180"/>
+      </w:pPr>
+    </w:lvl>
+  </w:abstractNum>
+  <w:abstractNum w:abstractNumId="18" w15:restartNumberingAfterBreak="0">
     <w:nsid w:val="468E7701"/>
     <w:multiLevelType w:val="multilevel"/>
     <w:tmpl w:val="85A0DEC6"/>
@@ -4712,7 +6334,179 @@
       </w:rPr>
     </w:lvl>
   </w:abstractNum>
-  <w:abstractNum w:abstractNumId="12" w15:restartNumberingAfterBreak="0">
+  <w:abstractNum w:abstractNumId="19" w15:restartNumberingAfterBreak="0">
+    <w:nsid w:val="47AE0EF7"/>
+    <w:multiLevelType w:val="hybridMultilevel"/>
+    <w:tmpl w:val="77FA2408"/>
+    <w:lvl w:ilvl="0" w:tplc="100A000F">
+      <w:start w:val="1"/>
+      <w:numFmt w:val="decimal"/>
+      <w:lvlText w:val="%1."/>
+      <w:lvlJc w:val="left"/>
+      <w:pPr>
+        <w:ind w:left="720" w:hanging="360"/>
+      </w:pPr>
+    </w:lvl>
+    <w:lvl w:ilvl="1" w:tplc="100A0019" w:tentative="1">
+      <w:start w:val="1"/>
+      <w:numFmt w:val="lowerLetter"/>
+      <w:lvlText w:val="%2."/>
+      <w:lvlJc w:val="left"/>
+      <w:pPr>
+        <w:ind w:left="1440" w:hanging="360"/>
+      </w:pPr>
+    </w:lvl>
+    <w:lvl w:ilvl="2" w:tplc="100A001B" w:tentative="1">
+      <w:start w:val="1"/>
+      <w:numFmt w:val="lowerRoman"/>
+      <w:lvlText w:val="%3."/>
+      <w:lvlJc w:val="right"/>
+      <w:pPr>
+        <w:ind w:left="2160" w:hanging="180"/>
+      </w:pPr>
+    </w:lvl>
+    <w:lvl w:ilvl="3" w:tplc="100A000F" w:tentative="1">
+      <w:start w:val="1"/>
+      <w:numFmt w:val="decimal"/>
+      <w:lvlText w:val="%4."/>
+      <w:lvlJc w:val="left"/>
+      <w:pPr>
+        <w:ind w:left="2880" w:hanging="360"/>
+      </w:pPr>
+    </w:lvl>
+    <w:lvl w:ilvl="4" w:tplc="100A0019" w:tentative="1">
+      <w:start w:val="1"/>
+      <w:numFmt w:val="lowerLetter"/>
+      <w:lvlText w:val="%5."/>
+      <w:lvlJc w:val="left"/>
+      <w:pPr>
+        <w:ind w:left="3600" w:hanging="360"/>
+      </w:pPr>
+    </w:lvl>
+    <w:lvl w:ilvl="5" w:tplc="100A001B" w:tentative="1">
+      <w:start w:val="1"/>
+      <w:numFmt w:val="lowerRoman"/>
+      <w:lvlText w:val="%6."/>
+      <w:lvlJc w:val="right"/>
+      <w:pPr>
+        <w:ind w:left="4320" w:hanging="180"/>
+      </w:pPr>
+    </w:lvl>
+    <w:lvl w:ilvl="6" w:tplc="100A000F" w:tentative="1">
+      <w:start w:val="1"/>
+      <w:numFmt w:val="decimal"/>
+      <w:lvlText w:val="%7."/>
+      <w:lvlJc w:val="left"/>
+      <w:pPr>
+        <w:ind w:left="5040" w:hanging="360"/>
+      </w:pPr>
+    </w:lvl>
+    <w:lvl w:ilvl="7" w:tplc="100A0019" w:tentative="1">
+      <w:start w:val="1"/>
+      <w:numFmt w:val="lowerLetter"/>
+      <w:lvlText w:val="%8."/>
+      <w:lvlJc w:val="left"/>
+      <w:pPr>
+        <w:ind w:left="5760" w:hanging="360"/>
+      </w:pPr>
+    </w:lvl>
+    <w:lvl w:ilvl="8" w:tplc="100A001B" w:tentative="1">
+      <w:start w:val="1"/>
+      <w:numFmt w:val="lowerRoman"/>
+      <w:lvlText w:val="%9."/>
+      <w:lvlJc w:val="right"/>
+      <w:pPr>
+        <w:ind w:left="6480" w:hanging="180"/>
+      </w:pPr>
+    </w:lvl>
+  </w:abstractNum>
+  <w:abstractNum w:abstractNumId="20" w15:restartNumberingAfterBreak="0">
+    <w:nsid w:val="4A903216"/>
+    <w:multiLevelType w:val="hybridMultilevel"/>
+    <w:tmpl w:val="507C3D70"/>
+    <w:lvl w:ilvl="0" w:tplc="100A000F">
+      <w:start w:val="1"/>
+      <w:numFmt w:val="decimal"/>
+      <w:lvlText w:val="%1."/>
+      <w:lvlJc w:val="left"/>
+      <w:pPr>
+        <w:ind w:left="720" w:hanging="360"/>
+      </w:pPr>
+    </w:lvl>
+    <w:lvl w:ilvl="1" w:tplc="100A0019">
+      <w:start w:val="1"/>
+      <w:numFmt w:val="lowerLetter"/>
+      <w:lvlText w:val="%2."/>
+      <w:lvlJc w:val="left"/>
+      <w:pPr>
+        <w:ind w:left="1440" w:hanging="360"/>
+      </w:pPr>
+    </w:lvl>
+    <w:lvl w:ilvl="2" w:tplc="100A001B" w:tentative="1">
+      <w:start w:val="1"/>
+      <w:numFmt w:val="lowerRoman"/>
+      <w:lvlText w:val="%3."/>
+      <w:lvlJc w:val="right"/>
+      <w:pPr>
+        <w:ind w:left="2160" w:hanging="180"/>
+      </w:pPr>
+    </w:lvl>
+    <w:lvl w:ilvl="3" w:tplc="100A000F" w:tentative="1">
+      <w:start w:val="1"/>
+      <w:numFmt w:val="decimal"/>
+      <w:lvlText w:val="%4."/>
+      <w:lvlJc w:val="left"/>
+      <w:pPr>
+        <w:ind w:left="2880" w:hanging="360"/>
+      </w:pPr>
+    </w:lvl>
+    <w:lvl w:ilvl="4" w:tplc="100A0019" w:tentative="1">
+      <w:start w:val="1"/>
+      <w:numFmt w:val="lowerLetter"/>
+      <w:lvlText w:val="%5."/>
+      <w:lvlJc w:val="left"/>
+      <w:pPr>
+        <w:ind w:left="3600" w:hanging="360"/>
+      </w:pPr>
+    </w:lvl>
+    <w:lvl w:ilvl="5" w:tplc="100A001B" w:tentative="1">
+      <w:start w:val="1"/>
+      <w:numFmt w:val="lowerRoman"/>
+      <w:lvlText w:val="%6."/>
+      <w:lvlJc w:val="right"/>
+      <w:pPr>
+        <w:ind w:left="4320" w:hanging="180"/>
+      </w:pPr>
+    </w:lvl>
+    <w:lvl w:ilvl="6" w:tplc="100A000F" w:tentative="1">
+      <w:start w:val="1"/>
+      <w:numFmt w:val="decimal"/>
+      <w:lvlText w:val="%7."/>
+      <w:lvlJc w:val="left"/>
+      <w:pPr>
+        <w:ind w:left="5040" w:hanging="360"/>
+      </w:pPr>
+    </w:lvl>
+    <w:lvl w:ilvl="7" w:tplc="100A0019" w:tentative="1">
+      <w:start w:val="1"/>
+      <w:numFmt w:val="lowerLetter"/>
+      <w:lvlText w:val="%8."/>
+      <w:lvlJc w:val="left"/>
+      <w:pPr>
+        <w:ind w:left="5760" w:hanging="360"/>
+      </w:pPr>
+    </w:lvl>
+    <w:lvl w:ilvl="8" w:tplc="100A001B" w:tentative="1">
+      <w:start w:val="1"/>
+      <w:numFmt w:val="lowerRoman"/>
+      <w:lvlText w:val="%9."/>
+      <w:lvlJc w:val="right"/>
+      <w:pPr>
+        <w:ind w:left="6480" w:hanging="180"/>
+      </w:pPr>
+    </w:lvl>
+  </w:abstractNum>
+  <w:abstractNum w:abstractNumId="21" w15:restartNumberingAfterBreak="0">
     <w:nsid w:val="4E6303D2"/>
     <w:multiLevelType w:val="hybridMultilevel"/>
     <w:tmpl w:val="B3D80B02"/>
@@ -4801,7 +6595,7 @@
       </w:pPr>
     </w:lvl>
   </w:abstractNum>
-  <w:abstractNum w:abstractNumId="13" w15:restartNumberingAfterBreak="0">
+  <w:abstractNum w:abstractNumId="22" w15:restartNumberingAfterBreak="0">
     <w:nsid w:val="4F3563D7"/>
     <w:multiLevelType w:val="hybridMultilevel"/>
     <w:tmpl w:val="02BE9A90"/>
@@ -4890,7 +6684,93 @@
       </w:pPr>
     </w:lvl>
   </w:abstractNum>
-  <w:abstractNum w:abstractNumId="14" w15:restartNumberingAfterBreak="0">
+  <w:abstractNum w:abstractNumId="23" w15:restartNumberingAfterBreak="0">
+    <w:nsid w:val="52BF4026"/>
+    <w:multiLevelType w:val="hybridMultilevel"/>
+    <w:tmpl w:val="55D68494"/>
+    <w:lvl w:ilvl="0" w:tplc="100A000F">
+      <w:start w:val="1"/>
+      <w:numFmt w:val="decimal"/>
+      <w:lvlText w:val="%1."/>
+      <w:lvlJc w:val="left"/>
+      <w:pPr>
+        <w:ind w:left="720" w:hanging="360"/>
+      </w:pPr>
+    </w:lvl>
+    <w:lvl w:ilvl="1" w:tplc="100A0019" w:tentative="1">
+      <w:start w:val="1"/>
+      <w:numFmt w:val="lowerLetter"/>
+      <w:lvlText w:val="%2."/>
+      <w:lvlJc w:val="left"/>
+      <w:pPr>
+        <w:ind w:left="1440" w:hanging="360"/>
+      </w:pPr>
+    </w:lvl>
+    <w:lvl w:ilvl="2" w:tplc="100A001B" w:tentative="1">
+      <w:start w:val="1"/>
+      <w:numFmt w:val="lowerRoman"/>
+      <w:lvlText w:val="%3."/>
+      <w:lvlJc w:val="right"/>
+      <w:pPr>
+        <w:ind w:left="2160" w:hanging="180"/>
+      </w:pPr>
+    </w:lvl>
+    <w:lvl w:ilvl="3" w:tplc="100A000F" w:tentative="1">
+      <w:start w:val="1"/>
+      <w:numFmt w:val="decimal"/>
+      <w:lvlText w:val="%4."/>
+      <w:lvlJc w:val="left"/>
+      <w:pPr>
+        <w:ind w:left="2880" w:hanging="360"/>
+      </w:pPr>
+    </w:lvl>
+    <w:lvl w:ilvl="4" w:tplc="100A0019" w:tentative="1">
+      <w:start w:val="1"/>
+      <w:numFmt w:val="lowerLetter"/>
+      <w:lvlText w:val="%5."/>
+      <w:lvlJc w:val="left"/>
+      <w:pPr>
+        <w:ind w:left="3600" w:hanging="360"/>
+      </w:pPr>
+    </w:lvl>
+    <w:lvl w:ilvl="5" w:tplc="100A001B" w:tentative="1">
+      <w:start w:val="1"/>
+      <w:numFmt w:val="lowerRoman"/>
+      <w:lvlText w:val="%6."/>
+      <w:lvlJc w:val="right"/>
+      <w:pPr>
+        <w:ind w:left="4320" w:hanging="180"/>
+      </w:pPr>
+    </w:lvl>
+    <w:lvl w:ilvl="6" w:tplc="100A000F" w:tentative="1">
+      <w:start w:val="1"/>
+      <w:numFmt w:val="decimal"/>
+      <w:lvlText w:val="%7."/>
+      <w:lvlJc w:val="left"/>
+      <w:pPr>
+        <w:ind w:left="5040" w:hanging="360"/>
+      </w:pPr>
+    </w:lvl>
+    <w:lvl w:ilvl="7" w:tplc="100A0019" w:tentative="1">
+      <w:start w:val="1"/>
+      <w:numFmt w:val="lowerLetter"/>
+      <w:lvlText w:val="%8."/>
+      <w:lvlJc w:val="left"/>
+      <w:pPr>
+        <w:ind w:left="5760" w:hanging="360"/>
+      </w:pPr>
+    </w:lvl>
+    <w:lvl w:ilvl="8" w:tplc="100A001B" w:tentative="1">
+      <w:start w:val="1"/>
+      <w:numFmt w:val="lowerRoman"/>
+      <w:lvlText w:val="%9."/>
+      <w:lvlJc w:val="right"/>
+      <w:pPr>
+        <w:ind w:left="6480" w:hanging="180"/>
+      </w:pPr>
+    </w:lvl>
+  </w:abstractNum>
+  <w:abstractNum w:abstractNumId="24" w15:restartNumberingAfterBreak="0">
     <w:nsid w:val="57F171A6"/>
     <w:multiLevelType w:val="hybridMultilevel"/>
     <w:tmpl w:val="02BE9A90"/>
@@ -4979,7 +6859,93 @@
       </w:pPr>
     </w:lvl>
   </w:abstractNum>
-  <w:abstractNum w:abstractNumId="15" w15:restartNumberingAfterBreak="0">
+  <w:abstractNum w:abstractNumId="25" w15:restartNumberingAfterBreak="0">
+    <w:nsid w:val="5B940F31"/>
+    <w:multiLevelType w:val="hybridMultilevel"/>
+    <w:tmpl w:val="F6E69FD4"/>
+    <w:lvl w:ilvl="0" w:tplc="100A000F">
+      <w:start w:val="1"/>
+      <w:numFmt w:val="decimal"/>
+      <w:lvlText w:val="%1."/>
+      <w:lvlJc w:val="left"/>
+      <w:pPr>
+        <w:ind w:left="720" w:hanging="360"/>
+      </w:pPr>
+    </w:lvl>
+    <w:lvl w:ilvl="1" w:tplc="100A0019" w:tentative="1">
+      <w:start w:val="1"/>
+      <w:numFmt w:val="lowerLetter"/>
+      <w:lvlText w:val="%2."/>
+      <w:lvlJc w:val="left"/>
+      <w:pPr>
+        <w:ind w:left="1440" w:hanging="360"/>
+      </w:pPr>
+    </w:lvl>
+    <w:lvl w:ilvl="2" w:tplc="100A001B" w:tentative="1">
+      <w:start w:val="1"/>
+      <w:numFmt w:val="lowerRoman"/>
+      <w:lvlText w:val="%3."/>
+      <w:lvlJc w:val="right"/>
+      <w:pPr>
+        <w:ind w:left="2160" w:hanging="180"/>
+      </w:pPr>
+    </w:lvl>
+    <w:lvl w:ilvl="3" w:tplc="100A000F" w:tentative="1">
+      <w:start w:val="1"/>
+      <w:numFmt w:val="decimal"/>
+      <w:lvlText w:val="%4."/>
+      <w:lvlJc w:val="left"/>
+      <w:pPr>
+        <w:ind w:left="2880" w:hanging="360"/>
+      </w:pPr>
+    </w:lvl>
+    <w:lvl w:ilvl="4" w:tplc="100A0019" w:tentative="1">
+      <w:start w:val="1"/>
+      <w:numFmt w:val="lowerLetter"/>
+      <w:lvlText w:val="%5."/>
+      <w:lvlJc w:val="left"/>
+      <w:pPr>
+        <w:ind w:left="3600" w:hanging="360"/>
+      </w:pPr>
+    </w:lvl>
+    <w:lvl w:ilvl="5" w:tplc="100A001B" w:tentative="1">
+      <w:start w:val="1"/>
+      <w:numFmt w:val="lowerRoman"/>
+      <w:lvlText w:val="%6."/>
+      <w:lvlJc w:val="right"/>
+      <w:pPr>
+        <w:ind w:left="4320" w:hanging="180"/>
+      </w:pPr>
+    </w:lvl>
+    <w:lvl w:ilvl="6" w:tplc="100A000F" w:tentative="1">
+      <w:start w:val="1"/>
+      <w:numFmt w:val="decimal"/>
+      <w:lvlText w:val="%7."/>
+      <w:lvlJc w:val="left"/>
+      <w:pPr>
+        <w:ind w:left="5040" w:hanging="360"/>
+      </w:pPr>
+    </w:lvl>
+    <w:lvl w:ilvl="7" w:tplc="100A0019" w:tentative="1">
+      <w:start w:val="1"/>
+      <w:numFmt w:val="lowerLetter"/>
+      <w:lvlText w:val="%8."/>
+      <w:lvlJc w:val="left"/>
+      <w:pPr>
+        <w:ind w:left="5760" w:hanging="360"/>
+      </w:pPr>
+    </w:lvl>
+    <w:lvl w:ilvl="8" w:tplc="100A001B" w:tentative="1">
+      <w:start w:val="1"/>
+      <w:numFmt w:val="lowerRoman"/>
+      <w:lvlText w:val="%9."/>
+      <w:lvlJc w:val="right"/>
+      <w:pPr>
+        <w:ind w:left="6480" w:hanging="180"/>
+      </w:pPr>
+    </w:lvl>
+  </w:abstractNum>
+  <w:abstractNum w:abstractNumId="26" w15:restartNumberingAfterBreak="0">
     <w:nsid w:val="5E052125"/>
     <w:multiLevelType w:val="hybridMultilevel"/>
     <w:tmpl w:val="A0B60B14"/>
@@ -5068,7 +7034,7 @@
       </w:pPr>
     </w:lvl>
   </w:abstractNum>
-  <w:abstractNum w:abstractNumId="16" w15:restartNumberingAfterBreak="0">
+  <w:abstractNum w:abstractNumId="27" w15:restartNumberingAfterBreak="0">
     <w:nsid w:val="6E9509F6"/>
     <w:multiLevelType w:val="hybridMultilevel"/>
     <w:tmpl w:val="C4707E64"/>
@@ -5157,7 +7123,179 @@
       </w:pPr>
     </w:lvl>
   </w:abstractNum>
-  <w:abstractNum w:abstractNumId="17" w15:restartNumberingAfterBreak="0">
+  <w:abstractNum w:abstractNumId="28" w15:restartNumberingAfterBreak="0">
+    <w:nsid w:val="70BD57E7"/>
+    <w:multiLevelType w:val="hybridMultilevel"/>
+    <w:tmpl w:val="E74497B0"/>
+    <w:lvl w:ilvl="0" w:tplc="100A000F">
+      <w:start w:val="1"/>
+      <w:numFmt w:val="decimal"/>
+      <w:lvlText w:val="%1."/>
+      <w:lvlJc w:val="left"/>
+      <w:pPr>
+        <w:ind w:left="720" w:hanging="360"/>
+      </w:pPr>
+    </w:lvl>
+    <w:lvl w:ilvl="1" w:tplc="100A0019" w:tentative="1">
+      <w:start w:val="1"/>
+      <w:numFmt w:val="lowerLetter"/>
+      <w:lvlText w:val="%2."/>
+      <w:lvlJc w:val="left"/>
+      <w:pPr>
+        <w:ind w:left="1440" w:hanging="360"/>
+      </w:pPr>
+    </w:lvl>
+    <w:lvl w:ilvl="2" w:tplc="100A001B" w:tentative="1">
+      <w:start w:val="1"/>
+      <w:numFmt w:val="lowerRoman"/>
+      <w:lvlText w:val="%3."/>
+      <w:lvlJc w:val="right"/>
+      <w:pPr>
+        <w:ind w:left="2160" w:hanging="180"/>
+      </w:pPr>
+    </w:lvl>
+    <w:lvl w:ilvl="3" w:tplc="100A000F" w:tentative="1">
+      <w:start w:val="1"/>
+      <w:numFmt w:val="decimal"/>
+      <w:lvlText w:val="%4."/>
+      <w:lvlJc w:val="left"/>
+      <w:pPr>
+        <w:ind w:left="2880" w:hanging="360"/>
+      </w:pPr>
+    </w:lvl>
+    <w:lvl w:ilvl="4" w:tplc="100A0019" w:tentative="1">
+      <w:start w:val="1"/>
+      <w:numFmt w:val="lowerLetter"/>
+      <w:lvlText w:val="%5."/>
+      <w:lvlJc w:val="left"/>
+      <w:pPr>
+        <w:ind w:left="3600" w:hanging="360"/>
+      </w:pPr>
+    </w:lvl>
+    <w:lvl w:ilvl="5" w:tplc="100A001B" w:tentative="1">
+      <w:start w:val="1"/>
+      <w:numFmt w:val="lowerRoman"/>
+      <w:lvlText w:val="%6."/>
+      <w:lvlJc w:val="right"/>
+      <w:pPr>
+        <w:ind w:left="4320" w:hanging="180"/>
+      </w:pPr>
+    </w:lvl>
+    <w:lvl w:ilvl="6" w:tplc="100A000F" w:tentative="1">
+      <w:start w:val="1"/>
+      <w:numFmt w:val="decimal"/>
+      <w:lvlText w:val="%7."/>
+      <w:lvlJc w:val="left"/>
+      <w:pPr>
+        <w:ind w:left="5040" w:hanging="360"/>
+      </w:pPr>
+    </w:lvl>
+    <w:lvl w:ilvl="7" w:tplc="100A0019" w:tentative="1">
+      <w:start w:val="1"/>
+      <w:numFmt w:val="lowerLetter"/>
+      <w:lvlText w:val="%8."/>
+      <w:lvlJc w:val="left"/>
+      <w:pPr>
+        <w:ind w:left="5760" w:hanging="360"/>
+      </w:pPr>
+    </w:lvl>
+    <w:lvl w:ilvl="8" w:tplc="100A001B" w:tentative="1">
+      <w:start w:val="1"/>
+      <w:numFmt w:val="lowerRoman"/>
+      <w:lvlText w:val="%9."/>
+      <w:lvlJc w:val="right"/>
+      <w:pPr>
+        <w:ind w:left="6480" w:hanging="180"/>
+      </w:pPr>
+    </w:lvl>
+  </w:abstractNum>
+  <w:abstractNum w:abstractNumId="29" w15:restartNumberingAfterBreak="0">
+    <w:nsid w:val="75B45B0D"/>
+    <w:multiLevelType w:val="hybridMultilevel"/>
+    <w:tmpl w:val="765E5140"/>
+    <w:lvl w:ilvl="0" w:tplc="100A000F">
+      <w:start w:val="1"/>
+      <w:numFmt w:val="decimal"/>
+      <w:lvlText w:val="%1."/>
+      <w:lvlJc w:val="left"/>
+      <w:pPr>
+        <w:ind w:left="720" w:hanging="360"/>
+      </w:pPr>
+    </w:lvl>
+    <w:lvl w:ilvl="1" w:tplc="100A0019" w:tentative="1">
+      <w:start w:val="1"/>
+      <w:numFmt w:val="lowerLetter"/>
+      <w:lvlText w:val="%2."/>
+      <w:lvlJc w:val="left"/>
+      <w:pPr>
+        <w:ind w:left="1440" w:hanging="360"/>
+      </w:pPr>
+    </w:lvl>
+    <w:lvl w:ilvl="2" w:tplc="100A001B" w:tentative="1">
+      <w:start w:val="1"/>
+      <w:numFmt w:val="lowerRoman"/>
+      <w:lvlText w:val="%3."/>
+      <w:lvlJc w:val="right"/>
+      <w:pPr>
+        <w:ind w:left="2160" w:hanging="180"/>
+      </w:pPr>
+    </w:lvl>
+    <w:lvl w:ilvl="3" w:tplc="100A000F" w:tentative="1">
+      <w:start w:val="1"/>
+      <w:numFmt w:val="decimal"/>
+      <w:lvlText w:val="%4."/>
+      <w:lvlJc w:val="left"/>
+      <w:pPr>
+        <w:ind w:left="2880" w:hanging="360"/>
+      </w:pPr>
+    </w:lvl>
+    <w:lvl w:ilvl="4" w:tplc="100A0019" w:tentative="1">
+      <w:start w:val="1"/>
+      <w:numFmt w:val="lowerLetter"/>
+      <w:lvlText w:val="%5."/>
+      <w:lvlJc w:val="left"/>
+      <w:pPr>
+        <w:ind w:left="3600" w:hanging="360"/>
+      </w:pPr>
+    </w:lvl>
+    <w:lvl w:ilvl="5" w:tplc="100A001B" w:tentative="1">
+      <w:start w:val="1"/>
+      <w:numFmt w:val="lowerRoman"/>
+      <w:lvlText w:val="%6."/>
+      <w:lvlJc w:val="right"/>
+      <w:pPr>
+        <w:ind w:left="4320" w:hanging="180"/>
+      </w:pPr>
+    </w:lvl>
+    <w:lvl w:ilvl="6" w:tplc="100A000F" w:tentative="1">
+      <w:start w:val="1"/>
+      <w:numFmt w:val="decimal"/>
+      <w:lvlText w:val="%7."/>
+      <w:lvlJc w:val="left"/>
+      <w:pPr>
+        <w:ind w:left="5040" w:hanging="360"/>
+      </w:pPr>
+    </w:lvl>
+    <w:lvl w:ilvl="7" w:tplc="100A0019" w:tentative="1">
+      <w:start w:val="1"/>
+      <w:numFmt w:val="lowerLetter"/>
+      <w:lvlText w:val="%8."/>
+      <w:lvlJc w:val="left"/>
+      <w:pPr>
+        <w:ind w:left="5760" w:hanging="360"/>
+      </w:pPr>
+    </w:lvl>
+    <w:lvl w:ilvl="8" w:tplc="100A001B" w:tentative="1">
+      <w:start w:val="1"/>
+      <w:numFmt w:val="lowerRoman"/>
+      <w:lvlText w:val="%9."/>
+      <w:lvlJc w:val="right"/>
+      <w:pPr>
+        <w:ind w:left="6480" w:hanging="180"/>
+      </w:pPr>
+    </w:lvl>
+  </w:abstractNum>
+  <w:abstractNum w:abstractNumId="30" w15:restartNumberingAfterBreak="0">
     <w:nsid w:val="78826632"/>
     <w:multiLevelType w:val="hybridMultilevel"/>
     <w:tmpl w:val="8D6E33C2"/>
@@ -5246,7 +7384,7 @@
       </w:pPr>
     </w:lvl>
   </w:abstractNum>
-  <w:abstractNum w:abstractNumId="18" w15:restartNumberingAfterBreak="0">
+  <w:abstractNum w:abstractNumId="31" w15:restartNumberingAfterBreak="0">
     <w:nsid w:val="794F22B7"/>
     <w:multiLevelType w:val="hybridMultilevel"/>
     <w:tmpl w:val="41DCEF7A"/>
@@ -5338,7 +7476,7 @@
       </w:pPr>
     </w:lvl>
   </w:abstractNum>
-  <w:abstractNum w:abstractNumId="19" w15:restartNumberingAfterBreak="0">
+  <w:abstractNum w:abstractNumId="32" w15:restartNumberingAfterBreak="0">
     <w:nsid w:val="7A352756"/>
     <w:multiLevelType w:val="hybridMultilevel"/>
     <w:tmpl w:val="99F6E5C4"/>
@@ -5424,7 +7562,93 @@
       </w:pPr>
     </w:lvl>
   </w:abstractNum>
-  <w:abstractNum w:abstractNumId="20" w15:restartNumberingAfterBreak="0">
+  <w:abstractNum w:abstractNumId="33" w15:restartNumberingAfterBreak="0">
+    <w:nsid w:val="7A3A521D"/>
+    <w:multiLevelType w:val="multilevel"/>
+    <w:tmpl w:val="100A001F"/>
+    <w:lvl w:ilvl="0">
+      <w:start w:val="1"/>
+      <w:numFmt w:val="decimal"/>
+      <w:lvlText w:val="%1."/>
+      <w:lvlJc w:val="left"/>
+      <w:pPr>
+        <w:ind w:left="360" w:hanging="360"/>
+      </w:pPr>
+    </w:lvl>
+    <w:lvl w:ilvl="1">
+      <w:start w:val="1"/>
+      <w:numFmt w:val="decimal"/>
+      <w:lvlText w:val="%1.%2."/>
+      <w:lvlJc w:val="left"/>
+      <w:pPr>
+        <w:ind w:left="792" w:hanging="432"/>
+      </w:pPr>
+    </w:lvl>
+    <w:lvl w:ilvl="2">
+      <w:start w:val="1"/>
+      <w:numFmt w:val="decimal"/>
+      <w:lvlText w:val="%1.%2.%3."/>
+      <w:lvlJc w:val="left"/>
+      <w:pPr>
+        <w:ind w:left="1224" w:hanging="504"/>
+      </w:pPr>
+    </w:lvl>
+    <w:lvl w:ilvl="3">
+      <w:start w:val="1"/>
+      <w:numFmt w:val="decimal"/>
+      <w:lvlText w:val="%1.%2.%3.%4."/>
+      <w:lvlJc w:val="left"/>
+      <w:pPr>
+        <w:ind w:left="1728" w:hanging="648"/>
+      </w:pPr>
+    </w:lvl>
+    <w:lvl w:ilvl="4">
+      <w:start w:val="1"/>
+      <w:numFmt w:val="decimal"/>
+      <w:lvlText w:val="%1.%2.%3.%4.%5."/>
+      <w:lvlJc w:val="left"/>
+      <w:pPr>
+        <w:ind w:left="2232" w:hanging="792"/>
+      </w:pPr>
+    </w:lvl>
+    <w:lvl w:ilvl="5">
+      <w:start w:val="1"/>
+      <w:numFmt w:val="decimal"/>
+      <w:lvlText w:val="%1.%2.%3.%4.%5.%6."/>
+      <w:lvlJc w:val="left"/>
+      <w:pPr>
+        <w:ind w:left="2736" w:hanging="936"/>
+      </w:pPr>
+    </w:lvl>
+    <w:lvl w:ilvl="6">
+      <w:start w:val="1"/>
+      <w:numFmt w:val="decimal"/>
+      <w:lvlText w:val="%1.%2.%3.%4.%5.%6.%7."/>
+      <w:lvlJc w:val="left"/>
+      <w:pPr>
+        <w:ind w:left="3240" w:hanging="1080"/>
+      </w:pPr>
+    </w:lvl>
+    <w:lvl w:ilvl="7">
+      <w:start w:val="1"/>
+      <w:numFmt w:val="decimal"/>
+      <w:lvlText w:val="%1.%2.%3.%4.%5.%6.%7.%8."/>
+      <w:lvlJc w:val="left"/>
+      <w:pPr>
+        <w:ind w:left="3744" w:hanging="1224"/>
+      </w:pPr>
+    </w:lvl>
+    <w:lvl w:ilvl="8">
+      <w:start w:val="1"/>
+      <w:numFmt w:val="decimal"/>
+      <w:lvlText w:val="%1.%2.%3.%4.%5.%6.%7.%8.%9."/>
+      <w:lvlJc w:val="left"/>
+      <w:pPr>
+        <w:ind w:left="4320" w:hanging="1440"/>
+      </w:pPr>
+    </w:lvl>
+  </w:abstractNum>
+  <w:abstractNum w:abstractNumId="34" w15:restartNumberingAfterBreak="0">
     <w:nsid w:val="7B7D3D1E"/>
     <w:multiLevelType w:val="hybridMultilevel"/>
     <w:tmpl w:val="02BE9A90"/>
@@ -5513,7 +7737,7 @@
       </w:pPr>
     </w:lvl>
   </w:abstractNum>
-  <w:abstractNum w:abstractNumId="21" w15:restartNumberingAfterBreak="0">
+  <w:abstractNum w:abstractNumId="35" w15:restartNumberingAfterBreak="0">
     <w:nsid w:val="7BCC0707"/>
     <w:multiLevelType w:val="hybridMultilevel"/>
     <w:tmpl w:val="1FD20C20"/>
@@ -5602,7 +7826,7 @@
       </w:pPr>
     </w:lvl>
   </w:abstractNum>
-  <w:abstractNum w:abstractNumId="22" w15:restartNumberingAfterBreak="0">
+  <w:abstractNum w:abstractNumId="36" w15:restartNumberingAfterBreak="0">
     <w:nsid w:val="7D8A5B06"/>
     <w:multiLevelType w:val="hybridMultilevel"/>
     <w:tmpl w:val="60F637A6"/>
@@ -5692,73 +7916,115 @@
     </w:lvl>
   </w:abstractNum>
   <w:num w:numId="1" w16cid:durableId="384918460">
-    <w:abstractNumId w:val="11"/>
+    <w:abstractNumId w:val="18"/>
   </w:num>
   <w:num w:numId="2" w16cid:durableId="1333800662">
-    <w:abstractNumId w:val="2"/>
+    <w:abstractNumId w:val="3"/>
   </w:num>
   <w:num w:numId="3" w16cid:durableId="1665624761">
     <w:abstractNumId w:val="1"/>
   </w:num>
   <w:num w:numId="4" w16cid:durableId="1179809786">
-    <w:abstractNumId w:val="10"/>
+    <w:abstractNumId w:val="16"/>
   </w:num>
   <w:num w:numId="5" w16cid:durableId="2046248907">
-    <w:abstractNumId w:val="7"/>
+    <w:abstractNumId w:val="11"/>
   </w:num>
   <w:num w:numId="6" w16cid:durableId="1851681700">
+    <w:abstractNumId w:val="9"/>
+  </w:num>
+  <w:num w:numId="7" w16cid:durableId="1327127833">
     <w:abstractNumId w:val="6"/>
   </w:num>
-  <w:num w:numId="7" w16cid:durableId="1327127833">
-    <w:abstractNumId w:val="4"/>
-  </w:num>
   <w:num w:numId="8" w16cid:durableId="680012895">
-    <w:abstractNumId w:val="19"/>
+    <w:abstractNumId w:val="32"/>
   </w:num>
   <w:num w:numId="9" w16cid:durableId="2146462852">
-    <w:abstractNumId w:val="12"/>
+    <w:abstractNumId w:val="21"/>
   </w:num>
   <w:num w:numId="10" w16cid:durableId="1352608018">
-    <w:abstractNumId w:val="15"/>
+    <w:abstractNumId w:val="26"/>
   </w:num>
   <w:num w:numId="11" w16cid:durableId="3671579">
-    <w:abstractNumId w:val="18"/>
+    <w:abstractNumId w:val="31"/>
   </w:num>
   <w:num w:numId="12" w16cid:durableId="16778576">
-    <w:abstractNumId w:val="22"/>
+    <w:abstractNumId w:val="36"/>
   </w:num>
   <w:num w:numId="13" w16cid:durableId="760375188">
-    <w:abstractNumId w:val="16"/>
+    <w:abstractNumId w:val="27"/>
   </w:num>
   <w:num w:numId="14" w16cid:durableId="1206983854">
-    <w:abstractNumId w:val="21"/>
+    <w:abstractNumId w:val="35"/>
   </w:num>
   <w:num w:numId="15" w16cid:durableId="1485704189">
-    <w:abstractNumId w:val="3"/>
+    <w:abstractNumId w:val="5"/>
   </w:num>
   <w:num w:numId="16" w16cid:durableId="332606624">
-    <w:abstractNumId w:val="8"/>
+    <w:abstractNumId w:val="13"/>
   </w:num>
   <w:num w:numId="17" w16cid:durableId="564536294">
-    <w:abstractNumId w:val="17"/>
+    <w:abstractNumId w:val="30"/>
   </w:num>
   <w:num w:numId="18" w16cid:durableId="1315724052">
-    <w:abstractNumId w:val="13"/>
+    <w:abstractNumId w:val="22"/>
   </w:num>
   <w:num w:numId="19" w16cid:durableId="673187625">
     <w:abstractNumId w:val="0"/>
   </w:num>
   <w:num w:numId="20" w16cid:durableId="366569309">
-    <w:abstractNumId w:val="5"/>
+    <w:abstractNumId w:val="8"/>
   </w:num>
   <w:num w:numId="21" w16cid:durableId="1218201705">
-    <w:abstractNumId w:val="9"/>
+    <w:abstractNumId w:val="15"/>
   </w:num>
   <w:num w:numId="22" w16cid:durableId="1585258165">
+    <w:abstractNumId w:val="34"/>
+  </w:num>
+  <w:num w:numId="23" w16cid:durableId="1210075315">
+    <w:abstractNumId w:val="24"/>
+  </w:num>
+  <w:num w:numId="24" w16cid:durableId="1745445450">
+    <w:abstractNumId w:val="33"/>
+  </w:num>
+  <w:num w:numId="25" w16cid:durableId="1871063185">
+    <w:abstractNumId w:val="28"/>
+  </w:num>
+  <w:num w:numId="26" w16cid:durableId="80032142">
     <w:abstractNumId w:val="20"/>
   </w:num>
-  <w:num w:numId="23" w16cid:durableId="1210075315">
+  <w:num w:numId="27" w16cid:durableId="1839342531">
+    <w:abstractNumId w:val="7"/>
+  </w:num>
+  <w:num w:numId="28" w16cid:durableId="451941881">
     <w:abstractNumId w:val="14"/>
+  </w:num>
+  <w:num w:numId="29" w16cid:durableId="828908319">
+    <w:abstractNumId w:val="10"/>
+  </w:num>
+  <w:num w:numId="30" w16cid:durableId="95910081">
+    <w:abstractNumId w:val="23"/>
+  </w:num>
+  <w:num w:numId="31" w16cid:durableId="494225831">
+    <w:abstractNumId w:val="19"/>
+  </w:num>
+  <w:num w:numId="32" w16cid:durableId="1691906828">
+    <w:abstractNumId w:val="25"/>
+  </w:num>
+  <w:num w:numId="33" w16cid:durableId="1168522303">
+    <w:abstractNumId w:val="4"/>
+  </w:num>
+  <w:num w:numId="34" w16cid:durableId="1168132264">
+    <w:abstractNumId w:val="2"/>
+  </w:num>
+  <w:num w:numId="35" w16cid:durableId="1839029517">
+    <w:abstractNumId w:val="12"/>
+  </w:num>
+  <w:num w:numId="36" w16cid:durableId="1510874485">
+    <w:abstractNumId w:val="17"/>
+  </w:num>
+  <w:num w:numId="37" w16cid:durableId="1691908890">
+    <w:abstractNumId w:val="29"/>
   </w:num>
 </w:numbering>
 </file>
@@ -5769,7 +8035,7 @@
     <w:rPrDefault>
       <w:rPr>
         <w:rFonts w:ascii="Times New Roman" w:eastAsia="Times New Roman" w:hAnsi="Times New Roman" w:cs="Times New Roman"/>
-        <w:lang w:val="es-MX" w:eastAsia="es-MX" w:bidi="ar-SA"/>
+        <w:lang w:val="es-GT" w:eastAsia="es-GT" w:bidi="ar-SA"/>
       </w:rPr>
     </w:rPrDefault>
     <w:pPrDefault/>
@@ -6061,7 +8327,7 @@
   <w:style w:type="paragraph" w:default="1" w:styleId="Normal">
     <w:name w:val="Normal"/>
     <w:qFormat/>
-    <w:rsid w:val="005A03D0"/>
+    <w:rsid w:val="000D2205"/>
     <w:rPr>
       <w:sz w:val="24"/>
       <w:szCs w:val="24"/>

--- a/Casos de Uso/CU-04-Bandeja_Auxiliar.docx
+++ b/Casos de Uso/CU-04-Bandeja_Auxiliar.docx
@@ -1,10 +1,10 @@
 
 <file path=word/document.xml><?xml version="1.0" encoding="utf-8"?>
-<w:document xmlns:wpc="http://schemas.microsoft.com/office/word/2010/wordprocessingCanvas" xmlns:cx="http://schemas.microsoft.com/office/drawing/2014/chartex" xmlns:cx1="http://schemas.microsoft.com/office/drawing/2015/9/8/chartex" xmlns:cx2="http://schemas.microsoft.com/office/drawing/2015/10/21/chartex" xmlns:cx3="http://schemas.microsoft.com/office/drawing/2016/5/9/chartex" xmlns:cx4="http://schemas.microsoft.com/office/drawing/2016/5/10/chartex" xmlns:cx5="http://schemas.microsoft.com/office/drawing/2016/5/11/chartex" xmlns:cx6="http://schemas.microsoft.com/office/drawing/2016/5/12/chartex" xmlns:cx7="http://schemas.microsoft.com/office/drawing/2016/5/13/chartex" xmlns:cx8="http://schemas.microsoft.com/office/drawing/2016/5/14/chartex" xmlns:mc="http://schemas.openxmlformats.org/markup-compatibility/2006" xmlns:aink="http://schemas.microsoft.com/office/drawing/2016/ink" xmlns:am3d="http://schemas.microsoft.com/office/drawing/2017/model3d" xmlns:o="urn:schemas-microsoft-com:office:office" xmlns:oel="http://schemas.microsoft.com/office/2019/extlst" xmlns:r="http://schemas.openxmlformats.org/officeDocument/2006/relationships" xmlns:m="http://schemas.openxmlformats.org/officeDocument/2006/math" xmlns:v="urn:schemas-microsoft-com:vml" xmlns:wp14="http://schemas.microsoft.com/office/word/2010/wordprocessingDrawing" xmlns:wp="http://schemas.openxmlformats.org/drawingml/2006/wordprocessingDrawing" xmlns:w10="urn:schemas-microsoft-com:office:word" xmlns:w="http://schemas.openxmlformats.org/wordprocessingml/2006/main" xmlns:w14="http://schemas.microsoft.com/office/word/2010/wordml" xmlns:w15="http://schemas.microsoft.com/office/word/2012/wordml" xmlns:w16cex="http://schemas.microsoft.com/office/word/2018/wordml/cex" xmlns:w16cid="http://schemas.microsoft.com/office/word/2016/wordml/cid" xmlns:w16="http://schemas.microsoft.com/office/word/2018/wordml" xmlns:w16du="http://schemas.microsoft.com/office/word/2023/wordml/word16du" xmlns:w16sdtdh="http://schemas.microsoft.com/office/word/2020/wordml/sdtdatahash" xmlns:w16sdtfl="http://schemas.microsoft.com/office/word/2024/wordml/sdtformatlock" xmlns:w16se="http://schemas.microsoft.com/office/word/2015/wordml/symex" xmlns:wpg="http://schemas.microsoft.com/office/word/2010/wordprocessingGroup" xmlns:wpi="http://schemas.microsoft.com/office/word/2010/wordprocessingInk" xmlns:wne="http://schemas.microsoft.com/office/word/2006/wordml" xmlns:wps="http://schemas.microsoft.com/office/word/2010/wordprocessingShape" mc:Ignorable="w14 w15 w16se w16cid w16 w16cex w16sdtdh w16sdtfl w16du wp14">
+<w:document xmlns:wpc="http://schemas.microsoft.com/office/word/2010/wordprocessingCanvas" xmlns:cx="http://schemas.microsoft.com/office/drawing/2014/chartex" xmlns:cx1="http://schemas.microsoft.com/office/drawing/2015/9/8/chartex" xmlns:cx2="http://schemas.microsoft.com/office/drawing/2015/10/21/chartex" xmlns:cx3="http://schemas.microsoft.com/office/drawing/2016/5/9/chartex" xmlns:cx4="http://schemas.microsoft.com/office/drawing/2016/5/10/chartex" xmlns:cx5="http://schemas.microsoft.com/office/drawing/2016/5/11/chartex" xmlns:cx6="http://schemas.microsoft.com/office/drawing/2016/5/12/chartex" xmlns:cx7="http://schemas.microsoft.com/office/drawing/2016/5/13/chartex" xmlns:cx8="http://schemas.microsoft.com/office/drawing/2016/5/14/chartex" xmlns:mc="http://schemas.openxmlformats.org/markup-compatibility/2006" xmlns:aink="http://schemas.microsoft.com/office/drawing/2016/ink" xmlns:am3d="http://schemas.microsoft.com/office/drawing/2017/model3d" xmlns:o="urn:schemas-microsoft-com:office:office" xmlns:r="http://schemas.openxmlformats.org/officeDocument/2006/relationships" xmlns:m="http://schemas.openxmlformats.org/officeDocument/2006/math" xmlns:v="urn:schemas-microsoft-com:vml" xmlns:wp14="http://schemas.microsoft.com/office/word/2010/wordprocessingDrawing" xmlns:wp="http://schemas.openxmlformats.org/drawingml/2006/wordprocessingDrawing" xmlns:w10="urn:schemas-microsoft-com:office:word" xmlns:w="http://schemas.openxmlformats.org/wordprocessingml/2006/main" xmlns:w14="http://schemas.microsoft.com/office/word/2010/wordml" xmlns:w15="http://schemas.microsoft.com/office/word/2012/wordml" xmlns:w16cex="http://schemas.microsoft.com/office/word/2018/wordml/cex" xmlns:w16cid="http://schemas.microsoft.com/office/word/2016/wordml/cid" xmlns:w16="http://schemas.microsoft.com/office/word/2018/wordml" xmlns:w16sdtdh="http://schemas.microsoft.com/office/word/2020/wordml/sdtdatahash" xmlns:w16se="http://schemas.microsoft.com/office/word/2015/wordml/symex" xmlns:wpg="http://schemas.microsoft.com/office/word/2010/wordprocessingGroup" xmlns:wpi="http://schemas.microsoft.com/office/word/2010/wordprocessingInk" xmlns:wne="http://schemas.microsoft.com/office/word/2006/wordml" xmlns:wps="http://schemas.microsoft.com/office/word/2010/wordprocessingShape" mc:Ignorable="w14 w15 w16se w16cid w16 w16cex w16sdtdh wp14">
   <w:body>
     <w:p>
       <w:pPr>
-        <w:pStyle w:val="Ttulo"/>
+        <w:pStyle w:val="Title"/>
         <w:spacing w:before="0" w:after="0"/>
         <w:rPr>
           <w:lang w:val="es-ES"/>
@@ -19,7 +19,7 @@
     </w:p>
     <w:p>
       <w:pPr>
-        <w:pStyle w:val="Ttulo"/>
+        <w:pStyle w:val="Title"/>
         <w:spacing w:before="0" w:after="0"/>
         <w:rPr>
           <w:lang w:val="es-ES"/>
@@ -79,7 +79,7 @@
         <w:rPr>
           <w:lang w:val="es-ES"/>
         </w:rPr>
-        <w:t>0</w:t>
+        <w:t>1</w:t>
       </w:r>
     </w:p>
     <w:p>
@@ -349,6 +349,13 @@
                 <w:lang w:val="es-GT"/>
               </w:rPr>
             </w:pPr>
+            <w:r>
+              <w:rPr>
+                <w:noProof/>
+                <w:lang w:val="es-GT"/>
+              </w:rPr>
+              <w:t xml:space="preserve">Grupo 1 Análisis </w:t>
+            </w:r>
           </w:p>
         </w:tc>
         <w:tc>
@@ -367,6 +374,13 @@
                 <w:lang w:val="es-GT"/>
               </w:rPr>
             </w:pPr>
+            <w:r>
+              <w:rPr>
+                <w:noProof/>
+                <w:lang w:val="es-GT"/>
+              </w:rPr>
+              <w:t>20/10/2026</w:t>
+            </w:r>
           </w:p>
         </w:tc>
         <w:tc>
@@ -385,6 +399,13 @@
                 <w:lang w:val="es-GT"/>
               </w:rPr>
             </w:pPr>
+            <w:r>
+              <w:rPr>
+                <w:noProof/>
+                <w:lang w:val="es-GT"/>
+              </w:rPr>
+              <w:t>Definición inicial y creación de flujos alternos</w:t>
+            </w:r>
           </w:p>
         </w:tc>
         <w:tc>
@@ -404,6 +425,20 @@
                 <w:lang w:val="es-GT"/>
               </w:rPr>
             </w:pPr>
+            <w:r>
+              <w:rPr>
+                <w:noProof/>
+                <w:lang w:val="es-GT"/>
+              </w:rPr>
+              <w:t>1</w:t>
+            </w:r>
+            <w:r>
+              <w:rPr>
+                <w:noProof/>
+                <w:lang w:val="es-GT"/>
+              </w:rPr>
+              <w:t>.0</w:t>
+            </w:r>
           </w:p>
         </w:tc>
       </w:tr>
@@ -425,6 +460,13 @@
                 <w:lang w:val="es-GT"/>
               </w:rPr>
             </w:pPr>
+            <w:r>
+              <w:rPr>
+                <w:noProof/>
+                <w:lang w:val="es-GT"/>
+              </w:rPr>
+              <w:t>Grupo 1 Análisis</w:t>
+            </w:r>
           </w:p>
         </w:tc>
         <w:tc>
@@ -443,6 +485,13 @@
                 <w:lang w:val="es-GT"/>
               </w:rPr>
             </w:pPr>
+            <w:r>
+              <w:rPr>
+                <w:noProof/>
+                <w:lang w:val="es-GT"/>
+              </w:rPr>
+              <w:t>01/10/2026</w:t>
+            </w:r>
           </w:p>
         </w:tc>
         <w:tc>
@@ -461,6 +510,13 @@
                 <w:lang w:val="es-GT"/>
               </w:rPr>
             </w:pPr>
+            <w:r>
+              <w:rPr>
+                <w:noProof/>
+                <w:lang w:val="es-GT"/>
+              </w:rPr>
+              <w:t>Creación de flujo alterno cuando el caso se encuentra con el estado “En revisión”</w:t>
+            </w:r>
           </w:p>
         </w:tc>
         <w:tc>
@@ -480,6 +536,13 @@
                 <w:lang w:val="es-GT"/>
               </w:rPr>
             </w:pPr>
+            <w:r>
+              <w:rPr>
+                <w:noProof/>
+                <w:lang w:val="es-GT"/>
+              </w:rPr>
+              <w:t>1.1</w:t>
+            </w:r>
           </w:p>
         </w:tc>
       </w:tr>
@@ -829,7 +892,7 @@
     </w:p>
     <w:p>
       <w:pPr>
-        <w:pStyle w:val="Ttulo1"/>
+        <w:pStyle w:val="Heading1"/>
         <w:numPr>
           <w:ilvl w:val="0"/>
           <w:numId w:val="24"/>
@@ -859,7 +922,7 @@
     </w:p>
     <w:p>
       <w:pPr>
-        <w:pStyle w:val="Ttulo1"/>
+        <w:pStyle w:val="Heading1"/>
         <w:numPr>
           <w:ilvl w:val="1"/>
           <w:numId w:val="24"/>
@@ -898,7 +961,7 @@
     </w:p>
     <w:p>
       <w:pPr>
-        <w:pStyle w:val="Ttulo1"/>
+        <w:pStyle w:val="Heading1"/>
         <w:numPr>
           <w:ilvl w:val="0"/>
           <w:numId w:val="24"/>
@@ -928,7 +991,7 @@
     </w:p>
     <w:p>
       <w:pPr>
-        <w:pStyle w:val="Ttulo1"/>
+        <w:pStyle w:val="Heading1"/>
         <w:numPr>
           <w:ilvl w:val="1"/>
           <w:numId w:val="24"/>
@@ -1000,7 +1063,7 @@
     </w:p>
     <w:p>
       <w:pPr>
-        <w:pStyle w:val="Ttulo1"/>
+        <w:pStyle w:val="Heading1"/>
         <w:numPr>
           <w:ilvl w:val="1"/>
           <w:numId w:val="24"/>
@@ -1072,7 +1135,7 @@
     </w:p>
     <w:p>
       <w:pPr>
-        <w:pStyle w:val="Ttulo1"/>
+        <w:pStyle w:val="Heading1"/>
         <w:numPr>
           <w:ilvl w:val="1"/>
           <w:numId w:val="24"/>
@@ -1157,6 +1220,48 @@
           <w:szCs w:val="20"/>
           <w:lang w:val="es-ES_tradnl"/>
         </w:rPr>
+        <w:t>El sistema muestra el encabezado “Municipalidad de Granados, B.V.”</w:t>
+      </w:r>
+    </w:p>
+    <w:p>
+      <w:pPr>
+        <w:numPr>
+          <w:ilvl w:val="0"/>
+          <w:numId w:val="26"/>
+        </w:numPr>
+        <w:rPr>
+          <w:sz w:val="20"/>
+          <w:szCs w:val="20"/>
+          <w:lang w:val="es-ES_tradnl"/>
+        </w:rPr>
+      </w:pPr>
+      <w:r>
+        <w:rPr>
+          <w:sz w:val="20"/>
+          <w:szCs w:val="20"/>
+          <w:lang w:val="es-ES_tradnl"/>
+        </w:rPr>
+        <w:t>El sistema muestra el título “Bandeja Auxiliar”</w:t>
+      </w:r>
+    </w:p>
+    <w:p>
+      <w:pPr>
+        <w:numPr>
+          <w:ilvl w:val="0"/>
+          <w:numId w:val="26"/>
+        </w:numPr>
+        <w:rPr>
+          <w:sz w:val="20"/>
+          <w:szCs w:val="20"/>
+          <w:lang w:val="es-ES_tradnl"/>
+        </w:rPr>
+      </w:pPr>
+      <w:r>
+        <w:rPr>
+          <w:sz w:val="20"/>
+          <w:szCs w:val="20"/>
+          <w:lang w:val="es-ES_tradnl"/>
+        </w:rPr>
         <w:t>El sistema muestra la bandeja principal con los siguientes menús.</w:t>
       </w:r>
     </w:p>
@@ -1441,7 +1546,7 @@
           <w:szCs w:val="20"/>
           <w:lang w:val="es-ES_tradnl"/>
         </w:rPr>
-        <w:t>Filtrar</w:t>
+        <w:t>Volver al menú</w:t>
       </w:r>
       <w:r>
         <w:rPr>
@@ -1459,7 +1564,7 @@
           <w:szCs w:val="20"/>
           <w:lang w:val="es-ES_tradnl"/>
         </w:rPr>
-        <w:t>FA05</w:t>
+        <w:t>FA10</w:t>
       </w:r>
     </w:p>
     <w:p>
@@ -1480,23 +1585,7 @@
           <w:szCs w:val="20"/>
           <w:lang w:val="es-ES_tradnl"/>
         </w:rPr>
-        <w:t xml:space="preserve">El sistema muestra el formulario </w:t>
-      </w:r>
-      <w:r>
-        <w:rPr>
-          <w:sz w:val="20"/>
-          <w:szCs w:val="20"/>
-          <w:lang w:val="es-ES_tradnl"/>
-        </w:rPr>
-        <w:t>asignación auxiliar</w:t>
-      </w:r>
-      <w:r>
-        <w:rPr>
-          <w:sz w:val="20"/>
-          <w:szCs w:val="20"/>
-          <w:lang w:val="es-ES_tradnl"/>
-        </w:rPr>
-        <w:t xml:space="preserve">. </w:t>
+        <w:t>El sistema muestra los filtros</w:t>
       </w:r>
       <w:r>
         <w:rPr>
@@ -1506,7 +1595,263 @@
           <w:szCs w:val="20"/>
           <w:lang w:val="es-ES_tradnl"/>
         </w:rPr>
-        <w:t>FA01</w:t>
+        <w:t xml:space="preserve"> FA05</w:t>
+      </w:r>
+    </w:p>
+    <w:p>
+      <w:pPr>
+        <w:numPr>
+          <w:ilvl w:val="0"/>
+          <w:numId w:val="26"/>
+        </w:numPr>
+        <w:rPr>
+          <w:sz w:val="20"/>
+          <w:szCs w:val="20"/>
+          <w:lang w:val="es-ES_tradnl"/>
+        </w:rPr>
+      </w:pPr>
+      <w:r>
+        <w:rPr>
+          <w:sz w:val="20"/>
+          <w:szCs w:val="20"/>
+          <w:lang w:val="es-ES_tradnl"/>
+        </w:rPr>
+        <w:t xml:space="preserve">El </w:t>
+      </w:r>
+      <w:r>
+        <w:rPr>
+          <w:sz w:val="20"/>
+          <w:szCs w:val="20"/>
+          <w:lang w:val="es-ES_tradnl"/>
+        </w:rPr>
+        <w:t>sistema muestra</w:t>
+      </w:r>
+      <w:r>
+        <w:rPr>
+          <w:sz w:val="20"/>
+          <w:szCs w:val="20"/>
+          <w:lang w:val="es-ES_tradnl"/>
+        </w:rPr>
+        <w:t xml:space="preserve"> </w:t>
+      </w:r>
+      <w:r>
+        <w:rPr>
+          <w:sz w:val="20"/>
+          <w:szCs w:val="20"/>
+          <w:lang w:val="es-ES_tradnl"/>
+        </w:rPr>
+        <w:t>la siguiente información de los casos asignados</w:t>
+      </w:r>
+    </w:p>
+    <w:p>
+      <w:pPr>
+        <w:numPr>
+          <w:ilvl w:val="1"/>
+          <w:numId w:val="26"/>
+        </w:numPr>
+        <w:rPr>
+          <w:sz w:val="20"/>
+          <w:szCs w:val="20"/>
+          <w:lang w:val="es-ES_tradnl"/>
+        </w:rPr>
+      </w:pPr>
+      <w:r>
+        <w:rPr>
+          <w:sz w:val="20"/>
+          <w:szCs w:val="20"/>
+          <w:lang w:val="es-ES_tradnl"/>
+        </w:rPr>
+        <w:t>Código de seguimiento: Extraído de la base de datos, no editable.</w:t>
+      </w:r>
+    </w:p>
+    <w:p>
+      <w:pPr>
+        <w:numPr>
+          <w:ilvl w:val="1"/>
+          <w:numId w:val="26"/>
+        </w:numPr>
+        <w:rPr>
+          <w:sz w:val="20"/>
+          <w:szCs w:val="20"/>
+          <w:lang w:val="es-ES_tradnl"/>
+        </w:rPr>
+      </w:pPr>
+      <w:r>
+        <w:rPr>
+          <w:sz w:val="20"/>
+          <w:szCs w:val="20"/>
+          <w:lang w:val="es-ES_tradnl"/>
+        </w:rPr>
+        <w:t>Fecha de ingreso: Extraído de la base de datos, no editable.</w:t>
+      </w:r>
+    </w:p>
+    <w:p>
+      <w:pPr>
+        <w:numPr>
+          <w:ilvl w:val="1"/>
+          <w:numId w:val="26"/>
+        </w:numPr>
+        <w:rPr>
+          <w:sz w:val="20"/>
+          <w:szCs w:val="20"/>
+          <w:lang w:val="es-ES_tradnl"/>
+        </w:rPr>
+      </w:pPr>
+      <w:r>
+        <w:rPr>
+          <w:sz w:val="20"/>
+          <w:szCs w:val="20"/>
+          <w:lang w:val="es-ES_tradnl"/>
+        </w:rPr>
+        <w:t>Tipo de caso: Extraído de la base de datos, no editable.</w:t>
+      </w:r>
+    </w:p>
+    <w:p>
+      <w:pPr>
+        <w:numPr>
+          <w:ilvl w:val="1"/>
+          <w:numId w:val="26"/>
+        </w:numPr>
+        <w:rPr>
+          <w:sz w:val="20"/>
+          <w:szCs w:val="20"/>
+          <w:lang w:val="es-ES_tradnl"/>
+        </w:rPr>
+      </w:pPr>
+      <w:r>
+        <w:rPr>
+          <w:sz w:val="20"/>
+          <w:szCs w:val="20"/>
+          <w:lang w:val="es-ES_tradnl"/>
+        </w:rPr>
+        <w:t>Estado: Extraído de la base de datos, no editable.</w:t>
+      </w:r>
+    </w:p>
+    <w:p>
+      <w:pPr>
+        <w:numPr>
+          <w:ilvl w:val="1"/>
+          <w:numId w:val="26"/>
+        </w:numPr>
+        <w:rPr>
+          <w:sz w:val="20"/>
+          <w:szCs w:val="20"/>
+          <w:lang w:val="es-ES_tradnl"/>
+        </w:rPr>
+      </w:pPr>
+      <w:r>
+        <w:rPr>
+          <w:sz w:val="20"/>
+          <w:szCs w:val="20"/>
+          <w:lang w:val="es-ES_tradnl"/>
+        </w:rPr>
+        <w:t>Acción</w:t>
+      </w:r>
+    </w:p>
+    <w:p>
+      <w:pPr>
+        <w:numPr>
+          <w:ilvl w:val="0"/>
+          <w:numId w:val="26"/>
+        </w:numPr>
+        <w:rPr>
+          <w:sz w:val="20"/>
+          <w:szCs w:val="20"/>
+          <w:lang w:val="es-ES_tradnl"/>
+        </w:rPr>
+      </w:pPr>
+      <w:r>
+        <w:rPr>
+          <w:sz w:val="20"/>
+          <w:szCs w:val="20"/>
+          <w:lang w:val="es-ES_tradnl"/>
+        </w:rPr>
+        <w:t xml:space="preserve">El </w:t>
+      </w:r>
+      <w:r>
+        <w:rPr>
+          <w:sz w:val="20"/>
+          <w:szCs w:val="20"/>
+          <w:lang w:val="es-ES_tradnl"/>
+        </w:rPr>
+        <w:t>usuario</w:t>
+      </w:r>
+      <w:r>
+        <w:rPr>
+          <w:sz w:val="20"/>
+          <w:szCs w:val="20"/>
+          <w:lang w:val="es-ES_tradnl"/>
+        </w:rPr>
+        <w:t xml:space="preserve"> selecciona </w:t>
+      </w:r>
+      <w:r>
+        <w:rPr>
+          <w:sz w:val="20"/>
+          <w:szCs w:val="20"/>
+          <w:lang w:val="es-ES_tradnl"/>
+        </w:rPr>
+        <w:t xml:space="preserve">el botón </w:t>
+      </w:r>
+      <w:r>
+        <w:rPr>
+          <w:sz w:val="20"/>
+          <w:szCs w:val="20"/>
+          <w:lang w:val="es-ES_tradnl"/>
+        </w:rPr>
+        <w:t>"</w:t>
+      </w:r>
+      <w:r>
+        <w:rPr>
+          <w:sz w:val="20"/>
+          <w:szCs w:val="20"/>
+          <w:lang w:val="es-ES_tradnl"/>
+        </w:rPr>
+        <w:t>Ver detalle</w:t>
+      </w:r>
+      <w:r>
+        <w:rPr>
+          <w:sz w:val="20"/>
+          <w:szCs w:val="20"/>
+          <w:lang w:val="es-ES_tradnl"/>
+        </w:rPr>
+        <w:t>"</w:t>
+      </w:r>
+      <w:r>
+        <w:rPr>
+          <w:sz w:val="20"/>
+          <w:szCs w:val="20"/>
+          <w:lang w:val="es-ES_tradnl"/>
+        </w:rPr>
+        <w:t xml:space="preserve"> dentro de la columna acción del caso que desee visualizar el detalle</w:t>
+      </w:r>
+      <w:r>
+        <w:rPr>
+          <w:sz w:val="20"/>
+          <w:szCs w:val="20"/>
+          <w:lang w:val="es-ES_tradnl"/>
+        </w:rPr>
+        <w:t>.</w:t>
+      </w:r>
+    </w:p>
+    <w:p>
+      <w:pPr>
+        <w:numPr>
+          <w:ilvl w:val="0"/>
+          <w:numId w:val="26"/>
+        </w:numPr>
+        <w:rPr>
+          <w:sz w:val="20"/>
+          <w:szCs w:val="20"/>
+          <w:lang w:val="es-ES_tradnl"/>
+        </w:rPr>
+      </w:pPr>
+      <w:r>
+        <w:rPr>
+          <w:sz w:val="20"/>
+          <w:szCs w:val="20"/>
+          <w:lang w:val="es-ES_tradnl"/>
+        </w:rPr>
+        <w:t xml:space="preserve">El sistema muestra los datos correspondientes al formulario de detalle auxiliar. </w:t>
       </w:r>
       <w:r>
         <w:rPr>
@@ -1516,7 +1861,157 @@
           <w:szCs w:val="20"/>
           <w:lang w:val="es-ES_tradnl"/>
         </w:rPr>
-        <w:t xml:space="preserve">, </w:t>
+        <w:t>RN14</w:t>
+      </w:r>
+    </w:p>
+    <w:p>
+      <w:pPr>
+        <w:numPr>
+          <w:ilvl w:val="0"/>
+          <w:numId w:val="26"/>
+        </w:numPr>
+        <w:rPr>
+          <w:sz w:val="20"/>
+          <w:szCs w:val="20"/>
+          <w:lang w:val="es-ES_tradnl"/>
+        </w:rPr>
+      </w:pPr>
+      <w:r>
+        <w:rPr>
+          <w:sz w:val="20"/>
+          <w:szCs w:val="20"/>
+          <w:lang w:val="es-ES_tradnl"/>
+        </w:rPr>
+        <w:t>El usuario selecciona el botón “Ver evidencia”</w:t>
+      </w:r>
+    </w:p>
+    <w:p>
+      <w:pPr>
+        <w:numPr>
+          <w:ilvl w:val="0"/>
+          <w:numId w:val="26"/>
+        </w:numPr>
+        <w:rPr>
+          <w:sz w:val="20"/>
+          <w:szCs w:val="20"/>
+          <w:lang w:val="es-ES_tradnl"/>
+        </w:rPr>
+      </w:pPr>
+      <w:r>
+        <w:rPr>
+          <w:sz w:val="20"/>
+          <w:szCs w:val="20"/>
+          <w:lang w:val="es-ES_tradnl"/>
+        </w:rPr>
+        <w:t>El sistema muestra la evidencia correspondiente al caso.</w:t>
+      </w:r>
+    </w:p>
+    <w:p>
+      <w:pPr>
+        <w:numPr>
+          <w:ilvl w:val="0"/>
+          <w:numId w:val="26"/>
+        </w:numPr>
+        <w:rPr>
+          <w:sz w:val="20"/>
+          <w:szCs w:val="20"/>
+          <w:lang w:val="es-ES_tradnl"/>
+        </w:rPr>
+      </w:pPr>
+      <w:r>
+        <w:rPr>
+          <w:sz w:val="20"/>
+          <w:szCs w:val="20"/>
+          <w:lang w:val="es-ES_tradnl"/>
+        </w:rPr>
+        <w:t>El usuario selecciona el botón para cerrar la evidencia.</w:t>
+      </w:r>
+    </w:p>
+    <w:p>
+      <w:pPr>
+        <w:numPr>
+          <w:ilvl w:val="0"/>
+          <w:numId w:val="26"/>
+        </w:numPr>
+        <w:rPr>
+          <w:sz w:val="20"/>
+          <w:szCs w:val="20"/>
+          <w:lang w:val="es-ES_tradnl"/>
+        </w:rPr>
+      </w:pPr>
+      <w:r>
+        <w:rPr>
+          <w:sz w:val="20"/>
+          <w:szCs w:val="20"/>
+          <w:lang w:val="es-ES_tradnl"/>
+        </w:rPr>
+        <w:t xml:space="preserve">El sistema </w:t>
+      </w:r>
+      <w:r>
+        <w:rPr>
+          <w:sz w:val="20"/>
+          <w:szCs w:val="20"/>
+          <w:lang w:val="es-ES_tradnl"/>
+        </w:rPr>
+        <w:t>muestra</w:t>
+      </w:r>
+      <w:r>
+        <w:rPr>
+          <w:sz w:val="20"/>
+          <w:szCs w:val="20"/>
+          <w:lang w:val="es-ES_tradnl"/>
+        </w:rPr>
+        <w:t xml:space="preserve"> </w:t>
+      </w:r>
+      <w:r>
+        <w:rPr>
+          <w:sz w:val="20"/>
+          <w:szCs w:val="20"/>
+          <w:lang w:val="es-ES_tradnl"/>
+        </w:rPr>
+        <w:t>los siguientes botones</w:t>
+      </w:r>
+    </w:p>
+    <w:p>
+      <w:pPr>
+        <w:numPr>
+          <w:ilvl w:val="1"/>
+          <w:numId w:val="26"/>
+        </w:numPr>
+        <w:rPr>
+          <w:sz w:val="20"/>
+          <w:szCs w:val="20"/>
+          <w:lang w:val="es-ES_tradnl"/>
+        </w:rPr>
+      </w:pPr>
+      <w:r>
+        <w:rPr>
+          <w:sz w:val="20"/>
+          <w:szCs w:val="20"/>
+          <w:lang w:val="es-ES_tradnl"/>
+        </w:rPr>
+        <w:t>Asignar Técnico</w:t>
+      </w:r>
+    </w:p>
+    <w:p>
+      <w:pPr>
+        <w:numPr>
+          <w:ilvl w:val="1"/>
+          <w:numId w:val="26"/>
+        </w:numPr>
+        <w:rPr>
+          <w:sz w:val="20"/>
+          <w:szCs w:val="20"/>
+          <w:lang w:val="es-ES_tradnl"/>
+        </w:rPr>
+      </w:pPr>
+      <w:r>
+        <w:rPr>
+          <w:sz w:val="20"/>
+          <w:szCs w:val="20"/>
+          <w:lang w:val="es-ES_tradnl"/>
+        </w:rPr>
+        <w:t xml:space="preserve">Regresar </w:t>
       </w:r>
       <w:r>
         <w:rPr>
@@ -1526,7 +2021,7 @@
           <w:szCs w:val="20"/>
           <w:lang w:val="es-ES_tradnl"/>
         </w:rPr>
-        <w:t>RN1</w:t>
+        <w:t>FA0</w:t>
       </w:r>
       <w:r>
         <w:rPr>
@@ -1536,7 +2031,87 @@
           <w:szCs w:val="20"/>
           <w:lang w:val="es-ES_tradnl"/>
         </w:rPr>
-        <w:t>3</w:t>
+        <w:t>7</w:t>
+      </w:r>
+    </w:p>
+    <w:p>
+      <w:pPr>
+        <w:numPr>
+          <w:ilvl w:val="1"/>
+          <w:numId w:val="26"/>
+        </w:numPr>
+        <w:rPr>
+          <w:sz w:val="20"/>
+          <w:szCs w:val="20"/>
+          <w:lang w:val="es-ES_tradnl"/>
+        </w:rPr>
+      </w:pPr>
+      <w:r>
+        <w:rPr>
+          <w:sz w:val="20"/>
+          <w:szCs w:val="20"/>
+          <w:lang w:val="es-ES_tradnl"/>
+        </w:rPr>
+        <w:t>Aceptar</w:t>
+      </w:r>
+      <w:r>
+        <w:rPr>
+          <w:sz w:val="20"/>
+          <w:szCs w:val="20"/>
+          <w:lang w:val="es-ES_tradnl"/>
+        </w:rPr>
+        <w:t xml:space="preserve">   </w:t>
+      </w:r>
+      <w:r>
+        <w:rPr>
+          <w:b/>
+          <w:bCs/>
+          <w:sz w:val="20"/>
+          <w:szCs w:val="20"/>
+          <w:lang w:val="es-ES_tradnl"/>
+        </w:rPr>
+        <w:t>FA</w:t>
+      </w:r>
+      <w:r>
+        <w:rPr>
+          <w:b/>
+          <w:bCs/>
+          <w:sz w:val="20"/>
+          <w:szCs w:val="20"/>
+          <w:lang w:val="es-ES_tradnl"/>
+        </w:rPr>
+        <w:t>10</w:t>
+      </w:r>
+    </w:p>
+    <w:p>
+      <w:pPr>
+        <w:numPr>
+          <w:ilvl w:val="1"/>
+          <w:numId w:val="26"/>
+        </w:numPr>
+        <w:rPr>
+          <w:sz w:val="20"/>
+          <w:szCs w:val="20"/>
+          <w:lang w:val="es-ES_tradnl"/>
+        </w:rPr>
+      </w:pPr>
+      <w:r>
+        <w:rPr>
+          <w:sz w:val="20"/>
+          <w:szCs w:val="20"/>
+          <w:lang w:val="es-ES_tradnl"/>
+        </w:rPr>
+        <w:t xml:space="preserve">Rechazar </w:t>
+      </w:r>
+      <w:r>
+        <w:rPr>
+          <w:b/>
+          <w:bCs/>
+          <w:sz w:val="20"/>
+          <w:szCs w:val="20"/>
+          <w:lang w:val="es-ES_tradnl"/>
+        </w:rPr>
+        <w:t>FA02</w:t>
       </w:r>
     </w:p>
     <w:p>
@@ -1581,15 +2156,15 @@
           <w:szCs w:val="20"/>
           <w:lang w:val="es-ES_tradnl"/>
         </w:rPr>
-        <w:t>el</w:t>
-      </w:r>
-      <w:r>
-        <w:rPr>
-          <w:sz w:val="20"/>
-          <w:szCs w:val="20"/>
-          <w:lang w:val="es-ES_tradnl"/>
-        </w:rPr>
-        <w:t xml:space="preserve"> caso con el botón “ver detalle”. </w:t>
+        <w:t xml:space="preserve">el botón </w:t>
+      </w:r>
+      <w:r>
+        <w:rPr>
+          <w:sz w:val="20"/>
+          <w:szCs w:val="20"/>
+          <w:lang w:val="es-ES_tradnl"/>
+        </w:rPr>
+        <w:t>“Asignar Técnico”</w:t>
       </w:r>
     </w:p>
     <w:p>
@@ -1598,35 +2173,346 @@
           <w:ilvl w:val="0"/>
           <w:numId w:val="26"/>
         </w:numPr>
-        <w:rPr>
-          <w:sz w:val="20"/>
-          <w:szCs w:val="20"/>
-          <w:lang w:val="es-ES_tradnl"/>
-        </w:rPr>
-      </w:pPr>
-      <w:r>
-        <w:rPr>
-          <w:sz w:val="20"/>
-          <w:szCs w:val="20"/>
-          <w:lang w:val="es-ES_tradnl"/>
-        </w:rPr>
-        <w:t xml:space="preserve">El sistema muestra el formulario detalle </w:t>
-      </w:r>
-      <w:r>
-        <w:rPr>
-          <w:sz w:val="20"/>
-          <w:szCs w:val="20"/>
-          <w:lang w:val="es-ES_tradnl"/>
-        </w:rPr>
-        <w:t>auxiliar</w:t>
-      </w:r>
-      <w:r>
-        <w:rPr>
-          <w:sz w:val="20"/>
-          <w:szCs w:val="20"/>
-          <w:lang w:val="es-ES_tradnl"/>
-        </w:rPr>
-        <w:t xml:space="preserve">. </w:t>
+        <w:spacing w:before="100" w:beforeAutospacing="1" w:after="100" w:afterAutospacing="1"/>
+        <w:rPr>
+          <w:sz w:val="20"/>
+          <w:szCs w:val="20"/>
+          <w:lang w:val="es-419" w:eastAsia="es-419"/>
+        </w:rPr>
+      </w:pPr>
+      <w:r>
+        <w:rPr>
+          <w:sz w:val="20"/>
+          <w:szCs w:val="20"/>
+        </w:rPr>
+        <w:t>El sistema b</w:t>
+      </w:r>
+      <w:r>
+        <w:rPr>
+          <w:sz w:val="20"/>
+          <w:szCs w:val="20"/>
+        </w:rPr>
+        <w:t>usca el caso por su id.</w:t>
+      </w:r>
+    </w:p>
+    <w:p>
+      <w:pPr>
+        <w:numPr>
+          <w:ilvl w:val="0"/>
+          <w:numId w:val="26"/>
+        </w:numPr>
+        <w:spacing w:before="100" w:beforeAutospacing="1" w:after="100" w:afterAutospacing="1"/>
+        <w:rPr>
+          <w:sz w:val="20"/>
+          <w:szCs w:val="20"/>
+        </w:rPr>
+      </w:pPr>
+      <w:r>
+        <w:rPr>
+          <w:sz w:val="20"/>
+          <w:szCs w:val="20"/>
+        </w:rPr>
+        <w:t xml:space="preserve">Valida que el caso esté en estado </w:t>
+      </w:r>
+      <w:r>
+        <w:rPr>
+          <w:rStyle w:val="Strong"/>
+          <w:sz w:val="20"/>
+          <w:szCs w:val="20"/>
+        </w:rPr>
+        <w:t>"En Revisión"</w:t>
+      </w:r>
+    </w:p>
+    <w:p>
+      <w:pPr>
+        <w:numPr>
+          <w:ilvl w:val="0"/>
+          <w:numId w:val="26"/>
+        </w:numPr>
+        <w:spacing w:before="100" w:beforeAutospacing="1" w:after="100" w:afterAutospacing="1"/>
+        <w:rPr>
+          <w:sz w:val="20"/>
+          <w:szCs w:val="20"/>
+        </w:rPr>
+      </w:pPr>
+      <w:r>
+        <w:rPr>
+          <w:sz w:val="20"/>
+          <w:szCs w:val="20"/>
+        </w:rPr>
+        <w:t>El sistema busca</w:t>
+      </w:r>
+      <w:r>
+        <w:rPr>
+          <w:sz w:val="20"/>
+          <w:szCs w:val="20"/>
+        </w:rPr>
+        <w:t xml:space="preserve"> el </w:t>
+      </w:r>
+      <w:r>
+        <w:rPr>
+          <w:rStyle w:val="Strong"/>
+          <w:b w:val="0"/>
+          <w:bCs w:val="0"/>
+          <w:sz w:val="20"/>
+          <w:szCs w:val="20"/>
+        </w:rPr>
+        <w:t>departamento</w:t>
+      </w:r>
+      <w:r>
+        <w:rPr>
+          <w:sz w:val="20"/>
+          <w:szCs w:val="20"/>
+        </w:rPr>
+        <w:t xml:space="preserve"> al que pertenece el caso.</w:t>
+      </w:r>
+    </w:p>
+    <w:p>
+      <w:pPr>
+        <w:numPr>
+          <w:ilvl w:val="0"/>
+          <w:numId w:val="26"/>
+        </w:numPr>
+        <w:spacing w:before="100" w:beforeAutospacing="1" w:after="100" w:afterAutospacing="1"/>
+        <w:rPr>
+          <w:sz w:val="20"/>
+          <w:szCs w:val="20"/>
+        </w:rPr>
+      </w:pPr>
+      <w:r>
+        <w:rPr>
+          <w:sz w:val="20"/>
+          <w:szCs w:val="20"/>
+        </w:rPr>
+        <w:t>El sistema b</w:t>
+      </w:r>
+      <w:r>
+        <w:rPr>
+          <w:sz w:val="20"/>
+          <w:szCs w:val="20"/>
+        </w:rPr>
+        <w:t xml:space="preserve">usca todos los </w:t>
+      </w:r>
+      <w:r>
+        <w:rPr>
+          <w:rStyle w:val="Strong"/>
+          <w:b w:val="0"/>
+          <w:bCs w:val="0"/>
+          <w:sz w:val="20"/>
+          <w:szCs w:val="20"/>
+        </w:rPr>
+        <w:t>Técnicos activos</w:t>
+      </w:r>
+      <w:r>
+        <w:rPr>
+          <w:sz w:val="20"/>
+          <w:szCs w:val="20"/>
+        </w:rPr>
+        <w:t xml:space="preserve"> de ese mismo departamento</w:t>
+      </w:r>
+    </w:p>
+    <w:p>
+      <w:pPr>
+        <w:numPr>
+          <w:ilvl w:val="0"/>
+          <w:numId w:val="26"/>
+        </w:numPr>
+        <w:spacing w:before="100" w:beforeAutospacing="1" w:after="100" w:afterAutospacing="1"/>
+        <w:rPr>
+          <w:sz w:val="20"/>
+          <w:szCs w:val="20"/>
+        </w:rPr>
+      </w:pPr>
+      <w:r>
+        <w:rPr>
+          <w:sz w:val="20"/>
+          <w:szCs w:val="20"/>
+        </w:rPr>
+        <w:t>El sistema valida que hay</w:t>
+      </w:r>
+      <w:r>
+        <w:rPr>
+          <w:sz w:val="20"/>
+          <w:szCs w:val="20"/>
+        </w:rPr>
+        <w:t xml:space="preserve"> Técnico</w:t>
+      </w:r>
+      <w:r>
+        <w:rPr>
+          <w:sz w:val="20"/>
+          <w:szCs w:val="20"/>
+        </w:rPr>
+        <w:t>s</w:t>
+      </w:r>
+      <w:r>
+        <w:rPr>
+          <w:sz w:val="20"/>
+          <w:szCs w:val="20"/>
+        </w:rPr>
+        <w:t xml:space="preserve"> activo</w:t>
+      </w:r>
+      <w:r>
+        <w:rPr>
+          <w:sz w:val="20"/>
+          <w:szCs w:val="20"/>
+        </w:rPr>
+        <w:t>s</w:t>
+      </w:r>
+      <w:r>
+        <w:rPr>
+          <w:sz w:val="20"/>
+          <w:szCs w:val="20"/>
+        </w:rPr>
+        <w:t xml:space="preserve"> en ese departamento</w:t>
+      </w:r>
+      <w:r>
+        <w:rPr>
+          <w:sz w:val="20"/>
+          <w:szCs w:val="20"/>
+        </w:rPr>
+        <w:t>.</w:t>
+      </w:r>
+      <w:r>
+        <w:rPr>
+          <w:sz w:val="20"/>
+          <w:szCs w:val="20"/>
+        </w:rPr>
+        <w:t xml:space="preserve"> FA0</w:t>
+      </w:r>
+      <w:r>
+        <w:rPr>
+          <w:sz w:val="20"/>
+          <w:szCs w:val="20"/>
+        </w:rPr>
+        <w:t>8</w:t>
+      </w:r>
+    </w:p>
+    <w:p>
+      <w:pPr>
+        <w:numPr>
+          <w:ilvl w:val="0"/>
+          <w:numId w:val="26"/>
+        </w:numPr>
+        <w:spacing w:before="100" w:beforeAutospacing="1" w:after="100" w:afterAutospacing="1"/>
+        <w:rPr>
+          <w:sz w:val="20"/>
+          <w:szCs w:val="20"/>
+        </w:rPr>
+      </w:pPr>
+      <w:r>
+        <w:rPr>
+          <w:sz w:val="20"/>
+          <w:szCs w:val="20"/>
+        </w:rPr>
+        <w:t>El sistema p</w:t>
+      </w:r>
+      <w:r>
+        <w:rPr>
+          <w:sz w:val="20"/>
+          <w:szCs w:val="20"/>
+        </w:rPr>
+        <w:t xml:space="preserve">ara cada Técnico activo encontrado, cuenta cuántos casos tiene </w:t>
+      </w:r>
+      <w:r>
+        <w:rPr>
+          <w:rStyle w:val="Strong"/>
+          <w:sz w:val="20"/>
+          <w:szCs w:val="20"/>
+        </w:rPr>
+        <w:t>actualmente asignados con estado "En Atención"</w:t>
+      </w:r>
+      <w:r>
+        <w:rPr>
+          <w:sz w:val="20"/>
+          <w:szCs w:val="20"/>
+        </w:rPr>
+        <w:t xml:space="preserve"> (su carga de trabajo activa en este momento).</w:t>
+      </w:r>
+    </w:p>
+    <w:p>
+      <w:pPr>
+        <w:numPr>
+          <w:ilvl w:val="0"/>
+          <w:numId w:val="26"/>
+        </w:numPr>
+        <w:spacing w:before="100" w:beforeAutospacing="1" w:after="100" w:afterAutospacing="1"/>
+        <w:rPr>
+          <w:sz w:val="20"/>
+          <w:szCs w:val="20"/>
+        </w:rPr>
+      </w:pPr>
+      <w:r>
+        <w:rPr>
+          <w:sz w:val="20"/>
+          <w:szCs w:val="20"/>
+        </w:rPr>
+        <w:lastRenderedPageBreak/>
+        <w:t>El sistema e</w:t>
+      </w:r>
+      <w:r>
+        <w:rPr>
+          <w:sz w:val="20"/>
+          <w:szCs w:val="20"/>
+        </w:rPr>
+        <w:t xml:space="preserve">lige al Técnico con la </w:t>
+      </w:r>
+      <w:r>
+        <w:rPr>
+          <w:rStyle w:val="Strong"/>
+          <w:sz w:val="20"/>
+          <w:szCs w:val="20"/>
+        </w:rPr>
+        <w:t>menor cantidad de casos en atención</w:t>
+      </w:r>
+      <w:r>
+        <w:rPr>
+          <w:sz w:val="20"/>
+          <w:szCs w:val="20"/>
+        </w:rPr>
+        <w:t xml:space="preserve"> (si hay empate, se queda con el primero que encontró, no hay otro criterio de desempate).</w:t>
+      </w:r>
+    </w:p>
+    <w:p>
+      <w:pPr>
+        <w:numPr>
+          <w:ilvl w:val="0"/>
+          <w:numId w:val="26"/>
+        </w:numPr>
+        <w:spacing w:before="100" w:beforeAutospacing="1" w:after="100" w:afterAutospacing="1"/>
+        <w:rPr>
+          <w:sz w:val="20"/>
+          <w:szCs w:val="20"/>
+          <w:lang w:val="es-ES_tradnl"/>
+        </w:rPr>
+      </w:pPr>
+      <w:r>
+        <w:rPr>
+          <w:sz w:val="20"/>
+          <w:szCs w:val="20"/>
+        </w:rPr>
+        <w:t>El sistema a</w:t>
+      </w:r>
+      <w:r>
+        <w:rPr>
+          <w:sz w:val="20"/>
+          <w:szCs w:val="20"/>
+        </w:rPr>
+        <w:t xml:space="preserve">signa ese Técnico al caso y cambia el estado del caso de "En Revisión" a </w:t>
+      </w:r>
+      <w:r>
+        <w:rPr>
+          <w:rStyle w:val="Strong"/>
+          <w:sz w:val="20"/>
+          <w:szCs w:val="20"/>
+        </w:rPr>
+        <w:t>"En Atención"</w:t>
+      </w:r>
+      <w:r>
+        <w:rPr>
+          <w:sz w:val="20"/>
+          <w:szCs w:val="20"/>
+        </w:rPr>
+        <w:t>.</w:t>
       </w:r>
       <w:r>
         <w:rPr>
@@ -1636,7 +2522,7 @@
           <w:szCs w:val="20"/>
           <w:lang w:val="es-ES_tradnl"/>
         </w:rPr>
-        <w:t>RN1</w:t>
+        <w:t xml:space="preserve"> </w:t>
       </w:r>
       <w:r>
         <w:rPr>
@@ -1646,7 +2532,7 @@
           <w:szCs w:val="20"/>
           <w:lang w:val="es-ES_tradnl"/>
         </w:rPr>
-        <w:t>4</w:t>
+        <w:t>FA08</w:t>
       </w:r>
     </w:p>
     <w:p>
@@ -1667,49 +2553,23 @@
           <w:szCs w:val="20"/>
           <w:lang w:val="es-ES_tradnl"/>
         </w:rPr>
-        <w:t>El sistema muestra los siguientes botones.</w:t>
-      </w:r>
-    </w:p>
-    <w:p>
-      <w:pPr>
-        <w:numPr>
-          <w:ilvl w:val="1"/>
-          <w:numId w:val="26"/>
-        </w:numPr>
-        <w:rPr>
-          <w:sz w:val="20"/>
-          <w:szCs w:val="20"/>
-          <w:lang w:val="es-ES_tradnl"/>
-        </w:rPr>
-      </w:pPr>
-      <w:r>
-        <w:rPr>
-          <w:sz w:val="20"/>
-          <w:szCs w:val="20"/>
-          <w:lang w:val="es-ES_tradnl"/>
-        </w:rPr>
-        <w:t>Aceptar</w:t>
-      </w:r>
-    </w:p>
-    <w:p>
-      <w:pPr>
-        <w:numPr>
-          <w:ilvl w:val="1"/>
-          <w:numId w:val="26"/>
-        </w:numPr>
-        <w:rPr>
-          <w:sz w:val="20"/>
-          <w:szCs w:val="20"/>
-          <w:lang w:val="es-ES_tradnl"/>
-        </w:rPr>
-      </w:pPr>
-      <w:r>
-        <w:rPr>
-          <w:sz w:val="20"/>
-          <w:szCs w:val="20"/>
-          <w:lang w:val="es-ES_tradnl"/>
-        </w:rPr>
-        <w:t xml:space="preserve">Rechazar </w:t>
+        <w:t xml:space="preserve">El sistema </w:t>
+      </w:r>
+      <w:r>
+        <w:rPr>
+          <w:sz w:val="20"/>
+          <w:szCs w:val="20"/>
+          <w:lang w:val="es-ES_tradnl"/>
+        </w:rPr>
+        <w:t>actualiza el</w:t>
+      </w:r>
+      <w:r>
+        <w:rPr>
+          <w:sz w:val="20"/>
+          <w:szCs w:val="20"/>
+          <w:lang w:val="es-ES_tradnl"/>
+        </w:rPr>
+        <w:t xml:space="preserve"> caso. </w:t>
       </w:r>
       <w:r>
         <w:rPr>
@@ -1719,13 +2579,13 @@
           <w:szCs w:val="20"/>
           <w:lang w:val="es-ES_tradnl"/>
         </w:rPr>
-        <w:t>FA02</w:t>
-      </w:r>
-    </w:p>
-    <w:p>
-      <w:pPr>
-        <w:numPr>
-          <w:ilvl w:val="1"/>
+        <w:t>RN04.</w:t>
+      </w:r>
+    </w:p>
+    <w:p>
+      <w:pPr>
+        <w:numPr>
+          <w:ilvl w:val="0"/>
           <w:numId w:val="26"/>
         </w:numPr>
         <w:rPr>
@@ -1740,7 +2600,7 @@
           <w:szCs w:val="20"/>
           <w:lang w:val="es-ES_tradnl"/>
         </w:rPr>
-        <w:t xml:space="preserve">Regresar </w:t>
+        <w:t xml:space="preserve">El sistema muestra el mensaje de éxito. </w:t>
       </w:r>
       <w:r>
         <w:rPr>
@@ -1750,7 +2610,17 @@
           <w:szCs w:val="20"/>
           <w:lang w:val="es-ES_tradnl"/>
         </w:rPr>
-        <w:t>FA07</w:t>
+        <w:t xml:space="preserve">AN01 # </w:t>
+      </w:r>
+      <w:r>
+        <w:rPr>
+          <w:b/>
+          <w:bCs/>
+          <w:sz w:val="20"/>
+          <w:szCs w:val="20"/>
+          <w:lang w:val="es-ES_tradnl"/>
+        </w:rPr>
+        <w:t>3</w:t>
       </w:r>
     </w:p>
     <w:p>
@@ -1771,31 +2641,7 @@
           <w:szCs w:val="20"/>
           <w:lang w:val="es-ES_tradnl"/>
         </w:rPr>
-        <w:t xml:space="preserve">El </w:t>
-      </w:r>
-      <w:r>
-        <w:rPr>
-          <w:sz w:val="20"/>
-          <w:szCs w:val="20"/>
-          <w:lang w:val="es-ES_tradnl"/>
-        </w:rPr>
-        <w:t>usuario</w:t>
-      </w:r>
-      <w:r>
-        <w:rPr>
-          <w:sz w:val="20"/>
-          <w:szCs w:val="20"/>
-          <w:lang w:val="es-ES_tradnl"/>
-        </w:rPr>
-        <w:t xml:space="preserve"> revisa la información</w:t>
-      </w:r>
-      <w:r>
-        <w:rPr>
-          <w:sz w:val="20"/>
-          <w:szCs w:val="20"/>
-          <w:lang w:val="es-ES_tradnl"/>
-        </w:rPr>
-        <w:t xml:space="preserve"> del formulario detalle auxiliar.</w:t>
+        <w:t>El sistema registra los cambios en bitácora.</w:t>
       </w:r>
     </w:p>
     <w:p>
@@ -1816,39 +2662,23 @@
           <w:szCs w:val="20"/>
           <w:lang w:val="es-ES_tradnl"/>
         </w:rPr>
-        <w:t xml:space="preserve">El </w:t>
-      </w:r>
-      <w:r>
-        <w:rPr>
-          <w:sz w:val="20"/>
-          <w:szCs w:val="20"/>
-          <w:lang w:val="es-ES_tradnl"/>
-        </w:rPr>
-        <w:t>usuario</w:t>
-      </w:r>
-      <w:r>
-        <w:rPr>
-          <w:sz w:val="20"/>
-          <w:szCs w:val="20"/>
-          <w:lang w:val="es-ES_tradnl"/>
-        </w:rPr>
-        <w:t xml:space="preserve"> selecciona </w:t>
-      </w:r>
-      <w:r>
-        <w:rPr>
-          <w:sz w:val="20"/>
-          <w:szCs w:val="20"/>
-          <w:lang w:val="es-ES_tradnl"/>
-        </w:rPr>
-        <w:t xml:space="preserve">el botón </w:t>
-      </w:r>
-      <w:r>
-        <w:rPr>
-          <w:sz w:val="20"/>
-          <w:szCs w:val="20"/>
-          <w:lang w:val="es-ES_tradnl"/>
-        </w:rPr>
-        <w:t>"Aceptar".</w:t>
+        <w:t xml:space="preserve">El sistema </w:t>
+      </w:r>
+      <w:r>
+        <w:rPr>
+          <w:sz w:val="20"/>
+          <w:szCs w:val="20"/>
+          <w:lang w:val="es-ES_tradnl"/>
+        </w:rPr>
+        <w:t xml:space="preserve">regresa al paso </w:t>
+      </w:r>
+      <w:r>
+        <w:rPr>
+          <w:sz w:val="20"/>
+          <w:szCs w:val="20"/>
+          <w:lang w:val="es-ES_tradnl"/>
+        </w:rPr>
+        <w:t>4.</w:t>
       </w:r>
     </w:p>
     <w:p>
@@ -1869,33 +2699,33 @@
           <w:szCs w:val="20"/>
           <w:lang w:val="es-ES_tradnl"/>
         </w:rPr>
-        <w:t xml:space="preserve">El sistema </w:t>
-      </w:r>
-      <w:r>
-        <w:rPr>
-          <w:sz w:val="20"/>
-          <w:szCs w:val="20"/>
-          <w:lang w:val="es-ES_tradnl"/>
-        </w:rPr>
-        <w:t xml:space="preserve">actualiza </w:t>
-      </w:r>
-      <w:r>
-        <w:rPr>
-          <w:sz w:val="20"/>
-          <w:szCs w:val="20"/>
-          <w:lang w:val="es-ES_tradnl"/>
-        </w:rPr>
-        <w:t>el caso</w:t>
-      </w:r>
-      <w:r>
-        <w:rPr>
-          <w:sz w:val="20"/>
-          <w:szCs w:val="20"/>
-          <w:lang w:val="es-ES_tradnl"/>
-        </w:rPr>
-        <w:t xml:space="preserve">. </w:t>
-      </w:r>
-      <w:r>
+        <w:t>Fin del caso de uso.</w:t>
+      </w:r>
+    </w:p>
+    <w:p>
+      <w:pPr>
+        <w:pStyle w:val="Heading1"/>
+        <w:numPr>
+          <w:ilvl w:val="1"/>
+          <w:numId w:val="24"/>
+        </w:numPr>
+        <w:rPr>
+          <w:sz w:val="24"/>
+          <w:szCs w:val="24"/>
+          <w:lang w:val="es-ES_tradnl"/>
+        </w:rPr>
+      </w:pPr>
+      <w:r>
+        <w:rPr>
+          <w:sz w:val="24"/>
+          <w:szCs w:val="24"/>
+          <w:lang w:val="es-ES_tradnl"/>
+        </w:rPr>
+        <w:t>Flujos Alternos</w:t>
+      </w:r>
+    </w:p>
+    <w:p>
+      <w:pPr>
         <w:rPr>
           <w:b/>
           <w:bCs/>
@@ -1903,167 +2733,7 @@
           <w:szCs w:val="20"/>
           <w:lang w:val="es-ES_tradnl"/>
         </w:rPr>
-        <w:t>RN04</w:t>
-      </w:r>
-    </w:p>
-    <w:p>
-      <w:pPr>
-        <w:numPr>
-          <w:ilvl w:val="0"/>
-          <w:numId w:val="26"/>
-        </w:numPr>
-        <w:rPr>
-          <w:sz w:val="20"/>
-          <w:szCs w:val="20"/>
-          <w:lang w:val="es-ES_tradnl"/>
-        </w:rPr>
-      </w:pPr>
-      <w:r>
-        <w:rPr>
-          <w:sz w:val="20"/>
-          <w:szCs w:val="20"/>
-          <w:lang w:val="es-ES_tradnl"/>
-        </w:rPr>
-        <w:t xml:space="preserve">El sistema </w:t>
-      </w:r>
-      <w:r>
-        <w:rPr>
-          <w:sz w:val="20"/>
-          <w:szCs w:val="20"/>
-          <w:lang w:val="es-ES_tradnl"/>
-        </w:rPr>
-        <w:t>muestra</w:t>
-      </w:r>
-      <w:r>
-        <w:rPr>
-          <w:sz w:val="20"/>
-          <w:szCs w:val="20"/>
-          <w:lang w:val="es-ES_tradnl"/>
-        </w:rPr>
-        <w:t xml:space="preserve"> el botón Asignar Técnico</w:t>
-      </w:r>
-    </w:p>
-    <w:p>
-      <w:pPr>
-        <w:numPr>
-          <w:ilvl w:val="0"/>
-          <w:numId w:val="26"/>
-        </w:numPr>
-        <w:rPr>
-          <w:sz w:val="20"/>
-          <w:szCs w:val="20"/>
-          <w:lang w:val="es-ES_tradnl"/>
-        </w:rPr>
-      </w:pPr>
-      <w:r>
-        <w:rPr>
-          <w:sz w:val="20"/>
-          <w:szCs w:val="20"/>
-          <w:lang w:val="es-ES_tradnl"/>
-        </w:rPr>
-        <w:t xml:space="preserve">El </w:t>
-      </w:r>
-      <w:r>
-        <w:rPr>
-          <w:sz w:val="20"/>
-          <w:szCs w:val="20"/>
-          <w:lang w:val="es-ES_tradnl"/>
-        </w:rPr>
-        <w:t>usuario</w:t>
-      </w:r>
-      <w:r>
-        <w:rPr>
-          <w:sz w:val="20"/>
-          <w:szCs w:val="20"/>
-          <w:lang w:val="es-ES_tradnl"/>
-        </w:rPr>
-        <w:t xml:space="preserve"> selecciona </w:t>
-      </w:r>
-      <w:r>
-        <w:rPr>
-          <w:sz w:val="20"/>
-          <w:szCs w:val="20"/>
-          <w:lang w:val="es-ES_tradnl"/>
-        </w:rPr>
-        <w:t xml:space="preserve">el botón </w:t>
-      </w:r>
-      <w:r>
-        <w:rPr>
-          <w:sz w:val="20"/>
-          <w:szCs w:val="20"/>
-          <w:lang w:val="es-ES_tradnl"/>
-        </w:rPr>
-        <w:t>“Asignar Técnico”</w:t>
-      </w:r>
-    </w:p>
-    <w:p>
-      <w:pPr>
-        <w:numPr>
-          <w:ilvl w:val="0"/>
-          <w:numId w:val="26"/>
-        </w:numPr>
-        <w:rPr>
-          <w:sz w:val="20"/>
-          <w:szCs w:val="20"/>
-          <w:lang w:val="es-ES_tradnl"/>
-        </w:rPr>
-      </w:pPr>
-      <w:r>
-        <w:rPr>
-          <w:sz w:val="20"/>
-          <w:szCs w:val="20"/>
-          <w:lang w:val="es-ES_tradnl"/>
-        </w:rPr>
-        <w:t xml:space="preserve">El sistema </w:t>
-      </w:r>
-      <w:r>
-        <w:rPr>
-          <w:sz w:val="20"/>
-          <w:szCs w:val="20"/>
-          <w:lang w:val="es-ES_tradnl"/>
-        </w:rPr>
-        <w:t>asigna el caso</w:t>
-      </w:r>
-      <w:r>
-        <w:rPr>
-          <w:sz w:val="20"/>
-          <w:szCs w:val="20"/>
-          <w:lang w:val="es-ES_tradnl"/>
-        </w:rPr>
-        <w:t xml:space="preserve"> al </w:t>
-      </w:r>
-      <w:r>
-        <w:rPr>
-          <w:sz w:val="20"/>
-          <w:szCs w:val="20"/>
-          <w:lang w:val="es-ES_tradnl"/>
-        </w:rPr>
-        <w:t>t</w:t>
-      </w:r>
-      <w:r>
-        <w:rPr>
-          <w:sz w:val="20"/>
-          <w:szCs w:val="20"/>
-          <w:lang w:val="es-ES_tradnl"/>
-        </w:rPr>
-        <w:t>écnic</w:t>
-      </w:r>
-      <w:r>
-        <w:rPr>
-          <w:sz w:val="20"/>
-          <w:szCs w:val="20"/>
-          <w:lang w:val="es-ES_tradnl"/>
-        </w:rPr>
-        <w:t>o</w:t>
-      </w:r>
-      <w:r>
-        <w:rPr>
-          <w:sz w:val="20"/>
-          <w:szCs w:val="20"/>
-          <w:lang w:val="es-ES_tradnl"/>
-        </w:rPr>
-        <w:t xml:space="preserve">. </w:t>
-      </w:r>
+      </w:pPr>
       <w:r>
         <w:rPr>
           <w:b/>
@@ -2072,7 +2742,60 @@
           <w:szCs w:val="20"/>
           <w:lang w:val="es-ES_tradnl"/>
         </w:rPr>
-        <w:t>FA0</w:t>
+        <w:t>FA01 No existen casos pendientes</w:t>
+      </w:r>
+    </w:p>
+    <w:p>
+      <w:pPr>
+        <w:numPr>
+          <w:ilvl w:val="0"/>
+          <w:numId w:val="27"/>
+        </w:numPr>
+        <w:rPr>
+          <w:sz w:val="20"/>
+          <w:szCs w:val="20"/>
+          <w:lang w:val="es-ES_tradnl"/>
+        </w:rPr>
+      </w:pPr>
+      <w:r>
+        <w:rPr>
+          <w:sz w:val="20"/>
+          <w:szCs w:val="20"/>
+          <w:lang w:val="es-ES_tradnl"/>
+        </w:rPr>
+        <w:t xml:space="preserve">El sistema </w:t>
+      </w:r>
+      <w:r>
+        <w:rPr>
+          <w:sz w:val="20"/>
+          <w:szCs w:val="20"/>
+          <w:lang w:val="es-ES_tradnl"/>
+        </w:rPr>
+        <w:t xml:space="preserve">muestra el </w:t>
+      </w:r>
+      <w:r>
+        <w:rPr>
+          <w:sz w:val="20"/>
+          <w:szCs w:val="20"/>
+          <w:lang w:val="es-ES_tradnl"/>
+        </w:rPr>
+        <w:t>mensaje</w:t>
+      </w:r>
+      <w:r>
+        <w:rPr>
+          <w:sz w:val="20"/>
+          <w:szCs w:val="20"/>
+          <w:lang w:val="es-ES_tradnl"/>
+        </w:rPr>
+        <w:t xml:space="preserve"> de error</w:t>
+      </w:r>
+      <w:r>
+        <w:rPr>
+          <w:sz w:val="20"/>
+          <w:szCs w:val="20"/>
+          <w:lang w:val="es-ES_tradnl"/>
+        </w:rPr>
+        <w:t xml:space="preserve">. </w:t>
       </w:r>
       <w:r>
         <w:rPr>
@@ -2082,44 +2805,7 @@
           <w:szCs w:val="20"/>
           <w:lang w:val="es-ES_tradnl"/>
         </w:rPr>
-        <w:t>8</w:t>
-      </w:r>
-    </w:p>
-    <w:p>
-      <w:pPr>
-        <w:numPr>
-          <w:ilvl w:val="0"/>
-          <w:numId w:val="26"/>
-        </w:numPr>
-        <w:rPr>
-          <w:sz w:val="20"/>
-          <w:szCs w:val="20"/>
-          <w:lang w:val="es-ES_tradnl"/>
-        </w:rPr>
-      </w:pPr>
-      <w:r>
-        <w:rPr>
-          <w:sz w:val="20"/>
-          <w:szCs w:val="20"/>
-          <w:lang w:val="es-ES_tradnl"/>
-        </w:rPr>
-        <w:t xml:space="preserve">El sistema </w:t>
-      </w:r>
-      <w:r>
-        <w:rPr>
-          <w:sz w:val="20"/>
-          <w:szCs w:val="20"/>
-          <w:lang w:val="es-ES_tradnl"/>
-        </w:rPr>
-        <w:t>actualiza el</w:t>
-      </w:r>
-      <w:r>
-        <w:rPr>
-          <w:sz w:val="20"/>
-          <w:szCs w:val="20"/>
-          <w:lang w:val="es-ES_tradnl"/>
-        </w:rPr>
-        <w:t xml:space="preserve"> caso. </w:t>
+        <w:t>AN02 #</w:t>
       </w:r>
       <w:r>
         <w:rPr>
@@ -2129,30 +2815,41 @@
           <w:szCs w:val="20"/>
           <w:lang w:val="es-ES_tradnl"/>
         </w:rPr>
-        <w:t>RN04.</w:t>
+        <w:t xml:space="preserve"> 3</w:t>
       </w:r>
     </w:p>
     <w:p>
       <w:pPr>
         <w:numPr>
           <w:ilvl w:val="0"/>
-          <w:numId w:val="26"/>
-        </w:numPr>
-        <w:rPr>
-          <w:sz w:val="20"/>
-          <w:szCs w:val="20"/>
-          <w:lang w:val="es-ES_tradnl"/>
-        </w:rPr>
-      </w:pPr>
-      <w:r>
-        <w:rPr>
-          <w:sz w:val="20"/>
-          <w:szCs w:val="20"/>
-          <w:lang w:val="es-ES_tradnl"/>
-        </w:rPr>
-        <w:t xml:space="preserve">El sistema muestra el mensaje de éxito. </w:t>
-      </w:r>
-      <w:r>
+          <w:numId w:val="27"/>
+        </w:numPr>
+        <w:rPr>
+          <w:sz w:val="20"/>
+          <w:szCs w:val="20"/>
+          <w:lang w:val="es-ES_tradnl"/>
+        </w:rPr>
+      </w:pPr>
+      <w:r>
+        <w:rPr>
+          <w:sz w:val="20"/>
+          <w:szCs w:val="20"/>
+          <w:lang w:val="es-ES_tradnl"/>
+        </w:rPr>
+        <w:t>Fin del caso de uso.</w:t>
+      </w:r>
+    </w:p>
+    <w:p>
+      <w:pPr>
+        <w:rPr>
+          <w:sz w:val="20"/>
+          <w:szCs w:val="20"/>
+          <w:lang w:val="es-ES_tradnl"/>
+        </w:rPr>
+      </w:pPr>
+    </w:p>
+    <w:p>
+      <w:pPr>
         <w:rPr>
           <w:b/>
           <w:bCs/>
@@ -2160,8 +2857,7 @@
           <w:szCs w:val="20"/>
           <w:lang w:val="es-ES_tradnl"/>
         </w:rPr>
-        <w:t xml:space="preserve">AN01 # </w:t>
-      </w:r>
+      </w:pPr>
       <w:r>
         <w:rPr>
           <w:b/>
@@ -2170,35 +2866,354 @@
           <w:szCs w:val="20"/>
           <w:lang w:val="es-ES_tradnl"/>
         </w:rPr>
-        <w:t>3</w:t>
+        <w:t xml:space="preserve">FA02 </w:t>
+      </w:r>
+      <w:r>
+        <w:rPr>
+          <w:b/>
+          <w:bCs/>
+          <w:sz w:val="20"/>
+          <w:szCs w:val="20"/>
+          <w:lang w:val="es-ES_tradnl"/>
+        </w:rPr>
+        <w:t>Rechazo sin ampliación</w:t>
       </w:r>
     </w:p>
     <w:p>
       <w:pPr>
         <w:numPr>
           <w:ilvl w:val="0"/>
-          <w:numId w:val="26"/>
-        </w:numPr>
-        <w:rPr>
-          <w:sz w:val="20"/>
-          <w:szCs w:val="20"/>
-          <w:lang w:val="es-ES_tradnl"/>
-        </w:rPr>
-      </w:pPr>
-      <w:r>
-        <w:rPr>
-          <w:sz w:val="20"/>
-          <w:szCs w:val="20"/>
-          <w:lang w:val="es-ES_tradnl"/>
-        </w:rPr>
-        <w:t>El sistema registra los cambios en bitácora.</w:t>
+          <w:numId w:val="28"/>
+        </w:numPr>
+        <w:spacing w:before="100" w:beforeAutospacing="1" w:after="100" w:afterAutospacing="1"/>
+        <w:rPr>
+          <w:sz w:val="20"/>
+          <w:szCs w:val="20"/>
+        </w:rPr>
+      </w:pPr>
+      <w:r>
+        <w:rPr>
+          <w:sz w:val="20"/>
+          <w:szCs w:val="20"/>
+        </w:rPr>
+        <w:t>El sistema valida que el caso se encuentre en estado "Registrado".</w:t>
       </w:r>
     </w:p>
     <w:p>
       <w:pPr>
         <w:numPr>
           <w:ilvl w:val="0"/>
-          <w:numId w:val="26"/>
+          <w:numId w:val="28"/>
+        </w:numPr>
+        <w:rPr>
+          <w:sz w:val="20"/>
+          <w:szCs w:val="20"/>
+        </w:rPr>
+      </w:pPr>
+      <w:r>
+        <w:rPr>
+          <w:sz w:val="20"/>
+          <w:szCs w:val="20"/>
+          <w:lang w:val="es-ES_tradnl"/>
+        </w:rPr>
+        <w:t xml:space="preserve">El </w:t>
+      </w:r>
+      <w:r>
+        <w:rPr>
+          <w:sz w:val="20"/>
+          <w:szCs w:val="20"/>
+          <w:lang w:val="es-ES_tradnl"/>
+        </w:rPr>
+        <w:t>usuario</w:t>
+      </w:r>
+      <w:r>
+        <w:rPr>
+          <w:sz w:val="20"/>
+          <w:szCs w:val="20"/>
+          <w:lang w:val="es-ES_tradnl"/>
+        </w:rPr>
+        <w:t xml:space="preserve"> selecciona </w:t>
+      </w:r>
+      <w:r>
+        <w:rPr>
+          <w:sz w:val="20"/>
+          <w:szCs w:val="20"/>
+          <w:lang w:val="es-ES_tradnl"/>
+        </w:rPr>
+        <w:t xml:space="preserve">el botón </w:t>
+      </w:r>
+      <w:r>
+        <w:rPr>
+          <w:sz w:val="20"/>
+          <w:szCs w:val="20"/>
+          <w:lang w:val="es-ES_tradnl"/>
+        </w:rPr>
+        <w:t>"Rechazar”</w:t>
+      </w:r>
+      <w:r>
+        <w:rPr>
+          <w:sz w:val="20"/>
+          <w:szCs w:val="20"/>
+          <w:lang w:val="es-ES_tradnl"/>
+        </w:rPr>
+        <w:t>.</w:t>
+      </w:r>
+    </w:p>
+    <w:p>
+      <w:pPr>
+        <w:numPr>
+          <w:ilvl w:val="0"/>
+          <w:numId w:val="28"/>
+        </w:numPr>
+        <w:rPr>
+          <w:b/>
+          <w:bCs/>
+          <w:sz w:val="20"/>
+          <w:szCs w:val="20"/>
+          <w:lang w:val="es-ES_tradnl"/>
+        </w:rPr>
+      </w:pPr>
+      <w:r>
+        <w:rPr>
+          <w:sz w:val="20"/>
+          <w:szCs w:val="20"/>
+          <w:lang w:val="es-ES_tradnl"/>
+        </w:rPr>
+        <w:t xml:space="preserve">El sistema muestra el formulario rechazo auxiliar. </w:t>
+      </w:r>
+      <w:r>
+        <w:rPr>
+          <w:b/>
+          <w:bCs/>
+          <w:sz w:val="20"/>
+          <w:szCs w:val="20"/>
+          <w:lang w:val="es-ES_tradnl"/>
+        </w:rPr>
+        <w:t>RN1</w:t>
+      </w:r>
+      <w:r>
+        <w:rPr>
+          <w:b/>
+          <w:bCs/>
+          <w:sz w:val="20"/>
+          <w:szCs w:val="20"/>
+          <w:lang w:val="es-ES_tradnl"/>
+        </w:rPr>
+        <w:t>5</w:t>
+      </w:r>
+    </w:p>
+    <w:p>
+      <w:pPr>
+        <w:numPr>
+          <w:ilvl w:val="0"/>
+          <w:numId w:val="28"/>
+        </w:numPr>
+        <w:rPr>
+          <w:sz w:val="20"/>
+          <w:szCs w:val="20"/>
+          <w:lang w:val="es-ES_tradnl"/>
+        </w:rPr>
+      </w:pPr>
+      <w:r>
+        <w:rPr>
+          <w:sz w:val="20"/>
+          <w:szCs w:val="20"/>
+          <w:lang w:val="es-ES_tradnl"/>
+        </w:rPr>
+        <w:t>El sistema muestra los siguientes botones.</w:t>
+      </w:r>
+    </w:p>
+    <w:p>
+      <w:pPr>
+        <w:numPr>
+          <w:ilvl w:val="1"/>
+          <w:numId w:val="28"/>
+        </w:numPr>
+        <w:rPr>
+          <w:sz w:val="20"/>
+          <w:szCs w:val="20"/>
+          <w:lang w:val="es-ES_tradnl"/>
+        </w:rPr>
+      </w:pPr>
+      <w:r>
+        <w:rPr>
+          <w:sz w:val="20"/>
+          <w:szCs w:val="20"/>
+          <w:lang w:val="es-ES_tradnl"/>
+        </w:rPr>
+        <w:t>Aceptar</w:t>
+      </w:r>
+    </w:p>
+    <w:p>
+      <w:pPr>
+        <w:numPr>
+          <w:ilvl w:val="1"/>
+          <w:numId w:val="28"/>
+        </w:numPr>
+        <w:rPr>
+          <w:sz w:val="20"/>
+          <w:szCs w:val="20"/>
+          <w:lang w:val="es-ES_tradnl"/>
+        </w:rPr>
+      </w:pPr>
+      <w:r>
+        <w:rPr>
+          <w:sz w:val="20"/>
+          <w:szCs w:val="20"/>
+          <w:lang w:val="es-ES_tradnl"/>
+        </w:rPr>
+        <w:t xml:space="preserve">Cancelar </w:t>
+      </w:r>
+      <w:r>
+        <w:rPr>
+          <w:b/>
+          <w:bCs/>
+          <w:sz w:val="20"/>
+          <w:szCs w:val="20"/>
+          <w:lang w:val="es-ES_tradnl"/>
+        </w:rPr>
+        <w:t>FA0</w:t>
+      </w:r>
+      <w:r>
+        <w:rPr>
+          <w:b/>
+          <w:bCs/>
+          <w:sz w:val="20"/>
+          <w:szCs w:val="20"/>
+          <w:lang w:val="es-ES_tradnl"/>
+        </w:rPr>
+        <w:t>9</w:t>
+      </w:r>
+    </w:p>
+    <w:p>
+      <w:pPr>
+        <w:numPr>
+          <w:ilvl w:val="0"/>
+          <w:numId w:val="28"/>
+        </w:numPr>
+        <w:rPr>
+          <w:sz w:val="20"/>
+          <w:szCs w:val="20"/>
+          <w:lang w:val="es-ES_tradnl"/>
+        </w:rPr>
+      </w:pPr>
+      <w:r>
+        <w:rPr>
+          <w:sz w:val="20"/>
+          <w:szCs w:val="20"/>
+          <w:lang w:val="es-ES_tradnl"/>
+        </w:rPr>
+        <w:t xml:space="preserve">El </w:t>
+      </w:r>
+      <w:r>
+        <w:rPr>
+          <w:sz w:val="20"/>
+          <w:szCs w:val="20"/>
+          <w:lang w:val="es-ES_tradnl"/>
+        </w:rPr>
+        <w:t>usuario</w:t>
+      </w:r>
+      <w:r>
+        <w:rPr>
+          <w:sz w:val="20"/>
+          <w:szCs w:val="20"/>
+          <w:lang w:val="es-ES_tradnl"/>
+        </w:rPr>
+        <w:t xml:space="preserve"> </w:t>
+      </w:r>
+      <w:r>
+        <w:rPr>
+          <w:sz w:val="20"/>
+          <w:szCs w:val="20"/>
+          <w:lang w:val="es-ES_tradnl"/>
+        </w:rPr>
+        <w:t>llena el formulario rechazo auxiliar</w:t>
+      </w:r>
+      <w:r>
+        <w:rPr>
+          <w:sz w:val="20"/>
+          <w:szCs w:val="20"/>
+          <w:lang w:val="es-ES_tradnl"/>
+        </w:rPr>
+        <w:t xml:space="preserve"> sin ampliación</w:t>
+      </w:r>
+      <w:r>
+        <w:rPr>
+          <w:sz w:val="20"/>
+          <w:szCs w:val="20"/>
+          <w:lang w:val="es-ES_tradnl"/>
+        </w:rPr>
+        <w:t>.</w:t>
+      </w:r>
+      <w:r>
+        <w:rPr>
+          <w:sz w:val="20"/>
+          <w:szCs w:val="20"/>
+          <w:lang w:val="es-ES_tradnl"/>
+        </w:rPr>
+        <w:t xml:space="preserve"> </w:t>
+      </w:r>
+      <w:r>
+        <w:rPr>
+          <w:b/>
+          <w:bCs/>
+          <w:sz w:val="20"/>
+          <w:szCs w:val="20"/>
+          <w:lang w:val="es-ES_tradnl"/>
+        </w:rPr>
+        <w:t>FA03</w:t>
+      </w:r>
+    </w:p>
+    <w:p>
+      <w:pPr>
+        <w:numPr>
+          <w:ilvl w:val="0"/>
+          <w:numId w:val="28"/>
+        </w:numPr>
+        <w:rPr>
+          <w:sz w:val="20"/>
+          <w:szCs w:val="20"/>
+          <w:lang w:val="es-ES_tradnl"/>
+        </w:rPr>
+      </w:pPr>
+      <w:r>
+        <w:rPr>
+          <w:sz w:val="20"/>
+          <w:szCs w:val="20"/>
+          <w:lang w:val="es-ES_tradnl"/>
+        </w:rPr>
+        <w:t xml:space="preserve">El </w:t>
+      </w:r>
+      <w:r>
+        <w:rPr>
+          <w:sz w:val="20"/>
+          <w:szCs w:val="20"/>
+          <w:lang w:val="es-ES_tradnl"/>
+        </w:rPr>
+        <w:t>usuario selecciona el botón</w:t>
+      </w:r>
+      <w:r>
+        <w:rPr>
+          <w:sz w:val="20"/>
+          <w:szCs w:val="20"/>
+          <w:lang w:val="es-ES_tradnl"/>
+        </w:rPr>
+        <w:t xml:space="preserve"> “Aceptar”</w:t>
+      </w:r>
+      <w:r>
+        <w:rPr>
+          <w:sz w:val="20"/>
+          <w:szCs w:val="20"/>
+          <w:lang w:val="es-ES_tradnl"/>
+        </w:rPr>
+        <w:t>.</w:t>
+      </w:r>
+    </w:p>
+    <w:p>
+      <w:pPr>
+        <w:numPr>
+          <w:ilvl w:val="0"/>
+          <w:numId w:val="28"/>
         </w:numPr>
         <w:rPr>
           <w:sz w:val="20"/>
@@ -2220,41 +3235,1506 @@
           <w:szCs w:val="20"/>
           <w:lang w:val="es-ES_tradnl"/>
         </w:rPr>
-        <w:t xml:space="preserve">regresa al paso </w:t>
-      </w:r>
-      <w:r>
-        <w:rPr>
-          <w:sz w:val="20"/>
-          <w:szCs w:val="20"/>
-          <w:lang w:val="es-ES_tradnl"/>
-        </w:rPr>
-        <w:t>4.</w:t>
+        <w:t>actualiza</w:t>
+      </w:r>
+      <w:r>
+        <w:rPr>
+          <w:sz w:val="20"/>
+          <w:szCs w:val="20"/>
+          <w:lang w:val="es-ES_tradnl"/>
+        </w:rPr>
+        <w:t xml:space="preserve"> el estado del caso. </w:t>
+      </w:r>
+      <w:r>
+        <w:rPr>
+          <w:b/>
+          <w:bCs/>
+          <w:sz w:val="20"/>
+          <w:szCs w:val="20"/>
+          <w:lang w:val="es-ES_tradnl"/>
+        </w:rPr>
+        <w:t>RN04</w:t>
       </w:r>
     </w:p>
     <w:p>
       <w:pPr>
         <w:numPr>
           <w:ilvl w:val="0"/>
-          <w:numId w:val="26"/>
-        </w:numPr>
-        <w:rPr>
-          <w:sz w:val="20"/>
-          <w:szCs w:val="20"/>
-          <w:lang w:val="es-ES_tradnl"/>
-        </w:rPr>
-      </w:pPr>
-      <w:r>
-        <w:rPr>
-          <w:sz w:val="20"/>
-          <w:szCs w:val="20"/>
-          <w:lang w:val="es-ES_tradnl"/>
-        </w:rPr>
-        <w:t>Fin del caso de uso.</w:t>
-      </w:r>
-    </w:p>
-    <w:p>
-      <w:pPr>
-        <w:pStyle w:val="Ttulo1"/>
+          <w:numId w:val="28"/>
+        </w:numPr>
+        <w:rPr>
+          <w:sz w:val="20"/>
+          <w:szCs w:val="20"/>
+          <w:lang w:val="es-ES_tradnl"/>
+        </w:rPr>
+      </w:pPr>
+      <w:r>
+        <w:rPr>
+          <w:sz w:val="20"/>
+          <w:szCs w:val="20"/>
+          <w:lang w:val="es-ES_tradnl"/>
+        </w:rPr>
+        <w:t xml:space="preserve">El sistema </w:t>
+      </w:r>
+      <w:r>
+        <w:rPr>
+          <w:sz w:val="20"/>
+          <w:szCs w:val="20"/>
+          <w:lang w:val="es-ES_tradnl"/>
+        </w:rPr>
+        <w:t>muestra</w:t>
+      </w:r>
+      <w:r>
+        <w:rPr>
+          <w:sz w:val="20"/>
+          <w:szCs w:val="20"/>
+          <w:lang w:val="es-ES_tradnl"/>
+        </w:rPr>
+        <w:t xml:space="preserve"> el mensaje de éxito. </w:t>
+      </w:r>
+      <w:r>
+        <w:rPr>
+          <w:b/>
+          <w:bCs/>
+          <w:sz w:val="20"/>
+          <w:szCs w:val="20"/>
+          <w:lang w:val="es-ES_tradnl"/>
+        </w:rPr>
+        <w:t xml:space="preserve">AN01 # </w:t>
+      </w:r>
+      <w:r>
+        <w:rPr>
+          <w:b/>
+          <w:bCs/>
+          <w:sz w:val="20"/>
+          <w:szCs w:val="20"/>
+          <w:lang w:val="es-ES_tradnl"/>
+        </w:rPr>
+        <w:t>4</w:t>
+      </w:r>
+    </w:p>
+    <w:p>
+      <w:pPr>
+        <w:numPr>
+          <w:ilvl w:val="0"/>
+          <w:numId w:val="28"/>
+        </w:numPr>
+        <w:rPr>
+          <w:sz w:val="20"/>
+          <w:szCs w:val="20"/>
+          <w:lang w:val="es-ES_tradnl"/>
+        </w:rPr>
+      </w:pPr>
+      <w:r>
+        <w:rPr>
+          <w:sz w:val="20"/>
+          <w:szCs w:val="20"/>
+          <w:lang w:val="es-ES_tradnl"/>
+        </w:rPr>
+        <w:t>El sistema registra en bitácora.</w:t>
+      </w:r>
+    </w:p>
+    <w:p>
+      <w:pPr>
+        <w:numPr>
+          <w:ilvl w:val="0"/>
+          <w:numId w:val="28"/>
+        </w:numPr>
+        <w:rPr>
+          <w:sz w:val="20"/>
+          <w:szCs w:val="20"/>
+          <w:lang w:val="es-ES_tradnl"/>
+        </w:rPr>
+      </w:pPr>
+      <w:r>
+        <w:rPr>
+          <w:sz w:val="20"/>
+          <w:szCs w:val="20"/>
+          <w:lang w:val="es-ES_tradnl"/>
+        </w:rPr>
+        <w:t>El sistema retorna</w:t>
+      </w:r>
+      <w:r>
+        <w:rPr>
+          <w:sz w:val="20"/>
+          <w:szCs w:val="20"/>
+          <w:lang w:val="es-ES_tradnl"/>
+        </w:rPr>
+        <w:t xml:space="preserve"> al paso 4 del flujo básico.</w:t>
+      </w:r>
+    </w:p>
+    <w:p>
+      <w:pPr>
+        <w:numPr>
+          <w:ilvl w:val="0"/>
+          <w:numId w:val="28"/>
+        </w:numPr>
+        <w:rPr>
+          <w:sz w:val="20"/>
+          <w:szCs w:val="20"/>
+          <w:lang w:val="es-ES_tradnl"/>
+        </w:rPr>
+      </w:pPr>
+      <w:r>
+        <w:rPr>
+          <w:sz w:val="20"/>
+          <w:szCs w:val="20"/>
+          <w:lang w:val="es-ES_tradnl"/>
+        </w:rPr>
+        <w:t>Fin de flujo alterno.</w:t>
+      </w:r>
+    </w:p>
+    <w:p>
+      <w:pPr>
+        <w:rPr>
+          <w:sz w:val="20"/>
+          <w:szCs w:val="20"/>
+          <w:lang w:val="es-ES_tradnl"/>
+        </w:rPr>
+      </w:pPr>
+    </w:p>
+    <w:p>
+      <w:pPr>
+        <w:rPr>
+          <w:b/>
+          <w:bCs/>
+          <w:sz w:val="20"/>
+          <w:szCs w:val="20"/>
+          <w:lang w:val="es-ES_tradnl"/>
+        </w:rPr>
+      </w:pPr>
+      <w:r>
+        <w:rPr>
+          <w:b/>
+          <w:bCs/>
+          <w:sz w:val="20"/>
+          <w:szCs w:val="20"/>
+          <w:lang w:val="es-ES_tradnl"/>
+        </w:rPr>
+        <w:t>FA03 Rechazo con ampliación</w:t>
+      </w:r>
+    </w:p>
+    <w:p>
+      <w:pPr>
+        <w:numPr>
+          <w:ilvl w:val="0"/>
+          <w:numId w:val="29"/>
+        </w:numPr>
+        <w:rPr>
+          <w:sz w:val="20"/>
+          <w:szCs w:val="20"/>
+          <w:lang w:val="es-ES_tradnl"/>
+        </w:rPr>
+      </w:pPr>
+      <w:r>
+        <w:rPr>
+          <w:sz w:val="20"/>
+          <w:szCs w:val="20"/>
+          <w:lang w:val="es-ES_tradnl"/>
+        </w:rPr>
+        <w:t xml:space="preserve">El usuario selecciona </w:t>
+      </w:r>
+      <w:r>
+        <w:rPr>
+          <w:sz w:val="20"/>
+          <w:szCs w:val="20"/>
+          <w:lang w:val="es-ES_tradnl"/>
+        </w:rPr>
+        <w:t>che</w:t>
+      </w:r>
+      <w:r>
+        <w:rPr>
+          <w:sz w:val="20"/>
+          <w:szCs w:val="20"/>
+          <w:lang w:val="es-ES_tradnl"/>
+        </w:rPr>
+        <w:t>ck</w:t>
+      </w:r>
+      <w:r>
+        <w:rPr>
+          <w:sz w:val="20"/>
+          <w:szCs w:val="20"/>
+          <w:lang w:val="es-ES_tradnl"/>
+        </w:rPr>
+        <w:t xml:space="preserve"> de “Aplica ampliación”</w:t>
+      </w:r>
+    </w:p>
+    <w:p>
+      <w:pPr>
+        <w:numPr>
+          <w:ilvl w:val="0"/>
+          <w:numId w:val="29"/>
+        </w:numPr>
+        <w:rPr>
+          <w:sz w:val="20"/>
+          <w:szCs w:val="20"/>
+          <w:lang w:val="es-ES_tradnl"/>
+        </w:rPr>
+      </w:pPr>
+      <w:r>
+        <w:rPr>
+          <w:sz w:val="20"/>
+          <w:szCs w:val="20"/>
+          <w:lang w:val="es-ES_tradnl"/>
+        </w:rPr>
+        <w:t xml:space="preserve">El sistema </w:t>
+      </w:r>
+      <w:r>
+        <w:rPr>
+          <w:sz w:val="20"/>
+          <w:szCs w:val="20"/>
+          <w:lang w:val="es-ES_tradnl"/>
+        </w:rPr>
+        <w:t>actualiza</w:t>
+      </w:r>
+      <w:r>
+        <w:rPr>
+          <w:sz w:val="20"/>
+          <w:szCs w:val="20"/>
+          <w:lang w:val="es-ES_tradnl"/>
+        </w:rPr>
+        <w:t xml:space="preserve"> el estado del caso. </w:t>
+      </w:r>
+      <w:r>
+        <w:rPr>
+          <w:b/>
+          <w:bCs/>
+          <w:sz w:val="20"/>
+          <w:szCs w:val="20"/>
+          <w:lang w:val="es-ES_tradnl"/>
+        </w:rPr>
+        <w:t>RN04</w:t>
+      </w:r>
+    </w:p>
+    <w:p>
+      <w:pPr>
+        <w:numPr>
+          <w:ilvl w:val="0"/>
+          <w:numId w:val="29"/>
+        </w:numPr>
+        <w:rPr>
+          <w:sz w:val="20"/>
+          <w:szCs w:val="20"/>
+          <w:lang w:val="es-ES_tradnl"/>
+        </w:rPr>
+      </w:pPr>
+      <w:r>
+        <w:rPr>
+          <w:sz w:val="20"/>
+          <w:szCs w:val="20"/>
+          <w:lang w:val="es-ES_tradnl"/>
+        </w:rPr>
+        <w:t>El sistema envía correo electrónico al cliente solicitando la ampliación.</w:t>
+      </w:r>
+      <w:r>
+        <w:rPr>
+          <w:sz w:val="20"/>
+          <w:szCs w:val="20"/>
+        </w:rPr>
+        <w:t xml:space="preserve"> </w:t>
+      </w:r>
+      <w:r>
+        <w:rPr>
+          <w:b/>
+          <w:bCs/>
+          <w:sz w:val="20"/>
+          <w:szCs w:val="20"/>
+        </w:rPr>
+        <w:t>NOT01</w:t>
+      </w:r>
+    </w:p>
+    <w:p>
+      <w:pPr>
+        <w:numPr>
+          <w:ilvl w:val="0"/>
+          <w:numId w:val="29"/>
+        </w:numPr>
+        <w:rPr>
+          <w:sz w:val="20"/>
+          <w:szCs w:val="20"/>
+          <w:lang w:val="es-ES_tradnl"/>
+        </w:rPr>
+      </w:pPr>
+      <w:r>
+        <w:rPr>
+          <w:sz w:val="20"/>
+          <w:szCs w:val="20"/>
+          <w:lang w:val="es-ES_tradnl"/>
+        </w:rPr>
+        <w:t>El sistema</w:t>
+      </w:r>
+      <w:r>
+        <w:rPr>
+          <w:sz w:val="20"/>
+          <w:szCs w:val="20"/>
+          <w:lang w:val="es-ES_tradnl"/>
+        </w:rPr>
+        <w:t xml:space="preserve"> retorna al paso 7 del </w:t>
+      </w:r>
+      <w:r>
+        <w:rPr>
+          <w:sz w:val="20"/>
+          <w:szCs w:val="20"/>
+          <w:lang w:val="es-ES_tradnl"/>
+        </w:rPr>
+        <w:t>flujo alterno usuario rechaza el caso</w:t>
+      </w:r>
+      <w:r>
+        <w:rPr>
+          <w:sz w:val="20"/>
+          <w:szCs w:val="20"/>
+          <w:lang w:val="es-ES_tradnl"/>
+        </w:rPr>
+        <w:t>.</w:t>
+      </w:r>
+      <w:r>
+        <w:rPr>
+          <w:sz w:val="20"/>
+          <w:szCs w:val="20"/>
+          <w:lang w:val="es-ES_tradnl"/>
+        </w:rPr>
+        <w:t xml:space="preserve"> </w:t>
+      </w:r>
+      <w:r>
+        <w:rPr>
+          <w:b/>
+          <w:bCs/>
+          <w:sz w:val="20"/>
+          <w:szCs w:val="20"/>
+          <w:lang w:val="es-ES_tradnl"/>
+        </w:rPr>
+        <w:t>FA02</w:t>
+      </w:r>
+    </w:p>
+    <w:p>
+      <w:pPr>
+        <w:rPr>
+          <w:sz w:val="20"/>
+          <w:szCs w:val="20"/>
+          <w:lang w:val="es-ES_tradnl"/>
+        </w:rPr>
+      </w:pPr>
+    </w:p>
+    <w:p>
+      <w:pPr>
+        <w:rPr>
+          <w:b/>
+          <w:bCs/>
+          <w:sz w:val="20"/>
+          <w:szCs w:val="20"/>
+          <w:lang w:val="es-ES_tradnl"/>
+        </w:rPr>
+      </w:pPr>
+      <w:r>
+        <w:rPr>
+          <w:b/>
+          <w:bCs/>
+          <w:sz w:val="20"/>
+          <w:szCs w:val="20"/>
+          <w:lang w:val="es-ES_tradnl"/>
+        </w:rPr>
+        <w:t>FA04 Búsqueda de caso</w:t>
+      </w:r>
+    </w:p>
+    <w:p>
+      <w:pPr>
+        <w:numPr>
+          <w:ilvl w:val="0"/>
+          <w:numId w:val="30"/>
+        </w:numPr>
+        <w:rPr>
+          <w:sz w:val="20"/>
+          <w:szCs w:val="20"/>
+          <w:lang w:val="es-ES_tradnl"/>
+        </w:rPr>
+      </w:pPr>
+      <w:r>
+        <w:rPr>
+          <w:sz w:val="20"/>
+          <w:szCs w:val="20"/>
+          <w:lang w:val="es-ES_tradnl"/>
+        </w:rPr>
+        <w:t xml:space="preserve">El </w:t>
+      </w:r>
+      <w:r>
+        <w:rPr>
+          <w:sz w:val="20"/>
+          <w:szCs w:val="20"/>
+          <w:lang w:val="es-ES_tradnl"/>
+        </w:rPr>
+        <w:t>usuario</w:t>
+      </w:r>
+      <w:r>
+        <w:rPr>
+          <w:sz w:val="20"/>
+          <w:szCs w:val="20"/>
+          <w:lang w:val="es-ES_tradnl"/>
+        </w:rPr>
+        <w:t xml:space="preserve"> ingresa el código del caso.</w:t>
+      </w:r>
+    </w:p>
+    <w:p>
+      <w:pPr>
+        <w:numPr>
+          <w:ilvl w:val="0"/>
+          <w:numId w:val="30"/>
+        </w:numPr>
+        <w:rPr>
+          <w:sz w:val="20"/>
+          <w:szCs w:val="20"/>
+          <w:lang w:val="es-ES_tradnl"/>
+        </w:rPr>
+      </w:pPr>
+      <w:r>
+        <w:rPr>
+          <w:sz w:val="20"/>
+          <w:szCs w:val="20"/>
+          <w:lang w:val="es-ES_tradnl"/>
+        </w:rPr>
+        <w:t xml:space="preserve">El </w:t>
+      </w:r>
+      <w:r>
+        <w:rPr>
+          <w:sz w:val="20"/>
+          <w:szCs w:val="20"/>
+          <w:lang w:val="es-ES_tradnl"/>
+        </w:rPr>
+        <w:t>usuario</w:t>
+      </w:r>
+      <w:r>
+        <w:rPr>
+          <w:sz w:val="20"/>
+          <w:szCs w:val="20"/>
+          <w:lang w:val="es-ES_tradnl"/>
+        </w:rPr>
+        <w:t xml:space="preserve"> selecciona </w:t>
+      </w:r>
+      <w:r>
+        <w:rPr>
+          <w:sz w:val="20"/>
+          <w:szCs w:val="20"/>
+          <w:lang w:val="es-ES_tradnl"/>
+        </w:rPr>
+        <w:t xml:space="preserve">el botón </w:t>
+      </w:r>
+      <w:r>
+        <w:rPr>
+          <w:sz w:val="20"/>
+          <w:szCs w:val="20"/>
+          <w:lang w:val="es-ES_tradnl"/>
+        </w:rPr>
+        <w:t>“Buscar”</w:t>
+      </w:r>
+      <w:r>
+        <w:rPr>
+          <w:sz w:val="20"/>
+          <w:szCs w:val="20"/>
+          <w:lang w:val="es-ES_tradnl"/>
+        </w:rPr>
+        <w:t>.</w:t>
+      </w:r>
+    </w:p>
+    <w:p>
+      <w:pPr>
+        <w:numPr>
+          <w:ilvl w:val="0"/>
+          <w:numId w:val="30"/>
+        </w:numPr>
+        <w:rPr>
+          <w:sz w:val="20"/>
+          <w:szCs w:val="20"/>
+          <w:lang w:val="es-ES_tradnl"/>
+        </w:rPr>
+      </w:pPr>
+      <w:r>
+        <w:rPr>
+          <w:sz w:val="20"/>
+          <w:szCs w:val="20"/>
+          <w:lang w:val="es-ES_tradnl"/>
+        </w:rPr>
+        <w:t xml:space="preserve">El sistema muestra el resultado, retornando al paso </w:t>
+      </w:r>
+      <w:r>
+        <w:rPr>
+          <w:sz w:val="20"/>
+          <w:szCs w:val="20"/>
+          <w:lang w:val="es-ES_tradnl"/>
+        </w:rPr>
+        <w:t>5</w:t>
+      </w:r>
+      <w:r>
+        <w:rPr>
+          <w:sz w:val="20"/>
+          <w:szCs w:val="20"/>
+          <w:lang w:val="es-ES_tradnl"/>
+        </w:rPr>
+        <w:t xml:space="preserve"> del flujo básico.</w:t>
+      </w:r>
+    </w:p>
+    <w:p>
+      <w:pPr>
+        <w:numPr>
+          <w:ilvl w:val="0"/>
+          <w:numId w:val="30"/>
+        </w:numPr>
+        <w:rPr>
+          <w:sz w:val="20"/>
+          <w:szCs w:val="20"/>
+          <w:lang w:val="es-ES_tradnl"/>
+        </w:rPr>
+      </w:pPr>
+      <w:r>
+        <w:rPr>
+          <w:sz w:val="20"/>
+          <w:szCs w:val="20"/>
+          <w:lang w:val="es-ES_tradnl"/>
+        </w:rPr>
+        <w:t>Fin de flujo alterno.</w:t>
+      </w:r>
+    </w:p>
+    <w:p>
+      <w:pPr>
+        <w:rPr>
+          <w:sz w:val="20"/>
+          <w:szCs w:val="20"/>
+          <w:lang w:val="es-ES_tradnl"/>
+        </w:rPr>
+      </w:pPr>
+    </w:p>
+    <w:p>
+      <w:pPr>
+        <w:rPr>
+          <w:b/>
+          <w:bCs/>
+          <w:sz w:val="20"/>
+          <w:szCs w:val="20"/>
+          <w:lang w:val="es-ES_tradnl"/>
+        </w:rPr>
+      </w:pPr>
+      <w:r>
+        <w:rPr>
+          <w:b/>
+          <w:bCs/>
+          <w:sz w:val="20"/>
+          <w:szCs w:val="20"/>
+          <w:lang w:val="es-ES_tradnl"/>
+        </w:rPr>
+        <w:t>FA05 Filtro de casos</w:t>
+      </w:r>
+    </w:p>
+    <w:p>
+      <w:pPr>
+        <w:numPr>
+          <w:ilvl w:val="0"/>
+          <w:numId w:val="31"/>
+        </w:numPr>
+        <w:rPr>
+          <w:sz w:val="20"/>
+          <w:szCs w:val="20"/>
+          <w:lang w:val="es-ES_tradnl"/>
+        </w:rPr>
+      </w:pPr>
+      <w:r>
+        <w:rPr>
+          <w:sz w:val="20"/>
+          <w:szCs w:val="20"/>
+          <w:lang w:val="es-ES_tradnl"/>
+        </w:rPr>
+        <w:t xml:space="preserve">El </w:t>
+      </w:r>
+      <w:r>
+        <w:rPr>
+          <w:sz w:val="20"/>
+          <w:szCs w:val="20"/>
+          <w:lang w:val="es-ES_tradnl"/>
+        </w:rPr>
+        <w:t>usuario</w:t>
+      </w:r>
+      <w:r>
+        <w:rPr>
+          <w:sz w:val="20"/>
+          <w:szCs w:val="20"/>
+          <w:lang w:val="es-ES_tradnl"/>
+        </w:rPr>
+        <w:t xml:space="preserve"> </w:t>
+      </w:r>
+      <w:r>
+        <w:rPr>
+          <w:sz w:val="20"/>
+          <w:szCs w:val="20"/>
+          <w:lang w:val="es-ES_tradnl"/>
+        </w:rPr>
+        <w:t>selecciona el tipo de filtro: fecha, tipo, categoría.</w:t>
+      </w:r>
+    </w:p>
+    <w:p>
+      <w:pPr>
+        <w:numPr>
+          <w:ilvl w:val="0"/>
+          <w:numId w:val="31"/>
+        </w:numPr>
+        <w:rPr>
+          <w:sz w:val="20"/>
+          <w:szCs w:val="20"/>
+          <w:lang w:val="es-ES_tradnl"/>
+        </w:rPr>
+      </w:pPr>
+      <w:r>
+        <w:rPr>
+          <w:sz w:val="20"/>
+          <w:szCs w:val="20"/>
+          <w:lang w:val="es-ES_tradnl"/>
+        </w:rPr>
+        <w:t xml:space="preserve">El sistema muestra el resultado, retornando al paso </w:t>
+      </w:r>
+      <w:r>
+        <w:rPr>
+          <w:sz w:val="20"/>
+          <w:szCs w:val="20"/>
+          <w:lang w:val="es-ES_tradnl"/>
+        </w:rPr>
+        <w:t>5</w:t>
+      </w:r>
+      <w:r>
+        <w:rPr>
+          <w:sz w:val="20"/>
+          <w:szCs w:val="20"/>
+          <w:lang w:val="es-ES_tradnl"/>
+        </w:rPr>
+        <w:t xml:space="preserve"> del flujo básico.</w:t>
+      </w:r>
+    </w:p>
+    <w:p>
+      <w:pPr>
+        <w:numPr>
+          <w:ilvl w:val="0"/>
+          <w:numId w:val="31"/>
+        </w:numPr>
+        <w:rPr>
+          <w:sz w:val="20"/>
+          <w:szCs w:val="20"/>
+          <w:lang w:val="es-ES_tradnl"/>
+        </w:rPr>
+      </w:pPr>
+      <w:r>
+        <w:rPr>
+          <w:sz w:val="20"/>
+          <w:szCs w:val="20"/>
+          <w:lang w:val="es-ES_tradnl"/>
+        </w:rPr>
+        <w:t>Fin de flujo alterno.</w:t>
+      </w:r>
+    </w:p>
+    <w:p>
+      <w:pPr>
+        <w:rPr>
+          <w:sz w:val="20"/>
+          <w:szCs w:val="20"/>
+          <w:lang w:val="es-ES_tradnl"/>
+        </w:rPr>
+      </w:pPr>
+    </w:p>
+    <w:p>
+      <w:pPr>
+        <w:rPr>
+          <w:b/>
+          <w:bCs/>
+          <w:sz w:val="20"/>
+          <w:szCs w:val="20"/>
+          <w:lang w:val="es-ES_tradnl"/>
+        </w:rPr>
+      </w:pPr>
+      <w:r>
+        <w:rPr>
+          <w:b/>
+          <w:bCs/>
+          <w:sz w:val="20"/>
+          <w:szCs w:val="20"/>
+          <w:lang w:val="es-ES_tradnl"/>
+        </w:rPr>
+        <w:t>FA</w:t>
+      </w:r>
+      <w:r>
+        <w:rPr>
+          <w:b/>
+          <w:bCs/>
+          <w:sz w:val="20"/>
+          <w:szCs w:val="20"/>
+          <w:lang w:val="es-ES_tradnl"/>
+        </w:rPr>
+        <w:t>06</w:t>
+      </w:r>
+      <w:r>
+        <w:rPr>
+          <w:b/>
+          <w:bCs/>
+          <w:sz w:val="20"/>
+          <w:szCs w:val="20"/>
+          <w:lang w:val="es-ES_tradnl"/>
+        </w:rPr>
+        <w:t xml:space="preserve"> </w:t>
+      </w:r>
+      <w:r>
+        <w:rPr>
+          <w:b/>
+          <w:bCs/>
+          <w:sz w:val="20"/>
+          <w:szCs w:val="20"/>
+          <w:lang w:val="es-ES_tradnl"/>
+        </w:rPr>
+        <w:t>Cerrar sesión</w:t>
+      </w:r>
+    </w:p>
+    <w:p>
+      <w:pPr>
+        <w:numPr>
+          <w:ilvl w:val="0"/>
+          <w:numId w:val="32"/>
+        </w:numPr>
+        <w:rPr>
+          <w:sz w:val="20"/>
+          <w:szCs w:val="20"/>
+          <w:lang w:val="es-ES_tradnl"/>
+        </w:rPr>
+      </w:pPr>
+      <w:r>
+        <w:rPr>
+          <w:sz w:val="20"/>
+          <w:szCs w:val="20"/>
+          <w:lang w:val="es-ES_tradnl"/>
+        </w:rPr>
+        <w:t xml:space="preserve">El </w:t>
+      </w:r>
+      <w:r>
+        <w:rPr>
+          <w:sz w:val="20"/>
+          <w:szCs w:val="20"/>
+          <w:lang w:val="es-ES_tradnl"/>
+        </w:rPr>
+        <w:t>usuario selecciona el botón “Cerrar sesión”</w:t>
+      </w:r>
+    </w:p>
+    <w:p>
+      <w:pPr>
+        <w:numPr>
+          <w:ilvl w:val="0"/>
+          <w:numId w:val="32"/>
+        </w:numPr>
+        <w:rPr>
+          <w:sz w:val="20"/>
+          <w:szCs w:val="20"/>
+          <w:lang w:val="es-ES_tradnl"/>
+        </w:rPr>
+      </w:pPr>
+      <w:r>
+        <w:rPr>
+          <w:sz w:val="20"/>
+          <w:szCs w:val="20"/>
+          <w:lang w:val="es-ES_tradnl"/>
+        </w:rPr>
+        <w:t>El sistema retorna al portal web.</w:t>
+      </w:r>
+    </w:p>
+    <w:p>
+      <w:pPr>
+        <w:numPr>
+          <w:ilvl w:val="0"/>
+          <w:numId w:val="32"/>
+        </w:numPr>
+        <w:rPr>
+          <w:sz w:val="20"/>
+          <w:szCs w:val="20"/>
+          <w:lang w:val="es-ES_tradnl"/>
+        </w:rPr>
+      </w:pPr>
+      <w:r>
+        <w:rPr>
+          <w:sz w:val="20"/>
+          <w:szCs w:val="20"/>
+          <w:lang w:val="es-ES_tradnl"/>
+        </w:rPr>
+        <w:t>Fin de flujo alterno.</w:t>
+      </w:r>
+    </w:p>
+    <w:p>
+      <w:pPr>
+        <w:rPr>
+          <w:sz w:val="20"/>
+          <w:szCs w:val="20"/>
+          <w:lang w:val="es-ES_tradnl"/>
+        </w:rPr>
+      </w:pPr>
+    </w:p>
+    <w:p>
+      <w:pPr>
+        <w:rPr>
+          <w:b/>
+          <w:bCs/>
+          <w:sz w:val="20"/>
+          <w:szCs w:val="20"/>
+          <w:lang w:val="es-ES_tradnl"/>
+        </w:rPr>
+      </w:pPr>
+    </w:p>
+    <w:p>
+      <w:pPr>
+        <w:rPr>
+          <w:b/>
+          <w:bCs/>
+          <w:sz w:val="20"/>
+          <w:szCs w:val="20"/>
+          <w:lang w:val="es-ES_tradnl"/>
+        </w:rPr>
+      </w:pPr>
+      <w:r>
+        <w:rPr>
+          <w:b/>
+          <w:bCs/>
+          <w:sz w:val="20"/>
+          <w:szCs w:val="20"/>
+          <w:lang w:val="es-ES_tradnl"/>
+        </w:rPr>
+        <w:lastRenderedPageBreak/>
+        <w:t>FA0</w:t>
+      </w:r>
+      <w:r>
+        <w:rPr>
+          <w:b/>
+          <w:bCs/>
+          <w:sz w:val="20"/>
+          <w:szCs w:val="20"/>
+          <w:lang w:val="es-ES_tradnl"/>
+        </w:rPr>
+        <w:t>7</w:t>
+      </w:r>
+      <w:r>
+        <w:rPr>
+          <w:b/>
+          <w:bCs/>
+          <w:sz w:val="20"/>
+          <w:szCs w:val="20"/>
+          <w:lang w:val="es-ES_tradnl"/>
+        </w:rPr>
+        <w:t xml:space="preserve"> </w:t>
+      </w:r>
+      <w:r>
+        <w:rPr>
+          <w:b/>
+          <w:bCs/>
+          <w:sz w:val="20"/>
+          <w:szCs w:val="20"/>
+          <w:lang w:val="es-ES_tradnl"/>
+        </w:rPr>
+        <w:t>Regresar</w:t>
+      </w:r>
+    </w:p>
+    <w:p>
+      <w:pPr>
+        <w:numPr>
+          <w:ilvl w:val="0"/>
+          <w:numId w:val="33"/>
+        </w:numPr>
+        <w:rPr>
+          <w:sz w:val="20"/>
+          <w:szCs w:val="20"/>
+          <w:lang w:val="es-ES_tradnl"/>
+        </w:rPr>
+      </w:pPr>
+      <w:r>
+        <w:rPr>
+          <w:sz w:val="20"/>
+          <w:szCs w:val="20"/>
+          <w:lang w:val="es-ES_tradnl"/>
+        </w:rPr>
+        <w:t xml:space="preserve">El </w:t>
+      </w:r>
+      <w:r>
+        <w:rPr>
+          <w:sz w:val="20"/>
+          <w:szCs w:val="20"/>
+          <w:lang w:val="es-ES_tradnl"/>
+        </w:rPr>
+        <w:t>usuario selecciona el botón “Regresar”</w:t>
+      </w:r>
+    </w:p>
+    <w:p>
+      <w:pPr>
+        <w:numPr>
+          <w:ilvl w:val="0"/>
+          <w:numId w:val="33"/>
+        </w:numPr>
+        <w:rPr>
+          <w:sz w:val="20"/>
+          <w:szCs w:val="20"/>
+          <w:lang w:val="es-ES_tradnl"/>
+        </w:rPr>
+      </w:pPr>
+      <w:r>
+        <w:rPr>
+          <w:sz w:val="20"/>
+          <w:szCs w:val="20"/>
+          <w:lang w:val="es-ES_tradnl"/>
+        </w:rPr>
+        <w:t>El sistema cierra el formulario detalle auxiliar.</w:t>
+      </w:r>
+    </w:p>
+    <w:p>
+      <w:pPr>
+        <w:numPr>
+          <w:ilvl w:val="0"/>
+          <w:numId w:val="33"/>
+        </w:numPr>
+        <w:rPr>
+          <w:sz w:val="20"/>
+          <w:szCs w:val="20"/>
+          <w:lang w:val="es-ES_tradnl"/>
+        </w:rPr>
+      </w:pPr>
+      <w:r>
+        <w:rPr>
+          <w:sz w:val="20"/>
+          <w:szCs w:val="20"/>
+          <w:lang w:val="es-ES_tradnl"/>
+        </w:rPr>
+        <w:t>El sistema retorna al paso 4 del flujo básico.</w:t>
+      </w:r>
+    </w:p>
+    <w:p>
+      <w:pPr>
+        <w:numPr>
+          <w:ilvl w:val="0"/>
+          <w:numId w:val="33"/>
+        </w:numPr>
+        <w:rPr>
+          <w:sz w:val="20"/>
+          <w:szCs w:val="20"/>
+          <w:lang w:val="es-ES_tradnl"/>
+        </w:rPr>
+      </w:pPr>
+      <w:r>
+        <w:rPr>
+          <w:sz w:val="20"/>
+          <w:szCs w:val="20"/>
+          <w:lang w:val="es-ES_tradnl"/>
+        </w:rPr>
+        <w:t>Fin de flujo alterno.</w:t>
+      </w:r>
+    </w:p>
+    <w:p>
+      <w:pPr>
+        <w:rPr>
+          <w:sz w:val="20"/>
+          <w:szCs w:val="20"/>
+          <w:lang w:val="es-ES_tradnl"/>
+        </w:rPr>
+      </w:pPr>
+    </w:p>
+    <w:p>
+      <w:pPr>
+        <w:rPr>
+          <w:b/>
+          <w:bCs/>
+          <w:sz w:val="20"/>
+          <w:szCs w:val="20"/>
+          <w:lang w:val="es-ES_tradnl"/>
+        </w:rPr>
+      </w:pPr>
+      <w:r>
+        <w:rPr>
+          <w:b/>
+          <w:bCs/>
+          <w:sz w:val="20"/>
+          <w:szCs w:val="20"/>
+          <w:lang w:val="es-ES_tradnl"/>
+        </w:rPr>
+        <w:t>FA0</w:t>
+      </w:r>
+      <w:r>
+        <w:rPr>
+          <w:b/>
+          <w:bCs/>
+          <w:sz w:val="20"/>
+          <w:szCs w:val="20"/>
+          <w:lang w:val="es-ES_tradnl"/>
+        </w:rPr>
+        <w:t>8</w:t>
+      </w:r>
+      <w:r>
+        <w:rPr>
+          <w:b/>
+          <w:bCs/>
+          <w:sz w:val="20"/>
+          <w:szCs w:val="20"/>
+          <w:lang w:val="es-ES_tradnl"/>
+        </w:rPr>
+        <w:t xml:space="preserve"> Técnico </w:t>
+      </w:r>
+      <w:r>
+        <w:rPr>
+          <w:b/>
+          <w:bCs/>
+          <w:sz w:val="20"/>
+          <w:szCs w:val="20"/>
+          <w:lang w:val="es-ES_tradnl"/>
+        </w:rPr>
+        <w:t>no activo</w:t>
+      </w:r>
+    </w:p>
+    <w:p>
+      <w:pPr>
+        <w:numPr>
+          <w:ilvl w:val="0"/>
+          <w:numId w:val="34"/>
+        </w:numPr>
+        <w:rPr>
+          <w:sz w:val="20"/>
+          <w:szCs w:val="20"/>
+          <w:lang w:val="es-ES_tradnl"/>
+        </w:rPr>
+      </w:pPr>
+      <w:r>
+        <w:rPr>
+          <w:sz w:val="20"/>
+          <w:szCs w:val="20"/>
+          <w:lang w:val="es-ES_tradnl"/>
+        </w:rPr>
+        <w:t xml:space="preserve">El sistema </w:t>
+      </w:r>
+      <w:r>
+        <w:rPr>
+          <w:sz w:val="20"/>
+          <w:szCs w:val="20"/>
+          <w:lang w:val="es-ES_tradnl"/>
+        </w:rPr>
+        <w:t>muestra</w:t>
+      </w:r>
+      <w:r>
+        <w:rPr>
+          <w:sz w:val="20"/>
+          <w:szCs w:val="20"/>
+          <w:lang w:val="es-ES_tradnl"/>
+        </w:rPr>
+        <w:t xml:space="preserve"> el mensaje de error. </w:t>
+      </w:r>
+      <w:r>
+        <w:rPr>
+          <w:b/>
+          <w:bCs/>
+          <w:sz w:val="20"/>
+          <w:szCs w:val="20"/>
+          <w:lang w:val="es-ES_tradnl"/>
+        </w:rPr>
+        <w:t xml:space="preserve">AN02 # </w:t>
+      </w:r>
+      <w:r>
+        <w:rPr>
+          <w:b/>
+          <w:bCs/>
+          <w:sz w:val="20"/>
+          <w:szCs w:val="20"/>
+          <w:lang w:val="es-ES_tradnl"/>
+        </w:rPr>
+        <w:t>04</w:t>
+      </w:r>
+    </w:p>
+    <w:p>
+      <w:pPr>
+        <w:numPr>
+          <w:ilvl w:val="0"/>
+          <w:numId w:val="34"/>
+        </w:numPr>
+        <w:rPr>
+          <w:sz w:val="20"/>
+          <w:szCs w:val="20"/>
+          <w:lang w:val="es-ES_tradnl"/>
+        </w:rPr>
+      </w:pPr>
+      <w:r>
+        <w:rPr>
+          <w:sz w:val="20"/>
+          <w:szCs w:val="20"/>
+          <w:lang w:val="es-ES_tradnl"/>
+        </w:rPr>
+        <w:t xml:space="preserve">El sistema </w:t>
+      </w:r>
+      <w:r>
+        <w:rPr>
+          <w:sz w:val="20"/>
+          <w:szCs w:val="20"/>
+          <w:lang w:val="es-ES_tradnl"/>
+        </w:rPr>
+        <w:t>retorna al paso 17 del flujo básico.</w:t>
+      </w:r>
+    </w:p>
+    <w:p>
+      <w:pPr>
+        <w:numPr>
+          <w:ilvl w:val="0"/>
+          <w:numId w:val="34"/>
+        </w:numPr>
+        <w:rPr>
+          <w:sz w:val="20"/>
+          <w:szCs w:val="20"/>
+          <w:lang w:val="es-ES_tradnl"/>
+        </w:rPr>
+      </w:pPr>
+      <w:r>
+        <w:rPr>
+          <w:sz w:val="20"/>
+          <w:szCs w:val="20"/>
+          <w:lang w:val="es-ES_tradnl"/>
+        </w:rPr>
+        <w:t>Fin de flujo alterno.</w:t>
+      </w:r>
+    </w:p>
+    <w:p>
+      <w:pPr>
+        <w:rPr>
+          <w:b/>
+          <w:bCs/>
+          <w:sz w:val="20"/>
+          <w:szCs w:val="20"/>
+          <w:lang w:val="es-ES_tradnl"/>
+        </w:rPr>
+      </w:pPr>
+    </w:p>
+    <w:p>
+      <w:pPr>
+        <w:rPr>
+          <w:b/>
+          <w:bCs/>
+          <w:sz w:val="20"/>
+          <w:szCs w:val="20"/>
+          <w:lang w:val="es-ES_tradnl"/>
+        </w:rPr>
+      </w:pPr>
+      <w:r>
+        <w:rPr>
+          <w:b/>
+          <w:bCs/>
+          <w:sz w:val="20"/>
+          <w:szCs w:val="20"/>
+          <w:lang w:val="es-ES_tradnl"/>
+        </w:rPr>
+        <w:t>FA0</w:t>
+      </w:r>
+      <w:r>
+        <w:rPr>
+          <w:b/>
+          <w:bCs/>
+          <w:sz w:val="20"/>
+          <w:szCs w:val="20"/>
+          <w:lang w:val="es-ES_tradnl"/>
+        </w:rPr>
+        <w:t>9</w:t>
+      </w:r>
+      <w:r>
+        <w:rPr>
+          <w:b/>
+          <w:bCs/>
+          <w:sz w:val="20"/>
+          <w:szCs w:val="20"/>
+          <w:lang w:val="es-ES_tradnl"/>
+        </w:rPr>
+        <w:t xml:space="preserve"> </w:t>
+      </w:r>
+      <w:r>
+        <w:rPr>
+          <w:b/>
+          <w:bCs/>
+          <w:sz w:val="20"/>
+          <w:szCs w:val="20"/>
+          <w:lang w:val="es-ES_tradnl"/>
+        </w:rPr>
+        <w:t>Cancelar</w:t>
+      </w:r>
+    </w:p>
+    <w:p>
+      <w:pPr>
+        <w:numPr>
+          <w:ilvl w:val="0"/>
+          <w:numId w:val="35"/>
+        </w:numPr>
+        <w:rPr>
+          <w:sz w:val="20"/>
+          <w:szCs w:val="20"/>
+          <w:lang w:val="es-ES_tradnl"/>
+        </w:rPr>
+      </w:pPr>
+      <w:r>
+        <w:rPr>
+          <w:sz w:val="20"/>
+          <w:szCs w:val="20"/>
+          <w:lang w:val="es-ES_tradnl"/>
+        </w:rPr>
+        <w:t xml:space="preserve">El </w:t>
+      </w:r>
+      <w:r>
+        <w:rPr>
+          <w:sz w:val="20"/>
+          <w:szCs w:val="20"/>
+          <w:lang w:val="es-ES_tradnl"/>
+        </w:rPr>
+        <w:t>usuario selecciona el botón “</w:t>
+      </w:r>
+      <w:r>
+        <w:rPr>
+          <w:sz w:val="20"/>
+          <w:szCs w:val="20"/>
+          <w:lang w:val="es-ES_tradnl"/>
+        </w:rPr>
+        <w:t>Cancelar</w:t>
+      </w:r>
+      <w:r>
+        <w:rPr>
+          <w:sz w:val="20"/>
+          <w:szCs w:val="20"/>
+          <w:lang w:val="es-ES_tradnl"/>
+        </w:rPr>
+        <w:t>”</w:t>
+      </w:r>
+    </w:p>
+    <w:p>
+      <w:pPr>
+        <w:numPr>
+          <w:ilvl w:val="0"/>
+          <w:numId w:val="35"/>
+        </w:numPr>
+        <w:rPr>
+          <w:sz w:val="20"/>
+          <w:szCs w:val="20"/>
+          <w:lang w:val="es-ES_tradnl"/>
+        </w:rPr>
+      </w:pPr>
+      <w:r>
+        <w:rPr>
+          <w:sz w:val="20"/>
+          <w:szCs w:val="20"/>
+          <w:lang w:val="es-ES_tradnl"/>
+        </w:rPr>
+        <w:t xml:space="preserve">El sistema cierra el </w:t>
+      </w:r>
+      <w:r>
+        <w:rPr>
+          <w:sz w:val="20"/>
+          <w:szCs w:val="20"/>
+          <w:lang w:val="es-ES_tradnl"/>
+        </w:rPr>
+        <w:t>formulario rechazo auxiliar</w:t>
+      </w:r>
+      <w:r>
+        <w:rPr>
+          <w:sz w:val="20"/>
+          <w:szCs w:val="20"/>
+          <w:lang w:val="es-ES_tradnl"/>
+        </w:rPr>
+        <w:t>.</w:t>
+      </w:r>
+    </w:p>
+    <w:p>
+      <w:pPr>
+        <w:numPr>
+          <w:ilvl w:val="0"/>
+          <w:numId w:val="35"/>
+        </w:numPr>
+        <w:rPr>
+          <w:sz w:val="20"/>
+          <w:szCs w:val="20"/>
+          <w:lang w:val="es-ES_tradnl"/>
+        </w:rPr>
+      </w:pPr>
+      <w:r>
+        <w:rPr>
+          <w:sz w:val="20"/>
+          <w:szCs w:val="20"/>
+          <w:lang w:val="es-ES_tradnl"/>
+        </w:rPr>
+        <w:t xml:space="preserve">El sistema retorna al paso </w:t>
+      </w:r>
+      <w:r>
+        <w:rPr>
+          <w:sz w:val="20"/>
+          <w:szCs w:val="20"/>
+          <w:lang w:val="es-ES_tradnl"/>
+        </w:rPr>
+        <w:t>7</w:t>
+      </w:r>
+      <w:r>
+        <w:rPr>
+          <w:sz w:val="20"/>
+          <w:szCs w:val="20"/>
+          <w:lang w:val="es-ES_tradnl"/>
+        </w:rPr>
+        <w:t xml:space="preserve"> del flujo básico.</w:t>
+      </w:r>
+    </w:p>
+    <w:p>
+      <w:pPr>
+        <w:numPr>
+          <w:ilvl w:val="0"/>
+          <w:numId w:val="35"/>
+        </w:numPr>
+        <w:rPr>
+          <w:sz w:val="20"/>
+          <w:szCs w:val="20"/>
+          <w:lang w:val="es-ES_tradnl"/>
+        </w:rPr>
+      </w:pPr>
+      <w:r>
+        <w:rPr>
+          <w:sz w:val="20"/>
+          <w:szCs w:val="20"/>
+          <w:lang w:val="es-ES_tradnl"/>
+        </w:rPr>
+        <w:t>Fin de flujo alterno.</w:t>
+      </w:r>
+    </w:p>
+    <w:p>
+      <w:pPr>
+        <w:rPr>
+          <w:sz w:val="20"/>
+          <w:szCs w:val="20"/>
+          <w:lang w:val="es-ES_tradnl"/>
+        </w:rPr>
+      </w:pPr>
+    </w:p>
+    <w:p>
+      <w:pPr>
+        <w:pStyle w:val="NormalWeb"/>
+        <w:rPr>
+          <w:sz w:val="20"/>
+          <w:szCs w:val="20"/>
+          <w:lang w:val="es-419" w:eastAsia="es-419"/>
+        </w:rPr>
+      </w:pPr>
+      <w:r>
+        <w:rPr>
+          <w:rStyle w:val="Strong"/>
+          <w:sz w:val="20"/>
+          <w:szCs w:val="20"/>
+        </w:rPr>
+        <w:t>FA1</w:t>
+      </w:r>
+      <w:r>
+        <w:rPr>
+          <w:rStyle w:val="Strong"/>
+          <w:sz w:val="20"/>
+          <w:szCs w:val="20"/>
+        </w:rPr>
+        <w:t>0</w:t>
+      </w:r>
+      <w:r>
+        <w:rPr>
+          <w:rStyle w:val="Strong"/>
+          <w:sz w:val="20"/>
+          <w:szCs w:val="20"/>
+        </w:rPr>
+        <w:t xml:space="preserve"> Aceptar caso</w:t>
+      </w:r>
+    </w:p>
+    <w:p>
+      <w:pPr>
+        <w:numPr>
+          <w:ilvl w:val="0"/>
+          <w:numId w:val="40"/>
+        </w:numPr>
+        <w:spacing w:before="100" w:beforeAutospacing="1" w:after="100" w:afterAutospacing="1"/>
+        <w:rPr>
+          <w:sz w:val="20"/>
+          <w:szCs w:val="20"/>
+        </w:rPr>
+      </w:pPr>
+      <w:r>
+        <w:rPr>
+          <w:sz w:val="20"/>
+          <w:szCs w:val="20"/>
+        </w:rPr>
+        <w:t>El sistema valida que el caso se encuentre en estado "Registrado"</w:t>
+      </w:r>
+    </w:p>
+    <w:p>
+      <w:pPr>
+        <w:numPr>
+          <w:ilvl w:val="0"/>
+          <w:numId w:val="40"/>
+        </w:numPr>
+        <w:spacing w:before="100" w:beforeAutospacing="1" w:after="100" w:afterAutospacing="1"/>
+        <w:rPr>
+          <w:sz w:val="20"/>
+          <w:szCs w:val="20"/>
+        </w:rPr>
+      </w:pPr>
+      <w:r>
+        <w:rPr>
+          <w:sz w:val="20"/>
+          <w:szCs w:val="20"/>
+        </w:rPr>
+        <w:t>El usuario selecciona el botón "Aceptar".</w:t>
+      </w:r>
+    </w:p>
+    <w:p>
+      <w:pPr>
+        <w:numPr>
+          <w:ilvl w:val="0"/>
+          <w:numId w:val="40"/>
+        </w:numPr>
+        <w:spacing w:before="100" w:beforeAutospacing="1" w:after="100" w:afterAutospacing="1"/>
+        <w:rPr>
+          <w:sz w:val="20"/>
+          <w:szCs w:val="20"/>
+        </w:rPr>
+      </w:pPr>
+      <w:r>
+        <w:rPr>
+          <w:sz w:val="20"/>
+          <w:szCs w:val="20"/>
+        </w:rPr>
+        <w:t>El sistema actualiza el estado del caso a "En Revisión". RN04</w:t>
+      </w:r>
+    </w:p>
+    <w:p>
+      <w:pPr>
+        <w:numPr>
+          <w:ilvl w:val="0"/>
+          <w:numId w:val="40"/>
+        </w:numPr>
+        <w:spacing w:before="100" w:beforeAutospacing="1" w:after="100" w:afterAutospacing="1"/>
+        <w:rPr>
+          <w:sz w:val="20"/>
+          <w:szCs w:val="20"/>
+        </w:rPr>
+      </w:pPr>
+      <w:r>
+        <w:rPr>
+          <w:sz w:val="20"/>
+          <w:szCs w:val="20"/>
+        </w:rPr>
+        <w:t>El sistema registra el cambio en bitácora.</w:t>
+      </w:r>
+    </w:p>
+    <w:p>
+      <w:pPr>
+        <w:numPr>
+          <w:ilvl w:val="0"/>
+          <w:numId w:val="40"/>
+        </w:numPr>
+        <w:spacing w:before="100" w:beforeAutospacing="1" w:after="100" w:afterAutospacing="1"/>
+        <w:rPr>
+          <w:sz w:val="20"/>
+          <w:szCs w:val="20"/>
+        </w:rPr>
+      </w:pPr>
+      <w:r>
+        <w:rPr>
+          <w:sz w:val="20"/>
+          <w:szCs w:val="20"/>
+        </w:rPr>
+        <w:t>El sistema muestra el formulario detalle auxiliar actualizado, habilitando el botón "Asignar Técnico". RN14</w:t>
+      </w:r>
+    </w:p>
+    <w:p>
+      <w:pPr>
+        <w:pStyle w:val="Heading1"/>
         <w:numPr>
           <w:ilvl w:val="1"/>
           <w:numId w:val="24"/>
@@ -2271,1879 +4751,6 @@
           <w:szCs w:val="24"/>
           <w:lang w:val="es-ES_tradnl"/>
         </w:rPr>
-        <w:t>Flujos Alternos</w:t>
-      </w:r>
-    </w:p>
-    <w:p>
-      <w:pPr>
-        <w:rPr>
-          <w:b/>
-          <w:bCs/>
-          <w:sz w:val="20"/>
-          <w:szCs w:val="20"/>
-          <w:lang w:val="es-ES_tradnl"/>
-        </w:rPr>
-      </w:pPr>
-      <w:r>
-        <w:rPr>
-          <w:b/>
-          <w:bCs/>
-          <w:sz w:val="20"/>
-          <w:szCs w:val="20"/>
-          <w:lang w:val="es-ES_tradnl"/>
-        </w:rPr>
-        <w:t>FA01 No existen casos pendientes</w:t>
-      </w:r>
-    </w:p>
-    <w:p>
-      <w:pPr>
-        <w:numPr>
-          <w:ilvl w:val="0"/>
-          <w:numId w:val="27"/>
-        </w:numPr>
-        <w:rPr>
-          <w:sz w:val="20"/>
-          <w:szCs w:val="20"/>
-          <w:lang w:val="es-ES_tradnl"/>
-        </w:rPr>
-      </w:pPr>
-      <w:r>
-        <w:rPr>
-          <w:sz w:val="20"/>
-          <w:szCs w:val="20"/>
-          <w:lang w:val="es-ES_tradnl"/>
-        </w:rPr>
-        <w:t xml:space="preserve">El sistema </w:t>
-      </w:r>
-      <w:r>
-        <w:rPr>
-          <w:sz w:val="20"/>
-          <w:szCs w:val="20"/>
-          <w:lang w:val="es-ES_tradnl"/>
-        </w:rPr>
-        <w:t xml:space="preserve">muestra el </w:t>
-      </w:r>
-      <w:r>
-        <w:rPr>
-          <w:sz w:val="20"/>
-          <w:szCs w:val="20"/>
-          <w:lang w:val="es-ES_tradnl"/>
-        </w:rPr>
-        <w:t>mensaje</w:t>
-      </w:r>
-      <w:r>
-        <w:rPr>
-          <w:sz w:val="20"/>
-          <w:szCs w:val="20"/>
-          <w:lang w:val="es-ES_tradnl"/>
-        </w:rPr>
-        <w:t xml:space="preserve"> de error</w:t>
-      </w:r>
-      <w:r>
-        <w:rPr>
-          <w:sz w:val="20"/>
-          <w:szCs w:val="20"/>
-          <w:lang w:val="es-ES_tradnl"/>
-        </w:rPr>
-        <w:t xml:space="preserve">. </w:t>
-      </w:r>
-      <w:r>
-        <w:rPr>
-          <w:b/>
-          <w:bCs/>
-          <w:sz w:val="20"/>
-          <w:szCs w:val="20"/>
-          <w:lang w:val="es-ES_tradnl"/>
-        </w:rPr>
-        <w:t>AN02 #</w:t>
-      </w:r>
-      <w:r>
-        <w:rPr>
-          <w:b/>
-          <w:bCs/>
-          <w:sz w:val="20"/>
-          <w:szCs w:val="20"/>
-          <w:lang w:val="es-ES_tradnl"/>
-        </w:rPr>
-        <w:t xml:space="preserve"> 3</w:t>
-      </w:r>
-    </w:p>
-    <w:p>
-      <w:pPr>
-        <w:numPr>
-          <w:ilvl w:val="0"/>
-          <w:numId w:val="27"/>
-        </w:numPr>
-        <w:rPr>
-          <w:sz w:val="20"/>
-          <w:szCs w:val="20"/>
-          <w:lang w:val="es-ES_tradnl"/>
-        </w:rPr>
-      </w:pPr>
-      <w:r>
-        <w:rPr>
-          <w:sz w:val="20"/>
-          <w:szCs w:val="20"/>
-          <w:lang w:val="es-ES_tradnl"/>
-        </w:rPr>
-        <w:t>Fin del caso de uso.</w:t>
-      </w:r>
-    </w:p>
-    <w:p>
-      <w:pPr>
-        <w:rPr>
-          <w:sz w:val="20"/>
-          <w:szCs w:val="20"/>
-          <w:lang w:val="es-ES_tradnl"/>
-        </w:rPr>
-      </w:pPr>
-    </w:p>
-    <w:p>
-      <w:pPr>
-        <w:rPr>
-          <w:b/>
-          <w:bCs/>
-          <w:sz w:val="20"/>
-          <w:szCs w:val="20"/>
-          <w:lang w:val="es-ES_tradnl"/>
-        </w:rPr>
-      </w:pPr>
-      <w:r>
-        <w:rPr>
-          <w:b/>
-          <w:bCs/>
-          <w:sz w:val="20"/>
-          <w:szCs w:val="20"/>
-          <w:lang w:val="es-ES_tradnl"/>
-        </w:rPr>
-        <w:t xml:space="preserve">FA02 </w:t>
-      </w:r>
-      <w:r>
-        <w:rPr>
-          <w:b/>
-          <w:bCs/>
-          <w:sz w:val="20"/>
-          <w:szCs w:val="20"/>
-          <w:lang w:val="es-ES_tradnl"/>
-        </w:rPr>
-        <w:t>Rechazo sin ampliación</w:t>
-      </w:r>
-    </w:p>
-    <w:p>
-      <w:pPr>
-        <w:numPr>
-          <w:ilvl w:val="0"/>
-          <w:numId w:val="28"/>
-        </w:numPr>
-        <w:rPr>
-          <w:sz w:val="20"/>
-          <w:szCs w:val="20"/>
-          <w:lang w:val="es-ES_tradnl"/>
-        </w:rPr>
-      </w:pPr>
-      <w:r>
-        <w:rPr>
-          <w:sz w:val="20"/>
-          <w:szCs w:val="20"/>
-          <w:lang w:val="es-ES_tradnl"/>
-        </w:rPr>
-        <w:t xml:space="preserve">El </w:t>
-      </w:r>
-      <w:r>
-        <w:rPr>
-          <w:sz w:val="20"/>
-          <w:szCs w:val="20"/>
-          <w:lang w:val="es-ES_tradnl"/>
-        </w:rPr>
-        <w:t>usuario</w:t>
-      </w:r>
-      <w:r>
-        <w:rPr>
-          <w:sz w:val="20"/>
-          <w:szCs w:val="20"/>
-          <w:lang w:val="es-ES_tradnl"/>
-        </w:rPr>
-        <w:t xml:space="preserve"> selecciona </w:t>
-      </w:r>
-      <w:r>
-        <w:rPr>
-          <w:sz w:val="20"/>
-          <w:szCs w:val="20"/>
-          <w:lang w:val="es-ES_tradnl"/>
-        </w:rPr>
-        <w:t xml:space="preserve">el botón </w:t>
-      </w:r>
-      <w:r>
-        <w:rPr>
-          <w:sz w:val="20"/>
-          <w:szCs w:val="20"/>
-          <w:lang w:val="es-ES_tradnl"/>
-        </w:rPr>
-        <w:t>"Rechazar”.</w:t>
-      </w:r>
-    </w:p>
-    <w:p>
-      <w:pPr>
-        <w:numPr>
-          <w:ilvl w:val="0"/>
-          <w:numId w:val="28"/>
-        </w:numPr>
-        <w:rPr>
-          <w:b/>
-          <w:bCs/>
-          <w:sz w:val="20"/>
-          <w:szCs w:val="20"/>
-          <w:lang w:val="es-ES_tradnl"/>
-        </w:rPr>
-      </w:pPr>
-      <w:r>
-        <w:rPr>
-          <w:sz w:val="20"/>
-          <w:szCs w:val="20"/>
-          <w:lang w:val="es-ES_tradnl"/>
-        </w:rPr>
-        <w:t xml:space="preserve">El sistema muestra el formulario rechazo auxiliar. </w:t>
-      </w:r>
-      <w:r>
-        <w:rPr>
-          <w:b/>
-          <w:bCs/>
-          <w:sz w:val="20"/>
-          <w:szCs w:val="20"/>
-          <w:lang w:val="es-ES_tradnl"/>
-        </w:rPr>
-        <w:t>RN1</w:t>
-      </w:r>
-      <w:r>
-        <w:rPr>
-          <w:b/>
-          <w:bCs/>
-          <w:sz w:val="20"/>
-          <w:szCs w:val="20"/>
-          <w:lang w:val="es-ES_tradnl"/>
-        </w:rPr>
-        <w:t>5</w:t>
-      </w:r>
-    </w:p>
-    <w:p>
-      <w:pPr>
-        <w:numPr>
-          <w:ilvl w:val="0"/>
-          <w:numId w:val="28"/>
-        </w:numPr>
-        <w:rPr>
-          <w:sz w:val="20"/>
-          <w:szCs w:val="20"/>
-          <w:lang w:val="es-ES_tradnl"/>
-        </w:rPr>
-      </w:pPr>
-      <w:r>
-        <w:rPr>
-          <w:sz w:val="20"/>
-          <w:szCs w:val="20"/>
-          <w:lang w:val="es-ES_tradnl"/>
-        </w:rPr>
-        <w:lastRenderedPageBreak/>
-        <w:t>El sistema muestra los siguientes botones.</w:t>
-      </w:r>
-    </w:p>
-    <w:p>
-      <w:pPr>
-        <w:numPr>
-          <w:ilvl w:val="1"/>
-          <w:numId w:val="28"/>
-        </w:numPr>
-        <w:rPr>
-          <w:sz w:val="20"/>
-          <w:szCs w:val="20"/>
-          <w:lang w:val="es-ES_tradnl"/>
-        </w:rPr>
-      </w:pPr>
-      <w:r>
-        <w:rPr>
-          <w:sz w:val="20"/>
-          <w:szCs w:val="20"/>
-          <w:lang w:val="es-ES_tradnl"/>
-        </w:rPr>
-        <w:t>Aceptar</w:t>
-      </w:r>
-    </w:p>
-    <w:p>
-      <w:pPr>
-        <w:numPr>
-          <w:ilvl w:val="1"/>
-          <w:numId w:val="28"/>
-        </w:numPr>
-        <w:rPr>
-          <w:sz w:val="20"/>
-          <w:szCs w:val="20"/>
-          <w:lang w:val="es-ES_tradnl"/>
-        </w:rPr>
-      </w:pPr>
-      <w:r>
-        <w:rPr>
-          <w:sz w:val="20"/>
-          <w:szCs w:val="20"/>
-          <w:lang w:val="es-ES_tradnl"/>
-        </w:rPr>
-        <w:t xml:space="preserve">Cancelar </w:t>
-      </w:r>
-      <w:r>
-        <w:rPr>
-          <w:b/>
-          <w:bCs/>
-          <w:sz w:val="20"/>
-          <w:szCs w:val="20"/>
-          <w:lang w:val="es-ES_tradnl"/>
-        </w:rPr>
-        <w:t>FA0</w:t>
-      </w:r>
-      <w:r>
-        <w:rPr>
-          <w:b/>
-          <w:bCs/>
-          <w:sz w:val="20"/>
-          <w:szCs w:val="20"/>
-          <w:lang w:val="es-ES_tradnl"/>
-        </w:rPr>
-        <w:t>9</w:t>
-      </w:r>
-    </w:p>
-    <w:p>
-      <w:pPr>
-        <w:numPr>
-          <w:ilvl w:val="0"/>
-          <w:numId w:val="28"/>
-        </w:numPr>
-        <w:rPr>
-          <w:sz w:val="20"/>
-          <w:szCs w:val="20"/>
-          <w:lang w:val="es-ES_tradnl"/>
-        </w:rPr>
-      </w:pPr>
-      <w:r>
-        <w:rPr>
-          <w:sz w:val="20"/>
-          <w:szCs w:val="20"/>
-          <w:lang w:val="es-ES_tradnl"/>
-        </w:rPr>
-        <w:t xml:space="preserve">El </w:t>
-      </w:r>
-      <w:r>
-        <w:rPr>
-          <w:sz w:val="20"/>
-          <w:szCs w:val="20"/>
-          <w:lang w:val="es-ES_tradnl"/>
-        </w:rPr>
-        <w:t>usuario</w:t>
-      </w:r>
-      <w:r>
-        <w:rPr>
-          <w:sz w:val="20"/>
-          <w:szCs w:val="20"/>
-          <w:lang w:val="es-ES_tradnl"/>
-        </w:rPr>
-        <w:t xml:space="preserve"> </w:t>
-      </w:r>
-      <w:r>
-        <w:rPr>
-          <w:sz w:val="20"/>
-          <w:szCs w:val="20"/>
-          <w:lang w:val="es-ES_tradnl"/>
-        </w:rPr>
-        <w:t>llena el formulario rechazo auxiliar</w:t>
-      </w:r>
-      <w:r>
-        <w:rPr>
-          <w:sz w:val="20"/>
-          <w:szCs w:val="20"/>
-          <w:lang w:val="es-ES_tradnl"/>
-        </w:rPr>
-        <w:t xml:space="preserve"> sin ampliación</w:t>
-      </w:r>
-      <w:r>
-        <w:rPr>
-          <w:sz w:val="20"/>
-          <w:szCs w:val="20"/>
-          <w:lang w:val="es-ES_tradnl"/>
-        </w:rPr>
-        <w:t>.</w:t>
-      </w:r>
-      <w:r>
-        <w:rPr>
-          <w:sz w:val="20"/>
-          <w:szCs w:val="20"/>
-          <w:lang w:val="es-ES_tradnl"/>
-        </w:rPr>
-        <w:t xml:space="preserve"> </w:t>
-      </w:r>
-      <w:r>
-        <w:rPr>
-          <w:b/>
-          <w:bCs/>
-          <w:sz w:val="20"/>
-          <w:szCs w:val="20"/>
-          <w:lang w:val="es-ES_tradnl"/>
-        </w:rPr>
-        <w:t>FA03</w:t>
-      </w:r>
-    </w:p>
-    <w:p>
-      <w:pPr>
-        <w:numPr>
-          <w:ilvl w:val="0"/>
-          <w:numId w:val="28"/>
-        </w:numPr>
-        <w:rPr>
-          <w:sz w:val="20"/>
-          <w:szCs w:val="20"/>
-          <w:lang w:val="es-ES_tradnl"/>
-        </w:rPr>
-      </w:pPr>
-      <w:r>
-        <w:rPr>
-          <w:sz w:val="20"/>
-          <w:szCs w:val="20"/>
-          <w:lang w:val="es-ES_tradnl"/>
-        </w:rPr>
-        <w:t xml:space="preserve">El </w:t>
-      </w:r>
-      <w:r>
-        <w:rPr>
-          <w:sz w:val="20"/>
-          <w:szCs w:val="20"/>
-          <w:lang w:val="es-ES_tradnl"/>
-        </w:rPr>
-        <w:t>usuario selecciona el botón</w:t>
-      </w:r>
-      <w:r>
-        <w:rPr>
-          <w:sz w:val="20"/>
-          <w:szCs w:val="20"/>
-          <w:lang w:val="es-ES_tradnl"/>
-        </w:rPr>
-        <w:t xml:space="preserve"> “Aceptar”</w:t>
-      </w:r>
-      <w:r>
-        <w:rPr>
-          <w:sz w:val="20"/>
-          <w:szCs w:val="20"/>
-          <w:lang w:val="es-ES_tradnl"/>
-        </w:rPr>
-        <w:t>.</w:t>
-      </w:r>
-    </w:p>
-    <w:p>
-      <w:pPr>
-        <w:numPr>
-          <w:ilvl w:val="0"/>
-          <w:numId w:val="28"/>
-        </w:numPr>
-        <w:rPr>
-          <w:sz w:val="20"/>
-          <w:szCs w:val="20"/>
-          <w:lang w:val="es-ES_tradnl"/>
-        </w:rPr>
-      </w:pPr>
-      <w:r>
-        <w:rPr>
-          <w:sz w:val="20"/>
-          <w:szCs w:val="20"/>
-          <w:lang w:val="es-ES_tradnl"/>
-        </w:rPr>
-        <w:t xml:space="preserve">El sistema </w:t>
-      </w:r>
-      <w:r>
-        <w:rPr>
-          <w:sz w:val="20"/>
-          <w:szCs w:val="20"/>
-          <w:lang w:val="es-ES_tradnl"/>
-        </w:rPr>
-        <w:t>actualiza</w:t>
-      </w:r>
-      <w:r>
-        <w:rPr>
-          <w:sz w:val="20"/>
-          <w:szCs w:val="20"/>
-          <w:lang w:val="es-ES_tradnl"/>
-        </w:rPr>
-        <w:t xml:space="preserve"> el estado del caso. </w:t>
-      </w:r>
-      <w:r>
-        <w:rPr>
-          <w:b/>
-          <w:bCs/>
-          <w:sz w:val="20"/>
-          <w:szCs w:val="20"/>
-          <w:lang w:val="es-ES_tradnl"/>
-        </w:rPr>
-        <w:t>RN04</w:t>
-      </w:r>
-    </w:p>
-    <w:p>
-      <w:pPr>
-        <w:numPr>
-          <w:ilvl w:val="0"/>
-          <w:numId w:val="28"/>
-        </w:numPr>
-        <w:rPr>
-          <w:sz w:val="20"/>
-          <w:szCs w:val="20"/>
-          <w:lang w:val="es-ES_tradnl"/>
-        </w:rPr>
-      </w:pPr>
-      <w:r>
-        <w:rPr>
-          <w:sz w:val="20"/>
-          <w:szCs w:val="20"/>
-          <w:lang w:val="es-ES_tradnl"/>
-        </w:rPr>
-        <w:t xml:space="preserve">El sistema </w:t>
-      </w:r>
-      <w:r>
-        <w:rPr>
-          <w:sz w:val="20"/>
-          <w:szCs w:val="20"/>
-          <w:lang w:val="es-ES_tradnl"/>
-        </w:rPr>
-        <w:t>muestra</w:t>
-      </w:r>
-      <w:r>
-        <w:rPr>
-          <w:sz w:val="20"/>
-          <w:szCs w:val="20"/>
-          <w:lang w:val="es-ES_tradnl"/>
-        </w:rPr>
-        <w:t xml:space="preserve"> el mensaje de éxito. </w:t>
-      </w:r>
-      <w:r>
-        <w:rPr>
-          <w:b/>
-          <w:bCs/>
-          <w:sz w:val="20"/>
-          <w:szCs w:val="20"/>
-          <w:lang w:val="es-ES_tradnl"/>
-        </w:rPr>
-        <w:t xml:space="preserve">AN01 # </w:t>
-      </w:r>
-      <w:r>
-        <w:rPr>
-          <w:b/>
-          <w:bCs/>
-          <w:sz w:val="20"/>
-          <w:szCs w:val="20"/>
-          <w:lang w:val="es-ES_tradnl"/>
-        </w:rPr>
-        <w:t>4</w:t>
-      </w:r>
-    </w:p>
-    <w:p>
-      <w:pPr>
-        <w:numPr>
-          <w:ilvl w:val="0"/>
-          <w:numId w:val="28"/>
-        </w:numPr>
-        <w:rPr>
-          <w:sz w:val="20"/>
-          <w:szCs w:val="20"/>
-          <w:lang w:val="es-ES_tradnl"/>
-        </w:rPr>
-      </w:pPr>
-      <w:r>
-        <w:rPr>
-          <w:sz w:val="20"/>
-          <w:szCs w:val="20"/>
-          <w:lang w:val="es-ES_tradnl"/>
-        </w:rPr>
-        <w:t>El sistema registra en bitácora.</w:t>
-      </w:r>
-    </w:p>
-    <w:p>
-      <w:pPr>
-        <w:numPr>
-          <w:ilvl w:val="0"/>
-          <w:numId w:val="28"/>
-        </w:numPr>
-        <w:rPr>
-          <w:sz w:val="20"/>
-          <w:szCs w:val="20"/>
-          <w:lang w:val="es-ES_tradnl"/>
-        </w:rPr>
-      </w:pPr>
-      <w:r>
-        <w:rPr>
-          <w:sz w:val="20"/>
-          <w:szCs w:val="20"/>
-          <w:lang w:val="es-ES_tradnl"/>
-        </w:rPr>
-        <w:t>El sistema retorna</w:t>
-      </w:r>
-      <w:r>
-        <w:rPr>
-          <w:sz w:val="20"/>
-          <w:szCs w:val="20"/>
-          <w:lang w:val="es-ES_tradnl"/>
-        </w:rPr>
-        <w:t xml:space="preserve"> al paso 4 del flujo básico.</w:t>
-      </w:r>
-    </w:p>
-    <w:p>
-      <w:pPr>
-        <w:numPr>
-          <w:ilvl w:val="0"/>
-          <w:numId w:val="28"/>
-        </w:numPr>
-        <w:rPr>
-          <w:sz w:val="20"/>
-          <w:szCs w:val="20"/>
-          <w:lang w:val="es-ES_tradnl"/>
-        </w:rPr>
-      </w:pPr>
-      <w:r>
-        <w:rPr>
-          <w:sz w:val="20"/>
-          <w:szCs w:val="20"/>
-          <w:lang w:val="es-ES_tradnl"/>
-        </w:rPr>
-        <w:t>Fin de flujo alterno.</w:t>
-      </w:r>
-    </w:p>
-    <w:p>
-      <w:pPr>
-        <w:rPr>
-          <w:sz w:val="20"/>
-          <w:szCs w:val="20"/>
-          <w:lang w:val="es-ES_tradnl"/>
-        </w:rPr>
-      </w:pPr>
-    </w:p>
-    <w:p>
-      <w:pPr>
-        <w:rPr>
-          <w:b/>
-          <w:bCs/>
-          <w:sz w:val="20"/>
-          <w:szCs w:val="20"/>
-          <w:lang w:val="es-ES_tradnl"/>
-        </w:rPr>
-      </w:pPr>
-      <w:r>
-        <w:rPr>
-          <w:b/>
-          <w:bCs/>
-          <w:sz w:val="20"/>
-          <w:szCs w:val="20"/>
-          <w:lang w:val="es-ES_tradnl"/>
-        </w:rPr>
-        <w:t>FA03 Rechazo con ampliación</w:t>
-      </w:r>
-    </w:p>
-    <w:p>
-      <w:pPr>
-        <w:numPr>
-          <w:ilvl w:val="0"/>
-          <w:numId w:val="29"/>
-        </w:numPr>
-        <w:rPr>
-          <w:sz w:val="20"/>
-          <w:szCs w:val="20"/>
-          <w:lang w:val="es-ES_tradnl"/>
-        </w:rPr>
-      </w:pPr>
-      <w:r>
-        <w:rPr>
-          <w:sz w:val="20"/>
-          <w:szCs w:val="20"/>
-          <w:lang w:val="es-ES_tradnl"/>
-        </w:rPr>
-        <w:t>El usuario selecciona el botón “</w:t>
-      </w:r>
-      <w:r>
-        <w:rPr>
-          <w:sz w:val="20"/>
-          <w:szCs w:val="20"/>
-          <w:lang w:val="es-ES_tradnl"/>
-        </w:rPr>
-        <w:t>Aceptar</w:t>
-      </w:r>
-      <w:r>
-        <w:rPr>
-          <w:sz w:val="20"/>
-          <w:szCs w:val="20"/>
-          <w:lang w:val="es-ES_tradnl"/>
-        </w:rPr>
-        <w:t>”</w:t>
-      </w:r>
-    </w:p>
-    <w:p>
-      <w:pPr>
-        <w:numPr>
-          <w:ilvl w:val="0"/>
-          <w:numId w:val="29"/>
-        </w:numPr>
-        <w:rPr>
-          <w:sz w:val="20"/>
-          <w:szCs w:val="20"/>
-          <w:lang w:val="es-ES_tradnl"/>
-        </w:rPr>
-      </w:pPr>
-      <w:r>
-        <w:rPr>
-          <w:sz w:val="20"/>
-          <w:szCs w:val="20"/>
-          <w:lang w:val="es-ES_tradnl"/>
-        </w:rPr>
-        <w:t xml:space="preserve">El sistema </w:t>
-      </w:r>
-      <w:r>
-        <w:rPr>
-          <w:sz w:val="20"/>
-          <w:szCs w:val="20"/>
-          <w:lang w:val="es-ES_tradnl"/>
-        </w:rPr>
-        <w:t>actualiza</w:t>
-      </w:r>
-      <w:r>
-        <w:rPr>
-          <w:sz w:val="20"/>
-          <w:szCs w:val="20"/>
-          <w:lang w:val="es-ES_tradnl"/>
-        </w:rPr>
-        <w:t xml:space="preserve"> el estado del caso. </w:t>
-      </w:r>
-      <w:r>
-        <w:rPr>
-          <w:b/>
-          <w:bCs/>
-          <w:sz w:val="20"/>
-          <w:szCs w:val="20"/>
-          <w:lang w:val="es-ES_tradnl"/>
-        </w:rPr>
-        <w:t>RN04</w:t>
-      </w:r>
-    </w:p>
-    <w:p>
-      <w:pPr>
-        <w:numPr>
-          <w:ilvl w:val="0"/>
-          <w:numId w:val="29"/>
-        </w:numPr>
-        <w:rPr>
-          <w:sz w:val="20"/>
-          <w:szCs w:val="20"/>
-          <w:lang w:val="es-ES_tradnl"/>
-        </w:rPr>
-      </w:pPr>
-      <w:r>
-        <w:rPr>
-          <w:sz w:val="20"/>
-          <w:szCs w:val="20"/>
-          <w:lang w:val="es-ES_tradnl"/>
-        </w:rPr>
-        <w:t>El sistema envía correo electrónico al cliente solicitando la ampliación.</w:t>
-      </w:r>
-    </w:p>
-    <w:p>
-      <w:pPr>
-        <w:numPr>
-          <w:ilvl w:val="0"/>
-          <w:numId w:val="29"/>
-        </w:numPr>
-        <w:rPr>
-          <w:sz w:val="20"/>
-          <w:szCs w:val="20"/>
-          <w:lang w:val="es-ES_tradnl"/>
-        </w:rPr>
-      </w:pPr>
-      <w:r>
-        <w:rPr>
-          <w:sz w:val="20"/>
-          <w:szCs w:val="20"/>
-          <w:lang w:val="es-ES_tradnl"/>
-        </w:rPr>
-        <w:t>El sistema</w:t>
-      </w:r>
-      <w:r>
-        <w:rPr>
-          <w:sz w:val="20"/>
-          <w:szCs w:val="20"/>
-          <w:lang w:val="es-ES_tradnl"/>
-        </w:rPr>
-        <w:t xml:space="preserve"> retorna al paso 7 del </w:t>
-      </w:r>
-      <w:r>
-        <w:rPr>
-          <w:sz w:val="20"/>
-          <w:szCs w:val="20"/>
-          <w:lang w:val="es-ES_tradnl"/>
-        </w:rPr>
-        <w:t>flujo alterno usuario rechaza el caso</w:t>
-      </w:r>
-      <w:r>
-        <w:rPr>
-          <w:sz w:val="20"/>
-          <w:szCs w:val="20"/>
-          <w:lang w:val="es-ES_tradnl"/>
-        </w:rPr>
-        <w:t>.</w:t>
-      </w:r>
-      <w:r>
-        <w:rPr>
-          <w:sz w:val="20"/>
-          <w:szCs w:val="20"/>
-          <w:lang w:val="es-ES_tradnl"/>
-        </w:rPr>
-        <w:t xml:space="preserve"> </w:t>
-      </w:r>
-      <w:r>
-        <w:rPr>
-          <w:b/>
-          <w:bCs/>
-          <w:sz w:val="20"/>
-          <w:szCs w:val="20"/>
-          <w:lang w:val="es-ES_tradnl"/>
-        </w:rPr>
-        <w:t>FA02</w:t>
-      </w:r>
-    </w:p>
-    <w:p>
-      <w:pPr>
-        <w:rPr>
-          <w:sz w:val="20"/>
-          <w:szCs w:val="20"/>
-          <w:lang w:val="es-ES_tradnl"/>
-        </w:rPr>
-      </w:pPr>
-    </w:p>
-    <w:p>
-      <w:pPr>
-        <w:rPr>
-          <w:b/>
-          <w:bCs/>
-          <w:sz w:val="20"/>
-          <w:szCs w:val="20"/>
-          <w:lang w:val="es-ES_tradnl"/>
-        </w:rPr>
-      </w:pPr>
-      <w:r>
-        <w:rPr>
-          <w:b/>
-          <w:bCs/>
-          <w:sz w:val="20"/>
-          <w:szCs w:val="20"/>
-          <w:lang w:val="es-ES_tradnl"/>
-        </w:rPr>
-        <w:t>FA04 Búsqueda de caso</w:t>
-      </w:r>
-    </w:p>
-    <w:p>
-      <w:pPr>
-        <w:numPr>
-          <w:ilvl w:val="0"/>
-          <w:numId w:val="30"/>
-        </w:numPr>
-        <w:rPr>
-          <w:sz w:val="20"/>
-          <w:szCs w:val="20"/>
-          <w:lang w:val="es-ES_tradnl"/>
-        </w:rPr>
-      </w:pPr>
-      <w:r>
-        <w:rPr>
-          <w:sz w:val="20"/>
-          <w:szCs w:val="20"/>
-          <w:lang w:val="es-ES_tradnl"/>
-        </w:rPr>
-        <w:t xml:space="preserve">El </w:t>
-      </w:r>
-      <w:r>
-        <w:rPr>
-          <w:sz w:val="20"/>
-          <w:szCs w:val="20"/>
-          <w:lang w:val="es-ES_tradnl"/>
-        </w:rPr>
-        <w:t>usuario</w:t>
-      </w:r>
-      <w:r>
-        <w:rPr>
-          <w:sz w:val="20"/>
-          <w:szCs w:val="20"/>
-          <w:lang w:val="es-ES_tradnl"/>
-        </w:rPr>
-        <w:t xml:space="preserve"> ingresa el código del caso.</w:t>
-      </w:r>
-    </w:p>
-    <w:p>
-      <w:pPr>
-        <w:numPr>
-          <w:ilvl w:val="0"/>
-          <w:numId w:val="30"/>
-        </w:numPr>
-        <w:rPr>
-          <w:sz w:val="20"/>
-          <w:szCs w:val="20"/>
-          <w:lang w:val="es-ES_tradnl"/>
-        </w:rPr>
-      </w:pPr>
-      <w:r>
-        <w:rPr>
-          <w:sz w:val="20"/>
-          <w:szCs w:val="20"/>
-          <w:lang w:val="es-ES_tradnl"/>
-        </w:rPr>
-        <w:t xml:space="preserve">El </w:t>
-      </w:r>
-      <w:r>
-        <w:rPr>
-          <w:sz w:val="20"/>
-          <w:szCs w:val="20"/>
-          <w:lang w:val="es-ES_tradnl"/>
-        </w:rPr>
-        <w:t>usuario</w:t>
-      </w:r>
-      <w:r>
-        <w:rPr>
-          <w:sz w:val="20"/>
-          <w:szCs w:val="20"/>
-          <w:lang w:val="es-ES_tradnl"/>
-        </w:rPr>
-        <w:t xml:space="preserve"> selecciona </w:t>
-      </w:r>
-      <w:r>
-        <w:rPr>
-          <w:sz w:val="20"/>
-          <w:szCs w:val="20"/>
-          <w:lang w:val="es-ES_tradnl"/>
-        </w:rPr>
-        <w:t xml:space="preserve">el botón </w:t>
-      </w:r>
-      <w:r>
-        <w:rPr>
-          <w:sz w:val="20"/>
-          <w:szCs w:val="20"/>
-          <w:lang w:val="es-ES_tradnl"/>
-        </w:rPr>
-        <w:t>“Buscar”</w:t>
-      </w:r>
-      <w:r>
-        <w:rPr>
-          <w:sz w:val="20"/>
-          <w:szCs w:val="20"/>
-          <w:lang w:val="es-ES_tradnl"/>
-        </w:rPr>
-        <w:t>.</w:t>
-      </w:r>
-    </w:p>
-    <w:p>
-      <w:pPr>
-        <w:numPr>
-          <w:ilvl w:val="0"/>
-          <w:numId w:val="30"/>
-        </w:numPr>
-        <w:rPr>
-          <w:sz w:val="20"/>
-          <w:szCs w:val="20"/>
-          <w:lang w:val="es-ES_tradnl"/>
-        </w:rPr>
-      </w:pPr>
-      <w:r>
-        <w:rPr>
-          <w:sz w:val="20"/>
-          <w:szCs w:val="20"/>
-          <w:lang w:val="es-ES_tradnl"/>
-        </w:rPr>
-        <w:t xml:space="preserve">El sistema muestra el resultado, retornando al paso </w:t>
-      </w:r>
-      <w:r>
-        <w:rPr>
-          <w:sz w:val="20"/>
-          <w:szCs w:val="20"/>
-          <w:lang w:val="es-ES_tradnl"/>
-        </w:rPr>
-        <w:t>5</w:t>
-      </w:r>
-      <w:r>
-        <w:rPr>
-          <w:sz w:val="20"/>
-          <w:szCs w:val="20"/>
-          <w:lang w:val="es-ES_tradnl"/>
-        </w:rPr>
-        <w:t xml:space="preserve"> del flujo básico.</w:t>
-      </w:r>
-    </w:p>
-    <w:p>
-      <w:pPr>
-        <w:numPr>
-          <w:ilvl w:val="0"/>
-          <w:numId w:val="30"/>
-        </w:numPr>
-        <w:rPr>
-          <w:sz w:val="20"/>
-          <w:szCs w:val="20"/>
-          <w:lang w:val="es-ES_tradnl"/>
-        </w:rPr>
-      </w:pPr>
-      <w:r>
-        <w:rPr>
-          <w:sz w:val="20"/>
-          <w:szCs w:val="20"/>
-          <w:lang w:val="es-ES_tradnl"/>
-        </w:rPr>
-        <w:t>Fin de flujo alterno.</w:t>
-      </w:r>
-    </w:p>
-    <w:p>
-      <w:pPr>
-        <w:rPr>
-          <w:sz w:val="20"/>
-          <w:szCs w:val="20"/>
-          <w:lang w:val="es-ES_tradnl"/>
-        </w:rPr>
-      </w:pPr>
-    </w:p>
-    <w:p>
-      <w:pPr>
-        <w:rPr>
-          <w:b/>
-          <w:bCs/>
-          <w:sz w:val="20"/>
-          <w:szCs w:val="20"/>
-          <w:lang w:val="es-ES_tradnl"/>
-        </w:rPr>
-      </w:pPr>
-      <w:r>
-        <w:rPr>
-          <w:b/>
-          <w:bCs/>
-          <w:sz w:val="20"/>
-          <w:szCs w:val="20"/>
-          <w:lang w:val="es-ES_tradnl"/>
-        </w:rPr>
-        <w:t>FA05 Filtro de casos</w:t>
-      </w:r>
-    </w:p>
-    <w:p>
-      <w:pPr>
-        <w:numPr>
-          <w:ilvl w:val="0"/>
-          <w:numId w:val="31"/>
-        </w:numPr>
-        <w:rPr>
-          <w:sz w:val="20"/>
-          <w:szCs w:val="20"/>
-          <w:lang w:val="es-ES_tradnl"/>
-        </w:rPr>
-      </w:pPr>
-      <w:r>
-        <w:rPr>
-          <w:sz w:val="20"/>
-          <w:szCs w:val="20"/>
-          <w:lang w:val="es-ES_tradnl"/>
-        </w:rPr>
-        <w:t xml:space="preserve">El </w:t>
-      </w:r>
-      <w:r>
-        <w:rPr>
-          <w:sz w:val="20"/>
-          <w:szCs w:val="20"/>
-          <w:lang w:val="es-ES_tradnl"/>
-        </w:rPr>
-        <w:t>usuario</w:t>
-      </w:r>
-      <w:r>
-        <w:rPr>
-          <w:sz w:val="20"/>
-          <w:szCs w:val="20"/>
-          <w:lang w:val="es-ES_tradnl"/>
-        </w:rPr>
-        <w:t xml:space="preserve"> </w:t>
-      </w:r>
-      <w:r>
-        <w:rPr>
-          <w:sz w:val="20"/>
-          <w:szCs w:val="20"/>
-          <w:lang w:val="es-ES_tradnl"/>
-        </w:rPr>
-        <w:t>selecciona el tipo de filtro: fecha, tipo, categoría.</w:t>
-      </w:r>
-    </w:p>
-    <w:p>
-      <w:pPr>
-        <w:numPr>
-          <w:ilvl w:val="0"/>
-          <w:numId w:val="31"/>
-        </w:numPr>
-        <w:rPr>
-          <w:sz w:val="20"/>
-          <w:szCs w:val="20"/>
-          <w:lang w:val="es-ES_tradnl"/>
-        </w:rPr>
-      </w:pPr>
-      <w:r>
-        <w:rPr>
-          <w:sz w:val="20"/>
-          <w:szCs w:val="20"/>
-          <w:lang w:val="es-ES_tradnl"/>
-        </w:rPr>
-        <w:t xml:space="preserve">El sistema muestra el resultado, retornando al paso </w:t>
-      </w:r>
-      <w:r>
-        <w:rPr>
-          <w:sz w:val="20"/>
-          <w:szCs w:val="20"/>
-          <w:lang w:val="es-ES_tradnl"/>
-        </w:rPr>
-        <w:t>5</w:t>
-      </w:r>
-      <w:r>
-        <w:rPr>
-          <w:sz w:val="20"/>
-          <w:szCs w:val="20"/>
-          <w:lang w:val="es-ES_tradnl"/>
-        </w:rPr>
-        <w:t xml:space="preserve"> del flujo básico.</w:t>
-      </w:r>
-    </w:p>
-    <w:p>
-      <w:pPr>
-        <w:numPr>
-          <w:ilvl w:val="0"/>
-          <w:numId w:val="31"/>
-        </w:numPr>
-        <w:rPr>
-          <w:sz w:val="20"/>
-          <w:szCs w:val="20"/>
-          <w:lang w:val="es-ES_tradnl"/>
-        </w:rPr>
-      </w:pPr>
-      <w:r>
-        <w:rPr>
-          <w:sz w:val="20"/>
-          <w:szCs w:val="20"/>
-          <w:lang w:val="es-ES_tradnl"/>
-        </w:rPr>
-        <w:t>Fin de flujo alterno.</w:t>
-      </w:r>
-    </w:p>
-    <w:p>
-      <w:pPr>
-        <w:rPr>
-          <w:sz w:val="20"/>
-          <w:szCs w:val="20"/>
-          <w:lang w:val="es-ES_tradnl"/>
-        </w:rPr>
-      </w:pPr>
-    </w:p>
-    <w:p>
-      <w:pPr>
-        <w:rPr>
-          <w:b/>
-          <w:bCs/>
-          <w:sz w:val="20"/>
-          <w:szCs w:val="20"/>
-          <w:lang w:val="es-ES_tradnl"/>
-        </w:rPr>
-      </w:pPr>
-      <w:r>
-        <w:rPr>
-          <w:b/>
-          <w:bCs/>
-          <w:sz w:val="20"/>
-          <w:szCs w:val="20"/>
-          <w:lang w:val="es-ES_tradnl"/>
-        </w:rPr>
-        <w:t>FA</w:t>
-      </w:r>
-      <w:r>
-        <w:rPr>
-          <w:b/>
-          <w:bCs/>
-          <w:sz w:val="20"/>
-          <w:szCs w:val="20"/>
-          <w:lang w:val="es-ES_tradnl"/>
-        </w:rPr>
-        <w:t>06</w:t>
-      </w:r>
-      <w:r>
-        <w:rPr>
-          <w:b/>
-          <w:bCs/>
-          <w:sz w:val="20"/>
-          <w:szCs w:val="20"/>
-          <w:lang w:val="es-ES_tradnl"/>
-        </w:rPr>
-        <w:t xml:space="preserve"> </w:t>
-      </w:r>
-      <w:r>
-        <w:rPr>
-          <w:b/>
-          <w:bCs/>
-          <w:sz w:val="20"/>
-          <w:szCs w:val="20"/>
-          <w:lang w:val="es-ES_tradnl"/>
-        </w:rPr>
-        <w:t>Cerrar sesión</w:t>
-      </w:r>
-    </w:p>
-    <w:p>
-      <w:pPr>
-        <w:numPr>
-          <w:ilvl w:val="0"/>
-          <w:numId w:val="32"/>
-        </w:numPr>
-        <w:rPr>
-          <w:sz w:val="20"/>
-          <w:szCs w:val="20"/>
-          <w:lang w:val="es-ES_tradnl"/>
-        </w:rPr>
-      </w:pPr>
-      <w:r>
-        <w:rPr>
-          <w:sz w:val="20"/>
-          <w:szCs w:val="20"/>
-          <w:lang w:val="es-ES_tradnl"/>
-        </w:rPr>
-        <w:t xml:space="preserve">El </w:t>
-      </w:r>
-      <w:r>
-        <w:rPr>
-          <w:sz w:val="20"/>
-          <w:szCs w:val="20"/>
-          <w:lang w:val="es-ES_tradnl"/>
-        </w:rPr>
-        <w:t>usuario selecciona el botón “Cerrar sesión”</w:t>
-      </w:r>
-    </w:p>
-    <w:p>
-      <w:pPr>
-        <w:numPr>
-          <w:ilvl w:val="0"/>
-          <w:numId w:val="32"/>
-        </w:numPr>
-        <w:rPr>
-          <w:sz w:val="20"/>
-          <w:szCs w:val="20"/>
-          <w:lang w:val="es-ES_tradnl"/>
-        </w:rPr>
-      </w:pPr>
-      <w:r>
-        <w:rPr>
-          <w:sz w:val="20"/>
-          <w:szCs w:val="20"/>
-          <w:lang w:val="es-ES_tradnl"/>
-        </w:rPr>
-        <w:t>El sistema retorna al portal web.</w:t>
-      </w:r>
-    </w:p>
-    <w:p>
-      <w:pPr>
-        <w:numPr>
-          <w:ilvl w:val="0"/>
-          <w:numId w:val="32"/>
-        </w:numPr>
-        <w:rPr>
-          <w:sz w:val="20"/>
-          <w:szCs w:val="20"/>
-          <w:lang w:val="es-ES_tradnl"/>
-        </w:rPr>
-      </w:pPr>
-      <w:r>
-        <w:rPr>
-          <w:sz w:val="20"/>
-          <w:szCs w:val="20"/>
-          <w:lang w:val="es-ES_tradnl"/>
-        </w:rPr>
-        <w:t>Fin de flujo alterno.</w:t>
-      </w:r>
-    </w:p>
-    <w:p>
-      <w:pPr>
-        <w:rPr>
-          <w:sz w:val="20"/>
-          <w:szCs w:val="20"/>
-          <w:lang w:val="es-ES_tradnl"/>
-        </w:rPr>
-      </w:pPr>
-    </w:p>
-    <w:p>
-      <w:pPr>
-        <w:rPr>
-          <w:b/>
-          <w:bCs/>
-          <w:sz w:val="20"/>
-          <w:szCs w:val="20"/>
-          <w:lang w:val="es-ES_tradnl"/>
-        </w:rPr>
-      </w:pPr>
-      <w:r>
-        <w:rPr>
-          <w:b/>
-          <w:bCs/>
-          <w:sz w:val="20"/>
-          <w:szCs w:val="20"/>
-          <w:lang w:val="es-ES_tradnl"/>
-        </w:rPr>
-        <w:t>FA0</w:t>
-      </w:r>
-      <w:r>
-        <w:rPr>
-          <w:b/>
-          <w:bCs/>
-          <w:sz w:val="20"/>
-          <w:szCs w:val="20"/>
-          <w:lang w:val="es-ES_tradnl"/>
-        </w:rPr>
-        <w:t>7</w:t>
-      </w:r>
-      <w:r>
-        <w:rPr>
-          <w:b/>
-          <w:bCs/>
-          <w:sz w:val="20"/>
-          <w:szCs w:val="20"/>
-          <w:lang w:val="es-ES_tradnl"/>
-        </w:rPr>
-        <w:t xml:space="preserve"> </w:t>
-      </w:r>
-      <w:r>
-        <w:rPr>
-          <w:b/>
-          <w:bCs/>
-          <w:sz w:val="20"/>
-          <w:szCs w:val="20"/>
-          <w:lang w:val="es-ES_tradnl"/>
-        </w:rPr>
-        <w:t>Regresar</w:t>
-      </w:r>
-    </w:p>
-    <w:p>
-      <w:pPr>
-        <w:numPr>
-          <w:ilvl w:val="0"/>
-          <w:numId w:val="33"/>
-        </w:numPr>
-        <w:rPr>
-          <w:sz w:val="20"/>
-          <w:szCs w:val="20"/>
-          <w:lang w:val="es-ES_tradnl"/>
-        </w:rPr>
-      </w:pPr>
-      <w:r>
-        <w:rPr>
-          <w:sz w:val="20"/>
-          <w:szCs w:val="20"/>
-          <w:lang w:val="es-ES_tradnl"/>
-        </w:rPr>
-        <w:t xml:space="preserve">El </w:t>
-      </w:r>
-      <w:r>
-        <w:rPr>
-          <w:sz w:val="20"/>
-          <w:szCs w:val="20"/>
-          <w:lang w:val="es-ES_tradnl"/>
-        </w:rPr>
-        <w:t>usuario selecciona el botón “</w:t>
-      </w:r>
-      <w:r>
-        <w:rPr>
-          <w:sz w:val="20"/>
-          <w:szCs w:val="20"/>
-          <w:lang w:val="es-ES_tradnl"/>
-        </w:rPr>
-        <w:t>Regresar</w:t>
-      </w:r>
-      <w:r>
-        <w:rPr>
-          <w:sz w:val="20"/>
-          <w:szCs w:val="20"/>
-          <w:lang w:val="es-ES_tradnl"/>
-        </w:rPr>
-        <w:t>”</w:t>
-      </w:r>
-    </w:p>
-    <w:p>
-      <w:pPr>
-        <w:numPr>
-          <w:ilvl w:val="0"/>
-          <w:numId w:val="33"/>
-        </w:numPr>
-        <w:rPr>
-          <w:sz w:val="20"/>
-          <w:szCs w:val="20"/>
-          <w:lang w:val="es-ES_tradnl"/>
-        </w:rPr>
-      </w:pPr>
-      <w:r>
-        <w:rPr>
-          <w:sz w:val="20"/>
-          <w:szCs w:val="20"/>
-          <w:lang w:val="es-ES_tradnl"/>
-        </w:rPr>
-        <w:t xml:space="preserve">El sistema cierra el formulario </w:t>
-      </w:r>
-      <w:r>
-        <w:rPr>
-          <w:sz w:val="20"/>
-          <w:szCs w:val="20"/>
-          <w:lang w:val="es-ES_tradnl"/>
-        </w:rPr>
-        <w:t>detalle auxiliar</w:t>
-      </w:r>
-      <w:r>
-        <w:rPr>
-          <w:sz w:val="20"/>
-          <w:szCs w:val="20"/>
-          <w:lang w:val="es-ES_tradnl"/>
-        </w:rPr>
-        <w:t>.</w:t>
-      </w:r>
-    </w:p>
-    <w:p>
-      <w:pPr>
-        <w:numPr>
-          <w:ilvl w:val="0"/>
-          <w:numId w:val="33"/>
-        </w:numPr>
-        <w:rPr>
-          <w:sz w:val="20"/>
-          <w:szCs w:val="20"/>
-          <w:lang w:val="es-ES_tradnl"/>
-        </w:rPr>
-      </w:pPr>
-      <w:r>
-        <w:rPr>
-          <w:sz w:val="20"/>
-          <w:szCs w:val="20"/>
-          <w:lang w:val="es-ES_tradnl"/>
-        </w:rPr>
-        <w:t xml:space="preserve">El sistema retorna al paso </w:t>
-      </w:r>
-      <w:r>
-        <w:rPr>
-          <w:sz w:val="20"/>
-          <w:szCs w:val="20"/>
-          <w:lang w:val="es-ES_tradnl"/>
-        </w:rPr>
-        <w:t>4</w:t>
-      </w:r>
-      <w:r>
-        <w:rPr>
-          <w:sz w:val="20"/>
-          <w:szCs w:val="20"/>
-          <w:lang w:val="es-ES_tradnl"/>
-        </w:rPr>
-        <w:t xml:space="preserve"> del flujo básico.</w:t>
-      </w:r>
-    </w:p>
-    <w:p>
-      <w:pPr>
-        <w:numPr>
-          <w:ilvl w:val="0"/>
-          <w:numId w:val="33"/>
-        </w:numPr>
-        <w:rPr>
-          <w:sz w:val="20"/>
-          <w:szCs w:val="20"/>
-          <w:lang w:val="es-ES_tradnl"/>
-        </w:rPr>
-      </w:pPr>
-      <w:r>
-        <w:rPr>
-          <w:sz w:val="20"/>
-          <w:szCs w:val="20"/>
-          <w:lang w:val="es-ES_tradnl"/>
-        </w:rPr>
-        <w:t>Fin de flujo alterno.</w:t>
-      </w:r>
-    </w:p>
-    <w:p>
-      <w:pPr>
-        <w:rPr>
-          <w:sz w:val="20"/>
-          <w:szCs w:val="20"/>
-          <w:lang w:val="es-ES_tradnl"/>
-        </w:rPr>
-      </w:pPr>
-    </w:p>
-    <w:p>
-      <w:pPr>
-        <w:rPr>
-          <w:b/>
-          <w:bCs/>
-          <w:sz w:val="20"/>
-          <w:szCs w:val="20"/>
-          <w:lang w:val="es-ES_tradnl"/>
-        </w:rPr>
-      </w:pPr>
-      <w:r>
-        <w:rPr>
-          <w:b/>
-          <w:bCs/>
-          <w:sz w:val="20"/>
-          <w:szCs w:val="20"/>
-          <w:lang w:val="es-ES_tradnl"/>
-        </w:rPr>
-        <w:t>FA0</w:t>
-      </w:r>
-      <w:r>
-        <w:rPr>
-          <w:b/>
-          <w:bCs/>
-          <w:sz w:val="20"/>
-          <w:szCs w:val="20"/>
-          <w:lang w:val="es-ES_tradnl"/>
-        </w:rPr>
-        <w:t>8</w:t>
-      </w:r>
-      <w:r>
-        <w:rPr>
-          <w:b/>
-          <w:bCs/>
-          <w:sz w:val="20"/>
-          <w:szCs w:val="20"/>
-          <w:lang w:val="es-ES_tradnl"/>
-        </w:rPr>
-        <w:t xml:space="preserve"> Técnico </w:t>
-      </w:r>
-      <w:r>
-        <w:rPr>
-          <w:b/>
-          <w:bCs/>
-          <w:sz w:val="20"/>
-          <w:szCs w:val="20"/>
-          <w:lang w:val="es-ES_tradnl"/>
-        </w:rPr>
-        <w:t>no activo</w:t>
-      </w:r>
-    </w:p>
-    <w:p>
-      <w:pPr>
-        <w:numPr>
-          <w:ilvl w:val="0"/>
-          <w:numId w:val="34"/>
-        </w:numPr>
-        <w:rPr>
-          <w:sz w:val="20"/>
-          <w:szCs w:val="20"/>
-          <w:lang w:val="es-ES_tradnl"/>
-        </w:rPr>
-      </w:pPr>
-      <w:r>
-        <w:rPr>
-          <w:sz w:val="20"/>
-          <w:szCs w:val="20"/>
-          <w:lang w:val="es-ES_tradnl"/>
-        </w:rPr>
-        <w:t xml:space="preserve">El sistema </w:t>
-      </w:r>
-      <w:r>
-        <w:rPr>
-          <w:sz w:val="20"/>
-          <w:szCs w:val="20"/>
-          <w:lang w:val="es-ES_tradnl"/>
-        </w:rPr>
-        <w:t>muestra</w:t>
-      </w:r>
-      <w:r>
-        <w:rPr>
-          <w:sz w:val="20"/>
-          <w:szCs w:val="20"/>
-          <w:lang w:val="es-ES_tradnl"/>
-        </w:rPr>
-        <w:t xml:space="preserve"> el mensaje de error. </w:t>
-      </w:r>
-      <w:r>
-        <w:rPr>
-          <w:b/>
-          <w:bCs/>
-          <w:sz w:val="20"/>
-          <w:szCs w:val="20"/>
-          <w:lang w:val="es-ES_tradnl"/>
-        </w:rPr>
-        <w:t xml:space="preserve">AN02 # </w:t>
-      </w:r>
-      <w:r>
-        <w:rPr>
-          <w:b/>
-          <w:bCs/>
-          <w:sz w:val="20"/>
-          <w:szCs w:val="20"/>
-          <w:lang w:val="es-ES_tradnl"/>
-        </w:rPr>
-        <w:t>04</w:t>
-      </w:r>
-    </w:p>
-    <w:p>
-      <w:pPr>
-        <w:numPr>
-          <w:ilvl w:val="0"/>
-          <w:numId w:val="34"/>
-        </w:numPr>
-        <w:rPr>
-          <w:sz w:val="20"/>
-          <w:szCs w:val="20"/>
-          <w:lang w:val="es-ES_tradnl"/>
-        </w:rPr>
-      </w:pPr>
-      <w:r>
-        <w:rPr>
-          <w:sz w:val="20"/>
-          <w:szCs w:val="20"/>
-          <w:lang w:val="es-ES_tradnl"/>
-        </w:rPr>
-        <w:t xml:space="preserve">El sistema </w:t>
-      </w:r>
-      <w:r>
-        <w:rPr>
-          <w:sz w:val="20"/>
-          <w:szCs w:val="20"/>
-          <w:lang w:val="es-ES_tradnl"/>
-        </w:rPr>
-        <w:t>retorna al paso 17 del flujo básico.</w:t>
-      </w:r>
-    </w:p>
-    <w:p>
-      <w:pPr>
-        <w:numPr>
-          <w:ilvl w:val="0"/>
-          <w:numId w:val="34"/>
-        </w:numPr>
-        <w:rPr>
-          <w:sz w:val="20"/>
-          <w:szCs w:val="20"/>
-          <w:lang w:val="es-ES_tradnl"/>
-        </w:rPr>
-      </w:pPr>
-      <w:r>
-        <w:rPr>
-          <w:sz w:val="20"/>
-          <w:szCs w:val="20"/>
-          <w:lang w:val="es-ES_tradnl"/>
-        </w:rPr>
-        <w:t>Fin de flujo alterno.</w:t>
-      </w:r>
-    </w:p>
-    <w:p>
-      <w:pPr>
-        <w:rPr>
-          <w:b/>
-          <w:bCs/>
-          <w:sz w:val="20"/>
-          <w:szCs w:val="20"/>
-          <w:lang w:val="es-ES_tradnl"/>
-        </w:rPr>
-      </w:pPr>
-    </w:p>
-    <w:p>
-      <w:pPr>
-        <w:rPr>
-          <w:b/>
-          <w:bCs/>
-          <w:sz w:val="20"/>
-          <w:szCs w:val="20"/>
-          <w:lang w:val="es-ES_tradnl"/>
-        </w:rPr>
-      </w:pPr>
-      <w:r>
-        <w:rPr>
-          <w:b/>
-          <w:bCs/>
-          <w:sz w:val="20"/>
-          <w:szCs w:val="20"/>
-          <w:lang w:val="es-ES_tradnl"/>
-        </w:rPr>
-        <w:t>FA0</w:t>
-      </w:r>
-      <w:r>
-        <w:rPr>
-          <w:b/>
-          <w:bCs/>
-          <w:sz w:val="20"/>
-          <w:szCs w:val="20"/>
-          <w:lang w:val="es-ES_tradnl"/>
-        </w:rPr>
-        <w:t>9</w:t>
-      </w:r>
-      <w:r>
-        <w:rPr>
-          <w:b/>
-          <w:bCs/>
-          <w:sz w:val="20"/>
-          <w:szCs w:val="20"/>
-          <w:lang w:val="es-ES_tradnl"/>
-        </w:rPr>
-        <w:t xml:space="preserve"> </w:t>
-      </w:r>
-      <w:r>
-        <w:rPr>
-          <w:b/>
-          <w:bCs/>
-          <w:sz w:val="20"/>
-          <w:szCs w:val="20"/>
-          <w:lang w:val="es-ES_tradnl"/>
-        </w:rPr>
-        <w:t>Cancelar</w:t>
-      </w:r>
-    </w:p>
-    <w:p>
-      <w:pPr>
-        <w:numPr>
-          <w:ilvl w:val="0"/>
-          <w:numId w:val="35"/>
-        </w:numPr>
-        <w:rPr>
-          <w:sz w:val="20"/>
-          <w:szCs w:val="20"/>
-          <w:lang w:val="es-ES_tradnl"/>
-        </w:rPr>
-      </w:pPr>
-      <w:r>
-        <w:rPr>
-          <w:sz w:val="20"/>
-          <w:szCs w:val="20"/>
-          <w:lang w:val="es-ES_tradnl"/>
-        </w:rPr>
-        <w:t xml:space="preserve">El </w:t>
-      </w:r>
-      <w:r>
-        <w:rPr>
-          <w:sz w:val="20"/>
-          <w:szCs w:val="20"/>
-          <w:lang w:val="es-ES_tradnl"/>
-        </w:rPr>
-        <w:t>usuario selecciona el botón “</w:t>
-      </w:r>
-      <w:r>
-        <w:rPr>
-          <w:sz w:val="20"/>
-          <w:szCs w:val="20"/>
-          <w:lang w:val="es-ES_tradnl"/>
-        </w:rPr>
-        <w:t>Cancelar</w:t>
-      </w:r>
-      <w:r>
-        <w:rPr>
-          <w:sz w:val="20"/>
-          <w:szCs w:val="20"/>
-          <w:lang w:val="es-ES_tradnl"/>
-        </w:rPr>
-        <w:t>”</w:t>
-      </w:r>
-    </w:p>
-    <w:p>
-      <w:pPr>
-        <w:numPr>
-          <w:ilvl w:val="0"/>
-          <w:numId w:val="35"/>
-        </w:numPr>
-        <w:rPr>
-          <w:sz w:val="20"/>
-          <w:szCs w:val="20"/>
-          <w:lang w:val="es-ES_tradnl"/>
-        </w:rPr>
-      </w:pPr>
-      <w:r>
-        <w:rPr>
-          <w:sz w:val="20"/>
-          <w:szCs w:val="20"/>
-          <w:lang w:val="es-ES_tradnl"/>
-        </w:rPr>
-        <w:t xml:space="preserve">El sistema cierra el </w:t>
-      </w:r>
-      <w:r>
-        <w:rPr>
-          <w:sz w:val="20"/>
-          <w:szCs w:val="20"/>
-          <w:lang w:val="es-ES_tradnl"/>
-        </w:rPr>
-        <w:t>formulario rechazo auxiliar</w:t>
-      </w:r>
-      <w:r>
-        <w:rPr>
-          <w:sz w:val="20"/>
-          <w:szCs w:val="20"/>
-          <w:lang w:val="es-ES_tradnl"/>
-        </w:rPr>
-        <w:t>.</w:t>
-      </w:r>
-    </w:p>
-    <w:p>
-      <w:pPr>
-        <w:numPr>
-          <w:ilvl w:val="0"/>
-          <w:numId w:val="35"/>
-        </w:numPr>
-        <w:rPr>
-          <w:sz w:val="20"/>
-          <w:szCs w:val="20"/>
-          <w:lang w:val="es-ES_tradnl"/>
-        </w:rPr>
-      </w:pPr>
-      <w:r>
-        <w:rPr>
-          <w:sz w:val="20"/>
-          <w:szCs w:val="20"/>
-          <w:lang w:val="es-ES_tradnl"/>
-        </w:rPr>
-        <w:t xml:space="preserve">El sistema retorna al paso </w:t>
-      </w:r>
-      <w:r>
-        <w:rPr>
-          <w:sz w:val="20"/>
-          <w:szCs w:val="20"/>
-          <w:lang w:val="es-ES_tradnl"/>
-        </w:rPr>
-        <w:t>7</w:t>
-      </w:r>
-      <w:r>
-        <w:rPr>
-          <w:sz w:val="20"/>
-          <w:szCs w:val="20"/>
-          <w:lang w:val="es-ES_tradnl"/>
-        </w:rPr>
-        <w:t xml:space="preserve"> del flujo básico.</w:t>
-      </w:r>
-    </w:p>
-    <w:p>
-      <w:pPr>
-        <w:numPr>
-          <w:ilvl w:val="0"/>
-          <w:numId w:val="35"/>
-        </w:numPr>
-        <w:rPr>
-          <w:sz w:val="20"/>
-          <w:szCs w:val="20"/>
-          <w:lang w:val="es-ES_tradnl"/>
-        </w:rPr>
-      </w:pPr>
-      <w:r>
-        <w:rPr>
-          <w:sz w:val="20"/>
-          <w:szCs w:val="20"/>
-          <w:lang w:val="es-ES_tradnl"/>
-        </w:rPr>
-        <w:t>Fin de flujo alterno.</w:t>
-      </w:r>
-    </w:p>
-    <w:p>
-      <w:pPr>
-        <w:pStyle w:val="Ttulo1"/>
-        <w:numPr>
-          <w:ilvl w:val="1"/>
-          <w:numId w:val="24"/>
-        </w:numPr>
-        <w:rPr>
-          <w:sz w:val="24"/>
-          <w:szCs w:val="24"/>
-          <w:lang w:val="es-ES_tradnl"/>
-        </w:rPr>
-      </w:pPr>
-      <w:r>
-        <w:rPr>
-          <w:sz w:val="24"/>
-          <w:szCs w:val="24"/>
-          <w:lang w:val="es-ES_tradnl"/>
-        </w:rPr>
         <w:t>Postcondiciones</w:t>
       </w:r>
     </w:p>
@@ -4223,7 +4830,6 @@
           <w:szCs w:val="20"/>
           <w:lang w:val="es-ES_tradnl"/>
         </w:rPr>
-        <w:lastRenderedPageBreak/>
         <w:t xml:space="preserve">Cuando el rechazo </w:t>
       </w:r>
       <w:r>
@@ -4245,7 +4851,7 @@
     </w:p>
     <w:p>
       <w:pPr>
-        <w:pStyle w:val="Ttulo1"/>
+        <w:pStyle w:val="Heading1"/>
         <w:numPr>
           <w:ilvl w:val="0"/>
           <w:numId w:val="24"/>
@@ -4325,7 +4931,7 @@
     </w:p>
     <w:p>
       <w:pPr>
-        <w:pStyle w:val="Ttulo1"/>
+        <w:pStyle w:val="Heading1"/>
         <w:numPr>
           <w:ilvl w:val="0"/>
           <w:numId w:val="24"/>
@@ -4589,34 +5195,6 @@
         </w:rPr>
       </w:pPr>
     </w:p>
-    <w:p>
-      <w:pPr>
-        <w:pStyle w:val="NormalWeb"/>
-        <w:spacing w:line="360" w:lineRule="auto"/>
-        <w:ind w:right="300"/>
-        <w:rPr>
-          <w:b/>
-          <w:bCs/>
-          <w:sz w:val="27"/>
-          <w:szCs w:val="27"/>
-          <w:lang w:val="es-ES_tradnl"/>
-        </w:rPr>
-      </w:pPr>
-    </w:p>
-    <w:p>
-      <w:pPr>
-        <w:pStyle w:val="NormalWeb"/>
-        <w:spacing w:line="360" w:lineRule="auto"/>
-        <w:ind w:right="300"/>
-        <w:rPr>
-          <w:b/>
-          <w:bCs/>
-          <w:sz w:val="27"/>
-          <w:szCs w:val="27"/>
-          <w:lang w:val="es-ES_tradnl"/>
-        </w:rPr>
-      </w:pPr>
-    </w:p>
     <w:sectPr>
       <w:pgSz w:w="12242" w:h="15842" w:code="1"/>
       <w:pgMar w:top="1418" w:right="1701" w:bottom="1418" w:left="1701" w:header="284" w:footer="284" w:gutter="0"/>
@@ -4632,7 +5210,7 @@
 </file>
 
 <file path=word/endnotes.xml><?xml version="1.0" encoding="utf-8"?>
-<w:endnotes xmlns:wpc="http://schemas.microsoft.com/office/word/2010/wordprocessingCanvas" xmlns:cx="http://schemas.microsoft.com/office/drawing/2014/chartex" xmlns:cx1="http://schemas.microsoft.com/office/drawing/2015/9/8/chartex" xmlns:cx2="http://schemas.microsoft.com/office/drawing/2015/10/21/chartex" xmlns:cx3="http://schemas.microsoft.com/office/drawing/2016/5/9/chartex" xmlns:cx4="http://schemas.microsoft.com/office/drawing/2016/5/10/chartex" xmlns:cx5="http://schemas.microsoft.com/office/drawing/2016/5/11/chartex" xmlns:cx6="http://schemas.microsoft.com/office/drawing/2016/5/12/chartex" xmlns:cx7="http://schemas.microsoft.com/office/drawing/2016/5/13/chartex" xmlns:cx8="http://schemas.microsoft.com/office/drawing/2016/5/14/chartex" xmlns:mc="http://schemas.openxmlformats.org/markup-compatibility/2006" xmlns:aink="http://schemas.microsoft.com/office/drawing/2016/ink" xmlns:am3d="http://schemas.microsoft.com/office/drawing/2017/model3d" xmlns:o="urn:schemas-microsoft-com:office:office" xmlns:oel="http://schemas.microsoft.com/office/2019/extlst" xmlns:r="http://schemas.openxmlformats.org/officeDocument/2006/relationships" xmlns:m="http://schemas.openxmlformats.org/officeDocument/2006/math" xmlns:v="urn:schemas-microsoft-com:vml" xmlns:wp14="http://schemas.microsoft.com/office/word/2010/wordprocessingDrawing" xmlns:wp="http://schemas.openxmlformats.org/drawingml/2006/wordprocessingDrawing" xmlns:w10="urn:schemas-microsoft-com:office:word" xmlns:w="http://schemas.openxmlformats.org/wordprocessingml/2006/main" xmlns:w14="http://schemas.microsoft.com/office/word/2010/wordml" xmlns:w15="http://schemas.microsoft.com/office/word/2012/wordml" xmlns:w16cex="http://schemas.microsoft.com/office/word/2018/wordml/cex" xmlns:w16cid="http://schemas.microsoft.com/office/word/2016/wordml/cid" xmlns:w16="http://schemas.microsoft.com/office/word/2018/wordml" xmlns:w16du="http://schemas.microsoft.com/office/word/2023/wordml/word16du" xmlns:w16sdtdh="http://schemas.microsoft.com/office/word/2020/wordml/sdtdatahash" xmlns:w16sdtfl="http://schemas.microsoft.com/office/word/2024/wordml/sdtformatlock" xmlns:w16se="http://schemas.microsoft.com/office/word/2015/wordml/symex" xmlns:wpg="http://schemas.microsoft.com/office/word/2010/wordprocessingGroup" xmlns:wpi="http://schemas.microsoft.com/office/word/2010/wordprocessingInk" xmlns:wne="http://schemas.microsoft.com/office/word/2006/wordml" xmlns:wps="http://schemas.microsoft.com/office/word/2010/wordprocessingShape" mc:Ignorable="w14 w15 w16se w16cid w16 w16cex w16sdtdh w16sdtfl w16du wp14">
+<w:endnotes xmlns:wpc="http://schemas.microsoft.com/office/word/2010/wordprocessingCanvas" xmlns:cx="http://schemas.microsoft.com/office/drawing/2014/chartex" xmlns:cx1="http://schemas.microsoft.com/office/drawing/2015/9/8/chartex" xmlns:cx2="http://schemas.microsoft.com/office/drawing/2015/10/21/chartex" xmlns:cx3="http://schemas.microsoft.com/office/drawing/2016/5/9/chartex" xmlns:cx4="http://schemas.microsoft.com/office/drawing/2016/5/10/chartex" xmlns:cx5="http://schemas.microsoft.com/office/drawing/2016/5/11/chartex" xmlns:cx6="http://schemas.microsoft.com/office/drawing/2016/5/12/chartex" xmlns:cx7="http://schemas.microsoft.com/office/drawing/2016/5/13/chartex" xmlns:cx8="http://schemas.microsoft.com/office/drawing/2016/5/14/chartex" xmlns:mc="http://schemas.openxmlformats.org/markup-compatibility/2006" xmlns:aink="http://schemas.microsoft.com/office/drawing/2016/ink" xmlns:am3d="http://schemas.microsoft.com/office/drawing/2017/model3d" xmlns:o="urn:schemas-microsoft-com:office:office" xmlns:r="http://schemas.openxmlformats.org/officeDocument/2006/relationships" xmlns:m="http://schemas.openxmlformats.org/officeDocument/2006/math" xmlns:v="urn:schemas-microsoft-com:vml" xmlns:wp14="http://schemas.microsoft.com/office/word/2010/wordprocessingDrawing" xmlns:wp="http://schemas.openxmlformats.org/drawingml/2006/wordprocessingDrawing" xmlns:w10="urn:schemas-microsoft-com:office:word" xmlns:w="http://schemas.openxmlformats.org/wordprocessingml/2006/main" xmlns:w14="http://schemas.microsoft.com/office/word/2010/wordml" xmlns:w15="http://schemas.microsoft.com/office/word/2012/wordml" xmlns:w16cex="http://schemas.microsoft.com/office/word/2018/wordml/cex" xmlns:w16cid="http://schemas.microsoft.com/office/word/2016/wordml/cid" xmlns:w16="http://schemas.microsoft.com/office/word/2018/wordml" xmlns:w16sdtdh="http://schemas.microsoft.com/office/word/2020/wordml/sdtdatahash" xmlns:w16se="http://schemas.microsoft.com/office/word/2015/wordml/symex" xmlns:wpg="http://schemas.microsoft.com/office/word/2010/wordprocessingGroup" xmlns:wpi="http://schemas.microsoft.com/office/word/2010/wordprocessingInk" xmlns:wne="http://schemas.microsoft.com/office/word/2006/wordml" xmlns:wps="http://schemas.microsoft.com/office/word/2010/wordprocessingShape" mc:Ignorable="w14 w15 w16se w16cid w16 w16cex w16sdtdh wp14">
   <w:endnote w:type="separator" w:id="-1">
     <w:p>
       <w:r>
@@ -4651,7 +5229,7 @@
 </file>
 
 <file path=word/footnotes.xml><?xml version="1.0" encoding="utf-8"?>
-<w:footnotes xmlns:wpc="http://schemas.microsoft.com/office/word/2010/wordprocessingCanvas" xmlns:cx="http://schemas.microsoft.com/office/drawing/2014/chartex" xmlns:cx1="http://schemas.microsoft.com/office/drawing/2015/9/8/chartex" xmlns:cx2="http://schemas.microsoft.com/office/drawing/2015/10/21/chartex" xmlns:cx3="http://schemas.microsoft.com/office/drawing/2016/5/9/chartex" xmlns:cx4="http://schemas.microsoft.com/office/drawing/2016/5/10/chartex" xmlns:cx5="http://schemas.microsoft.com/office/drawing/2016/5/11/chartex" xmlns:cx6="http://schemas.microsoft.com/office/drawing/2016/5/12/chartex" xmlns:cx7="http://schemas.microsoft.com/office/drawing/2016/5/13/chartex" xmlns:cx8="http://schemas.microsoft.com/office/drawing/2016/5/14/chartex" xmlns:mc="http://schemas.openxmlformats.org/markup-compatibility/2006" xmlns:aink="http://schemas.microsoft.com/office/drawing/2016/ink" xmlns:am3d="http://schemas.microsoft.com/office/drawing/2017/model3d" xmlns:o="urn:schemas-microsoft-com:office:office" xmlns:oel="http://schemas.microsoft.com/office/2019/extlst" xmlns:r="http://schemas.openxmlformats.org/officeDocument/2006/relationships" xmlns:m="http://schemas.openxmlformats.org/officeDocument/2006/math" xmlns:v="urn:schemas-microsoft-com:vml" xmlns:wp14="http://schemas.microsoft.com/office/word/2010/wordprocessingDrawing" xmlns:wp="http://schemas.openxmlformats.org/drawingml/2006/wordprocessingDrawing" xmlns:w10="urn:schemas-microsoft-com:office:word" xmlns:w="http://schemas.openxmlformats.org/wordprocessingml/2006/main" xmlns:w14="http://schemas.microsoft.com/office/word/2010/wordml" xmlns:w15="http://schemas.microsoft.com/office/word/2012/wordml" xmlns:w16cex="http://schemas.microsoft.com/office/word/2018/wordml/cex" xmlns:w16cid="http://schemas.microsoft.com/office/word/2016/wordml/cid" xmlns:w16="http://schemas.microsoft.com/office/word/2018/wordml" xmlns:w16du="http://schemas.microsoft.com/office/word/2023/wordml/word16du" xmlns:w16sdtdh="http://schemas.microsoft.com/office/word/2020/wordml/sdtdatahash" xmlns:w16sdtfl="http://schemas.microsoft.com/office/word/2024/wordml/sdtformatlock" xmlns:w16se="http://schemas.microsoft.com/office/word/2015/wordml/symex" xmlns:wpg="http://schemas.microsoft.com/office/word/2010/wordprocessingGroup" xmlns:wpi="http://schemas.microsoft.com/office/word/2010/wordprocessingInk" xmlns:wne="http://schemas.microsoft.com/office/word/2006/wordml" xmlns:wps="http://schemas.microsoft.com/office/word/2010/wordprocessingShape" mc:Ignorable="w14 w15 w16se w16cid w16 w16cex w16sdtdh w16sdtfl w16du wp14">
+<w:footnotes xmlns:wpc="http://schemas.microsoft.com/office/word/2010/wordprocessingCanvas" xmlns:cx="http://schemas.microsoft.com/office/drawing/2014/chartex" xmlns:cx1="http://schemas.microsoft.com/office/drawing/2015/9/8/chartex" xmlns:cx2="http://schemas.microsoft.com/office/drawing/2015/10/21/chartex" xmlns:cx3="http://schemas.microsoft.com/office/drawing/2016/5/9/chartex" xmlns:cx4="http://schemas.microsoft.com/office/drawing/2016/5/10/chartex" xmlns:cx5="http://schemas.microsoft.com/office/drawing/2016/5/11/chartex" xmlns:cx6="http://schemas.microsoft.com/office/drawing/2016/5/12/chartex" xmlns:cx7="http://schemas.microsoft.com/office/drawing/2016/5/13/chartex" xmlns:cx8="http://schemas.microsoft.com/office/drawing/2016/5/14/chartex" xmlns:mc="http://schemas.openxmlformats.org/markup-compatibility/2006" xmlns:aink="http://schemas.microsoft.com/office/drawing/2016/ink" xmlns:am3d="http://schemas.microsoft.com/office/drawing/2017/model3d" xmlns:o="urn:schemas-microsoft-com:office:office" xmlns:r="http://schemas.openxmlformats.org/officeDocument/2006/relationships" xmlns:m="http://schemas.openxmlformats.org/officeDocument/2006/math" xmlns:v="urn:schemas-microsoft-com:vml" xmlns:wp14="http://schemas.microsoft.com/office/word/2010/wordprocessingDrawing" xmlns:wp="http://schemas.openxmlformats.org/drawingml/2006/wordprocessingDrawing" xmlns:w10="urn:schemas-microsoft-com:office:word" xmlns:w="http://schemas.openxmlformats.org/wordprocessingml/2006/main" xmlns:w14="http://schemas.microsoft.com/office/word/2010/wordml" xmlns:w15="http://schemas.microsoft.com/office/word/2012/wordml" xmlns:w16cex="http://schemas.microsoft.com/office/word/2018/wordml/cex" xmlns:w16cid="http://schemas.microsoft.com/office/word/2016/wordml/cid" xmlns:w16="http://schemas.microsoft.com/office/word/2018/wordml" xmlns:w16sdtdh="http://schemas.microsoft.com/office/word/2020/wordml/sdtdatahash" xmlns:w16se="http://schemas.microsoft.com/office/word/2015/wordml/symex" xmlns:wpg="http://schemas.microsoft.com/office/word/2010/wordprocessingGroup" xmlns:wpi="http://schemas.microsoft.com/office/word/2010/wordprocessingInk" xmlns:wne="http://schemas.microsoft.com/office/word/2006/wordml" xmlns:wps="http://schemas.microsoft.com/office/word/2010/wordprocessingShape" mc:Ignorable="w14 w15 w16se w16cid w16 w16cex w16sdtdh wp14">
   <w:footnote w:type="separator" w:id="-1">
     <w:p>
       <w:r>
@@ -4670,7 +5248,7 @@
 </file>
 
 <file path=word/numbering.xml><?xml version="1.0" encoding="utf-8"?>
-<w:numbering xmlns:wpc="http://schemas.microsoft.com/office/word/2010/wordprocessingCanvas" xmlns:cx="http://schemas.microsoft.com/office/drawing/2014/chartex" xmlns:cx1="http://schemas.microsoft.com/office/drawing/2015/9/8/chartex" xmlns:cx2="http://schemas.microsoft.com/office/drawing/2015/10/21/chartex" xmlns:cx3="http://schemas.microsoft.com/office/drawing/2016/5/9/chartex" xmlns:cx4="http://schemas.microsoft.com/office/drawing/2016/5/10/chartex" xmlns:cx5="http://schemas.microsoft.com/office/drawing/2016/5/11/chartex" xmlns:cx6="http://schemas.microsoft.com/office/drawing/2016/5/12/chartex" xmlns:cx7="http://schemas.microsoft.com/office/drawing/2016/5/13/chartex" xmlns:cx8="http://schemas.microsoft.com/office/drawing/2016/5/14/chartex" xmlns:mc="http://schemas.openxmlformats.org/markup-compatibility/2006" xmlns:aink="http://schemas.microsoft.com/office/drawing/2016/ink" xmlns:am3d="http://schemas.microsoft.com/office/drawing/2017/model3d" xmlns:o="urn:schemas-microsoft-com:office:office" xmlns:oel="http://schemas.microsoft.com/office/2019/extlst" xmlns:r="http://schemas.openxmlformats.org/officeDocument/2006/relationships" xmlns:m="http://schemas.openxmlformats.org/officeDocument/2006/math" xmlns:v="urn:schemas-microsoft-com:vml" xmlns:wp14="http://schemas.microsoft.com/office/word/2010/wordprocessingDrawing" xmlns:wp="http://schemas.openxmlformats.org/drawingml/2006/wordprocessingDrawing" xmlns:w10="urn:schemas-microsoft-com:office:word" xmlns:w="http://schemas.openxmlformats.org/wordprocessingml/2006/main" xmlns:w14="http://schemas.microsoft.com/office/word/2010/wordml" xmlns:w15="http://schemas.microsoft.com/office/word/2012/wordml" xmlns:w16cex="http://schemas.microsoft.com/office/word/2018/wordml/cex" xmlns:w16cid="http://schemas.microsoft.com/office/word/2016/wordml/cid" xmlns:w16="http://schemas.microsoft.com/office/word/2018/wordml" xmlns:w16du="http://schemas.microsoft.com/office/word/2023/wordml/word16du" xmlns:w16sdtdh="http://schemas.microsoft.com/office/word/2020/wordml/sdtdatahash" xmlns:w16sdtfl="http://schemas.microsoft.com/office/word/2024/wordml/sdtformatlock" xmlns:w16se="http://schemas.microsoft.com/office/word/2015/wordml/symex" xmlns:wpg="http://schemas.microsoft.com/office/word/2010/wordprocessingGroup" xmlns:wpi="http://schemas.microsoft.com/office/word/2010/wordprocessingInk" xmlns:wne="http://schemas.microsoft.com/office/word/2006/wordml" xmlns:wps="http://schemas.microsoft.com/office/word/2010/wordprocessingShape" mc:Ignorable="w14 w15 w16se w16cid w16 w16cex w16sdtdh w16sdtfl w16du wp14">
+<w:numbering xmlns:wpc="http://schemas.microsoft.com/office/word/2010/wordprocessingCanvas" xmlns:cx="http://schemas.microsoft.com/office/drawing/2014/chartex" xmlns:cx1="http://schemas.microsoft.com/office/drawing/2015/9/8/chartex" xmlns:cx2="http://schemas.microsoft.com/office/drawing/2015/10/21/chartex" xmlns:cx3="http://schemas.microsoft.com/office/drawing/2016/5/9/chartex" xmlns:cx4="http://schemas.microsoft.com/office/drawing/2016/5/10/chartex" xmlns:cx5="http://schemas.microsoft.com/office/drawing/2016/5/11/chartex" xmlns:cx6="http://schemas.microsoft.com/office/drawing/2016/5/12/chartex" xmlns:cx7="http://schemas.microsoft.com/office/drawing/2016/5/13/chartex" xmlns:cx8="http://schemas.microsoft.com/office/drawing/2016/5/14/chartex" xmlns:mc="http://schemas.openxmlformats.org/markup-compatibility/2006" xmlns:aink="http://schemas.microsoft.com/office/drawing/2016/ink" xmlns:am3d="http://schemas.microsoft.com/office/drawing/2017/model3d" xmlns:o="urn:schemas-microsoft-com:office:office" xmlns:r="http://schemas.openxmlformats.org/officeDocument/2006/relationships" xmlns:m="http://schemas.openxmlformats.org/officeDocument/2006/math" xmlns:v="urn:schemas-microsoft-com:vml" xmlns:wp14="http://schemas.microsoft.com/office/word/2010/wordprocessingDrawing" xmlns:wp="http://schemas.openxmlformats.org/drawingml/2006/wordprocessingDrawing" xmlns:w10="urn:schemas-microsoft-com:office:word" xmlns:w="http://schemas.openxmlformats.org/wordprocessingml/2006/main" xmlns:w14="http://schemas.microsoft.com/office/word/2010/wordml" xmlns:w15="http://schemas.microsoft.com/office/word/2012/wordml" xmlns:w16cex="http://schemas.microsoft.com/office/word/2018/wordml/cex" xmlns:w16cid="http://schemas.microsoft.com/office/word/2016/wordml/cid" xmlns:w16="http://schemas.microsoft.com/office/word/2018/wordml" xmlns:w16sdtdh="http://schemas.microsoft.com/office/word/2020/wordml/sdtdatahash" xmlns:w16se="http://schemas.microsoft.com/office/word/2015/wordml/symex" xmlns:wpg="http://schemas.microsoft.com/office/word/2010/wordprocessingGroup" xmlns:wpi="http://schemas.microsoft.com/office/word/2010/wordprocessingInk" xmlns:wne="http://schemas.microsoft.com/office/word/2006/wordml" xmlns:wps="http://schemas.microsoft.com/office/word/2010/wordprocessingShape" mc:Ignorable="w14 w15 w16se w16cid w16 w16cex w16sdtdh wp14">
   <w:abstractNum w:abstractNumId="0" w15:restartNumberingAfterBreak="0">
     <w:nsid w:val="01F54EFB"/>
     <w:multiLevelType w:val="hybridMultilevel"/>
@@ -6186,6 +6764,119 @@
     </w:lvl>
   </w:abstractNum>
   <w:abstractNum w:abstractNumId="18" w15:restartNumberingAfterBreak="0">
+    <w:nsid w:val="41790258"/>
+    <w:multiLevelType w:val="multilevel"/>
+    <w:tmpl w:val="4E72F3B2"/>
+    <w:lvl w:ilvl="0">
+      <w:start w:val="1"/>
+      <w:numFmt w:val="decimal"/>
+      <w:lvlText w:val="%1."/>
+      <w:lvlJc w:val="left"/>
+      <w:pPr>
+        <w:tabs>
+          <w:tab w:val="num" w:pos="720"/>
+        </w:tabs>
+        <w:ind w:left="720" w:hanging="360"/>
+      </w:pPr>
+    </w:lvl>
+    <w:lvl w:ilvl="1" w:tentative="1">
+      <w:start w:val="1"/>
+      <w:numFmt w:val="decimal"/>
+      <w:lvlText w:val="%2."/>
+      <w:lvlJc w:val="left"/>
+      <w:pPr>
+        <w:tabs>
+          <w:tab w:val="num" w:pos="1440"/>
+        </w:tabs>
+        <w:ind w:left="1440" w:hanging="360"/>
+      </w:pPr>
+    </w:lvl>
+    <w:lvl w:ilvl="2" w:tentative="1">
+      <w:start w:val="1"/>
+      <w:numFmt w:val="decimal"/>
+      <w:lvlText w:val="%3."/>
+      <w:lvlJc w:val="left"/>
+      <w:pPr>
+        <w:tabs>
+          <w:tab w:val="num" w:pos="2160"/>
+        </w:tabs>
+        <w:ind w:left="2160" w:hanging="360"/>
+      </w:pPr>
+    </w:lvl>
+    <w:lvl w:ilvl="3" w:tentative="1">
+      <w:start w:val="1"/>
+      <w:numFmt w:val="decimal"/>
+      <w:lvlText w:val="%4."/>
+      <w:lvlJc w:val="left"/>
+      <w:pPr>
+        <w:tabs>
+          <w:tab w:val="num" w:pos="2880"/>
+        </w:tabs>
+        <w:ind w:left="2880" w:hanging="360"/>
+      </w:pPr>
+    </w:lvl>
+    <w:lvl w:ilvl="4" w:tentative="1">
+      <w:start w:val="1"/>
+      <w:numFmt w:val="decimal"/>
+      <w:lvlText w:val="%5."/>
+      <w:lvlJc w:val="left"/>
+      <w:pPr>
+        <w:tabs>
+          <w:tab w:val="num" w:pos="3600"/>
+        </w:tabs>
+        <w:ind w:left="3600" w:hanging="360"/>
+      </w:pPr>
+    </w:lvl>
+    <w:lvl w:ilvl="5" w:tentative="1">
+      <w:start w:val="1"/>
+      <w:numFmt w:val="decimal"/>
+      <w:lvlText w:val="%6."/>
+      <w:lvlJc w:val="left"/>
+      <w:pPr>
+        <w:tabs>
+          <w:tab w:val="num" w:pos="4320"/>
+        </w:tabs>
+        <w:ind w:left="4320" w:hanging="360"/>
+      </w:pPr>
+    </w:lvl>
+    <w:lvl w:ilvl="6" w:tentative="1">
+      <w:start w:val="1"/>
+      <w:numFmt w:val="decimal"/>
+      <w:lvlText w:val="%7."/>
+      <w:lvlJc w:val="left"/>
+      <w:pPr>
+        <w:tabs>
+          <w:tab w:val="num" w:pos="5040"/>
+        </w:tabs>
+        <w:ind w:left="5040" w:hanging="360"/>
+      </w:pPr>
+    </w:lvl>
+    <w:lvl w:ilvl="7" w:tentative="1">
+      <w:start w:val="1"/>
+      <w:numFmt w:val="decimal"/>
+      <w:lvlText w:val="%8."/>
+      <w:lvlJc w:val="left"/>
+      <w:pPr>
+        <w:tabs>
+          <w:tab w:val="num" w:pos="5760"/>
+        </w:tabs>
+        <w:ind w:left="5760" w:hanging="360"/>
+      </w:pPr>
+    </w:lvl>
+    <w:lvl w:ilvl="8" w:tentative="1">
+      <w:start w:val="1"/>
+      <w:numFmt w:val="decimal"/>
+      <w:lvlText w:val="%9."/>
+      <w:lvlJc w:val="left"/>
+      <w:pPr>
+        <w:tabs>
+          <w:tab w:val="num" w:pos="6480"/>
+        </w:tabs>
+        <w:ind w:left="6480" w:hanging="360"/>
+      </w:pPr>
+    </w:lvl>
+  </w:abstractNum>
+  <w:abstractNum w:abstractNumId="19" w15:restartNumberingAfterBreak="0">
     <w:nsid w:val="468E7701"/>
     <w:multiLevelType w:val="multilevel"/>
     <w:tmpl w:val="85A0DEC6"/>
@@ -6334,7 +7025,7 @@
       </w:rPr>
     </w:lvl>
   </w:abstractNum>
-  <w:abstractNum w:abstractNumId="19" w15:restartNumberingAfterBreak="0">
+  <w:abstractNum w:abstractNumId="20" w15:restartNumberingAfterBreak="0">
     <w:nsid w:val="47AE0EF7"/>
     <w:multiLevelType w:val="hybridMultilevel"/>
     <w:tmpl w:val="77FA2408"/>
@@ -6420,7 +7111,7 @@
       </w:pPr>
     </w:lvl>
   </w:abstractNum>
-  <w:abstractNum w:abstractNumId="20" w15:restartNumberingAfterBreak="0">
+  <w:abstractNum w:abstractNumId="21" w15:restartNumberingAfterBreak="0">
     <w:nsid w:val="4A903216"/>
     <w:multiLevelType w:val="hybridMultilevel"/>
     <w:tmpl w:val="507C3D70"/>
@@ -6506,7 +7197,7 @@
       </w:pPr>
     </w:lvl>
   </w:abstractNum>
-  <w:abstractNum w:abstractNumId="21" w15:restartNumberingAfterBreak="0">
+  <w:abstractNum w:abstractNumId="22" w15:restartNumberingAfterBreak="0">
     <w:nsid w:val="4E6303D2"/>
     <w:multiLevelType w:val="hybridMultilevel"/>
     <w:tmpl w:val="B3D80B02"/>
@@ -6595,7 +7286,7 @@
       </w:pPr>
     </w:lvl>
   </w:abstractNum>
-  <w:abstractNum w:abstractNumId="22" w15:restartNumberingAfterBreak="0">
+  <w:abstractNum w:abstractNumId="23" w15:restartNumberingAfterBreak="0">
     <w:nsid w:val="4F3563D7"/>
     <w:multiLevelType w:val="hybridMultilevel"/>
     <w:tmpl w:val="02BE9A90"/>
@@ -6684,7 +7375,7 @@
       </w:pPr>
     </w:lvl>
   </w:abstractNum>
-  <w:abstractNum w:abstractNumId="23" w15:restartNumberingAfterBreak="0">
+  <w:abstractNum w:abstractNumId="24" w15:restartNumberingAfterBreak="0">
     <w:nsid w:val="52BF4026"/>
     <w:multiLevelType w:val="hybridMultilevel"/>
     <w:tmpl w:val="55D68494"/>
@@ -6770,7 +7461,7 @@
       </w:pPr>
     </w:lvl>
   </w:abstractNum>
-  <w:abstractNum w:abstractNumId="24" w15:restartNumberingAfterBreak="0">
+  <w:abstractNum w:abstractNumId="25" w15:restartNumberingAfterBreak="0">
     <w:nsid w:val="57F171A6"/>
     <w:multiLevelType w:val="hybridMultilevel"/>
     <w:tmpl w:val="02BE9A90"/>
@@ -6859,7 +7550,7 @@
       </w:pPr>
     </w:lvl>
   </w:abstractNum>
-  <w:abstractNum w:abstractNumId="25" w15:restartNumberingAfterBreak="0">
+  <w:abstractNum w:abstractNumId="26" w15:restartNumberingAfterBreak="0">
     <w:nsid w:val="5B940F31"/>
     <w:multiLevelType w:val="hybridMultilevel"/>
     <w:tmpl w:val="F6E69FD4"/>
@@ -6945,7 +7636,7 @@
       </w:pPr>
     </w:lvl>
   </w:abstractNum>
-  <w:abstractNum w:abstractNumId="26" w15:restartNumberingAfterBreak="0">
+  <w:abstractNum w:abstractNumId="27" w15:restartNumberingAfterBreak="0">
     <w:nsid w:val="5E052125"/>
     <w:multiLevelType w:val="hybridMultilevel"/>
     <w:tmpl w:val="A0B60B14"/>
@@ -7034,7 +7725,7 @@
       </w:pPr>
     </w:lvl>
   </w:abstractNum>
-  <w:abstractNum w:abstractNumId="27" w15:restartNumberingAfterBreak="0">
+  <w:abstractNum w:abstractNumId="28" w15:restartNumberingAfterBreak="0">
     <w:nsid w:val="6E9509F6"/>
     <w:multiLevelType w:val="hybridMultilevel"/>
     <w:tmpl w:val="C4707E64"/>
@@ -7123,7 +7814,7 @@
       </w:pPr>
     </w:lvl>
   </w:abstractNum>
-  <w:abstractNum w:abstractNumId="28" w15:restartNumberingAfterBreak="0">
+  <w:abstractNum w:abstractNumId="29" w15:restartNumberingAfterBreak="0">
     <w:nsid w:val="70BD57E7"/>
     <w:multiLevelType w:val="hybridMultilevel"/>
     <w:tmpl w:val="E74497B0"/>
@@ -7209,7 +7900,120 @@
       </w:pPr>
     </w:lvl>
   </w:abstractNum>
-  <w:abstractNum w:abstractNumId="29" w15:restartNumberingAfterBreak="0">
+  <w:abstractNum w:abstractNumId="30" w15:restartNumberingAfterBreak="0">
+    <w:nsid w:val="71DA09DA"/>
+    <w:multiLevelType w:val="multilevel"/>
+    <w:tmpl w:val="60A6306E"/>
+    <w:lvl w:ilvl="0">
+      <w:start w:val="1"/>
+      <w:numFmt w:val="decimal"/>
+      <w:lvlText w:val="%1."/>
+      <w:lvlJc w:val="left"/>
+      <w:pPr>
+        <w:tabs>
+          <w:tab w:val="num" w:pos="720"/>
+        </w:tabs>
+        <w:ind w:left="720" w:hanging="360"/>
+      </w:pPr>
+    </w:lvl>
+    <w:lvl w:ilvl="1" w:tentative="1">
+      <w:start w:val="1"/>
+      <w:numFmt w:val="decimal"/>
+      <w:lvlText w:val="%2."/>
+      <w:lvlJc w:val="left"/>
+      <w:pPr>
+        <w:tabs>
+          <w:tab w:val="num" w:pos="1440"/>
+        </w:tabs>
+        <w:ind w:left="1440" w:hanging="360"/>
+      </w:pPr>
+    </w:lvl>
+    <w:lvl w:ilvl="2" w:tentative="1">
+      <w:start w:val="1"/>
+      <w:numFmt w:val="decimal"/>
+      <w:lvlText w:val="%3."/>
+      <w:lvlJc w:val="left"/>
+      <w:pPr>
+        <w:tabs>
+          <w:tab w:val="num" w:pos="2160"/>
+        </w:tabs>
+        <w:ind w:left="2160" w:hanging="360"/>
+      </w:pPr>
+    </w:lvl>
+    <w:lvl w:ilvl="3" w:tentative="1">
+      <w:start w:val="1"/>
+      <w:numFmt w:val="decimal"/>
+      <w:lvlText w:val="%4."/>
+      <w:lvlJc w:val="left"/>
+      <w:pPr>
+        <w:tabs>
+          <w:tab w:val="num" w:pos="2880"/>
+        </w:tabs>
+        <w:ind w:left="2880" w:hanging="360"/>
+      </w:pPr>
+    </w:lvl>
+    <w:lvl w:ilvl="4" w:tentative="1">
+      <w:start w:val="1"/>
+      <w:numFmt w:val="decimal"/>
+      <w:lvlText w:val="%5."/>
+      <w:lvlJc w:val="left"/>
+      <w:pPr>
+        <w:tabs>
+          <w:tab w:val="num" w:pos="3600"/>
+        </w:tabs>
+        <w:ind w:left="3600" w:hanging="360"/>
+      </w:pPr>
+    </w:lvl>
+    <w:lvl w:ilvl="5" w:tentative="1">
+      <w:start w:val="1"/>
+      <w:numFmt w:val="decimal"/>
+      <w:lvlText w:val="%6."/>
+      <w:lvlJc w:val="left"/>
+      <w:pPr>
+        <w:tabs>
+          <w:tab w:val="num" w:pos="4320"/>
+        </w:tabs>
+        <w:ind w:left="4320" w:hanging="360"/>
+      </w:pPr>
+    </w:lvl>
+    <w:lvl w:ilvl="6" w:tentative="1">
+      <w:start w:val="1"/>
+      <w:numFmt w:val="decimal"/>
+      <w:lvlText w:val="%7."/>
+      <w:lvlJc w:val="left"/>
+      <w:pPr>
+        <w:tabs>
+          <w:tab w:val="num" w:pos="5040"/>
+        </w:tabs>
+        <w:ind w:left="5040" w:hanging="360"/>
+      </w:pPr>
+    </w:lvl>
+    <w:lvl w:ilvl="7" w:tentative="1">
+      <w:start w:val="1"/>
+      <w:numFmt w:val="decimal"/>
+      <w:lvlText w:val="%8."/>
+      <w:lvlJc w:val="left"/>
+      <w:pPr>
+        <w:tabs>
+          <w:tab w:val="num" w:pos="5760"/>
+        </w:tabs>
+        <w:ind w:left="5760" w:hanging="360"/>
+      </w:pPr>
+    </w:lvl>
+    <w:lvl w:ilvl="8" w:tentative="1">
+      <w:start w:val="1"/>
+      <w:numFmt w:val="decimal"/>
+      <w:lvlText w:val="%9."/>
+      <w:lvlJc w:val="left"/>
+      <w:pPr>
+        <w:tabs>
+          <w:tab w:val="num" w:pos="6480"/>
+        </w:tabs>
+        <w:ind w:left="6480" w:hanging="360"/>
+      </w:pPr>
+    </w:lvl>
+  </w:abstractNum>
+  <w:abstractNum w:abstractNumId="31" w15:restartNumberingAfterBreak="0">
     <w:nsid w:val="75B45B0D"/>
     <w:multiLevelType w:val="hybridMultilevel"/>
     <w:tmpl w:val="765E5140"/>
@@ -7295,7 +8099,7 @@
       </w:pPr>
     </w:lvl>
   </w:abstractNum>
-  <w:abstractNum w:abstractNumId="30" w15:restartNumberingAfterBreak="0">
+  <w:abstractNum w:abstractNumId="32" w15:restartNumberingAfterBreak="0">
     <w:nsid w:val="78826632"/>
     <w:multiLevelType w:val="hybridMultilevel"/>
     <w:tmpl w:val="8D6E33C2"/>
@@ -7384,7 +8188,7 @@
       </w:pPr>
     </w:lvl>
   </w:abstractNum>
-  <w:abstractNum w:abstractNumId="31" w15:restartNumberingAfterBreak="0">
+  <w:abstractNum w:abstractNumId="33" w15:restartNumberingAfterBreak="0">
     <w:nsid w:val="794F22B7"/>
     <w:multiLevelType w:val="hybridMultilevel"/>
     <w:tmpl w:val="41DCEF7A"/>
@@ -7476,7 +8280,7 @@
       </w:pPr>
     </w:lvl>
   </w:abstractNum>
-  <w:abstractNum w:abstractNumId="32" w15:restartNumberingAfterBreak="0">
+  <w:abstractNum w:abstractNumId="34" w15:restartNumberingAfterBreak="0">
     <w:nsid w:val="7A352756"/>
     <w:multiLevelType w:val="hybridMultilevel"/>
     <w:tmpl w:val="99F6E5C4"/>
@@ -7562,7 +8366,7 @@
       </w:pPr>
     </w:lvl>
   </w:abstractNum>
-  <w:abstractNum w:abstractNumId="33" w15:restartNumberingAfterBreak="0">
+  <w:abstractNum w:abstractNumId="35" w15:restartNumberingAfterBreak="0">
     <w:nsid w:val="7A3A521D"/>
     <w:multiLevelType w:val="multilevel"/>
     <w:tmpl w:val="100A001F"/>
@@ -7648,7 +8452,7 @@
       </w:pPr>
     </w:lvl>
   </w:abstractNum>
-  <w:abstractNum w:abstractNumId="34" w15:restartNumberingAfterBreak="0">
+  <w:abstractNum w:abstractNumId="36" w15:restartNumberingAfterBreak="0">
     <w:nsid w:val="7B7D3D1E"/>
     <w:multiLevelType w:val="hybridMultilevel"/>
     <w:tmpl w:val="02BE9A90"/>
@@ -7737,7 +8541,7 @@
       </w:pPr>
     </w:lvl>
   </w:abstractNum>
-  <w:abstractNum w:abstractNumId="35" w15:restartNumberingAfterBreak="0">
+  <w:abstractNum w:abstractNumId="37" w15:restartNumberingAfterBreak="0">
     <w:nsid w:val="7BCC0707"/>
     <w:multiLevelType w:val="hybridMultilevel"/>
     <w:tmpl w:val="1FD20C20"/>
@@ -7826,7 +8630,93 @@
       </w:pPr>
     </w:lvl>
   </w:abstractNum>
-  <w:abstractNum w:abstractNumId="36" w15:restartNumberingAfterBreak="0">
+  <w:abstractNum w:abstractNumId="38" w15:restartNumberingAfterBreak="0">
+    <w:nsid w:val="7D186222"/>
+    <w:multiLevelType w:val="hybridMultilevel"/>
+    <w:tmpl w:val="1FF8E2B4"/>
+    <w:lvl w:ilvl="0" w:tplc="FFFFFFFF">
+      <w:start w:val="1"/>
+      <w:numFmt w:val="decimal"/>
+      <w:lvlText w:val="%1."/>
+      <w:lvlJc w:val="left"/>
+      <w:pPr>
+        <w:ind w:left="720" w:hanging="360"/>
+      </w:pPr>
+    </w:lvl>
+    <w:lvl w:ilvl="1" w:tplc="FFFFFFFF" w:tentative="1">
+      <w:start w:val="1"/>
+      <w:numFmt w:val="lowerLetter"/>
+      <w:lvlText w:val="%2."/>
+      <w:lvlJc w:val="left"/>
+      <w:pPr>
+        <w:ind w:left="1440" w:hanging="360"/>
+      </w:pPr>
+    </w:lvl>
+    <w:lvl w:ilvl="2" w:tplc="FFFFFFFF" w:tentative="1">
+      <w:start w:val="1"/>
+      <w:numFmt w:val="lowerRoman"/>
+      <w:lvlText w:val="%3."/>
+      <w:lvlJc w:val="right"/>
+      <w:pPr>
+        <w:ind w:left="2160" w:hanging="180"/>
+      </w:pPr>
+    </w:lvl>
+    <w:lvl w:ilvl="3" w:tplc="FFFFFFFF" w:tentative="1">
+      <w:start w:val="1"/>
+      <w:numFmt w:val="decimal"/>
+      <w:lvlText w:val="%4."/>
+      <w:lvlJc w:val="left"/>
+      <w:pPr>
+        <w:ind w:left="2880" w:hanging="360"/>
+      </w:pPr>
+    </w:lvl>
+    <w:lvl w:ilvl="4" w:tplc="FFFFFFFF" w:tentative="1">
+      <w:start w:val="1"/>
+      <w:numFmt w:val="lowerLetter"/>
+      <w:lvlText w:val="%5."/>
+      <w:lvlJc w:val="left"/>
+      <w:pPr>
+        <w:ind w:left="3600" w:hanging="360"/>
+      </w:pPr>
+    </w:lvl>
+    <w:lvl w:ilvl="5" w:tplc="FFFFFFFF" w:tentative="1">
+      <w:start w:val="1"/>
+      <w:numFmt w:val="lowerRoman"/>
+      <w:lvlText w:val="%6."/>
+      <w:lvlJc w:val="right"/>
+      <w:pPr>
+        <w:ind w:left="4320" w:hanging="180"/>
+      </w:pPr>
+    </w:lvl>
+    <w:lvl w:ilvl="6" w:tplc="FFFFFFFF" w:tentative="1">
+      <w:start w:val="1"/>
+      <w:numFmt w:val="decimal"/>
+      <w:lvlText w:val="%7."/>
+      <w:lvlJc w:val="left"/>
+      <w:pPr>
+        <w:ind w:left="5040" w:hanging="360"/>
+      </w:pPr>
+    </w:lvl>
+    <w:lvl w:ilvl="7" w:tplc="FFFFFFFF" w:tentative="1">
+      <w:start w:val="1"/>
+      <w:numFmt w:val="lowerLetter"/>
+      <w:lvlText w:val="%8."/>
+      <w:lvlJc w:val="left"/>
+      <w:pPr>
+        <w:ind w:left="5760" w:hanging="360"/>
+      </w:pPr>
+    </w:lvl>
+    <w:lvl w:ilvl="8" w:tplc="FFFFFFFF" w:tentative="1">
+      <w:start w:val="1"/>
+      <w:numFmt w:val="lowerRoman"/>
+      <w:lvlText w:val="%9."/>
+      <w:lvlJc w:val="right"/>
+      <w:pPr>
+        <w:ind w:left="6480" w:hanging="180"/>
+      </w:pPr>
+    </w:lvl>
+  </w:abstractNum>
+  <w:abstractNum w:abstractNumId="39" w15:restartNumberingAfterBreak="0">
     <w:nsid w:val="7D8A5B06"/>
     <w:multiLevelType w:val="hybridMultilevel"/>
     <w:tmpl w:val="60F637A6"/>
@@ -7915,127 +8805,136 @@
       </w:pPr>
     </w:lvl>
   </w:abstractNum>
-  <w:num w:numId="1" w16cid:durableId="384918460">
-    <w:abstractNumId w:val="18"/>
+  <w:num w:numId="1">
+    <w:abstractNumId w:val="19"/>
   </w:num>
-  <w:num w:numId="2" w16cid:durableId="1333800662">
+  <w:num w:numId="2">
     <w:abstractNumId w:val="3"/>
   </w:num>
-  <w:num w:numId="3" w16cid:durableId="1665624761">
+  <w:num w:numId="3">
     <w:abstractNumId w:val="1"/>
   </w:num>
-  <w:num w:numId="4" w16cid:durableId="1179809786">
+  <w:num w:numId="4">
     <w:abstractNumId w:val="16"/>
   </w:num>
-  <w:num w:numId="5" w16cid:durableId="2046248907">
+  <w:num w:numId="5">
     <w:abstractNumId w:val="11"/>
   </w:num>
-  <w:num w:numId="6" w16cid:durableId="1851681700">
+  <w:num w:numId="6">
     <w:abstractNumId w:val="9"/>
   </w:num>
-  <w:num w:numId="7" w16cid:durableId="1327127833">
+  <w:num w:numId="7">
     <w:abstractNumId w:val="6"/>
   </w:num>
-  <w:num w:numId="8" w16cid:durableId="680012895">
+  <w:num w:numId="8">
+    <w:abstractNumId w:val="34"/>
+  </w:num>
+  <w:num w:numId="9">
+    <w:abstractNumId w:val="22"/>
+  </w:num>
+  <w:num w:numId="10">
+    <w:abstractNumId w:val="27"/>
+  </w:num>
+  <w:num w:numId="11">
+    <w:abstractNumId w:val="33"/>
+  </w:num>
+  <w:num w:numId="12">
+    <w:abstractNumId w:val="39"/>
+  </w:num>
+  <w:num w:numId="13">
+    <w:abstractNumId w:val="28"/>
+  </w:num>
+  <w:num w:numId="14">
+    <w:abstractNumId w:val="37"/>
+  </w:num>
+  <w:num w:numId="15">
+    <w:abstractNumId w:val="5"/>
+  </w:num>
+  <w:num w:numId="16">
+    <w:abstractNumId w:val="13"/>
+  </w:num>
+  <w:num w:numId="17">
     <w:abstractNumId w:val="32"/>
   </w:num>
-  <w:num w:numId="9" w16cid:durableId="2146462852">
+  <w:num w:numId="18">
+    <w:abstractNumId w:val="23"/>
+  </w:num>
+  <w:num w:numId="19">
+    <w:abstractNumId w:val="0"/>
+  </w:num>
+  <w:num w:numId="20">
+    <w:abstractNumId w:val="8"/>
+  </w:num>
+  <w:num w:numId="21">
+    <w:abstractNumId w:val="15"/>
+  </w:num>
+  <w:num w:numId="22">
+    <w:abstractNumId w:val="36"/>
+  </w:num>
+  <w:num w:numId="23">
+    <w:abstractNumId w:val="25"/>
+  </w:num>
+  <w:num w:numId="24">
+    <w:abstractNumId w:val="35"/>
+  </w:num>
+  <w:num w:numId="25">
+    <w:abstractNumId w:val="29"/>
+  </w:num>
+  <w:num w:numId="26">
     <w:abstractNumId w:val="21"/>
   </w:num>
-  <w:num w:numId="10" w16cid:durableId="1352608018">
+  <w:num w:numId="27">
+    <w:abstractNumId w:val="7"/>
+  </w:num>
+  <w:num w:numId="28">
+    <w:abstractNumId w:val="14"/>
+  </w:num>
+  <w:num w:numId="29">
+    <w:abstractNumId w:val="10"/>
+  </w:num>
+  <w:num w:numId="30">
+    <w:abstractNumId w:val="24"/>
+  </w:num>
+  <w:num w:numId="31">
+    <w:abstractNumId w:val="20"/>
+  </w:num>
+  <w:num w:numId="32">
     <w:abstractNumId w:val="26"/>
   </w:num>
-  <w:num w:numId="11" w16cid:durableId="3671579">
+  <w:num w:numId="33">
+    <w:abstractNumId w:val="4"/>
+  </w:num>
+  <w:num w:numId="34">
+    <w:abstractNumId w:val="2"/>
+  </w:num>
+  <w:num w:numId="35">
+    <w:abstractNumId w:val="12"/>
+  </w:num>
+  <w:num w:numId="36">
+    <w:abstractNumId w:val="17"/>
+  </w:num>
+  <w:num w:numId="37">
     <w:abstractNumId w:val="31"/>
   </w:num>
-  <w:num w:numId="12" w16cid:durableId="16778576">
-    <w:abstractNumId w:val="36"/>
+  <w:num w:numId="38">
+    <w:abstractNumId w:val="38"/>
   </w:num>
-  <w:num w:numId="13" w16cid:durableId="760375188">
-    <w:abstractNumId w:val="27"/>
-  </w:num>
-  <w:num w:numId="14" w16cid:durableId="1206983854">
-    <w:abstractNumId w:val="35"/>
-  </w:num>
-  <w:num w:numId="15" w16cid:durableId="1485704189">
-    <w:abstractNumId w:val="5"/>
-  </w:num>
-  <w:num w:numId="16" w16cid:durableId="332606624">
-    <w:abstractNumId w:val="13"/>
-  </w:num>
-  <w:num w:numId="17" w16cid:durableId="564536294">
+  <w:num w:numId="39">
     <w:abstractNumId w:val="30"/>
   </w:num>
-  <w:num w:numId="18" w16cid:durableId="1315724052">
-    <w:abstractNumId w:val="22"/>
-  </w:num>
-  <w:num w:numId="19" w16cid:durableId="673187625">
-    <w:abstractNumId w:val="0"/>
-  </w:num>
-  <w:num w:numId="20" w16cid:durableId="366569309">
-    <w:abstractNumId w:val="8"/>
-  </w:num>
-  <w:num w:numId="21" w16cid:durableId="1218201705">
-    <w:abstractNumId w:val="15"/>
-  </w:num>
-  <w:num w:numId="22" w16cid:durableId="1585258165">
-    <w:abstractNumId w:val="34"/>
-  </w:num>
-  <w:num w:numId="23" w16cid:durableId="1210075315">
-    <w:abstractNumId w:val="24"/>
-  </w:num>
-  <w:num w:numId="24" w16cid:durableId="1745445450">
-    <w:abstractNumId w:val="33"/>
-  </w:num>
-  <w:num w:numId="25" w16cid:durableId="1871063185">
-    <w:abstractNumId w:val="28"/>
-  </w:num>
-  <w:num w:numId="26" w16cid:durableId="80032142">
-    <w:abstractNumId w:val="20"/>
-  </w:num>
-  <w:num w:numId="27" w16cid:durableId="1839342531">
-    <w:abstractNumId w:val="7"/>
-  </w:num>
-  <w:num w:numId="28" w16cid:durableId="451941881">
-    <w:abstractNumId w:val="14"/>
-  </w:num>
-  <w:num w:numId="29" w16cid:durableId="828908319">
-    <w:abstractNumId w:val="10"/>
-  </w:num>
-  <w:num w:numId="30" w16cid:durableId="95910081">
-    <w:abstractNumId w:val="23"/>
-  </w:num>
-  <w:num w:numId="31" w16cid:durableId="494225831">
-    <w:abstractNumId w:val="19"/>
-  </w:num>
-  <w:num w:numId="32" w16cid:durableId="1691906828">
-    <w:abstractNumId w:val="25"/>
-  </w:num>
-  <w:num w:numId="33" w16cid:durableId="1168522303">
-    <w:abstractNumId w:val="4"/>
-  </w:num>
-  <w:num w:numId="34" w16cid:durableId="1168132264">
-    <w:abstractNumId w:val="2"/>
-  </w:num>
-  <w:num w:numId="35" w16cid:durableId="1839029517">
-    <w:abstractNumId w:val="12"/>
-  </w:num>
-  <w:num w:numId="36" w16cid:durableId="1510874485">
-    <w:abstractNumId w:val="17"/>
-  </w:num>
-  <w:num w:numId="37" w16cid:durableId="1691908890">
-    <w:abstractNumId w:val="29"/>
+  <w:num w:numId="40">
+    <w:abstractNumId w:val="18"/>
   </w:num>
 </w:numbering>
 </file>
 
 <file path=word/styles.xml><?xml version="1.0" encoding="utf-8"?>
-<w:styles xmlns:mc="http://schemas.openxmlformats.org/markup-compatibility/2006" xmlns:r="http://schemas.openxmlformats.org/officeDocument/2006/relationships" xmlns:w="http://schemas.openxmlformats.org/wordprocessingml/2006/main" xmlns:w14="http://schemas.microsoft.com/office/word/2010/wordml" xmlns:w15="http://schemas.microsoft.com/office/word/2012/wordml" xmlns:w16cex="http://schemas.microsoft.com/office/word/2018/wordml/cex" xmlns:w16cid="http://schemas.microsoft.com/office/word/2016/wordml/cid" xmlns:w16="http://schemas.microsoft.com/office/word/2018/wordml" xmlns:w16du="http://schemas.microsoft.com/office/word/2023/wordml/word16du" xmlns:w16sdtdh="http://schemas.microsoft.com/office/word/2020/wordml/sdtdatahash" xmlns:w16sdtfl="http://schemas.microsoft.com/office/word/2024/wordml/sdtformatlock" xmlns:w16se="http://schemas.microsoft.com/office/word/2015/wordml/symex" mc:Ignorable="w14 w15 w16se w16cid w16 w16cex w16sdtdh w16sdtfl w16du">
+<w:styles xmlns:mc="http://schemas.openxmlformats.org/markup-compatibility/2006" xmlns:r="http://schemas.openxmlformats.org/officeDocument/2006/relationships" xmlns:w="http://schemas.openxmlformats.org/wordprocessingml/2006/main" xmlns:w14="http://schemas.microsoft.com/office/word/2010/wordml" xmlns:w15="http://schemas.microsoft.com/office/word/2012/wordml" xmlns:w16cex="http://schemas.microsoft.com/office/word/2018/wordml/cex" xmlns:w16cid="http://schemas.microsoft.com/office/word/2016/wordml/cid" xmlns:w16="http://schemas.microsoft.com/office/word/2018/wordml" xmlns:w16sdtdh="http://schemas.microsoft.com/office/word/2020/wordml/sdtdatahash" xmlns:w16se="http://schemas.microsoft.com/office/word/2015/wordml/symex" mc:Ignorable="w14 w15 w16se w16cid w16 w16cex w16sdtdh">
   <w:docDefaults>
     <w:rPrDefault>
       <w:rPr>
         <w:rFonts w:ascii="Times New Roman" w:eastAsia="Times New Roman" w:hAnsi="Times New Roman" w:cs="Times New Roman"/>
-        <w:lang w:val="es-GT" w:eastAsia="es-GT" w:bidi="ar-SA"/>
+        <w:lang w:val="es-419" w:eastAsia="es-419" w:bidi="ar-SA"/>
       </w:rPr>
     </w:rPrDefault>
     <w:pPrDefault/>
@@ -8056,8 +8955,9 @@
     <w:lsdException w:name="caption" w:semiHidden="1" w:unhideWhenUsed="1" w:qFormat="1"/>
     <w:lsdException w:name="Title" w:qFormat="1"/>
     <w:lsdException w:name="Subtitle" w:qFormat="1"/>
-    <w:lsdException w:name="Strong" w:qFormat="1"/>
-    <w:lsdException w:name="Emphasis" w:qFormat="1"/>
+    <w:lsdException w:name="Strong" w:uiPriority="22" w:qFormat="1"/>
+    <w:lsdException w:name="Emphasis" w:uiPriority="20" w:qFormat="1"/>
+    <w:lsdException w:name="Normal (Web)" w:uiPriority="99"/>
     <w:lsdException w:name="Normal Table" w:semiHidden="1" w:unhideWhenUsed="1"/>
     <w:lsdException w:name="Table Simple 1" w:semiHidden="1" w:unhideWhenUsed="1"/>
     <w:lsdException w:name="Table Simple 2" w:semiHidden="1" w:unhideWhenUsed="1"/>
@@ -8327,14 +9227,14 @@
   <w:style w:type="paragraph" w:default="1" w:styleId="Normal">
     <w:name w:val="Normal"/>
     <w:qFormat/>
-    <w:rsid w:val="000D2205"/>
+    <w:rsid w:val="00325D52"/>
     <w:rPr>
       <w:sz w:val="24"/>
       <w:szCs w:val="24"/>
       <w:lang w:val="es-ES" w:eastAsia="es-ES"/>
     </w:rPr>
   </w:style>
-  <w:style w:type="paragraph" w:styleId="Ttulo1">
+  <w:style w:type="paragraph" w:styleId="Heading1">
     <w:name w:val="heading 1"/>
     <w:basedOn w:val="Normal"/>
     <w:qFormat/>
@@ -8351,7 +9251,7 @@
       <w:szCs w:val="48"/>
     </w:rPr>
   </w:style>
-  <w:style w:type="paragraph" w:styleId="Ttulo2">
+  <w:style w:type="paragraph" w:styleId="Heading2">
     <w:name w:val="heading 2"/>
     <w:basedOn w:val="Normal"/>
     <w:qFormat/>
@@ -8367,13 +9267,13 @@
       <w:szCs w:val="36"/>
     </w:rPr>
   </w:style>
-  <w:style w:type="character" w:default="1" w:styleId="Fuentedeprrafopredeter">
+  <w:style w:type="character" w:default="1" w:styleId="DefaultParagraphFont">
     <w:name w:val="Default Paragraph Font"/>
     <w:uiPriority w:val="1"/>
     <w:semiHidden/>
     <w:unhideWhenUsed/>
   </w:style>
-  <w:style w:type="table" w:default="1" w:styleId="Tablanormal">
+  <w:style w:type="table" w:default="1" w:styleId="TableNormal">
     <w:name w:val="Normal Table"/>
     <w:uiPriority w:val="99"/>
     <w:semiHidden/>
@@ -8388,7 +9288,7 @@
       </w:tblCellMar>
     </w:tblPr>
   </w:style>
-  <w:style w:type="numbering" w:default="1" w:styleId="Sinlista">
+  <w:style w:type="numbering" w:default="1" w:styleId="NoList">
     <w:name w:val="No List"/>
     <w:uiPriority w:val="99"/>
     <w:semiHidden/>
@@ -8397,12 +9297,13 @@
   <w:style w:type="paragraph" w:styleId="NormalWeb">
     <w:name w:val="Normal (Web)"/>
     <w:basedOn w:val="Normal"/>
+    <w:uiPriority w:val="99"/>
     <w:rsid w:val="000D097C"/>
     <w:pPr>
       <w:spacing w:before="100" w:beforeAutospacing="1" w:after="100" w:afterAutospacing="1"/>
     </w:pPr>
   </w:style>
-  <w:style w:type="paragraph" w:styleId="TDC1">
+  <w:style w:type="paragraph" w:styleId="TOC1">
     <w:name w:val="toc 1"/>
     <w:basedOn w:val="Normal"/>
     <w:rsid w:val="000D097C"/>
@@ -8410,7 +9311,7 @@
       <w:spacing w:before="100" w:beforeAutospacing="1" w:after="100" w:afterAutospacing="1"/>
     </w:pPr>
   </w:style>
-  <w:style w:type="character" w:styleId="Hipervnculo">
+  <w:style w:type="character" w:styleId="Hyperlink">
     <w:name w:val="Hyperlink"/>
     <w:rsid w:val="000D097C"/>
     <w:rPr>
@@ -8418,7 +9319,7 @@
       <w:u w:val="single"/>
     </w:rPr>
   </w:style>
-  <w:style w:type="paragraph" w:styleId="TDC2">
+  <w:style w:type="paragraph" w:styleId="TOC2">
     <w:name w:val="toc 2"/>
     <w:basedOn w:val="Normal"/>
     <w:rsid w:val="000D097C"/>
@@ -8426,7 +9327,7 @@
       <w:spacing w:before="100" w:beforeAutospacing="1" w:after="100" w:afterAutospacing="1"/>
     </w:pPr>
   </w:style>
-  <w:style w:type="paragraph" w:styleId="Sangra3detindependiente">
+  <w:style w:type="paragraph" w:styleId="BodyTextIndent3">
     <w:name w:val="Body Text Indent 3"/>
     <w:basedOn w:val="Normal"/>
     <w:rsid w:val="000D097C"/>
@@ -8434,10 +9335,10 @@
       <w:spacing w:before="100" w:beforeAutospacing="1" w:after="100" w:afterAutospacing="1"/>
     </w:pPr>
   </w:style>
-  <w:style w:type="paragraph" w:styleId="Encabezado">
+  <w:style w:type="paragraph" w:styleId="Header">
     <w:name w:val="header"/>
     <w:basedOn w:val="Normal"/>
-    <w:link w:val="EncabezadoCar"/>
+    <w:link w:val="HeaderChar"/>
     <w:uiPriority w:val="99"/>
     <w:rsid w:val="000D097C"/>
     <w:pPr>
@@ -8454,16 +9355,16 @@
   </w:style>
   <w:style w:type="paragraph" w:customStyle="1" w:styleId="ByLine">
     <w:name w:val="ByLine"/>
-    <w:basedOn w:val="Ttulo"/>
+    <w:basedOn w:val="Title"/>
     <w:rsid w:val="00F6349F"/>
     <w:rPr>
       <w:sz w:val="28"/>
     </w:rPr>
   </w:style>
-  <w:style w:type="paragraph" w:styleId="Ttulo">
+  <w:style w:type="paragraph" w:styleId="Title">
     <w:name w:val="Title"/>
     <w:basedOn w:val="Normal"/>
-    <w:link w:val="TtuloCar"/>
+    <w:link w:val="TitleChar"/>
     <w:qFormat/>
     <w:rsid w:val="00F6349F"/>
     <w:pPr>
@@ -8479,9 +9380,9 @@
       <w:lang w:val="en-US" w:eastAsia="en-US"/>
     </w:rPr>
   </w:style>
-  <w:style w:type="character" w:customStyle="1" w:styleId="TtuloCar">
-    <w:name w:val="Título Car"/>
-    <w:link w:val="Ttulo"/>
+  <w:style w:type="character" w:customStyle="1" w:styleId="TitleChar">
+    <w:name w:val="Title Char"/>
+    <w:link w:val="Title"/>
     <w:rsid w:val="00F6349F"/>
     <w:rPr>
       <w:rFonts w:ascii="Arial" w:hAnsi="Arial"/>
@@ -8508,12 +9409,12 @@
       <w:lang w:val="en-US" w:eastAsia="en-US"/>
     </w:rPr>
   </w:style>
-  <w:style w:type="character" w:styleId="Nmerodelnea">
+  <w:style w:type="character" w:styleId="LineNumber">
     <w:name w:val="line number"/>
-    <w:basedOn w:val="Fuentedeprrafopredeter"/>
+    <w:basedOn w:val="DefaultParagraphFont"/>
     <w:rsid w:val="008F2F81"/>
   </w:style>
-  <w:style w:type="paragraph" w:styleId="Prrafodelista">
+  <w:style w:type="paragraph" w:styleId="ListParagraph">
     <w:name w:val="List Paragraph"/>
     <w:basedOn w:val="Normal"/>
     <w:uiPriority w:val="34"/>
@@ -8523,10 +9424,10 @@
       <w:ind w:left="708"/>
     </w:pPr>
   </w:style>
-  <w:style w:type="paragraph" w:styleId="Piedepgina">
+  <w:style w:type="paragraph" w:styleId="Footer">
     <w:name w:val="footer"/>
     <w:basedOn w:val="Normal"/>
-    <w:link w:val="PiedepginaCar"/>
+    <w:link w:val="FooterChar"/>
     <w:uiPriority w:val="99"/>
     <w:rsid w:val="00344F2B"/>
     <w:pPr>
@@ -8536,9 +9437,9 @@
       </w:tabs>
     </w:pPr>
   </w:style>
-  <w:style w:type="character" w:customStyle="1" w:styleId="PiedepginaCar">
-    <w:name w:val="Pie de página Car"/>
-    <w:link w:val="Piedepgina"/>
+  <w:style w:type="character" w:customStyle="1" w:styleId="FooterChar">
+    <w:name w:val="Footer Char"/>
+    <w:link w:val="Footer"/>
     <w:uiPriority w:val="99"/>
     <w:rsid w:val="00344F2B"/>
     <w:rPr>
@@ -8547,9 +9448,9 @@
       <w:lang w:val="es-ES" w:eastAsia="es-ES"/>
     </w:rPr>
   </w:style>
-  <w:style w:type="character" w:customStyle="1" w:styleId="EncabezadoCar">
-    <w:name w:val="Encabezado Car"/>
-    <w:link w:val="Encabezado"/>
+  <w:style w:type="character" w:customStyle="1" w:styleId="HeaderChar">
+    <w:name w:val="Header Char"/>
+    <w:link w:val="Header"/>
     <w:uiPriority w:val="99"/>
     <w:rsid w:val="00344F2B"/>
     <w:rPr>
@@ -8558,10 +9459,10 @@
       <w:lang w:val="es-ES" w:eastAsia="es-ES"/>
     </w:rPr>
   </w:style>
-  <w:style w:type="paragraph" w:styleId="Textodeglobo">
+  <w:style w:type="paragraph" w:styleId="BalloonText">
     <w:name w:val="Balloon Text"/>
     <w:basedOn w:val="Normal"/>
-    <w:link w:val="TextodegloboCar"/>
+    <w:link w:val="BalloonTextChar"/>
     <w:rsid w:val="00344F2B"/>
     <w:rPr>
       <w:rFonts w:ascii="Tahoma" w:hAnsi="Tahoma" w:cs="Tahoma"/>
@@ -8569,9 +9470,9 @@
       <w:szCs w:val="16"/>
     </w:rPr>
   </w:style>
-  <w:style w:type="character" w:customStyle="1" w:styleId="TextodegloboCar">
-    <w:name w:val="Texto de globo Car"/>
-    <w:link w:val="Textodeglobo"/>
+  <w:style w:type="character" w:customStyle="1" w:styleId="BalloonTextChar">
+    <w:name w:val="Balloon Text Char"/>
+    <w:link w:val="BalloonText"/>
     <w:rsid w:val="00344F2B"/>
     <w:rPr>
       <w:rFonts w:ascii="Tahoma" w:hAnsi="Tahoma" w:cs="Tahoma"/>
@@ -8580,18 +9481,18 @@
       <w:lang w:val="es-ES" w:eastAsia="es-ES"/>
     </w:rPr>
   </w:style>
-  <w:style w:type="paragraph" w:styleId="Textoindependiente">
+  <w:style w:type="paragraph" w:styleId="BodyText">
     <w:name w:val="Body Text"/>
     <w:basedOn w:val="Normal"/>
-    <w:link w:val="TextoindependienteCar"/>
+    <w:link w:val="BodyTextChar"/>
     <w:rsid w:val="00FF438A"/>
     <w:pPr>
       <w:spacing w:after="120"/>
     </w:pPr>
   </w:style>
-  <w:style w:type="character" w:customStyle="1" w:styleId="TextoindependienteCar">
-    <w:name w:val="Texto independiente Car"/>
-    <w:link w:val="Textoindependiente"/>
+  <w:style w:type="character" w:customStyle="1" w:styleId="BodyTextChar">
+    <w:name w:val="Body Text Char"/>
+    <w:link w:val="BodyText"/>
     <w:rsid w:val="00FF438A"/>
     <w:rPr>
       <w:sz w:val="24"/>
@@ -8599,32 +9500,32 @@
       <w:lang w:val="es-ES" w:eastAsia="es-ES"/>
     </w:rPr>
   </w:style>
-  <w:style w:type="paragraph" w:styleId="Textonotaalfinal">
+  <w:style w:type="paragraph" w:styleId="EndnoteText">
     <w:name w:val="endnote text"/>
     <w:basedOn w:val="Normal"/>
-    <w:link w:val="TextonotaalfinalCar"/>
+    <w:link w:val="EndnoteTextChar"/>
     <w:rsid w:val="00A83ADC"/>
     <w:rPr>
       <w:sz w:val="20"/>
       <w:szCs w:val="20"/>
     </w:rPr>
   </w:style>
-  <w:style w:type="character" w:customStyle="1" w:styleId="TextonotaalfinalCar">
-    <w:name w:val="Texto nota al final Car"/>
-    <w:link w:val="Textonotaalfinal"/>
+  <w:style w:type="character" w:customStyle="1" w:styleId="EndnoteTextChar">
+    <w:name w:val="Endnote Text Char"/>
+    <w:link w:val="EndnoteText"/>
     <w:rsid w:val="00A83ADC"/>
     <w:rPr>
       <w:lang w:val="es-ES" w:eastAsia="es-ES"/>
     </w:rPr>
   </w:style>
-  <w:style w:type="character" w:styleId="Refdenotaalfinal">
+  <w:style w:type="character" w:styleId="EndnoteReference">
     <w:name w:val="endnote reference"/>
     <w:rsid w:val="00A83ADC"/>
     <w:rPr>
       <w:vertAlign w:val="superscript"/>
     </w:rPr>
   </w:style>
-  <w:style w:type="paragraph" w:styleId="Revisin">
+  <w:style w:type="paragraph" w:styleId="Revision">
     <w:name w:val="Revision"/>
     <w:hidden/>
     <w:uiPriority w:val="99"/>
@@ -8636,9 +9537,9 @@
       <w:lang w:val="es-ES" w:eastAsia="es-ES"/>
     </w:rPr>
   </w:style>
-  <w:style w:type="table" w:styleId="Tablaconcuadrcula">
+  <w:style w:type="table" w:styleId="TableGrid">
     <w:name w:val="Table Grid"/>
-    <w:basedOn w:val="Tablanormal"/>
+    <w:basedOn w:val="TableNormal"/>
     <w:uiPriority w:val="1"/>
     <w:rsid w:val="00557FB4"/>
     <w:rPr>
@@ -8657,6 +9558,26 @@
         <w:insideV w:val="single" w:sz="4" w:space="0" w:color="000000"/>
       </w:tblBorders>
     </w:tblPr>
+  </w:style>
+  <w:style w:type="character" w:styleId="Strong">
+    <w:name w:val="Strong"/>
+    <w:uiPriority w:val="22"/>
+    <w:qFormat/>
+    <w:rsid w:val="00F0725F"/>
+    <w:rPr>
+      <w:b/>
+      <w:bCs/>
+    </w:rPr>
+  </w:style>
+  <w:style w:type="character" w:styleId="Emphasis">
+    <w:name w:val="Emphasis"/>
+    <w:uiPriority w:val="20"/>
+    <w:qFormat/>
+    <w:rsid w:val="00F0725F"/>
+    <w:rPr>
+      <w:i/>
+      <w:iCs/>
+    </w:rPr>
   </w:style>
 </w:styles>
 </file>

--- a/Casos de Uso/CU-04-Bandeja_Auxiliar.docx
+++ b/Casos de Uso/CU-04-Bandeja_Auxiliar.docx
@@ -1250,19 +1250,92 @@
           <w:ilvl w:val="0"/>
           <w:numId w:val="26"/>
         </w:numPr>
-        <w:rPr>
-          <w:sz w:val="20"/>
-          <w:szCs w:val="20"/>
-          <w:lang w:val="es-ES_tradnl"/>
-        </w:rPr>
-      </w:pPr>
-      <w:r>
-        <w:rPr>
-          <w:sz w:val="20"/>
-          <w:szCs w:val="20"/>
-          <w:lang w:val="es-ES_tradnl"/>
-        </w:rPr>
-        <w:t>El sistema muestra la bandeja principal con los siguientes menús.</w:t>
+        <w:autoSpaceDE w:val="0"/>
+        <w:autoSpaceDN w:val="0"/>
+        <w:adjustRightInd w:val="0"/>
+        <w:rPr>
+          <w:sz w:val="10"/>
+          <w:szCs w:val="10"/>
+          <w:lang w:val="es-419" w:eastAsia="es-419"/>
+        </w:rPr>
+      </w:pPr>
+      <w:r>
+        <w:rPr>
+          <w:sz w:val="20"/>
+          <w:szCs w:val="20"/>
+          <w:lang w:val="es-ES_tradnl"/>
+        </w:rPr>
+        <w:t xml:space="preserve">El sistema muestra Auxiliar </w:t>
+      </w:r>
+      <w:r>
+        <w:rPr>
+          <w:rFonts w:ascii="Bahnschrift SemiLight" w:hAnsi="Bahnschrift SemiLight" w:cs="Bahnschrift SemiLight"/>
+          <w:sz w:val="26"/>
+          <w:szCs w:val="26"/>
+          <w:lang w:val="es-419" w:eastAsia="es-419"/>
+        </w:rPr>
+        <w:t>·</w:t>
+      </w:r>
+      <w:r>
+        <w:rPr>
+          <w:sz w:val="20"/>
+          <w:szCs w:val="20"/>
+          <w:lang w:val="es-419" w:eastAsia="es-419"/>
+        </w:rPr>
+        <w:t>Nombre del auxiliar</w:t>
+      </w:r>
+    </w:p>
+    <w:p>
+      <w:pPr>
+        <w:numPr>
+          <w:ilvl w:val="0"/>
+          <w:numId w:val="26"/>
+        </w:numPr>
+        <w:rPr>
+          <w:sz w:val="20"/>
+          <w:szCs w:val="20"/>
+          <w:lang w:val="es-ES_tradnl"/>
+        </w:rPr>
+      </w:pPr>
+      <w:r>
+        <w:rPr>
+          <w:sz w:val="20"/>
+          <w:szCs w:val="20"/>
+          <w:lang w:val="es-ES_tradnl"/>
+        </w:rPr>
+        <w:t>El sistema muestra la bandeja principal con l</w:t>
+      </w:r>
+      <w:r>
+        <w:rPr>
+          <w:sz w:val="20"/>
+          <w:szCs w:val="20"/>
+          <w:lang w:val="es-ES_tradnl"/>
+        </w:rPr>
+        <w:t>a</w:t>
+      </w:r>
+      <w:r>
+        <w:rPr>
+          <w:sz w:val="20"/>
+          <w:szCs w:val="20"/>
+          <w:lang w:val="es-ES_tradnl"/>
+        </w:rPr>
+        <w:t xml:space="preserve">s siguientes </w:t>
+      </w:r>
+      <w:r>
+        <w:rPr>
+          <w:sz w:val="20"/>
+          <w:szCs w:val="20"/>
+          <w:lang w:val="es-ES_tradnl"/>
+        </w:rPr>
+        <w:t>opciones</w:t>
+      </w:r>
+      <w:r>
+        <w:rPr>
+          <w:sz w:val="20"/>
+          <w:szCs w:val="20"/>
+          <w:lang w:val="es-ES_tradnl"/>
+        </w:rPr>
+        <w:t>.</w:t>
       </w:r>
     </w:p>
     <w:p>
@@ -1283,7 +1356,23 @@
           <w:szCs w:val="20"/>
           <w:lang w:val="es-ES_tradnl"/>
         </w:rPr>
+        <w:t>“</w:t>
+      </w:r>
+      <w:r>
+        <w:rPr>
+          <w:sz w:val="20"/>
+          <w:szCs w:val="20"/>
+          <w:lang w:val="es-ES_tradnl"/>
+        </w:rPr>
         <w:t>Casos Asignados</w:t>
+      </w:r>
+      <w:r>
+        <w:rPr>
+          <w:sz w:val="20"/>
+          <w:szCs w:val="20"/>
+          <w:lang w:val="es-ES_tradnl"/>
+        </w:rPr>
+        <w:t>” con la siguiente descripción: Revisión y asignación de los casos recibidos.</w:t>
       </w:r>
     </w:p>
     <w:p>
@@ -1304,15 +1393,23 @@
           <w:szCs w:val="20"/>
           <w:lang w:val="es-ES_tradnl"/>
         </w:rPr>
-        <w:t xml:space="preserve">Casos </w:t>
-      </w:r>
-      <w:r>
-        <w:rPr>
-          <w:sz w:val="20"/>
-          <w:szCs w:val="20"/>
-          <w:lang w:val="es-ES_tradnl"/>
-        </w:rPr>
-        <w:t>en Revisión</w:t>
+        <w:t>“</w:t>
+      </w:r>
+      <w:r>
+        <w:rPr>
+          <w:sz w:val="20"/>
+          <w:szCs w:val="20"/>
+          <w:lang w:val="es-ES_tradnl"/>
+        </w:rPr>
+        <w:t>Cerrar sesión</w:t>
+      </w:r>
+      <w:r>
+        <w:rPr>
+          <w:sz w:val="20"/>
+          <w:szCs w:val="20"/>
+          <w:lang w:val="es-ES_tradnl"/>
+        </w:rPr>
+        <w:t>” con la siguiente descripción: Salir del sistema.</w:t>
       </w:r>
       <w:r>
         <w:rPr>
@@ -1328,10 +1425,85 @@
           <w:bCs/>
           <w:sz w:val="20"/>
           <w:szCs w:val="20"/>
-          <w:highlight w:val="yellow"/>
-          <w:lang w:val="es-ES_tradnl"/>
-        </w:rPr>
-        <w:t>Ver CU</w:t>
+          <w:lang w:val="es-ES_tradnl"/>
+        </w:rPr>
+        <w:t>FA</w:t>
+      </w:r>
+      <w:r>
+        <w:rPr>
+          <w:b/>
+          <w:bCs/>
+          <w:sz w:val="20"/>
+          <w:szCs w:val="20"/>
+          <w:lang w:val="es-ES_tradnl"/>
+        </w:rPr>
+        <w:t>06</w:t>
+      </w:r>
+    </w:p>
+    <w:p>
+      <w:pPr>
+        <w:numPr>
+          <w:ilvl w:val="0"/>
+          <w:numId w:val="26"/>
+        </w:numPr>
+        <w:rPr>
+          <w:sz w:val="20"/>
+          <w:szCs w:val="20"/>
+          <w:lang w:val="es-ES_tradnl"/>
+        </w:rPr>
+      </w:pPr>
+      <w:r>
+        <w:rPr>
+          <w:sz w:val="20"/>
+          <w:szCs w:val="20"/>
+          <w:lang w:val="es-ES_tradnl"/>
+        </w:rPr>
+        <w:t>El usuario selecciona el menú “Casos</w:t>
+      </w:r>
+      <w:r>
+        <w:rPr>
+          <w:sz w:val="20"/>
+          <w:szCs w:val="20"/>
+          <w:lang w:val="es-ES_tradnl"/>
+        </w:rPr>
+        <w:t xml:space="preserve"> Asignados</w:t>
+      </w:r>
+      <w:r>
+        <w:rPr>
+          <w:sz w:val="20"/>
+          <w:szCs w:val="20"/>
+          <w:lang w:val="es-ES_tradnl"/>
+        </w:rPr>
+        <w:t>”.</w:t>
+      </w:r>
+    </w:p>
+    <w:p>
+      <w:pPr>
+        <w:numPr>
+          <w:ilvl w:val="0"/>
+          <w:numId w:val="26"/>
+        </w:numPr>
+        <w:rPr>
+          <w:sz w:val="20"/>
+          <w:szCs w:val="20"/>
+          <w:lang w:val="es-ES_tradnl"/>
+        </w:rPr>
+      </w:pPr>
+      <w:r>
+        <w:rPr>
+          <w:sz w:val="20"/>
+          <w:szCs w:val="20"/>
+          <w:lang w:val="es-ES_tradnl"/>
+        </w:rPr>
+        <w:t xml:space="preserve">El sistema muestra </w:t>
+      </w:r>
+      <w:r>
+        <w:rPr>
+          <w:sz w:val="20"/>
+          <w:szCs w:val="20"/>
+          <w:lang w:val="es-ES_tradnl"/>
+        </w:rPr>
+        <w:t>los siguientes botones.</w:t>
       </w:r>
     </w:p>
     <w:p>
@@ -1352,15 +1524,15 @@
           <w:szCs w:val="20"/>
           <w:lang w:val="es-ES_tradnl"/>
         </w:rPr>
-        <w:t>Reportes</w:t>
-      </w:r>
-      <w:r>
-        <w:rPr>
-          <w:sz w:val="20"/>
-          <w:szCs w:val="20"/>
-          <w:lang w:val="es-ES_tradnl"/>
-        </w:rPr>
-        <w:t xml:space="preserve"> </w:t>
+        <w:t>B</w:t>
+      </w:r>
+      <w:r>
+        <w:rPr>
+          <w:sz w:val="20"/>
+          <w:szCs w:val="20"/>
+          <w:lang w:val="es-ES_tradnl"/>
+        </w:rPr>
+        <w:t xml:space="preserve">uscar </w:t>
       </w:r>
       <w:r>
         <w:rPr>
@@ -1368,10 +1540,9 @@
           <w:bCs/>
           <w:sz w:val="20"/>
           <w:szCs w:val="20"/>
-          <w:highlight w:val="yellow"/>
-          <w:lang w:val="es-ES_tradnl"/>
-        </w:rPr>
-        <w:t>Ver CU</w:t>
+          <w:lang w:val="es-ES_tradnl"/>
+        </w:rPr>
+        <w:t>FA04</w:t>
       </w:r>
     </w:p>
     <w:p>
@@ -1392,7 +1563,7 @@
           <w:szCs w:val="20"/>
           <w:lang w:val="es-ES_tradnl"/>
         </w:rPr>
-        <w:t>Cerrar sesión</w:t>
+        <w:t>Volver al menú</w:t>
       </w:r>
       <w:r>
         <w:rPr>
@@ -1410,7 +1581,7 @@
           <w:szCs w:val="20"/>
           <w:lang w:val="es-ES_tradnl"/>
         </w:rPr>
-        <w:t>FA</w:t>
+        <w:t>FA1</w:t>
       </w:r>
       <w:r>
         <w:rPr>
@@ -1420,151 +1591,7 @@
           <w:szCs w:val="20"/>
           <w:lang w:val="es-ES_tradnl"/>
         </w:rPr>
-        <w:t>06</w:t>
-      </w:r>
-    </w:p>
-    <w:p>
-      <w:pPr>
-        <w:numPr>
-          <w:ilvl w:val="0"/>
-          <w:numId w:val="26"/>
-        </w:numPr>
-        <w:rPr>
-          <w:sz w:val="20"/>
-          <w:szCs w:val="20"/>
-          <w:lang w:val="es-ES_tradnl"/>
-        </w:rPr>
-      </w:pPr>
-      <w:r>
-        <w:rPr>
-          <w:sz w:val="20"/>
-          <w:szCs w:val="20"/>
-          <w:lang w:val="es-ES_tradnl"/>
-        </w:rPr>
-        <w:t>El usuario selecciona el menú “Casos</w:t>
-      </w:r>
-      <w:r>
-        <w:rPr>
-          <w:sz w:val="20"/>
-          <w:szCs w:val="20"/>
-          <w:lang w:val="es-ES_tradnl"/>
-        </w:rPr>
-        <w:t xml:space="preserve"> Asignados</w:t>
-      </w:r>
-      <w:r>
-        <w:rPr>
-          <w:sz w:val="20"/>
-          <w:szCs w:val="20"/>
-          <w:lang w:val="es-ES_tradnl"/>
-        </w:rPr>
-        <w:t>”.</w:t>
-      </w:r>
-    </w:p>
-    <w:p>
-      <w:pPr>
-        <w:numPr>
-          <w:ilvl w:val="0"/>
-          <w:numId w:val="26"/>
-        </w:numPr>
-        <w:rPr>
-          <w:sz w:val="20"/>
-          <w:szCs w:val="20"/>
-          <w:lang w:val="es-ES_tradnl"/>
-        </w:rPr>
-      </w:pPr>
-      <w:r>
-        <w:rPr>
-          <w:sz w:val="20"/>
-          <w:szCs w:val="20"/>
-          <w:lang w:val="es-ES_tradnl"/>
-        </w:rPr>
-        <w:t xml:space="preserve">El sistema muestra </w:t>
-      </w:r>
-      <w:r>
-        <w:rPr>
-          <w:sz w:val="20"/>
-          <w:szCs w:val="20"/>
-          <w:lang w:val="es-ES_tradnl"/>
-        </w:rPr>
-        <w:t>los siguientes botones.</w:t>
-      </w:r>
-    </w:p>
-    <w:p>
-      <w:pPr>
-        <w:numPr>
-          <w:ilvl w:val="1"/>
-          <w:numId w:val="26"/>
-        </w:numPr>
-        <w:rPr>
-          <w:sz w:val="20"/>
-          <w:szCs w:val="20"/>
-          <w:lang w:val="es-ES_tradnl"/>
-        </w:rPr>
-      </w:pPr>
-      <w:r>
-        <w:rPr>
-          <w:sz w:val="20"/>
-          <w:szCs w:val="20"/>
-          <w:lang w:val="es-ES_tradnl"/>
-        </w:rPr>
-        <w:t>B</w:t>
-      </w:r>
-      <w:r>
-        <w:rPr>
-          <w:sz w:val="20"/>
-          <w:szCs w:val="20"/>
-          <w:lang w:val="es-ES_tradnl"/>
-        </w:rPr>
-        <w:t xml:space="preserve">uscar </w:t>
-      </w:r>
-      <w:r>
-        <w:rPr>
-          <w:b/>
-          <w:bCs/>
-          <w:sz w:val="20"/>
-          <w:szCs w:val="20"/>
-          <w:lang w:val="es-ES_tradnl"/>
-        </w:rPr>
-        <w:t>FA04</w:t>
-      </w:r>
-    </w:p>
-    <w:p>
-      <w:pPr>
-        <w:numPr>
-          <w:ilvl w:val="1"/>
-          <w:numId w:val="26"/>
-        </w:numPr>
-        <w:rPr>
-          <w:sz w:val="20"/>
-          <w:szCs w:val="20"/>
-          <w:lang w:val="es-ES_tradnl"/>
-        </w:rPr>
-      </w:pPr>
-      <w:r>
-        <w:rPr>
-          <w:sz w:val="20"/>
-          <w:szCs w:val="20"/>
-          <w:lang w:val="es-ES_tradnl"/>
-        </w:rPr>
-        <w:t>Volver al menú</w:t>
-      </w:r>
-      <w:r>
-        <w:rPr>
-          <w:sz w:val="20"/>
-          <w:szCs w:val="20"/>
-          <w:lang w:val="es-ES_tradnl"/>
-        </w:rPr>
-        <w:t xml:space="preserve"> </w:t>
-      </w:r>
-      <w:r>
-        <w:rPr>
-          <w:b/>
-          <w:bCs/>
-          <w:sz w:val="20"/>
-          <w:szCs w:val="20"/>
-          <w:lang w:val="es-ES_tradnl"/>
-        </w:rPr>
-        <w:t>FA10</w:t>
+        <w:t>1</w:t>
       </w:r>
     </w:p>
     <w:p>
@@ -4731,6 +4758,161 @@
         </w:rPr>
         <w:t>El sistema muestra el formulario detalle auxiliar actualizado, habilitando el botón "Asignar Técnico". RN14</w:t>
       </w:r>
+    </w:p>
+    <w:p>
+      <w:pPr>
+        <w:rPr>
+          <w:b/>
+          <w:bCs/>
+          <w:sz w:val="20"/>
+          <w:szCs w:val="20"/>
+          <w:lang w:val="es-ES_tradnl"/>
+        </w:rPr>
+      </w:pPr>
+      <w:r>
+        <w:rPr>
+          <w:b/>
+          <w:bCs/>
+          <w:sz w:val="20"/>
+          <w:szCs w:val="20"/>
+          <w:lang w:val="es-ES_tradnl"/>
+        </w:rPr>
+        <w:t>FA</w:t>
+      </w:r>
+      <w:r>
+        <w:rPr>
+          <w:b/>
+          <w:bCs/>
+          <w:sz w:val="20"/>
+          <w:szCs w:val="20"/>
+          <w:lang w:val="es-ES_tradnl"/>
+        </w:rPr>
+        <w:t>11</w:t>
+      </w:r>
+      <w:r>
+        <w:rPr>
+          <w:b/>
+          <w:bCs/>
+          <w:sz w:val="20"/>
+          <w:szCs w:val="20"/>
+          <w:lang w:val="es-ES_tradnl"/>
+        </w:rPr>
+        <w:t xml:space="preserve"> </w:t>
+      </w:r>
+      <w:r>
+        <w:rPr>
+          <w:b/>
+          <w:bCs/>
+          <w:sz w:val="20"/>
+          <w:szCs w:val="20"/>
+          <w:lang w:val="es-ES_tradnl"/>
+        </w:rPr>
+        <w:t>Volver al menú</w:t>
+      </w:r>
+    </w:p>
+    <w:p>
+      <w:pPr>
+        <w:numPr>
+          <w:ilvl w:val="0"/>
+          <w:numId w:val="41"/>
+        </w:numPr>
+        <w:rPr>
+          <w:sz w:val="20"/>
+          <w:szCs w:val="20"/>
+          <w:lang w:val="es-ES_tradnl"/>
+        </w:rPr>
+      </w:pPr>
+      <w:r>
+        <w:rPr>
+          <w:sz w:val="20"/>
+          <w:szCs w:val="20"/>
+          <w:lang w:val="es-ES_tradnl"/>
+        </w:rPr>
+        <w:t xml:space="preserve">El </w:t>
+      </w:r>
+      <w:r>
+        <w:rPr>
+          <w:sz w:val="20"/>
+          <w:szCs w:val="20"/>
+          <w:lang w:val="es-ES_tradnl"/>
+        </w:rPr>
+        <w:t>usuario selecciona el botón “</w:t>
+      </w:r>
+      <w:r>
+        <w:rPr>
+          <w:sz w:val="20"/>
+          <w:szCs w:val="20"/>
+          <w:lang w:val="es-ES_tradnl"/>
+        </w:rPr>
+        <w:t>Volver al menú</w:t>
+      </w:r>
+      <w:r>
+        <w:rPr>
+          <w:sz w:val="20"/>
+          <w:szCs w:val="20"/>
+          <w:lang w:val="es-ES_tradnl"/>
+        </w:rPr>
+        <w:t>”</w:t>
+      </w:r>
+    </w:p>
+    <w:p>
+      <w:pPr>
+        <w:numPr>
+          <w:ilvl w:val="0"/>
+          <w:numId w:val="41"/>
+        </w:numPr>
+        <w:rPr>
+          <w:sz w:val="20"/>
+          <w:szCs w:val="20"/>
+          <w:lang w:val="es-ES_tradnl"/>
+        </w:rPr>
+      </w:pPr>
+      <w:r>
+        <w:rPr>
+          <w:sz w:val="20"/>
+          <w:szCs w:val="20"/>
+          <w:lang w:val="es-ES_tradnl"/>
+        </w:rPr>
+        <w:t xml:space="preserve">El sistema retorna al </w:t>
+      </w:r>
+      <w:r>
+        <w:rPr>
+          <w:sz w:val="20"/>
+          <w:szCs w:val="20"/>
+          <w:lang w:val="es-ES_tradnl"/>
+        </w:rPr>
+        <w:t>paso 5 del flujo normal básico.</w:t>
+      </w:r>
+    </w:p>
+    <w:p>
+      <w:pPr>
+        <w:numPr>
+          <w:ilvl w:val="0"/>
+          <w:numId w:val="41"/>
+        </w:numPr>
+        <w:rPr>
+          <w:sz w:val="20"/>
+          <w:szCs w:val="20"/>
+          <w:lang w:val="es-ES_tradnl"/>
+        </w:rPr>
+      </w:pPr>
+      <w:r>
+        <w:rPr>
+          <w:sz w:val="20"/>
+          <w:szCs w:val="20"/>
+          <w:lang w:val="es-ES_tradnl"/>
+        </w:rPr>
+        <w:t>Fin de flujo alterno.</w:t>
+      </w:r>
+    </w:p>
+    <w:p>
+      <w:pPr>
+        <w:spacing w:before="100" w:beforeAutospacing="1" w:after="100" w:afterAutospacing="1"/>
+        <w:rPr>
+          <w:sz w:val="20"/>
+          <w:szCs w:val="20"/>
+        </w:rPr>
+      </w:pPr>
     </w:p>
     <w:p>
       <w:pPr>
@@ -5141,6 +5323,7 @@
           </w:tcPr>
           <w:p>
             <w:r>
+              <w:lastRenderedPageBreak/>
               <w:t> </w:t>
             </w:r>
           </w:p>
@@ -7114,8 +7297,8 @@
   <w:abstractNum w:abstractNumId="21" w15:restartNumberingAfterBreak="0">
     <w:nsid w:val="4A903216"/>
     <w:multiLevelType w:val="hybridMultilevel"/>
-    <w:tmpl w:val="507C3D70"/>
-    <w:lvl w:ilvl="0" w:tplc="100A000F">
+    <w:tmpl w:val="3CF63BB4"/>
+    <w:lvl w:ilvl="0" w:tplc="F072051C">
       <w:start w:val="1"/>
       <w:numFmt w:val="decimal"/>
       <w:lvlText w:val="%1."/>
@@ -7123,6 +7306,10 @@
       <w:pPr>
         <w:ind w:left="720" w:hanging="360"/>
       </w:pPr>
+      <w:rPr>
+        <w:sz w:val="20"/>
+        <w:szCs w:val="20"/>
+      </w:rPr>
     </w:lvl>
     <w:lvl w:ilvl="1" w:tplc="100A0019">
       <w:start w:val="1"/>
@@ -7726,6 +7913,92 @@
     </w:lvl>
   </w:abstractNum>
   <w:abstractNum w:abstractNumId="28" w15:restartNumberingAfterBreak="0">
+    <w:nsid w:val="63225230"/>
+    <w:multiLevelType w:val="hybridMultilevel"/>
+    <w:tmpl w:val="F6E69FD4"/>
+    <w:lvl w:ilvl="0" w:tplc="100A000F">
+      <w:start w:val="1"/>
+      <w:numFmt w:val="decimal"/>
+      <w:lvlText w:val="%1."/>
+      <w:lvlJc w:val="left"/>
+      <w:pPr>
+        <w:ind w:left="720" w:hanging="360"/>
+      </w:pPr>
+    </w:lvl>
+    <w:lvl w:ilvl="1" w:tplc="100A0019" w:tentative="1">
+      <w:start w:val="1"/>
+      <w:numFmt w:val="lowerLetter"/>
+      <w:lvlText w:val="%2."/>
+      <w:lvlJc w:val="left"/>
+      <w:pPr>
+        <w:ind w:left="1440" w:hanging="360"/>
+      </w:pPr>
+    </w:lvl>
+    <w:lvl w:ilvl="2" w:tplc="100A001B" w:tentative="1">
+      <w:start w:val="1"/>
+      <w:numFmt w:val="lowerRoman"/>
+      <w:lvlText w:val="%3."/>
+      <w:lvlJc w:val="right"/>
+      <w:pPr>
+        <w:ind w:left="2160" w:hanging="180"/>
+      </w:pPr>
+    </w:lvl>
+    <w:lvl w:ilvl="3" w:tplc="100A000F" w:tentative="1">
+      <w:start w:val="1"/>
+      <w:numFmt w:val="decimal"/>
+      <w:lvlText w:val="%4."/>
+      <w:lvlJc w:val="left"/>
+      <w:pPr>
+        <w:ind w:left="2880" w:hanging="360"/>
+      </w:pPr>
+    </w:lvl>
+    <w:lvl w:ilvl="4" w:tplc="100A0019" w:tentative="1">
+      <w:start w:val="1"/>
+      <w:numFmt w:val="lowerLetter"/>
+      <w:lvlText w:val="%5."/>
+      <w:lvlJc w:val="left"/>
+      <w:pPr>
+        <w:ind w:left="3600" w:hanging="360"/>
+      </w:pPr>
+    </w:lvl>
+    <w:lvl w:ilvl="5" w:tplc="100A001B" w:tentative="1">
+      <w:start w:val="1"/>
+      <w:numFmt w:val="lowerRoman"/>
+      <w:lvlText w:val="%6."/>
+      <w:lvlJc w:val="right"/>
+      <w:pPr>
+        <w:ind w:left="4320" w:hanging="180"/>
+      </w:pPr>
+    </w:lvl>
+    <w:lvl w:ilvl="6" w:tplc="100A000F" w:tentative="1">
+      <w:start w:val="1"/>
+      <w:numFmt w:val="decimal"/>
+      <w:lvlText w:val="%7."/>
+      <w:lvlJc w:val="left"/>
+      <w:pPr>
+        <w:ind w:left="5040" w:hanging="360"/>
+      </w:pPr>
+    </w:lvl>
+    <w:lvl w:ilvl="7" w:tplc="100A0019" w:tentative="1">
+      <w:start w:val="1"/>
+      <w:numFmt w:val="lowerLetter"/>
+      <w:lvlText w:val="%8."/>
+      <w:lvlJc w:val="left"/>
+      <w:pPr>
+        <w:ind w:left="5760" w:hanging="360"/>
+      </w:pPr>
+    </w:lvl>
+    <w:lvl w:ilvl="8" w:tplc="100A001B" w:tentative="1">
+      <w:start w:val="1"/>
+      <w:numFmt w:val="lowerRoman"/>
+      <w:lvlText w:val="%9."/>
+      <w:lvlJc w:val="right"/>
+      <w:pPr>
+        <w:ind w:left="6480" w:hanging="180"/>
+      </w:pPr>
+    </w:lvl>
+  </w:abstractNum>
+  <w:abstractNum w:abstractNumId="29" w15:restartNumberingAfterBreak="0">
     <w:nsid w:val="6E9509F6"/>
     <w:multiLevelType w:val="hybridMultilevel"/>
     <w:tmpl w:val="C4707E64"/>
@@ -7814,7 +8087,7 @@
       </w:pPr>
     </w:lvl>
   </w:abstractNum>
-  <w:abstractNum w:abstractNumId="29" w15:restartNumberingAfterBreak="0">
+  <w:abstractNum w:abstractNumId="30" w15:restartNumberingAfterBreak="0">
     <w:nsid w:val="70BD57E7"/>
     <w:multiLevelType w:val="hybridMultilevel"/>
     <w:tmpl w:val="E74497B0"/>
@@ -7900,7 +8173,7 @@
       </w:pPr>
     </w:lvl>
   </w:abstractNum>
-  <w:abstractNum w:abstractNumId="30" w15:restartNumberingAfterBreak="0">
+  <w:abstractNum w:abstractNumId="31" w15:restartNumberingAfterBreak="0">
     <w:nsid w:val="71DA09DA"/>
     <w:multiLevelType w:val="multilevel"/>
     <w:tmpl w:val="60A6306E"/>
@@ -8013,7 +8286,7 @@
       </w:pPr>
     </w:lvl>
   </w:abstractNum>
-  <w:abstractNum w:abstractNumId="31" w15:restartNumberingAfterBreak="0">
+  <w:abstractNum w:abstractNumId="32" w15:restartNumberingAfterBreak="0">
     <w:nsid w:val="75B45B0D"/>
     <w:multiLevelType w:val="hybridMultilevel"/>
     <w:tmpl w:val="765E5140"/>
@@ -8099,7 +8372,7 @@
       </w:pPr>
     </w:lvl>
   </w:abstractNum>
-  <w:abstractNum w:abstractNumId="32" w15:restartNumberingAfterBreak="0">
+  <w:abstractNum w:abstractNumId="33" w15:restartNumberingAfterBreak="0">
     <w:nsid w:val="78826632"/>
     <w:multiLevelType w:val="hybridMultilevel"/>
     <w:tmpl w:val="8D6E33C2"/>
@@ -8188,7 +8461,7 @@
       </w:pPr>
     </w:lvl>
   </w:abstractNum>
-  <w:abstractNum w:abstractNumId="33" w15:restartNumberingAfterBreak="0">
+  <w:abstractNum w:abstractNumId="34" w15:restartNumberingAfterBreak="0">
     <w:nsid w:val="794F22B7"/>
     <w:multiLevelType w:val="hybridMultilevel"/>
     <w:tmpl w:val="41DCEF7A"/>
@@ -8280,7 +8553,7 @@
       </w:pPr>
     </w:lvl>
   </w:abstractNum>
-  <w:abstractNum w:abstractNumId="34" w15:restartNumberingAfterBreak="0">
+  <w:abstractNum w:abstractNumId="35" w15:restartNumberingAfterBreak="0">
     <w:nsid w:val="7A352756"/>
     <w:multiLevelType w:val="hybridMultilevel"/>
     <w:tmpl w:val="99F6E5C4"/>
@@ -8366,7 +8639,7 @@
       </w:pPr>
     </w:lvl>
   </w:abstractNum>
-  <w:abstractNum w:abstractNumId="35" w15:restartNumberingAfterBreak="0">
+  <w:abstractNum w:abstractNumId="36" w15:restartNumberingAfterBreak="0">
     <w:nsid w:val="7A3A521D"/>
     <w:multiLevelType w:val="multilevel"/>
     <w:tmpl w:val="100A001F"/>
@@ -8452,7 +8725,7 @@
       </w:pPr>
     </w:lvl>
   </w:abstractNum>
-  <w:abstractNum w:abstractNumId="36" w15:restartNumberingAfterBreak="0">
+  <w:abstractNum w:abstractNumId="37" w15:restartNumberingAfterBreak="0">
     <w:nsid w:val="7B7D3D1E"/>
     <w:multiLevelType w:val="hybridMultilevel"/>
     <w:tmpl w:val="02BE9A90"/>
@@ -8541,7 +8814,7 @@
       </w:pPr>
     </w:lvl>
   </w:abstractNum>
-  <w:abstractNum w:abstractNumId="37" w15:restartNumberingAfterBreak="0">
+  <w:abstractNum w:abstractNumId="38" w15:restartNumberingAfterBreak="0">
     <w:nsid w:val="7BCC0707"/>
     <w:multiLevelType w:val="hybridMultilevel"/>
     <w:tmpl w:val="1FD20C20"/>
@@ -8630,7 +8903,7 @@
       </w:pPr>
     </w:lvl>
   </w:abstractNum>
-  <w:abstractNum w:abstractNumId="38" w15:restartNumberingAfterBreak="0">
+  <w:abstractNum w:abstractNumId="39" w15:restartNumberingAfterBreak="0">
     <w:nsid w:val="7D186222"/>
     <w:multiLevelType w:val="hybridMultilevel"/>
     <w:tmpl w:val="1FF8E2B4"/>
@@ -8716,7 +8989,7 @@
       </w:pPr>
     </w:lvl>
   </w:abstractNum>
-  <w:abstractNum w:abstractNumId="39" w15:restartNumberingAfterBreak="0">
+  <w:abstractNum w:abstractNumId="40" w15:restartNumberingAfterBreak="0">
     <w:nsid w:val="7D8A5B06"/>
     <w:multiLevelType w:val="hybridMultilevel"/>
     <w:tmpl w:val="60F637A6"/>
@@ -8827,7 +9100,7 @@
     <w:abstractNumId w:val="6"/>
   </w:num>
   <w:num w:numId="8">
-    <w:abstractNumId w:val="34"/>
+    <w:abstractNumId w:val="35"/>
   </w:num>
   <w:num w:numId="9">
     <w:abstractNumId w:val="22"/>
@@ -8836,16 +9109,16 @@
     <w:abstractNumId w:val="27"/>
   </w:num>
   <w:num w:numId="11">
-    <w:abstractNumId w:val="33"/>
+    <w:abstractNumId w:val="34"/>
   </w:num>
   <w:num w:numId="12">
-    <w:abstractNumId w:val="39"/>
+    <w:abstractNumId w:val="40"/>
   </w:num>
   <w:num w:numId="13">
-    <w:abstractNumId w:val="28"/>
+    <w:abstractNumId w:val="29"/>
   </w:num>
   <w:num w:numId="14">
-    <w:abstractNumId w:val="37"/>
+    <w:abstractNumId w:val="38"/>
   </w:num>
   <w:num w:numId="15">
     <w:abstractNumId w:val="5"/>
@@ -8854,7 +9127,7 @@
     <w:abstractNumId w:val="13"/>
   </w:num>
   <w:num w:numId="17">
-    <w:abstractNumId w:val="32"/>
+    <w:abstractNumId w:val="33"/>
   </w:num>
   <w:num w:numId="18">
     <w:abstractNumId w:val="23"/>
@@ -8869,16 +9142,16 @@
     <w:abstractNumId w:val="15"/>
   </w:num>
   <w:num w:numId="22">
-    <w:abstractNumId w:val="36"/>
+    <w:abstractNumId w:val="37"/>
   </w:num>
   <w:num w:numId="23">
     <w:abstractNumId w:val="25"/>
   </w:num>
   <w:num w:numId="24">
-    <w:abstractNumId w:val="35"/>
+    <w:abstractNumId w:val="36"/>
   </w:num>
   <w:num w:numId="25">
-    <w:abstractNumId w:val="29"/>
+    <w:abstractNumId w:val="30"/>
   </w:num>
   <w:num w:numId="26">
     <w:abstractNumId w:val="21"/>
@@ -8914,16 +9187,19 @@
     <w:abstractNumId w:val="17"/>
   </w:num>
   <w:num w:numId="37">
-    <w:abstractNumId w:val="31"/>
+    <w:abstractNumId w:val="32"/>
   </w:num>
   <w:num w:numId="38">
-    <w:abstractNumId w:val="38"/>
+    <w:abstractNumId w:val="39"/>
   </w:num>
   <w:num w:numId="39">
-    <w:abstractNumId w:val="30"/>
+    <w:abstractNumId w:val="31"/>
   </w:num>
   <w:num w:numId="40">
     <w:abstractNumId w:val="18"/>
+  </w:num>
+  <w:num w:numId="41">
+    <w:abstractNumId w:val="28"/>
   </w:num>
 </w:numbering>
 </file>
@@ -9227,7 +9503,7 @@
   <w:style w:type="paragraph" w:default="1" w:styleId="Normal">
     <w:name w:val="Normal"/>
     <w:qFormat/>
-    <w:rsid w:val="00325D52"/>
+    <w:rsid w:val="00DF18D3"/>
     <w:rPr>
       <w:sz w:val="24"/>
       <w:szCs w:val="24"/>

--- a/Casos de Uso/CU-04-Bandeja_Auxiliar.docx
+++ b/Casos de Uso/CU-04-Bandeja_Auxiliar.docx
@@ -1669,6 +1669,14 @@
         </w:rPr>
         <w:t>la siguiente información de los casos asignados</w:t>
       </w:r>
+      <w:r>
+        <w:rPr>
+          <w:sz w:val="20"/>
+          <w:szCs w:val="20"/>
+          <w:lang w:val="es-ES_tradnl"/>
+        </w:rPr>
+        <w:t xml:space="preserve"> con estado “En revisión” y “Registrado”</w:t>
+      </w:r>
     </w:p>
     <w:p>
       <w:pPr>
@@ -1951,7 +1959,31 @@
           <w:szCs w:val="20"/>
           <w:lang w:val="es-ES_tradnl"/>
         </w:rPr>
-        <w:t>El usuario selecciona el botón para cerrar la evidencia.</w:t>
+        <w:t>El usuario selecciona el botón para cerrar la evidencia</w:t>
+      </w:r>
+      <w:r>
+        <w:rPr>
+          <w:sz w:val="20"/>
+          <w:szCs w:val="20"/>
+          <w:lang w:val="es-ES_tradnl"/>
+        </w:rPr>
+        <w:t xml:space="preserve"> si es una imagen, si es PDF el usuario debe volver manualmente a la p</w:t>
+      </w:r>
+      <w:r>
+        <w:rPr>
+          <w:sz w:val="20"/>
+          <w:szCs w:val="20"/>
+          <w:lang w:val="es-ES_tradnl"/>
+        </w:rPr>
+        <w:t>á</w:t>
+      </w:r>
+      <w:r>
+        <w:rPr>
+          <w:sz w:val="20"/>
+          <w:szCs w:val="20"/>
+          <w:lang w:val="es-ES_tradnl"/>
+        </w:rPr>
+        <w:t>gina del sistema de quejas.</w:t>
       </w:r>
     </w:p>
     <w:p>
@@ -2404,10 +2436,21 @@
           <w:sz w:val="20"/>
           <w:szCs w:val="20"/>
         </w:rPr>
-        <w:t xml:space="preserve"> FA0</w:t>
-      </w:r>
-      <w:r>
-        <w:rPr>
+        <w:t xml:space="preserve"> </w:t>
+      </w:r>
+      <w:r>
+        <w:rPr>
+          <w:b/>
+          <w:bCs/>
+          <w:sz w:val="20"/>
+          <w:szCs w:val="20"/>
+        </w:rPr>
+        <w:t>FA0</w:t>
+      </w:r>
+      <w:r>
+        <w:rPr>
+          <w:b/>
+          <w:bCs/>
           <w:sz w:val="20"/>
           <w:szCs w:val="20"/>
         </w:rPr>
@@ -2431,6 +2474,7 @@
           <w:sz w:val="20"/>
           <w:szCs w:val="20"/>
         </w:rPr>
+        <w:lastRenderedPageBreak/>
         <w:t>El sistema p</w:t>
       </w:r>
       <w:r>
@@ -2473,7 +2517,6 @@
           <w:sz w:val="20"/>
           <w:szCs w:val="20"/>
         </w:rPr>
-        <w:lastRenderedPageBreak/>
         <w:t>El sistema e</w:t>
       </w:r>
       <w:r>
@@ -2668,7 +2711,23 @@
           <w:szCs w:val="20"/>
           <w:lang w:val="es-ES_tradnl"/>
         </w:rPr>
-        <w:t>El sistema registra los cambios en bitácora.</w:t>
+        <w:t>El sistema registra los</w:t>
+      </w:r>
+      <w:r>
+        <w:rPr>
+          <w:sz w:val="20"/>
+          <w:szCs w:val="20"/>
+          <w:lang w:val="es-ES_tradnl"/>
+        </w:rPr>
+        <w:t xml:space="preserve"> cambios en base de datos</w:t>
+      </w:r>
+      <w:r>
+        <w:rPr>
+          <w:sz w:val="20"/>
+          <w:szCs w:val="20"/>
+          <w:lang w:val="es-ES_tradnl"/>
+        </w:rPr>
+        <w:t>.</w:t>
       </w:r>
     </w:p>
     <w:p>
@@ -2705,7 +2764,15 @@
           <w:szCs w:val="20"/>
           <w:lang w:val="es-ES_tradnl"/>
         </w:rPr>
-        <w:t>4.</w:t>
+        <w:t>9 del flujo normal básico</w:t>
+      </w:r>
+      <w:r>
+        <w:rPr>
+          <w:sz w:val="20"/>
+          <w:szCs w:val="20"/>
+          <w:lang w:val="es-ES_tradnl"/>
+        </w:rPr>
+        <w:t>.</w:t>
       </w:r>
     </w:p>
     <w:p>
@@ -2993,6 +3060,26 @@
           <w:numId w:val="28"/>
         </w:numPr>
         <w:rPr>
+          <w:sz w:val="20"/>
+          <w:szCs w:val="20"/>
+        </w:rPr>
+      </w:pPr>
+      <w:r>
+        <w:rPr>
+          <w:sz w:val="20"/>
+          <w:szCs w:val="20"/>
+          <w:lang w:val="es-ES_tradnl"/>
+        </w:rPr>
+        <w:t>El sistema muestra el título “Rechazar caso”</w:t>
+      </w:r>
+    </w:p>
+    <w:p>
+      <w:pPr>
+        <w:numPr>
+          <w:ilvl w:val="0"/>
+          <w:numId w:val="28"/>
+        </w:numPr>
+        <w:rPr>
           <w:b/>
           <w:bCs/>
           <w:sz w:val="20"/>
@@ -3461,29 +3548,47 @@
         </w:rPr>
         <w:t xml:space="preserve">El usuario selecciona </w:t>
       </w:r>
-      <w:r>
-        <w:rPr>
-          <w:sz w:val="20"/>
-          <w:szCs w:val="20"/>
-          <w:lang w:val="es-ES_tradnl"/>
-        </w:rPr>
-        <w:t>che</w:t>
-      </w:r>
-      <w:r>
-        <w:rPr>
-          <w:sz w:val="20"/>
-          <w:szCs w:val="20"/>
-          <w:lang w:val="es-ES_tradnl"/>
-        </w:rPr>
-        <w:t>ck</w:t>
-      </w:r>
-      <w:r>
-        <w:rPr>
-          <w:sz w:val="20"/>
-          <w:szCs w:val="20"/>
-          <w:lang w:val="es-ES_tradnl"/>
-        </w:rPr>
-        <w:t xml:space="preserve"> de “Aplica ampliación”</w:t>
+      <w:proofErr w:type="spellStart"/>
+      <w:r>
+        <w:rPr>
+          <w:sz w:val="20"/>
+          <w:szCs w:val="20"/>
+          <w:lang w:val="es-ES_tradnl"/>
+        </w:rPr>
+        <w:t>check</w:t>
+      </w:r>
+      <w:proofErr w:type="spellEnd"/>
+      <w:r>
+        <w:rPr>
+          <w:sz w:val="20"/>
+          <w:szCs w:val="20"/>
+          <w:lang w:val="es-ES_tradnl"/>
+        </w:rPr>
+        <w:t xml:space="preserve"> de “</w:t>
+      </w:r>
+      <w:r>
+        <w:rPr>
+          <w:sz w:val="20"/>
+          <w:szCs w:val="20"/>
+          <w:lang w:val="es-ES_tradnl"/>
+        </w:rPr>
+        <w:t>¿</w:t>
+      </w:r>
+      <w:r>
+        <w:rPr>
+          <w:sz w:val="20"/>
+          <w:szCs w:val="20"/>
+          <w:lang w:val="es-ES_tradnl"/>
+        </w:rPr>
+        <w:t>Aplica ampliación?</w:t>
+      </w:r>
+      <w:r>
+        <w:rPr>
+          <w:sz w:val="20"/>
+          <w:szCs w:val="20"/>
+          <w:lang w:val="es-ES_tradnl"/>
+        </w:rPr>
+        <w:t>”</w:t>
       </w:r>
     </w:p>
     <w:p>
@@ -3920,15 +4025,15 @@
           <w:szCs w:val="20"/>
           <w:lang w:val="es-ES_tradnl"/>
         </w:rPr>
-        <w:t>5</w:t>
-      </w:r>
-      <w:r>
-        <w:rPr>
-          <w:sz w:val="20"/>
-          <w:szCs w:val="20"/>
-          <w:lang w:val="es-ES_tradnl"/>
-        </w:rPr>
-        <w:t xml:space="preserve"> del flujo básico.</w:t>
+        <w:t xml:space="preserve">9 </w:t>
+      </w:r>
+      <w:r>
+        <w:rPr>
+          <w:sz w:val="20"/>
+          <w:szCs w:val="20"/>
+          <w:lang w:val="es-ES_tradnl"/>
+        </w:rPr>
+        <w:t>del flujo básico.</w:t>
       </w:r>
     </w:p>
     <w:p>
@@ -3949,6 +4054,27 @@
           <w:szCs w:val="20"/>
           <w:lang w:val="es-ES_tradnl"/>
         </w:rPr>
+        <w:t>El sistema selecciona el botón “Limpiar Filtros”</w:t>
+      </w:r>
+    </w:p>
+    <w:p>
+      <w:pPr>
+        <w:numPr>
+          <w:ilvl w:val="0"/>
+          <w:numId w:val="31"/>
+        </w:numPr>
+        <w:rPr>
+          <w:sz w:val="20"/>
+          <w:szCs w:val="20"/>
+          <w:lang w:val="es-ES_tradnl"/>
+        </w:rPr>
+      </w:pPr>
+      <w:r>
+        <w:rPr>
+          <w:sz w:val="20"/>
+          <w:szCs w:val="20"/>
+          <w:lang w:val="es-ES_tradnl"/>
+        </w:rPr>
         <w:t>Fin de flujo alterno.</w:t>
       </w:r>
     </w:p>
@@ -4059,6 +4185,7 @@
           <w:szCs w:val="20"/>
           <w:lang w:val="es-ES_tradnl"/>
         </w:rPr>
+        <w:lastRenderedPageBreak/>
         <w:t>El sistema retorna al portal web.</w:t>
       </w:r>
     </w:p>
@@ -4121,7 +4248,6 @@
           <w:szCs w:val="20"/>
           <w:lang w:val="es-ES_tradnl"/>
         </w:rPr>
-        <w:lastRenderedPageBreak/>
         <w:t>FA0</w:t>
       </w:r>
       <w:r>
@@ -4223,7 +4349,23 @@
           <w:szCs w:val="20"/>
           <w:lang w:val="es-ES_tradnl"/>
         </w:rPr>
-        <w:t>El sistema retorna al paso 4 del flujo básico.</w:t>
+        <w:t xml:space="preserve">El sistema retorna al paso </w:t>
+      </w:r>
+      <w:r>
+        <w:rPr>
+          <w:sz w:val="20"/>
+          <w:szCs w:val="20"/>
+          <w:lang w:val="es-ES_tradnl"/>
+        </w:rPr>
+        <w:t>9</w:t>
+      </w:r>
+      <w:r>
+        <w:rPr>
+          <w:sz w:val="20"/>
+          <w:szCs w:val="20"/>
+          <w:lang w:val="es-ES_tradnl"/>
+        </w:rPr>
+        <w:t xml:space="preserve"> del flujo básico.</w:t>
       </w:r>
     </w:p>
     <w:p>
@@ -4390,7 +4532,39 @@
           <w:szCs w:val="20"/>
           <w:lang w:val="es-ES_tradnl"/>
         </w:rPr>
-        <w:t>retorna al paso 17 del flujo básico.</w:t>
+        <w:t>retorna al paso 1</w:t>
+      </w:r>
+      <w:r>
+        <w:rPr>
+          <w:sz w:val="20"/>
+          <w:szCs w:val="20"/>
+          <w:lang w:val="es-ES_tradnl"/>
+        </w:rPr>
+        <w:t xml:space="preserve">1 </w:t>
+      </w:r>
+      <w:r>
+        <w:rPr>
+          <w:sz w:val="20"/>
+          <w:szCs w:val="20"/>
+          <w:lang w:val="es-ES_tradnl"/>
+        </w:rPr>
+        <w:t xml:space="preserve">del flujo </w:t>
+      </w:r>
+      <w:r>
+        <w:rPr>
+          <w:sz w:val="20"/>
+          <w:szCs w:val="20"/>
+          <w:lang w:val="es-ES_tradnl"/>
+        </w:rPr>
+        <w:t xml:space="preserve">normal </w:t>
+      </w:r>
+      <w:r>
+        <w:rPr>
+          <w:sz w:val="20"/>
+          <w:szCs w:val="20"/>
+          <w:lang w:val="es-ES_tradnl"/>
+        </w:rPr>
+        <w:t>básico.</w:t>
       </w:r>
     </w:p>
     <w:p>
@@ -4584,7 +4758,7 @@
           <w:szCs w:val="20"/>
           <w:lang w:val="es-ES_tradnl"/>
         </w:rPr>
-        <w:t>7</w:t>
+        <w:t>11</w:t>
       </w:r>
       <w:r>
         <w:rPr>
@@ -4716,7 +4890,16 @@
           <w:sz w:val="20"/>
           <w:szCs w:val="20"/>
         </w:rPr>
-        <w:t>El sistema actualiza el estado del caso a "En Revisión". RN04</w:t>
+        <w:t xml:space="preserve">El sistema actualiza el estado del caso a "En Revisión". </w:t>
+      </w:r>
+      <w:r>
+        <w:rPr>
+          <w:b/>
+          <w:bCs/>
+          <w:sz w:val="20"/>
+          <w:szCs w:val="20"/>
+        </w:rPr>
+        <w:t>RN04</w:t>
       </w:r>
     </w:p>
     <w:p>
@@ -4736,7 +4919,21 @@
           <w:sz w:val="20"/>
           <w:szCs w:val="20"/>
         </w:rPr>
-        <w:t>El sistema registra el cambio en bitácora.</w:t>
+        <w:t>El sistema r</w:t>
+      </w:r>
+      <w:r>
+        <w:rPr>
+          <w:sz w:val="20"/>
+          <w:szCs w:val="20"/>
+        </w:rPr>
+        <w:t>egistra el cambio en base de datos</w:t>
+      </w:r>
+      <w:r>
+        <w:rPr>
+          <w:sz w:val="20"/>
+          <w:szCs w:val="20"/>
+        </w:rPr>
+        <w:t>.</w:t>
       </w:r>
     </w:p>
     <w:p>
@@ -4756,20 +4953,40 @@
           <w:sz w:val="20"/>
           <w:szCs w:val="20"/>
         </w:rPr>
-        <w:t>El sistema muestra el formulario detalle auxiliar actualizado, habilitando el botón "Asignar Técnico". RN14</w:t>
-      </w:r>
-    </w:p>
-    <w:p>
-      <w:pPr>
+        <w:t xml:space="preserve">El sistema muestra el formulario detalle auxiliar actualizado, habilitando el botón "Asignar Técnico". </w:t>
+      </w:r>
+      <w:r>
         <w:rPr>
           <w:b/>
           <w:bCs/>
           <w:sz w:val="20"/>
           <w:szCs w:val="20"/>
-          <w:lang w:val="es-ES_tradnl"/>
-        </w:rPr>
-      </w:pPr>
-      <w:r>
+        </w:rPr>
+        <w:t>RN14</w:t>
+      </w:r>
+    </w:p>
+    <w:p>
+      <w:pPr>
+        <w:numPr>
+          <w:ilvl w:val="0"/>
+          <w:numId w:val="40"/>
+        </w:numPr>
+        <w:spacing w:before="100" w:beforeAutospacing="1" w:after="100" w:afterAutospacing="1"/>
+        <w:rPr>
+          <w:sz w:val="20"/>
+          <w:szCs w:val="20"/>
+        </w:rPr>
+      </w:pPr>
+      <w:r>
+        <w:rPr>
+          <w:sz w:val="20"/>
+          <w:szCs w:val="20"/>
+        </w:rPr>
+        <w:t>Fin del flujo alterno.</w:t>
+      </w:r>
+    </w:p>
+    <w:p>
+      <w:pPr>
         <w:rPr>
           <w:b/>
           <w:bCs/>
@@ -4777,8 +4994,7 @@
           <w:szCs w:val="20"/>
           <w:lang w:val="es-ES_tradnl"/>
         </w:rPr>
-        <w:t>FA</w:t>
-      </w:r>
+      </w:pPr>
       <w:r>
         <w:rPr>
           <w:b/>
@@ -4787,7 +5003,7 @@
           <w:szCs w:val="20"/>
           <w:lang w:val="es-ES_tradnl"/>
         </w:rPr>
-        <w:t>11</w:t>
+        <w:t>FA</w:t>
       </w:r>
       <w:r>
         <w:rPr>
@@ -4797,7 +5013,7 @@
           <w:szCs w:val="20"/>
           <w:lang w:val="es-ES_tradnl"/>
         </w:rPr>
-        <w:t xml:space="preserve"> </w:t>
+        <w:t>11</w:t>
       </w:r>
       <w:r>
         <w:rPr>
@@ -4807,6 +5023,16 @@
           <w:szCs w:val="20"/>
           <w:lang w:val="es-ES_tradnl"/>
         </w:rPr>
+        <w:t xml:space="preserve"> </w:t>
+      </w:r>
+      <w:r>
+        <w:rPr>
+          <w:b/>
+          <w:bCs/>
+          <w:sz w:val="20"/>
+          <w:szCs w:val="20"/>
+          <w:lang w:val="es-ES_tradnl"/>
+        </w:rPr>
         <w:t>Volver al menú</w:t>
       </w:r>
     </w:p>
@@ -4836,23 +5062,7 @@
           <w:szCs w:val="20"/>
           <w:lang w:val="es-ES_tradnl"/>
         </w:rPr>
-        <w:t>usuario selecciona el botón “</w:t>
-      </w:r>
-      <w:r>
-        <w:rPr>
-          <w:sz w:val="20"/>
-          <w:szCs w:val="20"/>
-          <w:lang w:val="es-ES_tradnl"/>
-        </w:rPr>
-        <w:t>Volver al menú</w:t>
-      </w:r>
-      <w:r>
-        <w:rPr>
-          <w:sz w:val="20"/>
-          <w:szCs w:val="20"/>
-          <w:lang w:val="es-ES_tradnl"/>
-        </w:rPr>
-        <w:t>”</w:t>
+        <w:t>usuario selecciona el botón “Volver al menú”</w:t>
       </w:r>
     </w:p>
     <w:p>
@@ -4873,15 +5083,7 @@
           <w:szCs w:val="20"/>
           <w:lang w:val="es-ES_tradnl"/>
         </w:rPr>
-        <w:t xml:space="preserve">El sistema retorna al </w:t>
-      </w:r>
-      <w:r>
-        <w:rPr>
-          <w:sz w:val="20"/>
-          <w:szCs w:val="20"/>
-          <w:lang w:val="es-ES_tradnl"/>
-        </w:rPr>
-        <w:t>paso 5 del flujo normal básico.</w:t>
+        <w:t>El sistema retorna al paso 5 del flujo normal básico.</w:t>
       </w:r>
     </w:p>
     <w:p>
@@ -5113,6 +5315,16 @@
     </w:p>
     <w:p>
       <w:pPr>
+        <w:ind w:left="720"/>
+        <w:rPr>
+          <w:sz w:val="20"/>
+          <w:szCs w:val="20"/>
+          <w:lang w:val="es-ES_tradnl"/>
+        </w:rPr>
+      </w:pPr>
+    </w:p>
+    <w:p>
+      <w:pPr>
         <w:pStyle w:val="Heading1"/>
         <w:numPr>
           <w:ilvl w:val="0"/>
@@ -5130,6 +5342,7 @@
           <w:szCs w:val="28"/>
           <w:lang w:val="es-ES_tradnl"/>
         </w:rPr>
+        <w:lastRenderedPageBreak/>
         <w:t>Firmas Necesarias</w:t>
       </w:r>
     </w:p>
@@ -5323,7 +5536,6 @@
           </w:tcPr>
           <w:p>
             <w:r>
-              <w:lastRenderedPageBreak/>
               <w:t> </w:t>
             </w:r>
           </w:p>

--- a/Casos de Uso/CU-04-Bandeja_Auxiliar.docx
+++ b/Casos de Uso/CU-04-Bandeja_Auxiliar.docx
@@ -1,10 +1,10 @@
 
 <file path=word/document.xml><?xml version="1.0" encoding="utf-8"?>
-<w:document xmlns:wpc="http://schemas.microsoft.com/office/word/2010/wordprocessingCanvas" xmlns:cx="http://schemas.microsoft.com/office/drawing/2014/chartex" xmlns:cx1="http://schemas.microsoft.com/office/drawing/2015/9/8/chartex" xmlns:cx2="http://schemas.microsoft.com/office/drawing/2015/10/21/chartex" xmlns:cx3="http://schemas.microsoft.com/office/drawing/2016/5/9/chartex" xmlns:cx4="http://schemas.microsoft.com/office/drawing/2016/5/10/chartex" xmlns:cx5="http://schemas.microsoft.com/office/drawing/2016/5/11/chartex" xmlns:cx6="http://schemas.microsoft.com/office/drawing/2016/5/12/chartex" xmlns:cx7="http://schemas.microsoft.com/office/drawing/2016/5/13/chartex" xmlns:cx8="http://schemas.microsoft.com/office/drawing/2016/5/14/chartex" xmlns:mc="http://schemas.openxmlformats.org/markup-compatibility/2006" xmlns:aink="http://schemas.microsoft.com/office/drawing/2016/ink" xmlns:am3d="http://schemas.microsoft.com/office/drawing/2017/model3d" xmlns:o="urn:schemas-microsoft-com:office:office" xmlns:r="http://schemas.openxmlformats.org/officeDocument/2006/relationships" xmlns:m="http://schemas.openxmlformats.org/officeDocument/2006/math" xmlns:v="urn:schemas-microsoft-com:vml" xmlns:wp14="http://schemas.microsoft.com/office/word/2010/wordprocessingDrawing" xmlns:wp="http://schemas.openxmlformats.org/drawingml/2006/wordprocessingDrawing" xmlns:w10="urn:schemas-microsoft-com:office:word" xmlns:w="http://schemas.openxmlformats.org/wordprocessingml/2006/main" xmlns:w14="http://schemas.microsoft.com/office/word/2010/wordml" xmlns:w15="http://schemas.microsoft.com/office/word/2012/wordml" xmlns:w16cex="http://schemas.microsoft.com/office/word/2018/wordml/cex" xmlns:w16cid="http://schemas.microsoft.com/office/word/2016/wordml/cid" xmlns:w16="http://schemas.microsoft.com/office/word/2018/wordml" xmlns:w16sdtdh="http://schemas.microsoft.com/office/word/2020/wordml/sdtdatahash" xmlns:w16se="http://schemas.microsoft.com/office/word/2015/wordml/symex" xmlns:wpg="http://schemas.microsoft.com/office/word/2010/wordprocessingGroup" xmlns:wpi="http://schemas.microsoft.com/office/word/2010/wordprocessingInk" xmlns:wne="http://schemas.microsoft.com/office/word/2006/wordml" xmlns:wps="http://schemas.microsoft.com/office/word/2010/wordprocessingShape" mc:Ignorable="w14 w15 w16se w16cid w16 w16cex w16sdtdh wp14">
+<w:document xmlns:wpc="http://schemas.microsoft.com/office/word/2010/wordprocessingCanvas" xmlns:cx="http://schemas.microsoft.com/office/drawing/2014/chartex" xmlns:cx1="http://schemas.microsoft.com/office/drawing/2015/9/8/chartex" xmlns:cx2="http://schemas.microsoft.com/office/drawing/2015/10/21/chartex" xmlns:cx3="http://schemas.microsoft.com/office/drawing/2016/5/9/chartex" xmlns:cx4="http://schemas.microsoft.com/office/drawing/2016/5/10/chartex" xmlns:cx5="http://schemas.microsoft.com/office/drawing/2016/5/11/chartex" xmlns:cx6="http://schemas.microsoft.com/office/drawing/2016/5/12/chartex" xmlns:cx7="http://schemas.microsoft.com/office/drawing/2016/5/13/chartex" xmlns:cx8="http://schemas.microsoft.com/office/drawing/2016/5/14/chartex" xmlns:mc="http://schemas.openxmlformats.org/markup-compatibility/2006" xmlns:aink="http://schemas.microsoft.com/office/drawing/2016/ink" xmlns:am3d="http://schemas.microsoft.com/office/drawing/2017/model3d" xmlns:o="urn:schemas-microsoft-com:office:office" xmlns:oel="http://schemas.microsoft.com/office/2019/extlst" xmlns:r="http://schemas.openxmlformats.org/officeDocument/2006/relationships" xmlns:m="http://schemas.openxmlformats.org/officeDocument/2006/math" xmlns:v="urn:schemas-microsoft-com:vml" xmlns:wp14="http://schemas.microsoft.com/office/word/2010/wordprocessingDrawing" xmlns:wp="http://schemas.openxmlformats.org/drawingml/2006/wordprocessingDrawing" xmlns:w10="urn:schemas-microsoft-com:office:word" xmlns:w="http://schemas.openxmlformats.org/wordprocessingml/2006/main" xmlns:w14="http://schemas.microsoft.com/office/word/2010/wordml" xmlns:w15="http://schemas.microsoft.com/office/word/2012/wordml" xmlns:w16cex="http://schemas.microsoft.com/office/word/2018/wordml/cex" xmlns:w16cid="http://schemas.microsoft.com/office/word/2016/wordml/cid" xmlns:w16="http://schemas.microsoft.com/office/word/2018/wordml" xmlns:w16du="http://schemas.microsoft.com/office/word/2023/wordml/word16du" xmlns:w16sdtdh="http://schemas.microsoft.com/office/word/2020/wordml/sdtdatahash" xmlns:w16sdtfl="http://schemas.microsoft.com/office/word/2024/wordml/sdtformatlock" xmlns:w16se="http://schemas.microsoft.com/office/word/2015/wordml/symex" xmlns:wpg="http://schemas.microsoft.com/office/word/2010/wordprocessingGroup" xmlns:wpi="http://schemas.microsoft.com/office/word/2010/wordprocessingInk" xmlns:wne="http://schemas.microsoft.com/office/word/2006/wordml" xmlns:wps="http://schemas.microsoft.com/office/word/2010/wordprocessingShape" mc:Ignorable="w14 w15 w16se w16cid w16 w16cex w16sdtdh w16sdtfl w16du wp14">
   <w:body>
     <w:p>
       <w:pPr>
-        <w:pStyle w:val="Title"/>
+        <w:pStyle w:val="Ttulo"/>
         <w:spacing w:before="0" w:after="0"/>
         <w:rPr>
           <w:lang w:val="es-ES"/>
@@ -19,7 +19,7 @@
     </w:p>
     <w:p>
       <w:pPr>
-        <w:pStyle w:val="Title"/>
+        <w:pStyle w:val="Ttulo"/>
         <w:spacing w:before="0" w:after="0"/>
         <w:rPr>
           <w:lang w:val="es-ES"/>
@@ -351,10 +351,10 @@
             </w:pPr>
             <w:r>
               <w:rPr>
-                <w:noProof/>
+                <w:color w:val="000000"/>
                 <w:lang w:val="es-GT"/>
               </w:rPr>
-              <w:t xml:space="preserve">Grupo 1 Análisis </w:t>
+              <w:t>Valeria Melissa Guzman Estrada</w:t>
             </w:r>
           </w:p>
         </w:tc>
@@ -376,10 +376,10 @@
             </w:pPr>
             <w:r>
               <w:rPr>
-                <w:noProof/>
+                <w:color w:val="000000"/>
                 <w:lang w:val="es-GT"/>
               </w:rPr>
-              <w:t>20/10/2026</w:t>
+              <w:t>16/07/2026</w:t>
             </w:r>
           </w:p>
         </w:tc>
@@ -401,10 +401,10 @@
             </w:pPr>
             <w:r>
               <w:rPr>
-                <w:noProof/>
+                <w:color w:val="000000"/>
                 <w:lang w:val="es-GT"/>
               </w:rPr>
-              <w:t>Definición inicial y creación de flujos alternos</w:t>
+              <w:t>Creación del documento</w:t>
             </w:r>
           </w:p>
         </w:tc>
@@ -427,17 +427,10 @@
             </w:pPr>
             <w:r>
               <w:rPr>
-                <w:noProof/>
+                <w:color w:val="000000"/>
                 <w:lang w:val="es-GT"/>
               </w:rPr>
-              <w:t>1</w:t>
-            </w:r>
-            <w:r>
-              <w:rPr>
-                <w:noProof/>
-                <w:lang w:val="es-GT"/>
-              </w:rPr>
-              <w:t>.0</w:t>
+              <w:t>1.0</w:t>
             </w:r>
           </w:p>
         </w:tc>
@@ -465,7 +458,7 @@
                 <w:noProof/>
                 <w:lang w:val="es-GT"/>
               </w:rPr>
-              <w:t>Grupo 1 Análisis</w:t>
+              <w:t>Santiago Alexánder Pocón</w:t>
             </w:r>
           </w:p>
         </w:tc>
@@ -490,7 +483,7 @@
                 <w:noProof/>
                 <w:lang w:val="es-GT"/>
               </w:rPr>
-              <w:t>01/10/2026</w:t>
+              <w:t>16/07/2026</w:t>
             </w:r>
           </w:p>
         </w:tc>
@@ -515,7 +508,7 @@
                 <w:noProof/>
                 <w:lang w:val="es-GT"/>
               </w:rPr>
-              <w:t>Creación de flujo alterno cuando el caso se encuentra con el estado “En revisión”</w:t>
+              <w:t>Revisión del documento</w:t>
             </w:r>
           </w:p>
         </w:tc>
@@ -541,7 +534,7 @@
                 <w:noProof/>
                 <w:lang w:val="es-GT"/>
               </w:rPr>
-              <w:t>1.1</w:t>
+              <w:t>1.0</w:t>
             </w:r>
           </w:p>
         </w:tc>
@@ -565,6 +558,13 @@
                 <w:lang w:val="es-GT"/>
               </w:rPr>
             </w:pPr>
+            <w:r>
+              <w:rPr>
+                <w:noProof/>
+                <w:lang w:val="es-GT"/>
+              </w:rPr>
+              <w:t>Grupo 1 Análisis de Sistemas</w:t>
+            </w:r>
           </w:p>
         </w:tc>
         <w:tc>
@@ -585,6 +585,13 @@
                 <w:lang w:val="es-GT"/>
               </w:rPr>
             </w:pPr>
+            <w:r>
+              <w:rPr>
+                <w:noProof/>
+                <w:lang w:val="es-GT"/>
+              </w:rPr>
+              <w:t>07/10/20</w:t>
+            </w:r>
           </w:p>
         </w:tc>
         <w:tc>
@@ -605,6 +612,13 @@
                 <w:lang w:val="es-GT"/>
               </w:rPr>
             </w:pPr>
+            <w:r>
+              <w:rPr>
+                <w:noProof/>
+                <w:lang w:val="es-GT"/>
+              </w:rPr>
+              <w:t>Se agregarón especificaciones acerca de lo que se muestra en pantalla</w:t>
+            </w:r>
           </w:p>
         </w:tc>
         <w:tc>
@@ -625,6 +639,13 @@
                 <w:lang w:val="es-GT"/>
               </w:rPr>
             </w:pPr>
+            <w:r>
+              <w:rPr>
+                <w:noProof/>
+                <w:lang w:val="es-GT"/>
+              </w:rPr>
+              <w:t>1.0</w:t>
+            </w:r>
           </w:p>
         </w:tc>
       </w:tr>
@@ -892,7 +913,7 @@
     </w:p>
     <w:p>
       <w:pPr>
-        <w:pStyle w:val="Heading1"/>
+        <w:pStyle w:val="Ttulo1"/>
         <w:numPr>
           <w:ilvl w:val="0"/>
           <w:numId w:val="24"/>
@@ -922,7 +943,7 @@
     </w:p>
     <w:p>
       <w:pPr>
-        <w:pStyle w:val="Heading1"/>
+        <w:pStyle w:val="Ttulo1"/>
         <w:numPr>
           <w:ilvl w:val="1"/>
           <w:numId w:val="24"/>
@@ -961,7 +982,7 @@
     </w:p>
     <w:p>
       <w:pPr>
-        <w:pStyle w:val="Heading1"/>
+        <w:pStyle w:val="Ttulo1"/>
         <w:numPr>
           <w:ilvl w:val="0"/>
           <w:numId w:val="24"/>
@@ -991,7 +1012,7 @@
     </w:p>
     <w:p>
       <w:pPr>
-        <w:pStyle w:val="Heading1"/>
+        <w:pStyle w:val="Ttulo1"/>
         <w:numPr>
           <w:ilvl w:val="1"/>
           <w:numId w:val="24"/>
@@ -1063,7 +1084,7 @@
     </w:p>
     <w:p>
       <w:pPr>
-        <w:pStyle w:val="Heading1"/>
+        <w:pStyle w:val="Ttulo1"/>
         <w:numPr>
           <w:ilvl w:val="1"/>
           <w:numId w:val="24"/>
@@ -1135,7 +1156,7 @@
     </w:p>
     <w:p>
       <w:pPr>
-        <w:pStyle w:val="Heading1"/>
+        <w:pStyle w:val="Ttulo1"/>
         <w:numPr>
           <w:ilvl w:val="1"/>
           <w:numId w:val="24"/>
@@ -2275,7 +2296,7 @@
       </w:r>
       <w:r>
         <w:rPr>
-          <w:rStyle w:val="Strong"/>
+          <w:rStyle w:val="Fuerte"/>
           <w:sz w:val="20"/>
           <w:szCs w:val="20"/>
         </w:rPr>
@@ -2310,7 +2331,7 @@
       </w:r>
       <w:r>
         <w:rPr>
-          <w:rStyle w:val="Strong"/>
+          <w:rStyle w:val="Fuerte"/>
           <w:b w:val="0"/>
           <w:bCs w:val="0"/>
           <w:sz w:val="20"/>
@@ -2354,7 +2375,7 @@
       </w:r>
       <w:r>
         <w:rPr>
-          <w:rStyle w:val="Strong"/>
+          <w:rStyle w:val="Fuerte"/>
           <w:b w:val="0"/>
           <w:bCs w:val="0"/>
           <w:sz w:val="20"/>
@@ -2486,7 +2507,7 @@
       </w:r>
       <w:r>
         <w:rPr>
-          <w:rStyle w:val="Strong"/>
+          <w:rStyle w:val="Fuerte"/>
           <w:sz w:val="20"/>
           <w:szCs w:val="20"/>
         </w:rPr>
@@ -2528,7 +2549,7 @@
       </w:r>
       <w:r>
         <w:rPr>
-          <w:rStyle w:val="Strong"/>
+          <w:rStyle w:val="Fuerte"/>
           <w:sz w:val="20"/>
           <w:szCs w:val="20"/>
         </w:rPr>
@@ -2571,7 +2592,7 @@
       </w:r>
       <w:r>
         <w:rPr>
-          <w:rStyle w:val="Strong"/>
+          <w:rStyle w:val="Fuerte"/>
           <w:sz w:val="20"/>
           <w:szCs w:val="20"/>
         </w:rPr>
@@ -2798,7 +2819,7 @@
     </w:p>
     <w:p>
       <w:pPr>
-        <w:pStyle w:val="Heading1"/>
+        <w:pStyle w:val="Ttulo1"/>
         <w:numPr>
           <w:ilvl w:val="1"/>
           <w:numId w:val="24"/>
@@ -3546,41 +3567,7 @@
           <w:szCs w:val="20"/>
           <w:lang w:val="es-ES_tradnl"/>
         </w:rPr>
-        <w:t xml:space="preserve">El usuario selecciona </w:t>
-      </w:r>
-      <w:proofErr w:type="spellStart"/>
-      <w:r>
-        <w:rPr>
-          <w:sz w:val="20"/>
-          <w:szCs w:val="20"/>
-          <w:lang w:val="es-ES_tradnl"/>
-        </w:rPr>
-        <w:t>check</w:t>
-      </w:r>
-      <w:proofErr w:type="spellEnd"/>
-      <w:r>
-        <w:rPr>
-          <w:sz w:val="20"/>
-          <w:szCs w:val="20"/>
-          <w:lang w:val="es-ES_tradnl"/>
-        </w:rPr>
-        <w:t xml:space="preserve"> de “</w:t>
-      </w:r>
-      <w:r>
-        <w:rPr>
-          <w:sz w:val="20"/>
-          <w:szCs w:val="20"/>
-          <w:lang w:val="es-ES_tradnl"/>
-        </w:rPr>
-        <w:t>¿</w:t>
-      </w:r>
-      <w:r>
-        <w:rPr>
-          <w:sz w:val="20"/>
-          <w:szCs w:val="20"/>
-          <w:lang w:val="es-ES_tradnl"/>
-        </w:rPr>
-        <w:t>Aplica ampliación?</w:t>
+        <w:t>El usuario selecciona check de “¿Aplica ampliación?</w:t>
       </w:r>
       <w:r>
         <w:rPr>
@@ -4810,7 +4797,7 @@
       </w:pPr>
       <w:r>
         <w:rPr>
-          <w:rStyle w:val="Strong"/>
+          <w:rStyle w:val="Fuerte"/>
           <w:sz w:val="20"/>
           <w:szCs w:val="20"/>
         </w:rPr>
@@ -4818,7 +4805,7 @@
       </w:r>
       <w:r>
         <w:rPr>
-          <w:rStyle w:val="Strong"/>
+          <w:rStyle w:val="Fuerte"/>
           <w:sz w:val="20"/>
           <w:szCs w:val="20"/>
         </w:rPr>
@@ -4826,7 +4813,7 @@
       </w:r>
       <w:r>
         <w:rPr>
-          <w:rStyle w:val="Strong"/>
+          <w:rStyle w:val="Fuerte"/>
           <w:sz w:val="20"/>
           <w:szCs w:val="20"/>
         </w:rPr>
@@ -5118,7 +5105,7 @@
     </w:p>
     <w:p>
       <w:pPr>
-        <w:pStyle w:val="Heading1"/>
+        <w:pStyle w:val="Ttulo1"/>
         <w:numPr>
           <w:ilvl w:val="1"/>
           <w:numId w:val="24"/>
@@ -5235,7 +5222,7 @@
     </w:p>
     <w:p>
       <w:pPr>
-        <w:pStyle w:val="Heading1"/>
+        <w:pStyle w:val="Ttulo1"/>
         <w:numPr>
           <w:ilvl w:val="0"/>
           <w:numId w:val="24"/>
@@ -5325,7 +5312,7 @@
     </w:p>
     <w:p>
       <w:pPr>
-        <w:pStyle w:val="Heading1"/>
+        <w:pStyle w:val="Ttulo1"/>
         <w:numPr>
           <w:ilvl w:val="0"/>
           <w:numId w:val="24"/>
@@ -5605,7 +5592,7 @@
 </file>
 
 <file path=word/endnotes.xml><?xml version="1.0" encoding="utf-8"?>
-<w:endnotes xmlns:wpc="http://schemas.microsoft.com/office/word/2010/wordprocessingCanvas" xmlns:cx="http://schemas.microsoft.com/office/drawing/2014/chartex" xmlns:cx1="http://schemas.microsoft.com/office/drawing/2015/9/8/chartex" xmlns:cx2="http://schemas.microsoft.com/office/drawing/2015/10/21/chartex" xmlns:cx3="http://schemas.microsoft.com/office/drawing/2016/5/9/chartex" xmlns:cx4="http://schemas.microsoft.com/office/drawing/2016/5/10/chartex" xmlns:cx5="http://schemas.microsoft.com/office/drawing/2016/5/11/chartex" xmlns:cx6="http://schemas.microsoft.com/office/drawing/2016/5/12/chartex" xmlns:cx7="http://schemas.microsoft.com/office/drawing/2016/5/13/chartex" xmlns:cx8="http://schemas.microsoft.com/office/drawing/2016/5/14/chartex" xmlns:mc="http://schemas.openxmlformats.org/markup-compatibility/2006" xmlns:aink="http://schemas.microsoft.com/office/drawing/2016/ink" xmlns:am3d="http://schemas.microsoft.com/office/drawing/2017/model3d" xmlns:o="urn:schemas-microsoft-com:office:office" xmlns:r="http://schemas.openxmlformats.org/officeDocument/2006/relationships" xmlns:m="http://schemas.openxmlformats.org/officeDocument/2006/math" xmlns:v="urn:schemas-microsoft-com:vml" xmlns:wp14="http://schemas.microsoft.com/office/word/2010/wordprocessingDrawing" xmlns:wp="http://schemas.openxmlformats.org/drawingml/2006/wordprocessingDrawing" xmlns:w10="urn:schemas-microsoft-com:office:word" xmlns:w="http://schemas.openxmlformats.org/wordprocessingml/2006/main" xmlns:w14="http://schemas.microsoft.com/office/word/2010/wordml" xmlns:w15="http://schemas.microsoft.com/office/word/2012/wordml" xmlns:w16cex="http://schemas.microsoft.com/office/word/2018/wordml/cex" xmlns:w16cid="http://schemas.microsoft.com/office/word/2016/wordml/cid" xmlns:w16="http://schemas.microsoft.com/office/word/2018/wordml" xmlns:w16sdtdh="http://schemas.microsoft.com/office/word/2020/wordml/sdtdatahash" xmlns:w16se="http://schemas.microsoft.com/office/word/2015/wordml/symex" xmlns:wpg="http://schemas.microsoft.com/office/word/2010/wordprocessingGroup" xmlns:wpi="http://schemas.microsoft.com/office/word/2010/wordprocessingInk" xmlns:wne="http://schemas.microsoft.com/office/word/2006/wordml" xmlns:wps="http://schemas.microsoft.com/office/word/2010/wordprocessingShape" mc:Ignorable="w14 w15 w16se w16cid w16 w16cex w16sdtdh wp14">
+<w:endnotes xmlns:wpc="http://schemas.microsoft.com/office/word/2010/wordprocessingCanvas" xmlns:cx="http://schemas.microsoft.com/office/drawing/2014/chartex" xmlns:cx1="http://schemas.microsoft.com/office/drawing/2015/9/8/chartex" xmlns:cx2="http://schemas.microsoft.com/office/drawing/2015/10/21/chartex" xmlns:cx3="http://schemas.microsoft.com/office/drawing/2016/5/9/chartex" xmlns:cx4="http://schemas.microsoft.com/office/drawing/2016/5/10/chartex" xmlns:cx5="http://schemas.microsoft.com/office/drawing/2016/5/11/chartex" xmlns:cx6="http://schemas.microsoft.com/office/drawing/2016/5/12/chartex" xmlns:cx7="http://schemas.microsoft.com/office/drawing/2016/5/13/chartex" xmlns:cx8="http://schemas.microsoft.com/office/drawing/2016/5/14/chartex" xmlns:mc="http://schemas.openxmlformats.org/markup-compatibility/2006" xmlns:aink="http://schemas.microsoft.com/office/drawing/2016/ink" xmlns:am3d="http://schemas.microsoft.com/office/drawing/2017/model3d" xmlns:o="urn:schemas-microsoft-com:office:office" xmlns:oel="http://schemas.microsoft.com/office/2019/extlst" xmlns:r="http://schemas.openxmlformats.org/officeDocument/2006/relationships" xmlns:m="http://schemas.openxmlformats.org/officeDocument/2006/math" xmlns:v="urn:schemas-microsoft-com:vml" xmlns:wp14="http://schemas.microsoft.com/office/word/2010/wordprocessingDrawing" xmlns:wp="http://schemas.openxmlformats.org/drawingml/2006/wordprocessingDrawing" xmlns:w10="urn:schemas-microsoft-com:office:word" xmlns:w="http://schemas.openxmlformats.org/wordprocessingml/2006/main" xmlns:w14="http://schemas.microsoft.com/office/word/2010/wordml" xmlns:w15="http://schemas.microsoft.com/office/word/2012/wordml" xmlns:w16cex="http://schemas.microsoft.com/office/word/2018/wordml/cex" xmlns:w16cid="http://schemas.microsoft.com/office/word/2016/wordml/cid" xmlns:w16="http://schemas.microsoft.com/office/word/2018/wordml" xmlns:w16du="http://schemas.microsoft.com/office/word/2023/wordml/word16du" xmlns:w16sdtdh="http://schemas.microsoft.com/office/word/2020/wordml/sdtdatahash" xmlns:w16sdtfl="http://schemas.microsoft.com/office/word/2024/wordml/sdtformatlock" xmlns:w16se="http://schemas.microsoft.com/office/word/2015/wordml/symex" xmlns:wpg="http://schemas.microsoft.com/office/word/2010/wordprocessingGroup" xmlns:wpi="http://schemas.microsoft.com/office/word/2010/wordprocessingInk" xmlns:wne="http://schemas.microsoft.com/office/word/2006/wordml" xmlns:wps="http://schemas.microsoft.com/office/word/2010/wordprocessingShape" mc:Ignorable="w14 w15 w16se w16cid w16 w16cex w16sdtdh w16sdtfl w16du wp14">
   <w:endnote w:type="separator" w:id="-1">
     <w:p>
       <w:r>
@@ -5624,7 +5611,7 @@
 </file>
 
 <file path=word/footnotes.xml><?xml version="1.0" encoding="utf-8"?>
-<w:footnotes xmlns:wpc="http://schemas.microsoft.com/office/word/2010/wordprocessingCanvas" xmlns:cx="http://schemas.microsoft.com/office/drawing/2014/chartex" xmlns:cx1="http://schemas.microsoft.com/office/drawing/2015/9/8/chartex" xmlns:cx2="http://schemas.microsoft.com/office/drawing/2015/10/21/chartex" xmlns:cx3="http://schemas.microsoft.com/office/drawing/2016/5/9/chartex" xmlns:cx4="http://schemas.microsoft.com/office/drawing/2016/5/10/chartex" xmlns:cx5="http://schemas.microsoft.com/office/drawing/2016/5/11/chartex" xmlns:cx6="http://schemas.microsoft.com/office/drawing/2016/5/12/chartex" xmlns:cx7="http://schemas.microsoft.com/office/drawing/2016/5/13/chartex" xmlns:cx8="http://schemas.microsoft.com/office/drawing/2016/5/14/chartex" xmlns:mc="http://schemas.openxmlformats.org/markup-compatibility/2006" xmlns:aink="http://schemas.microsoft.com/office/drawing/2016/ink" xmlns:am3d="http://schemas.microsoft.com/office/drawing/2017/model3d" xmlns:o="urn:schemas-microsoft-com:office:office" xmlns:r="http://schemas.openxmlformats.org/officeDocument/2006/relationships" xmlns:m="http://schemas.openxmlformats.org/officeDocument/2006/math" xmlns:v="urn:schemas-microsoft-com:vml" xmlns:wp14="http://schemas.microsoft.com/office/word/2010/wordprocessingDrawing" xmlns:wp="http://schemas.openxmlformats.org/drawingml/2006/wordprocessingDrawing" xmlns:w10="urn:schemas-microsoft-com:office:word" xmlns:w="http://schemas.openxmlformats.org/wordprocessingml/2006/main" xmlns:w14="http://schemas.microsoft.com/office/word/2010/wordml" xmlns:w15="http://schemas.microsoft.com/office/word/2012/wordml" xmlns:w16cex="http://schemas.microsoft.com/office/word/2018/wordml/cex" xmlns:w16cid="http://schemas.microsoft.com/office/word/2016/wordml/cid" xmlns:w16="http://schemas.microsoft.com/office/word/2018/wordml" xmlns:w16sdtdh="http://schemas.microsoft.com/office/word/2020/wordml/sdtdatahash" xmlns:w16se="http://schemas.microsoft.com/office/word/2015/wordml/symex" xmlns:wpg="http://schemas.microsoft.com/office/word/2010/wordprocessingGroup" xmlns:wpi="http://schemas.microsoft.com/office/word/2010/wordprocessingInk" xmlns:wne="http://schemas.microsoft.com/office/word/2006/wordml" xmlns:wps="http://schemas.microsoft.com/office/word/2010/wordprocessingShape" mc:Ignorable="w14 w15 w16se w16cid w16 w16cex w16sdtdh wp14">
+<w:footnotes xmlns:wpc="http://schemas.microsoft.com/office/word/2010/wordprocessingCanvas" xmlns:cx="http://schemas.microsoft.com/office/drawing/2014/chartex" xmlns:cx1="http://schemas.microsoft.com/office/drawing/2015/9/8/chartex" xmlns:cx2="http://schemas.microsoft.com/office/drawing/2015/10/21/chartex" xmlns:cx3="http://schemas.microsoft.com/office/drawing/2016/5/9/chartex" xmlns:cx4="http://schemas.microsoft.com/office/drawing/2016/5/10/chartex" xmlns:cx5="http://schemas.microsoft.com/office/drawing/2016/5/11/chartex" xmlns:cx6="http://schemas.microsoft.com/office/drawing/2016/5/12/chartex" xmlns:cx7="http://schemas.microsoft.com/office/drawing/2016/5/13/chartex" xmlns:cx8="http://schemas.microsoft.com/office/drawing/2016/5/14/chartex" xmlns:mc="http://schemas.openxmlformats.org/markup-compatibility/2006" xmlns:aink="http://schemas.microsoft.com/office/drawing/2016/ink" xmlns:am3d="http://schemas.microsoft.com/office/drawing/2017/model3d" xmlns:o="urn:schemas-microsoft-com:office:office" xmlns:oel="http://schemas.microsoft.com/office/2019/extlst" xmlns:r="http://schemas.openxmlformats.org/officeDocument/2006/relationships" xmlns:m="http://schemas.openxmlformats.org/officeDocument/2006/math" xmlns:v="urn:schemas-microsoft-com:vml" xmlns:wp14="http://schemas.microsoft.com/office/word/2010/wordprocessingDrawing" xmlns:wp="http://schemas.openxmlformats.org/drawingml/2006/wordprocessingDrawing" xmlns:w10="urn:schemas-microsoft-com:office:word" xmlns:w="http://schemas.openxmlformats.org/wordprocessingml/2006/main" xmlns:w14="http://schemas.microsoft.com/office/word/2010/wordml" xmlns:w15="http://schemas.microsoft.com/office/word/2012/wordml" xmlns:w16cex="http://schemas.microsoft.com/office/word/2018/wordml/cex" xmlns:w16cid="http://schemas.microsoft.com/office/word/2016/wordml/cid" xmlns:w16="http://schemas.microsoft.com/office/word/2018/wordml" xmlns:w16du="http://schemas.microsoft.com/office/word/2023/wordml/word16du" xmlns:w16sdtdh="http://schemas.microsoft.com/office/word/2020/wordml/sdtdatahash" xmlns:w16sdtfl="http://schemas.microsoft.com/office/word/2024/wordml/sdtformatlock" xmlns:w16se="http://schemas.microsoft.com/office/word/2015/wordml/symex" xmlns:wpg="http://schemas.microsoft.com/office/word/2010/wordprocessingGroup" xmlns:wpi="http://schemas.microsoft.com/office/word/2010/wordprocessingInk" xmlns:wne="http://schemas.microsoft.com/office/word/2006/wordml" xmlns:wps="http://schemas.microsoft.com/office/word/2010/wordprocessingShape" mc:Ignorable="w14 w15 w16se w16cid w16 w16cex w16sdtdh w16sdtfl w16du wp14">
   <w:footnote w:type="separator" w:id="-1">
     <w:p>
       <w:r>
@@ -5643,7 +5630,7 @@
 </file>
 
 <file path=word/numbering.xml><?xml version="1.0" encoding="utf-8"?>
-<w:numbering xmlns:wpc="http://schemas.microsoft.com/office/word/2010/wordprocessingCanvas" xmlns:cx="http://schemas.microsoft.com/office/drawing/2014/chartex" xmlns:cx1="http://schemas.microsoft.com/office/drawing/2015/9/8/chartex" xmlns:cx2="http://schemas.microsoft.com/office/drawing/2015/10/21/chartex" xmlns:cx3="http://schemas.microsoft.com/office/drawing/2016/5/9/chartex" xmlns:cx4="http://schemas.microsoft.com/office/drawing/2016/5/10/chartex" xmlns:cx5="http://schemas.microsoft.com/office/drawing/2016/5/11/chartex" xmlns:cx6="http://schemas.microsoft.com/office/drawing/2016/5/12/chartex" xmlns:cx7="http://schemas.microsoft.com/office/drawing/2016/5/13/chartex" xmlns:cx8="http://schemas.microsoft.com/office/drawing/2016/5/14/chartex" xmlns:mc="http://schemas.openxmlformats.org/markup-compatibility/2006" xmlns:aink="http://schemas.microsoft.com/office/drawing/2016/ink" xmlns:am3d="http://schemas.microsoft.com/office/drawing/2017/model3d" xmlns:o="urn:schemas-microsoft-com:office:office" xmlns:r="http://schemas.openxmlformats.org/officeDocument/2006/relationships" xmlns:m="http://schemas.openxmlformats.org/officeDocument/2006/math" xmlns:v="urn:schemas-microsoft-com:vml" xmlns:wp14="http://schemas.microsoft.com/office/word/2010/wordprocessingDrawing" xmlns:wp="http://schemas.openxmlformats.org/drawingml/2006/wordprocessingDrawing" xmlns:w10="urn:schemas-microsoft-com:office:word" xmlns:w="http://schemas.openxmlformats.org/wordprocessingml/2006/main" xmlns:w14="http://schemas.microsoft.com/office/word/2010/wordml" xmlns:w15="http://schemas.microsoft.com/office/word/2012/wordml" xmlns:w16cex="http://schemas.microsoft.com/office/word/2018/wordml/cex" xmlns:w16cid="http://schemas.microsoft.com/office/word/2016/wordml/cid" xmlns:w16="http://schemas.microsoft.com/office/word/2018/wordml" xmlns:w16sdtdh="http://schemas.microsoft.com/office/word/2020/wordml/sdtdatahash" xmlns:w16se="http://schemas.microsoft.com/office/word/2015/wordml/symex" xmlns:wpg="http://schemas.microsoft.com/office/word/2010/wordprocessingGroup" xmlns:wpi="http://schemas.microsoft.com/office/word/2010/wordprocessingInk" xmlns:wne="http://schemas.microsoft.com/office/word/2006/wordml" xmlns:wps="http://schemas.microsoft.com/office/word/2010/wordprocessingShape" mc:Ignorable="w14 w15 w16se w16cid w16 w16cex w16sdtdh wp14">
+<w:numbering xmlns:wpc="http://schemas.microsoft.com/office/word/2010/wordprocessingCanvas" xmlns:cx="http://schemas.microsoft.com/office/drawing/2014/chartex" xmlns:cx1="http://schemas.microsoft.com/office/drawing/2015/9/8/chartex" xmlns:cx2="http://schemas.microsoft.com/office/drawing/2015/10/21/chartex" xmlns:cx3="http://schemas.microsoft.com/office/drawing/2016/5/9/chartex" xmlns:cx4="http://schemas.microsoft.com/office/drawing/2016/5/10/chartex" xmlns:cx5="http://schemas.microsoft.com/office/drawing/2016/5/11/chartex" xmlns:cx6="http://schemas.microsoft.com/office/drawing/2016/5/12/chartex" xmlns:cx7="http://schemas.microsoft.com/office/drawing/2016/5/13/chartex" xmlns:cx8="http://schemas.microsoft.com/office/drawing/2016/5/14/chartex" xmlns:mc="http://schemas.openxmlformats.org/markup-compatibility/2006" xmlns:aink="http://schemas.microsoft.com/office/drawing/2016/ink" xmlns:am3d="http://schemas.microsoft.com/office/drawing/2017/model3d" xmlns:o="urn:schemas-microsoft-com:office:office" xmlns:oel="http://schemas.microsoft.com/office/2019/extlst" xmlns:r="http://schemas.openxmlformats.org/officeDocument/2006/relationships" xmlns:m="http://schemas.openxmlformats.org/officeDocument/2006/math" xmlns:v="urn:schemas-microsoft-com:vml" xmlns:wp14="http://schemas.microsoft.com/office/word/2010/wordprocessingDrawing" xmlns:wp="http://schemas.openxmlformats.org/drawingml/2006/wordprocessingDrawing" xmlns:w10="urn:schemas-microsoft-com:office:word" xmlns:w="http://schemas.openxmlformats.org/wordprocessingml/2006/main" xmlns:w14="http://schemas.microsoft.com/office/word/2010/wordml" xmlns:w15="http://schemas.microsoft.com/office/word/2012/wordml" xmlns:w16cex="http://schemas.microsoft.com/office/word/2018/wordml/cex" xmlns:w16cid="http://schemas.microsoft.com/office/word/2016/wordml/cid" xmlns:w16="http://schemas.microsoft.com/office/word/2018/wordml" xmlns:w16du="http://schemas.microsoft.com/office/word/2023/wordml/word16du" xmlns:w16sdtdh="http://schemas.microsoft.com/office/word/2020/wordml/sdtdatahash" xmlns:w16sdtfl="http://schemas.microsoft.com/office/word/2024/wordml/sdtformatlock" xmlns:w16se="http://schemas.microsoft.com/office/word/2015/wordml/symex" xmlns:wpg="http://schemas.microsoft.com/office/word/2010/wordprocessingGroup" xmlns:wpi="http://schemas.microsoft.com/office/word/2010/wordprocessingInk" xmlns:wne="http://schemas.microsoft.com/office/word/2006/wordml" xmlns:wps="http://schemas.microsoft.com/office/word/2010/wordprocessingShape" mc:Ignorable="w14 w15 w16se w16cid w16 w16cex w16sdtdh w16sdtfl w16du wp14">
   <w:abstractNum w:abstractNumId="0" w15:restartNumberingAfterBreak="0">
     <w:nsid w:val="01F54EFB"/>
     <w:multiLevelType w:val="hybridMultilevel"/>
@@ -9290,139 +9277,139 @@
       </w:pPr>
     </w:lvl>
   </w:abstractNum>
-  <w:num w:numId="1">
+  <w:num w:numId="1" w16cid:durableId="1146894802">
     <w:abstractNumId w:val="19"/>
   </w:num>
-  <w:num w:numId="2">
+  <w:num w:numId="2" w16cid:durableId="362290712">
     <w:abstractNumId w:val="3"/>
   </w:num>
-  <w:num w:numId="3">
+  <w:num w:numId="3" w16cid:durableId="946348525">
     <w:abstractNumId w:val="1"/>
   </w:num>
-  <w:num w:numId="4">
+  <w:num w:numId="4" w16cid:durableId="1191065115">
     <w:abstractNumId w:val="16"/>
   </w:num>
-  <w:num w:numId="5">
+  <w:num w:numId="5" w16cid:durableId="314534170">
     <w:abstractNumId w:val="11"/>
   </w:num>
-  <w:num w:numId="6">
+  <w:num w:numId="6" w16cid:durableId="1320378835">
     <w:abstractNumId w:val="9"/>
   </w:num>
-  <w:num w:numId="7">
+  <w:num w:numId="7" w16cid:durableId="1092434751">
     <w:abstractNumId w:val="6"/>
   </w:num>
-  <w:num w:numId="8">
+  <w:num w:numId="8" w16cid:durableId="1051466516">
     <w:abstractNumId w:val="35"/>
   </w:num>
-  <w:num w:numId="9">
+  <w:num w:numId="9" w16cid:durableId="1005353899">
     <w:abstractNumId w:val="22"/>
   </w:num>
-  <w:num w:numId="10">
+  <w:num w:numId="10" w16cid:durableId="1033579381">
     <w:abstractNumId w:val="27"/>
   </w:num>
-  <w:num w:numId="11">
+  <w:num w:numId="11" w16cid:durableId="229852516">
     <w:abstractNumId w:val="34"/>
   </w:num>
-  <w:num w:numId="12">
+  <w:num w:numId="12" w16cid:durableId="1450004229">
     <w:abstractNumId w:val="40"/>
   </w:num>
-  <w:num w:numId="13">
+  <w:num w:numId="13" w16cid:durableId="1492674845">
     <w:abstractNumId w:val="29"/>
   </w:num>
-  <w:num w:numId="14">
+  <w:num w:numId="14" w16cid:durableId="1449354164">
     <w:abstractNumId w:val="38"/>
   </w:num>
-  <w:num w:numId="15">
+  <w:num w:numId="15" w16cid:durableId="342514404">
     <w:abstractNumId w:val="5"/>
   </w:num>
-  <w:num w:numId="16">
+  <w:num w:numId="16" w16cid:durableId="49161651">
     <w:abstractNumId w:val="13"/>
   </w:num>
-  <w:num w:numId="17">
+  <w:num w:numId="17" w16cid:durableId="751197642">
     <w:abstractNumId w:val="33"/>
   </w:num>
-  <w:num w:numId="18">
+  <w:num w:numId="18" w16cid:durableId="1724283160">
     <w:abstractNumId w:val="23"/>
   </w:num>
-  <w:num w:numId="19">
+  <w:num w:numId="19" w16cid:durableId="229926095">
     <w:abstractNumId w:val="0"/>
   </w:num>
-  <w:num w:numId="20">
+  <w:num w:numId="20" w16cid:durableId="233584173">
     <w:abstractNumId w:val="8"/>
   </w:num>
-  <w:num w:numId="21">
+  <w:num w:numId="21" w16cid:durableId="1965386434">
     <w:abstractNumId w:val="15"/>
   </w:num>
-  <w:num w:numId="22">
+  <w:num w:numId="22" w16cid:durableId="528370621">
     <w:abstractNumId w:val="37"/>
   </w:num>
-  <w:num w:numId="23">
+  <w:num w:numId="23" w16cid:durableId="2033679147">
     <w:abstractNumId w:val="25"/>
   </w:num>
-  <w:num w:numId="24">
+  <w:num w:numId="24" w16cid:durableId="1028340071">
     <w:abstractNumId w:val="36"/>
   </w:num>
-  <w:num w:numId="25">
+  <w:num w:numId="25" w16cid:durableId="256907420">
     <w:abstractNumId w:val="30"/>
   </w:num>
-  <w:num w:numId="26">
+  <w:num w:numId="26" w16cid:durableId="1080179479">
     <w:abstractNumId w:val="21"/>
   </w:num>
-  <w:num w:numId="27">
+  <w:num w:numId="27" w16cid:durableId="1940065641">
     <w:abstractNumId w:val="7"/>
   </w:num>
-  <w:num w:numId="28">
+  <w:num w:numId="28" w16cid:durableId="1162701170">
     <w:abstractNumId w:val="14"/>
   </w:num>
-  <w:num w:numId="29">
+  <w:num w:numId="29" w16cid:durableId="2024431270">
     <w:abstractNumId w:val="10"/>
   </w:num>
-  <w:num w:numId="30">
+  <w:num w:numId="30" w16cid:durableId="1943411418">
     <w:abstractNumId w:val="24"/>
   </w:num>
-  <w:num w:numId="31">
+  <w:num w:numId="31" w16cid:durableId="1072507015">
     <w:abstractNumId w:val="20"/>
   </w:num>
-  <w:num w:numId="32">
+  <w:num w:numId="32" w16cid:durableId="1028412382">
     <w:abstractNumId w:val="26"/>
   </w:num>
-  <w:num w:numId="33">
+  <w:num w:numId="33" w16cid:durableId="1587424202">
     <w:abstractNumId w:val="4"/>
   </w:num>
-  <w:num w:numId="34">
+  <w:num w:numId="34" w16cid:durableId="1845780587">
     <w:abstractNumId w:val="2"/>
   </w:num>
-  <w:num w:numId="35">
+  <w:num w:numId="35" w16cid:durableId="1528567609">
     <w:abstractNumId w:val="12"/>
   </w:num>
-  <w:num w:numId="36">
+  <w:num w:numId="36" w16cid:durableId="1148476719">
     <w:abstractNumId w:val="17"/>
   </w:num>
-  <w:num w:numId="37">
+  <w:num w:numId="37" w16cid:durableId="1644315689">
     <w:abstractNumId w:val="32"/>
   </w:num>
-  <w:num w:numId="38">
+  <w:num w:numId="38" w16cid:durableId="695153320">
     <w:abstractNumId w:val="39"/>
   </w:num>
-  <w:num w:numId="39">
+  <w:num w:numId="39" w16cid:durableId="596863336">
     <w:abstractNumId w:val="31"/>
   </w:num>
-  <w:num w:numId="40">
+  <w:num w:numId="40" w16cid:durableId="333607588">
     <w:abstractNumId w:val="18"/>
   </w:num>
-  <w:num w:numId="41">
+  <w:num w:numId="41" w16cid:durableId="90320880">
     <w:abstractNumId w:val="28"/>
   </w:num>
 </w:numbering>
 </file>
 
 <file path=word/styles.xml><?xml version="1.0" encoding="utf-8"?>
-<w:styles xmlns:mc="http://schemas.openxmlformats.org/markup-compatibility/2006" xmlns:r="http://schemas.openxmlformats.org/officeDocument/2006/relationships" xmlns:w="http://schemas.openxmlformats.org/wordprocessingml/2006/main" xmlns:w14="http://schemas.microsoft.com/office/word/2010/wordml" xmlns:w15="http://schemas.microsoft.com/office/word/2012/wordml" xmlns:w16cex="http://schemas.microsoft.com/office/word/2018/wordml/cex" xmlns:w16cid="http://schemas.microsoft.com/office/word/2016/wordml/cid" xmlns:w16="http://schemas.microsoft.com/office/word/2018/wordml" xmlns:w16sdtdh="http://schemas.microsoft.com/office/word/2020/wordml/sdtdatahash" xmlns:w16se="http://schemas.microsoft.com/office/word/2015/wordml/symex" mc:Ignorable="w14 w15 w16se w16cid w16 w16cex w16sdtdh">
+<w:styles xmlns:mc="http://schemas.openxmlformats.org/markup-compatibility/2006" xmlns:r="http://schemas.openxmlformats.org/officeDocument/2006/relationships" xmlns:w="http://schemas.openxmlformats.org/wordprocessingml/2006/main" xmlns:w14="http://schemas.microsoft.com/office/word/2010/wordml" xmlns:w15="http://schemas.microsoft.com/office/word/2012/wordml" xmlns:w16cex="http://schemas.microsoft.com/office/word/2018/wordml/cex" xmlns:w16cid="http://schemas.microsoft.com/office/word/2016/wordml/cid" xmlns:w16="http://schemas.microsoft.com/office/word/2018/wordml" xmlns:w16du="http://schemas.microsoft.com/office/word/2023/wordml/word16du" xmlns:w16sdtdh="http://schemas.microsoft.com/office/word/2020/wordml/sdtdatahash" xmlns:w16sdtfl="http://schemas.microsoft.com/office/word/2024/wordml/sdtformatlock" xmlns:w16se="http://schemas.microsoft.com/office/word/2015/wordml/symex" mc:Ignorable="w14 w15 w16se w16cid w16 w16cex w16sdtdh w16sdtfl w16du">
   <w:docDefaults>
     <w:rPrDefault>
       <w:rPr>
         <w:rFonts w:ascii="Times New Roman" w:eastAsia="Times New Roman" w:hAnsi="Times New Roman" w:cs="Times New Roman"/>
-        <w:lang w:val="es-419" w:eastAsia="es-419" w:bidi="ar-SA"/>
+        <w:lang w:val="es-MX" w:eastAsia="es-MX" w:bidi="ar-SA"/>
       </w:rPr>
     </w:rPrDefault>
     <w:pPrDefault/>
@@ -9722,7 +9709,7 @@
       <w:lang w:val="es-ES" w:eastAsia="es-ES"/>
     </w:rPr>
   </w:style>
-  <w:style w:type="paragraph" w:styleId="Heading1">
+  <w:style w:type="paragraph" w:styleId="Ttulo1">
     <w:name w:val="heading 1"/>
     <w:basedOn w:val="Normal"/>
     <w:qFormat/>
@@ -9739,7 +9726,7 @@
       <w:szCs w:val="48"/>
     </w:rPr>
   </w:style>
-  <w:style w:type="paragraph" w:styleId="Heading2">
+  <w:style w:type="paragraph" w:styleId="Ttulo2">
     <w:name w:val="heading 2"/>
     <w:basedOn w:val="Normal"/>
     <w:qFormat/>
@@ -9755,13 +9742,13 @@
       <w:szCs w:val="36"/>
     </w:rPr>
   </w:style>
-  <w:style w:type="character" w:default="1" w:styleId="DefaultParagraphFont">
+  <w:style w:type="character" w:default="1" w:styleId="Fuentedeprrafopredeter">
     <w:name w:val="Default Paragraph Font"/>
     <w:uiPriority w:val="1"/>
     <w:semiHidden/>
     <w:unhideWhenUsed/>
   </w:style>
-  <w:style w:type="table" w:default="1" w:styleId="TableNormal">
+  <w:style w:type="table" w:default="1" w:styleId="Tablanormal">
     <w:name w:val="Normal Table"/>
     <w:uiPriority w:val="99"/>
     <w:semiHidden/>
@@ -9776,7 +9763,7 @@
       </w:tblCellMar>
     </w:tblPr>
   </w:style>
-  <w:style w:type="numbering" w:default="1" w:styleId="NoList">
+  <w:style w:type="numbering" w:default="1" w:styleId="Sinlista">
     <w:name w:val="No List"/>
     <w:uiPriority w:val="99"/>
     <w:semiHidden/>
@@ -9791,7 +9778,7 @@
       <w:spacing w:before="100" w:beforeAutospacing="1" w:after="100" w:afterAutospacing="1"/>
     </w:pPr>
   </w:style>
-  <w:style w:type="paragraph" w:styleId="TOC1">
+  <w:style w:type="paragraph" w:styleId="TDC1">
     <w:name w:val="toc 1"/>
     <w:basedOn w:val="Normal"/>
     <w:rsid w:val="000D097C"/>
@@ -9799,7 +9786,7 @@
       <w:spacing w:before="100" w:beforeAutospacing="1" w:after="100" w:afterAutospacing="1"/>
     </w:pPr>
   </w:style>
-  <w:style w:type="character" w:styleId="Hyperlink">
+  <w:style w:type="character" w:styleId="Hipervnculo">
     <w:name w:val="Hyperlink"/>
     <w:rsid w:val="000D097C"/>
     <w:rPr>
@@ -9807,7 +9794,7 @@
       <w:u w:val="single"/>
     </w:rPr>
   </w:style>
-  <w:style w:type="paragraph" w:styleId="TOC2">
+  <w:style w:type="paragraph" w:styleId="TDC2">
     <w:name w:val="toc 2"/>
     <w:basedOn w:val="Normal"/>
     <w:rsid w:val="000D097C"/>
@@ -9815,7 +9802,7 @@
       <w:spacing w:before="100" w:beforeAutospacing="1" w:after="100" w:afterAutospacing="1"/>
     </w:pPr>
   </w:style>
-  <w:style w:type="paragraph" w:styleId="BodyTextIndent3">
+  <w:style w:type="paragraph" w:styleId="Sangra3detindependiente">
     <w:name w:val="Body Text Indent 3"/>
     <w:basedOn w:val="Normal"/>
     <w:rsid w:val="000D097C"/>
@@ -9823,10 +9810,10 @@
       <w:spacing w:before="100" w:beforeAutospacing="1" w:after="100" w:afterAutospacing="1"/>
     </w:pPr>
   </w:style>
-  <w:style w:type="paragraph" w:styleId="Header">
+  <w:style w:type="paragraph" w:styleId="Encabezado">
     <w:name w:val="header"/>
     <w:basedOn w:val="Normal"/>
-    <w:link w:val="HeaderChar"/>
+    <w:link w:val="EncabezadoCar"/>
     <w:uiPriority w:val="99"/>
     <w:rsid w:val="000D097C"/>
     <w:pPr>
@@ -9843,16 +9830,16 @@
   </w:style>
   <w:style w:type="paragraph" w:customStyle="1" w:styleId="ByLine">
     <w:name w:val="ByLine"/>
-    <w:basedOn w:val="Title"/>
+    <w:basedOn w:val="Ttulo"/>
     <w:rsid w:val="00F6349F"/>
     <w:rPr>
       <w:sz w:val="28"/>
     </w:rPr>
   </w:style>
-  <w:style w:type="paragraph" w:styleId="Title">
+  <w:style w:type="paragraph" w:styleId="Ttulo">
     <w:name w:val="Title"/>
     <w:basedOn w:val="Normal"/>
-    <w:link w:val="TitleChar"/>
+    <w:link w:val="TtuloCar"/>
     <w:qFormat/>
     <w:rsid w:val="00F6349F"/>
     <w:pPr>
@@ -9868,9 +9855,9 @@
       <w:lang w:val="en-US" w:eastAsia="en-US"/>
     </w:rPr>
   </w:style>
-  <w:style w:type="character" w:customStyle="1" w:styleId="TitleChar">
-    <w:name w:val="Title Char"/>
-    <w:link w:val="Title"/>
+  <w:style w:type="character" w:customStyle="1" w:styleId="TtuloCar">
+    <w:name w:val="Título Car"/>
+    <w:link w:val="Ttulo"/>
     <w:rsid w:val="00F6349F"/>
     <w:rPr>
       <w:rFonts w:ascii="Arial" w:hAnsi="Arial"/>
@@ -9897,12 +9884,12 @@
       <w:lang w:val="en-US" w:eastAsia="en-US"/>
     </w:rPr>
   </w:style>
-  <w:style w:type="character" w:styleId="LineNumber">
+  <w:style w:type="character" w:styleId="Nmerodelnea">
     <w:name w:val="line number"/>
-    <w:basedOn w:val="DefaultParagraphFont"/>
+    <w:basedOn w:val="Fuentedeprrafopredeter"/>
     <w:rsid w:val="008F2F81"/>
   </w:style>
-  <w:style w:type="paragraph" w:styleId="ListParagraph">
+  <w:style w:type="paragraph" w:styleId="Prrafodelista">
     <w:name w:val="List Paragraph"/>
     <w:basedOn w:val="Normal"/>
     <w:uiPriority w:val="34"/>
@@ -9912,10 +9899,10 @@
       <w:ind w:left="708"/>
     </w:pPr>
   </w:style>
-  <w:style w:type="paragraph" w:styleId="Footer">
+  <w:style w:type="paragraph" w:styleId="Piedepgina">
     <w:name w:val="footer"/>
     <w:basedOn w:val="Normal"/>
-    <w:link w:val="FooterChar"/>
+    <w:link w:val="PiedepginaCar"/>
     <w:uiPriority w:val="99"/>
     <w:rsid w:val="00344F2B"/>
     <w:pPr>
@@ -9925,9 +9912,9 @@
       </w:tabs>
     </w:pPr>
   </w:style>
-  <w:style w:type="character" w:customStyle="1" w:styleId="FooterChar">
-    <w:name w:val="Footer Char"/>
-    <w:link w:val="Footer"/>
+  <w:style w:type="character" w:customStyle="1" w:styleId="PiedepginaCar">
+    <w:name w:val="Pie de página Car"/>
+    <w:link w:val="Piedepgina"/>
     <w:uiPriority w:val="99"/>
     <w:rsid w:val="00344F2B"/>
     <w:rPr>
@@ -9936,9 +9923,9 @@
       <w:lang w:val="es-ES" w:eastAsia="es-ES"/>
     </w:rPr>
   </w:style>
-  <w:style w:type="character" w:customStyle="1" w:styleId="HeaderChar">
-    <w:name w:val="Header Char"/>
-    <w:link w:val="Header"/>
+  <w:style w:type="character" w:customStyle="1" w:styleId="EncabezadoCar">
+    <w:name w:val="Encabezado Car"/>
+    <w:link w:val="Encabezado"/>
     <w:uiPriority w:val="99"/>
     <w:rsid w:val="00344F2B"/>
     <w:rPr>
@@ -9947,10 +9934,10 @@
       <w:lang w:val="es-ES" w:eastAsia="es-ES"/>
     </w:rPr>
   </w:style>
-  <w:style w:type="paragraph" w:styleId="BalloonText">
+  <w:style w:type="paragraph" w:styleId="Textodeglobo">
     <w:name w:val="Balloon Text"/>
     <w:basedOn w:val="Normal"/>
-    <w:link w:val="BalloonTextChar"/>
+    <w:link w:val="TextodegloboCar"/>
     <w:rsid w:val="00344F2B"/>
     <w:rPr>
       <w:rFonts w:ascii="Tahoma" w:hAnsi="Tahoma" w:cs="Tahoma"/>
@@ -9958,9 +9945,9 @@
       <w:szCs w:val="16"/>
     </w:rPr>
   </w:style>
-  <w:style w:type="character" w:customStyle="1" w:styleId="BalloonTextChar">
-    <w:name w:val="Balloon Text Char"/>
-    <w:link w:val="BalloonText"/>
+  <w:style w:type="character" w:customStyle="1" w:styleId="TextodegloboCar">
+    <w:name w:val="Texto de globo Car"/>
+    <w:link w:val="Textodeglobo"/>
     <w:rsid w:val="00344F2B"/>
     <w:rPr>
       <w:rFonts w:ascii="Tahoma" w:hAnsi="Tahoma" w:cs="Tahoma"/>
@@ -9969,18 +9956,18 @@
       <w:lang w:val="es-ES" w:eastAsia="es-ES"/>
     </w:rPr>
   </w:style>
-  <w:style w:type="paragraph" w:styleId="BodyText">
+  <w:style w:type="paragraph" w:styleId="Textoindependiente">
     <w:name w:val="Body Text"/>
     <w:basedOn w:val="Normal"/>
-    <w:link w:val="BodyTextChar"/>
+    <w:link w:val="TextoindependienteCar"/>
     <w:rsid w:val="00FF438A"/>
     <w:pPr>
       <w:spacing w:after="120"/>
     </w:pPr>
   </w:style>
-  <w:style w:type="character" w:customStyle="1" w:styleId="BodyTextChar">
-    <w:name w:val="Body Text Char"/>
-    <w:link w:val="BodyText"/>
+  <w:style w:type="character" w:customStyle="1" w:styleId="TextoindependienteCar">
+    <w:name w:val="Texto independiente Car"/>
+    <w:link w:val="Textoindependiente"/>
     <w:rsid w:val="00FF438A"/>
     <w:rPr>
       <w:sz w:val="24"/>
@@ -9988,32 +9975,32 @@
       <w:lang w:val="es-ES" w:eastAsia="es-ES"/>
     </w:rPr>
   </w:style>
-  <w:style w:type="paragraph" w:styleId="EndnoteText">
+  <w:style w:type="paragraph" w:styleId="Textonotaalfinal">
     <w:name w:val="endnote text"/>
     <w:basedOn w:val="Normal"/>
-    <w:link w:val="EndnoteTextChar"/>
+    <w:link w:val="TextonotaalfinalCar"/>
     <w:rsid w:val="00A83ADC"/>
     <w:rPr>
       <w:sz w:val="20"/>
       <w:szCs w:val="20"/>
     </w:rPr>
   </w:style>
-  <w:style w:type="character" w:customStyle="1" w:styleId="EndnoteTextChar">
-    <w:name w:val="Endnote Text Char"/>
-    <w:link w:val="EndnoteText"/>
+  <w:style w:type="character" w:customStyle="1" w:styleId="TextonotaalfinalCar">
+    <w:name w:val="Texto nota al final Car"/>
+    <w:link w:val="Textonotaalfinal"/>
     <w:rsid w:val="00A83ADC"/>
     <w:rPr>
       <w:lang w:val="es-ES" w:eastAsia="es-ES"/>
     </w:rPr>
   </w:style>
-  <w:style w:type="character" w:styleId="EndnoteReference">
+  <w:style w:type="character" w:styleId="Refdenotaalfinal">
     <w:name w:val="endnote reference"/>
     <w:rsid w:val="00A83ADC"/>
     <w:rPr>
       <w:vertAlign w:val="superscript"/>
     </w:rPr>
   </w:style>
-  <w:style w:type="paragraph" w:styleId="Revision">
+  <w:style w:type="paragraph" w:styleId="Revisin">
     <w:name w:val="Revision"/>
     <w:hidden/>
     <w:uiPriority w:val="99"/>
@@ -10025,9 +10012,9 @@
       <w:lang w:val="es-ES" w:eastAsia="es-ES"/>
     </w:rPr>
   </w:style>
-  <w:style w:type="table" w:styleId="TableGrid">
+  <w:style w:type="table" w:styleId="Tablaconcuadrcula">
     <w:name w:val="Table Grid"/>
-    <w:basedOn w:val="TableNormal"/>
+    <w:basedOn w:val="Tablanormal"/>
     <w:uiPriority w:val="1"/>
     <w:rsid w:val="00557FB4"/>
     <w:rPr>
@@ -10047,7 +10034,7 @@
       </w:tblBorders>
     </w:tblPr>
   </w:style>
-  <w:style w:type="character" w:styleId="Strong">
+  <w:style w:type="character" w:styleId="Fuerte">
     <w:name w:val="Strong"/>
     <w:uiPriority w:val="22"/>
     <w:qFormat/>
@@ -10057,7 +10044,7 @@
       <w:bCs/>
     </w:rPr>
   </w:style>
-  <w:style w:type="character" w:styleId="Emphasis">
+  <w:style w:type="character" w:styleId="nfasis">
     <w:name w:val="Emphasis"/>
     <w:uiPriority w:val="20"/>
     <w:qFormat/>
